--- a/report_template/template_main/tHRR_CustomEdition_DLYKFY_v1.2.0.docx
+++ b/report_template/template_main/tHRR_CustomEdition_DLYKFY_v1.2.0.docx
@@ -376,23 +376,7 @@
                 <w:rFonts w:ascii="Times New Roman" w:eastAsia="思源黑体 CN Normal" w:hAnsi="Times New Roman"/>
                 <w:szCs w:val="21"/>
               </w:rPr>
-              <w:t xml:space="preserve">{%if </w:t>
-            </w:r>
-            <w:proofErr w:type="gramStart"/>
-            <w:r>
-              <w:rPr>
-                <w:rFonts w:ascii="Times New Roman" w:eastAsia="思源黑体 CN Normal" w:hAnsi="Times New Roman"/>
-                <w:szCs w:val="21"/>
-              </w:rPr>
-              <w:t>sample.submission</w:t>
-            </w:r>
-            <w:proofErr w:type="gramEnd"/>
-            <w:r>
-              <w:rPr>
-                <w:rFonts w:ascii="Times New Roman" w:eastAsia="思源黑体 CN Normal" w:hAnsi="Times New Roman"/>
-                <w:szCs w:val="21"/>
-              </w:rPr>
-              <w:t>_department%}{{sample.submission_department}}{%else%}-{%endif%}</w:t>
+              <w:t>{%if sample.submission_department%}{{sample.submission_department}}{%else%}-{%endif%}</w:t>
             </w:r>
           </w:p>
         </w:tc>
@@ -446,48 +430,7 @@
                 <w:rFonts w:ascii="Times New Roman" w:eastAsia="思源黑体 CN Normal" w:hAnsi="Times New Roman"/>
                 <w:szCs w:val="21"/>
               </w:rPr>
-              <w:t xml:space="preserve">{%if </w:t>
-            </w:r>
-            <w:proofErr w:type="spellStart"/>
-            <w:proofErr w:type="gramStart"/>
-            <w:r>
-              <w:rPr>
-                <w:rFonts w:ascii="Times New Roman" w:eastAsia="思源黑体 CN Normal" w:hAnsi="Times New Roman"/>
-                <w:szCs w:val="21"/>
-              </w:rPr>
-              <w:t>sample.patient</w:t>
-            </w:r>
-            <w:proofErr w:type="gramEnd"/>
-            <w:r>
-              <w:rPr>
-                <w:rFonts w:ascii="Times New Roman" w:eastAsia="思源黑体 CN Normal" w:hAnsi="Times New Roman"/>
-                <w:szCs w:val="21"/>
-              </w:rPr>
-              <w:t>_name</w:t>
-            </w:r>
-            <w:proofErr w:type="spellEnd"/>
-            <w:r>
-              <w:rPr>
-                <w:rFonts w:ascii="Times New Roman" w:eastAsia="思源黑体 CN Normal" w:hAnsi="Times New Roman"/>
-                <w:szCs w:val="21"/>
-              </w:rPr>
-              <w:t xml:space="preserve"> %}{{</w:t>
-            </w:r>
-            <w:proofErr w:type="spellStart"/>
-            <w:r>
-              <w:rPr>
-                <w:rFonts w:ascii="Times New Roman" w:eastAsia="思源黑体 CN Normal" w:hAnsi="Times New Roman"/>
-                <w:szCs w:val="21"/>
-              </w:rPr>
-              <w:t>sample.patient_name</w:t>
-            </w:r>
-            <w:proofErr w:type="spellEnd"/>
-            <w:r>
-              <w:rPr>
-                <w:rFonts w:ascii="Times New Roman" w:eastAsia="思源黑体 CN Normal" w:hAnsi="Times New Roman"/>
-                <w:szCs w:val="21"/>
-              </w:rPr>
-              <w:t>}}{%else%}-{%endif%}</w:t>
+              <w:t>{%if sample.patient_name %}{{sample.patient_name}}{%else%}-{%endif%}</w:t>
             </w:r>
           </w:p>
         </w:tc>
@@ -536,41 +479,7 @@
                 <w:rFonts w:ascii="Times New Roman" w:eastAsia="思源黑体 CN Normal" w:hAnsi="Times New Roman"/>
                 <w:szCs w:val="21"/>
               </w:rPr>
-              <w:t xml:space="preserve">{%if </w:t>
-            </w:r>
-            <w:proofErr w:type="spellStart"/>
-            <w:proofErr w:type="gramStart"/>
-            <w:r>
-              <w:rPr>
-                <w:rFonts w:ascii="Times New Roman" w:eastAsia="思源黑体 CN Normal" w:hAnsi="Times New Roman"/>
-                <w:szCs w:val="21"/>
-              </w:rPr>
-              <w:t>sample.gender</w:t>
-            </w:r>
-            <w:proofErr w:type="spellEnd"/>
-            <w:proofErr w:type="gramEnd"/>
-            <w:r>
-              <w:rPr>
-                <w:rFonts w:ascii="Times New Roman" w:eastAsia="思源黑体 CN Normal" w:hAnsi="Times New Roman"/>
-                <w:szCs w:val="21"/>
-              </w:rPr>
-              <w:t xml:space="preserve"> %}{{</w:t>
-            </w:r>
-            <w:proofErr w:type="spellStart"/>
-            <w:r>
-              <w:rPr>
-                <w:rFonts w:ascii="Times New Roman" w:eastAsia="思源黑体 CN Normal" w:hAnsi="Times New Roman"/>
-                <w:szCs w:val="21"/>
-              </w:rPr>
-              <w:t>sample.gender</w:t>
-            </w:r>
-            <w:proofErr w:type="spellEnd"/>
-            <w:r>
-              <w:rPr>
-                <w:rFonts w:ascii="Times New Roman" w:eastAsia="思源黑体 CN Normal" w:hAnsi="Times New Roman"/>
-                <w:szCs w:val="21"/>
-              </w:rPr>
-              <w:t>}}{%else%}-{%endif%}</w:t>
+              <w:t>{%if sample.gender %}{{sample.gender}}{%else%}-{%endif%}</w:t>
             </w:r>
           </w:p>
         </w:tc>
@@ -620,55 +529,7 @@
                 <w:rFonts w:ascii="Times New Roman" w:eastAsia="思源黑体 CN Normal" w:hAnsi="Times New Roman"/>
                 <w:szCs w:val="21"/>
               </w:rPr>
-              <w:t xml:space="preserve">{%if </w:t>
-            </w:r>
-            <w:proofErr w:type="spellStart"/>
-            <w:r>
-              <w:rPr>
-                <w:rFonts w:ascii="Times New Roman" w:eastAsia="思源黑体 CN Normal" w:hAnsi="Times New Roman"/>
-                <w:szCs w:val="21"/>
-              </w:rPr>
-              <w:t>sample.age</w:t>
-            </w:r>
-            <w:proofErr w:type="spellEnd"/>
-            <w:r>
-              <w:rPr>
-                <w:rFonts w:ascii="Times New Roman" w:eastAsia="思源黑体 CN Normal" w:hAnsi="Times New Roman"/>
-                <w:szCs w:val="21"/>
-              </w:rPr>
-              <w:t xml:space="preserve"> </w:t>
-            </w:r>
-            <w:proofErr w:type="gramStart"/>
-            <w:r>
-              <w:rPr>
-                <w:rFonts w:ascii="Times New Roman" w:eastAsia="思源黑体 CN Normal" w:hAnsi="Times New Roman"/>
-                <w:szCs w:val="21"/>
-              </w:rPr>
-              <w:t>%}{</w:t>
-            </w:r>
-            <w:proofErr w:type="gramEnd"/>
-            <w:r>
-              <w:rPr>
-                <w:rFonts w:ascii="Times New Roman" w:eastAsia="思源黑体 CN Normal" w:hAnsi="Times New Roman"/>
-                <w:szCs w:val="21"/>
-              </w:rPr>
-              <w:t>{</w:t>
-            </w:r>
-            <w:proofErr w:type="spellStart"/>
-            <w:r>
-              <w:rPr>
-                <w:rFonts w:ascii="Times New Roman" w:eastAsia="思源黑体 CN Normal" w:hAnsi="Times New Roman"/>
-                <w:szCs w:val="21"/>
-              </w:rPr>
-              <w:t>sample.age</w:t>
-            </w:r>
-            <w:proofErr w:type="spellEnd"/>
-            <w:r>
-              <w:rPr>
-                <w:rFonts w:ascii="Times New Roman" w:eastAsia="思源黑体 CN Normal" w:hAnsi="Times New Roman"/>
-                <w:szCs w:val="21"/>
-              </w:rPr>
-              <w:t>}}{%else%}-{%endif%}</w:t>
+              <w:t>{%if sample.age %}{{sample.age}}{%else%}-{%endif%}</w:t>
             </w:r>
           </w:p>
         </w:tc>
@@ -717,61 +578,7 @@
                 <w:bCs/>
                 <w:szCs w:val="21"/>
               </w:rPr>
-              <w:t xml:space="preserve">{%if </w:t>
-            </w:r>
-            <w:proofErr w:type="spellStart"/>
-            <w:r>
-              <w:rPr>
-                <w:rFonts w:ascii="Times New Roman" w:eastAsia="思源黑体 CN Normal" w:hAnsi="Times New Roman"/>
-                <w:bCs/>
-                <w:szCs w:val="21"/>
-              </w:rPr>
-              <w:t>sample.sample_parent_id</w:t>
-            </w:r>
-            <w:proofErr w:type="spellEnd"/>
-            <w:r>
-              <w:rPr>
-                <w:rFonts w:ascii="Times New Roman" w:eastAsia="思源黑体 CN Normal" w:hAnsi="Times New Roman"/>
-                <w:bCs/>
-                <w:szCs w:val="21"/>
-              </w:rPr>
-              <w:t xml:space="preserve"> </w:t>
-            </w:r>
-            <w:proofErr w:type="gramStart"/>
-            <w:r>
-              <w:rPr>
-                <w:rFonts w:ascii="Times New Roman" w:eastAsia="思源黑体 CN Normal" w:hAnsi="Times New Roman"/>
-                <w:bCs/>
-                <w:szCs w:val="21"/>
-              </w:rPr>
-              <w:t>%}{</w:t>
-            </w:r>
-            <w:proofErr w:type="gramEnd"/>
-            <w:r>
-              <w:rPr>
-                <w:rFonts w:ascii="Times New Roman" w:eastAsia="思源黑体 CN Normal" w:hAnsi="Times New Roman"/>
-                <w:bCs/>
-                <w:szCs w:val="21"/>
-              </w:rPr>
-              <w:t>{</w:t>
-            </w:r>
-            <w:proofErr w:type="spellStart"/>
-            <w:r>
-              <w:rPr>
-                <w:rFonts w:ascii="Times New Roman" w:eastAsia="思源黑体 CN Normal" w:hAnsi="Times New Roman"/>
-                <w:bCs/>
-                <w:szCs w:val="21"/>
-              </w:rPr>
-              <w:t>sample.sample_parent_id</w:t>
-            </w:r>
-            <w:proofErr w:type="spellEnd"/>
-            <w:r>
-              <w:rPr>
-                <w:rFonts w:ascii="Times New Roman" w:eastAsia="思源黑体 CN Normal" w:hAnsi="Times New Roman"/>
-                <w:bCs/>
-                <w:szCs w:val="21"/>
-              </w:rPr>
-              <w:t>}}{%else%}-{%endif%}</w:t>
+              <w:t>{%if sample.sample_parent_id %}{{sample.sample_parent_id}}{%else%}-{%endif%}</w:t>
             </w:r>
           </w:p>
         </w:tc>
@@ -805,53 +612,7 @@
                 <w:bCs/>
                 <w:szCs w:val="21"/>
               </w:rPr>
-              <w:t xml:space="preserve">{%if </w:t>
-            </w:r>
-            <w:proofErr w:type="spellStart"/>
-            <w:proofErr w:type="gramStart"/>
-            <w:r>
-              <w:rPr>
-                <w:rFonts w:ascii="Times New Roman" w:eastAsia="思源黑体 CN Normal" w:hAnsi="Times New Roman"/>
-                <w:bCs/>
-                <w:szCs w:val="21"/>
-              </w:rPr>
-              <w:t>sample.pathological</w:t>
-            </w:r>
-            <w:proofErr w:type="gramEnd"/>
-            <w:r>
-              <w:rPr>
-                <w:rFonts w:ascii="Times New Roman" w:eastAsia="思源黑体 CN Normal" w:hAnsi="Times New Roman"/>
-                <w:bCs/>
-                <w:szCs w:val="21"/>
-              </w:rPr>
-              <w:t>_id</w:t>
-            </w:r>
-            <w:proofErr w:type="spellEnd"/>
-            <w:r>
-              <w:rPr>
-                <w:rFonts w:ascii="Times New Roman" w:eastAsia="思源黑体 CN Normal" w:hAnsi="Times New Roman"/>
-                <w:bCs/>
-                <w:szCs w:val="21"/>
-              </w:rPr>
-              <w:t xml:space="preserve"> %}{{</w:t>
-            </w:r>
-            <w:proofErr w:type="spellStart"/>
-            <w:r>
-              <w:rPr>
-                <w:rFonts w:ascii="Times New Roman" w:eastAsia="思源黑体 CN Normal" w:hAnsi="Times New Roman"/>
-                <w:bCs/>
-                <w:szCs w:val="21"/>
-              </w:rPr>
-              <w:t>sample.pathological_id</w:t>
-            </w:r>
-            <w:proofErr w:type="spellEnd"/>
-            <w:r>
-              <w:rPr>
-                <w:rFonts w:ascii="Times New Roman" w:eastAsia="思源黑体 CN Normal" w:hAnsi="Times New Roman"/>
-                <w:bCs/>
-                <w:szCs w:val="21"/>
-              </w:rPr>
-              <w:t>}}{%else%}-{%endif%}</w:t>
+              <w:t>{%if sample.pathological_id %}{{sample.pathological_id}}{%else%}-{%endif%}</w:t>
             </w:r>
           </w:p>
         </w:tc>
@@ -906,55 +667,7 @@
                 <w:rFonts w:ascii="Times New Roman" w:eastAsia="思源黑体 CN Normal" w:hAnsi="Times New Roman" w:hint="eastAsia"/>
                 <w:szCs w:val="21"/>
               </w:rPr>
-              <w:t xml:space="preserve"> not in </w:t>
-            </w:r>
-            <w:proofErr w:type="spellStart"/>
-            <w:r>
-              <w:rPr>
-                <w:rFonts w:ascii="Times New Roman" w:eastAsia="思源黑体 CN Normal" w:hAnsi="Times New Roman" w:hint="eastAsia"/>
-                <w:szCs w:val="21"/>
-              </w:rPr>
-              <w:t>sample.tumor_names_cn</w:t>
-            </w:r>
-            <w:proofErr w:type="spellEnd"/>
-            <w:r>
-              <w:rPr>
-                <w:rFonts w:ascii="Times New Roman" w:eastAsia="思源黑体 CN Normal" w:hAnsi="Times New Roman" w:hint="eastAsia"/>
-                <w:szCs w:val="21"/>
-              </w:rPr>
-              <w:t xml:space="preserve">%}{%if </w:t>
-            </w:r>
-            <w:proofErr w:type="spellStart"/>
-            <w:r>
-              <w:rPr>
-                <w:rFonts w:ascii="Times New Roman" w:eastAsia="思源黑体 CN Normal" w:hAnsi="Times New Roman" w:hint="eastAsia"/>
-                <w:szCs w:val="21"/>
-              </w:rPr>
-              <w:t>sample.pathol_diagn</w:t>
-            </w:r>
-            <w:proofErr w:type="spellEnd"/>
-            <w:r>
-              <w:rPr>
-                <w:rFonts w:ascii="Times New Roman" w:eastAsia="思源黑体 CN Normal" w:hAnsi="Times New Roman" w:hint="eastAsia"/>
-                <w:szCs w:val="21"/>
-              </w:rPr>
-              <w:t xml:space="preserve"> %}{{</w:t>
-            </w:r>
-            <w:proofErr w:type="spellStart"/>
-            <w:r>
-              <w:rPr>
-                <w:rFonts w:ascii="Times New Roman" w:eastAsia="思源黑体 CN Normal" w:hAnsi="Times New Roman" w:hint="eastAsia"/>
-                <w:szCs w:val="21"/>
-              </w:rPr>
-              <w:t>sample.pathol_diagn</w:t>
-            </w:r>
-            <w:proofErr w:type="spellEnd"/>
-            <w:r>
-              <w:rPr>
-                <w:rFonts w:ascii="Times New Roman" w:eastAsia="思源黑体 CN Normal" w:hAnsi="Times New Roman" w:hint="eastAsia"/>
-                <w:szCs w:val="21"/>
-              </w:rPr>
-              <w:t>}}{%else%}-{%endif%}{%else%}-{%endif%}</w:t>
+              <w:t xml:space="preserve"> not in sample.tumor_names_cn%}{%if sample.pathol_diagn %}{{sample.pathol_diagn}}{%else%}-{%endif%}{%else%}-{%endif%}</w:t>
             </w:r>
           </w:p>
         </w:tc>
@@ -986,23 +699,7 @@
                 <w:rFonts w:ascii="Times New Roman" w:eastAsia="思源黑体 CN Normal" w:hAnsi="Times New Roman"/>
                 <w:szCs w:val="21"/>
               </w:rPr>
-              <w:t>{{</w:t>
-            </w:r>
-            <w:proofErr w:type="spellStart"/>
-            <w:r>
-              <w:rPr>
-                <w:rFonts w:ascii="Times New Roman" w:eastAsia="思源黑体 CN Normal" w:hAnsi="Times New Roman"/>
-                <w:szCs w:val="21"/>
-              </w:rPr>
-              <w:t>sample|sample_type</w:t>
-            </w:r>
-            <w:proofErr w:type="spellEnd"/>
-            <w:r>
-              <w:rPr>
-                <w:rFonts w:ascii="Times New Roman" w:eastAsia="思源黑体 CN Normal" w:hAnsi="Times New Roman"/>
-                <w:szCs w:val="21"/>
-              </w:rPr>
-              <w:t>}}</w:t>
+              <w:t>{{sample|sample_type}}</w:t>
             </w:r>
           </w:p>
         </w:tc>
@@ -1033,25 +730,7 @@
                 <w:bCs/>
                 <w:szCs w:val="21"/>
               </w:rPr>
-              <w:t>{{</w:t>
-            </w:r>
-            <w:proofErr w:type="spellStart"/>
-            <w:r>
-              <w:rPr>
-                <w:rFonts w:ascii="Times New Roman" w:eastAsia="思源黑体 CN Normal" w:hAnsi="Times New Roman"/>
-                <w:bCs/>
-                <w:szCs w:val="21"/>
-              </w:rPr>
-              <w:t>sample|sample_amount</w:t>
-            </w:r>
-            <w:proofErr w:type="spellEnd"/>
-            <w:r>
-              <w:rPr>
-                <w:rFonts w:ascii="Times New Roman" w:eastAsia="思源黑体 CN Normal" w:hAnsi="Times New Roman"/>
-                <w:bCs/>
-                <w:szCs w:val="21"/>
-              </w:rPr>
-              <w:t>}}</w:t>
+              <w:t>{{sample|sample_amount}}</w:t>
             </w:r>
           </w:p>
         </w:tc>
@@ -1085,53 +764,7 @@
                 <w:bCs/>
                 <w:szCs w:val="21"/>
               </w:rPr>
-              <w:t xml:space="preserve">{%if </w:t>
-            </w:r>
-            <w:proofErr w:type="spellStart"/>
-            <w:proofErr w:type="gramStart"/>
-            <w:r>
-              <w:rPr>
-                <w:rFonts w:ascii="Times New Roman" w:eastAsia="思源黑体 CN Normal" w:hAnsi="Times New Roman"/>
-                <w:bCs/>
-                <w:szCs w:val="21"/>
-              </w:rPr>
-              <w:t>sample.receive</w:t>
-            </w:r>
-            <w:proofErr w:type="gramEnd"/>
-            <w:r>
-              <w:rPr>
-                <w:rFonts w:ascii="Times New Roman" w:eastAsia="思源黑体 CN Normal" w:hAnsi="Times New Roman"/>
-                <w:bCs/>
-                <w:szCs w:val="21"/>
-              </w:rPr>
-              <w:t>_data</w:t>
-            </w:r>
-            <w:proofErr w:type="spellEnd"/>
-            <w:r>
-              <w:rPr>
-                <w:rFonts w:ascii="Times New Roman" w:eastAsia="思源黑体 CN Normal" w:hAnsi="Times New Roman"/>
-                <w:bCs/>
-                <w:szCs w:val="21"/>
-              </w:rPr>
-              <w:t xml:space="preserve"> %}{{</w:t>
-            </w:r>
-            <w:proofErr w:type="spellStart"/>
-            <w:r>
-              <w:rPr>
-                <w:rFonts w:ascii="Times New Roman" w:eastAsia="思源黑体 CN Normal" w:hAnsi="Times New Roman"/>
-                <w:bCs/>
-                <w:szCs w:val="21"/>
-              </w:rPr>
-              <w:t>sample.receive_data</w:t>
-            </w:r>
-            <w:proofErr w:type="spellEnd"/>
-            <w:r>
-              <w:rPr>
-                <w:rFonts w:ascii="Times New Roman" w:eastAsia="思源黑体 CN Normal" w:hAnsi="Times New Roman"/>
-                <w:bCs/>
-                <w:szCs w:val="21"/>
-              </w:rPr>
-              <w:t>}}{%else%}-{%endif%}</w:t>
+              <w:t>{%if sample.receive_data %}{{sample.receive_data}}{%else%}-{%endif%}</w:t>
             </w:r>
           </w:p>
         </w:tc>
@@ -1166,35 +799,7 @@
                 <w:bCs/>
                 <w:szCs w:val="21"/>
               </w:rPr>
-              <w:t>{{</w:t>
-            </w:r>
-            <w:proofErr w:type="spellStart"/>
-            <w:proofErr w:type="gramStart"/>
-            <w:r>
-              <w:rPr>
-                <w:rFonts w:ascii="Times New Roman" w:eastAsia="思源黑体 CN Normal" w:hAnsi="Times New Roman"/>
-                <w:bCs/>
-                <w:szCs w:val="21"/>
-              </w:rPr>
-              <w:t>sample.report</w:t>
-            </w:r>
-            <w:proofErr w:type="gramEnd"/>
-            <w:r>
-              <w:rPr>
-                <w:rFonts w:ascii="Times New Roman" w:eastAsia="思源黑体 CN Normal" w:hAnsi="Times New Roman"/>
-                <w:bCs/>
-                <w:szCs w:val="21"/>
-              </w:rPr>
-              <w:t>_date</w:t>
-            </w:r>
-            <w:proofErr w:type="spellEnd"/>
-            <w:r>
-              <w:rPr>
-                <w:rFonts w:ascii="Times New Roman" w:eastAsia="思源黑体 CN Normal" w:hAnsi="Times New Roman"/>
-                <w:bCs/>
-                <w:szCs w:val="21"/>
-              </w:rPr>
-              <w:t>}}</w:t>
+              <w:t>{{sample.report_date}}</w:t>
             </w:r>
           </w:p>
         </w:tc>
@@ -1313,51 +918,7 @@
           <w:szCs w:val="21"/>
           <w:highlight w:val="yellow"/>
         </w:rPr>
-        <w:t>%if [</w:t>
-      </w:r>
-      <w:proofErr w:type="spellStart"/>
-      <w:r>
-        <w:rPr>
-          <w:rFonts w:ascii="Times New Roman" w:eastAsia="思源黑体 CN Normal" w:hAnsi="Times New Roman"/>
-          <w:b/>
-          <w:kern w:val="0"/>
-          <w:szCs w:val="21"/>
-          <w:highlight w:val="yellow"/>
-        </w:rPr>
-        <w:t>sample.json_batch_name</w:t>
-      </w:r>
-      <w:proofErr w:type="spellEnd"/>
-      <w:r>
-        <w:rPr>
-          <w:rFonts w:ascii="Times New Roman" w:eastAsia="思源黑体 CN Normal" w:hAnsi="Times New Roman"/>
-          <w:b/>
-          <w:kern w:val="0"/>
-          <w:szCs w:val="21"/>
-          <w:highlight w:val="yellow"/>
-        </w:rPr>
-        <w:t>, “v1.6.0”]|</w:t>
-      </w:r>
-      <w:proofErr w:type="spellStart"/>
-      <w:r>
-        <w:rPr>
-          <w:rFonts w:ascii="Times New Roman" w:eastAsia="思源黑体 CN Normal" w:hAnsi="Times New Roman"/>
-          <w:b/>
-          <w:kern w:val="0"/>
-          <w:szCs w:val="21"/>
-          <w:highlight w:val="yellow"/>
-        </w:rPr>
-        <w:t>judge_version</w:t>
-      </w:r>
-      <w:proofErr w:type="spellEnd"/>
-      <w:r>
-        <w:rPr>
-          <w:rFonts w:ascii="Times New Roman" w:eastAsia="思源黑体 CN Normal" w:hAnsi="Times New Roman"/>
-          <w:b/>
-          <w:kern w:val="0"/>
-          <w:szCs w:val="21"/>
-          <w:highlight w:val="yellow"/>
-        </w:rPr>
-        <w:t>%}</w:t>
+        <w:t>%if [sample.json_batch_name, “v1.6.0”]|judge_version%}</w:t>
       </w:r>
       <w:r>
         <w:rPr>
@@ -1459,9 +1020,8 @@
           <w:szCs w:val="21"/>
           <w:highlight w:val="yellow"/>
         </w:rPr>
-        <w:t>%if [</w:t>
-      </w:r>
-      <w:proofErr w:type="spellStart"/>
+        <w:t xml:space="preserve">%if [sample.json_batch_name, </w:t>
+      </w:r>
       <w:r>
         <w:rPr>
           <w:rFonts w:ascii="Times New Roman" w:eastAsia="思源黑体 CN Normal" w:hAnsi="Times New Roman"/>
@@ -1469,37 +1029,8 @@
           <w:szCs w:val="21"/>
           <w:highlight w:val="yellow"/>
         </w:rPr>
-        <w:t>sample.json_batch_name</w:t>
-      </w:r>
-      <w:proofErr w:type="spellEnd"/>
-      <w:r>
-        <w:rPr>
-          <w:rFonts w:ascii="Times New Roman" w:eastAsia="思源黑体 CN Normal" w:hAnsi="Times New Roman"/>
-          <w:kern w:val="0"/>
-          <w:szCs w:val="21"/>
-          <w:highlight w:val="yellow"/>
-        </w:rPr>
-        <w:t>, “v1.6.0”]|</w:t>
-      </w:r>
-      <w:proofErr w:type="spellStart"/>
-      <w:r>
-        <w:rPr>
-          <w:rFonts w:ascii="Times New Roman" w:eastAsia="思源黑体 CN Normal" w:hAnsi="Times New Roman"/>
-          <w:kern w:val="0"/>
-          <w:szCs w:val="21"/>
-          <w:highlight w:val="yellow"/>
-        </w:rPr>
-        <w:t>judge_version</w:t>
-      </w:r>
-      <w:proofErr w:type="spellEnd"/>
-      <w:r>
-        <w:rPr>
-          <w:rFonts w:ascii="Times New Roman" w:eastAsia="思源黑体 CN Normal" w:hAnsi="Times New Roman"/>
-          <w:kern w:val="0"/>
-          <w:szCs w:val="21"/>
-          <w:highlight w:val="yellow"/>
-        </w:rPr>
-        <w:t>%}</w:t>
+        <w:lastRenderedPageBreak/>
+        <w:t>“v1.6.0”]|judge_version%}</w:t>
       </w:r>
       <w:r>
         <w:rPr>
@@ -1665,7 +1196,6 @@
           <w:kern w:val="0"/>
           <w:szCs w:val="21"/>
         </w:rPr>
-        <w:lastRenderedPageBreak/>
         <w:t>检测平台：</w:t>
       </w:r>
       <w:r>
@@ -1736,25 +1266,7 @@
           <w:kern w:val="0"/>
           <w:szCs w:val="21"/>
         </w:rPr>
-        <w:t>抑制剂和其他相关靶</w:t>
-      </w:r>
-      <w:proofErr w:type="gramStart"/>
-      <w:r>
-        <w:rPr>
-          <w:rFonts w:ascii="Times New Roman" w:eastAsia="思源黑体 CN Normal" w:hAnsi="Times New Roman"/>
-          <w:kern w:val="0"/>
-          <w:szCs w:val="21"/>
-        </w:rPr>
-        <w:t>向药物</w:t>
-      </w:r>
-      <w:proofErr w:type="gramEnd"/>
-      <w:r>
-        <w:rPr>
-          <w:rFonts w:ascii="Times New Roman" w:eastAsia="思源黑体 CN Normal" w:hAnsi="Times New Roman"/>
-          <w:kern w:val="0"/>
-          <w:szCs w:val="21"/>
-        </w:rPr>
-        <w:t>提供指导，同时还可提供相关肿瘤遗传易感基因检测结果</w:t>
+        <w:t>抑制剂和其他相关靶向药物提供指导，同时还可提供相关肿瘤遗传易感基因检测结果</w:t>
       </w:r>
       <w:bookmarkEnd w:id="0"/>
       <w:r>
@@ -2057,73 +1569,7 @@
                 <w:sz w:val="17"/>
                 <w:szCs w:val="17"/>
               </w:rPr>
-              <w:t xml:space="preserve">{%tr if </w:t>
-            </w:r>
-            <w:proofErr w:type="spellStart"/>
-            <w:r>
-              <w:rPr>
-                <w:rFonts w:ascii="Times New Roman" w:eastAsia="思源黑体 CN Normal" w:hAnsi="Times New Roman"/>
-                <w:bCs/>
-                <w:iCs/>
-                <w:sz w:val="17"/>
-                <w:szCs w:val="17"/>
-              </w:rPr>
-              <w:t>var.var_</w:t>
-            </w:r>
-            <w:proofErr w:type="gramStart"/>
-            <w:r>
-              <w:rPr>
-                <w:rFonts w:ascii="Times New Roman" w:eastAsia="思源黑体 CN Normal" w:hAnsi="Times New Roman"/>
-                <w:bCs/>
-                <w:iCs/>
-                <w:sz w:val="17"/>
-                <w:szCs w:val="17"/>
-              </w:rPr>
-              <w:t>somatic.level</w:t>
-            </w:r>
-            <w:proofErr w:type="gramEnd"/>
-            <w:r>
-              <w:rPr>
-                <w:rFonts w:ascii="Times New Roman" w:eastAsia="思源黑体 CN Normal" w:hAnsi="Times New Roman"/>
-                <w:bCs/>
-                <w:iCs/>
-                <w:sz w:val="17"/>
-                <w:szCs w:val="17"/>
-              </w:rPr>
-              <w:t>_I</w:t>
-            </w:r>
-            <w:proofErr w:type="spellEnd"/>
-            <w:r>
-              <w:rPr>
-                <w:rFonts w:ascii="Times New Roman" w:eastAsia="思源黑体 CN Normal" w:hAnsi="Times New Roman"/>
-                <w:bCs/>
-                <w:iCs/>
-                <w:sz w:val="17"/>
-                <w:szCs w:val="17"/>
-              </w:rPr>
-              <w:t xml:space="preserve"> + </w:t>
-            </w:r>
-            <w:proofErr w:type="spellStart"/>
-            <w:r>
-              <w:rPr>
-                <w:rFonts w:ascii="Times New Roman" w:eastAsia="思源黑体 CN Normal" w:hAnsi="Times New Roman"/>
-                <w:bCs/>
-                <w:iCs/>
-                <w:sz w:val="17"/>
-                <w:szCs w:val="17"/>
-              </w:rPr>
-              <w:t>var.var_somatic.level_II</w:t>
-            </w:r>
-            <w:proofErr w:type="spellEnd"/>
-            <w:r>
-              <w:rPr>
-                <w:rFonts w:ascii="Times New Roman" w:eastAsia="思源黑体 CN Normal" w:hAnsi="Times New Roman"/>
-                <w:bCs/>
-                <w:iCs/>
-                <w:sz w:val="17"/>
-                <w:szCs w:val="17"/>
-              </w:rPr>
-              <w:t xml:space="preserve"> %}</w:t>
+              <w:t>{%tr if var.var_somatic.level_I + var.var_somatic.level_II %}</w:t>
             </w:r>
           </w:p>
         </w:tc>
@@ -2159,73 +1605,7 @@
                 <w:sz w:val="17"/>
                 <w:szCs w:val="17"/>
               </w:rPr>
-              <w:t xml:space="preserve">{%tr for a in </w:t>
-            </w:r>
-            <w:proofErr w:type="spellStart"/>
-            <w:r>
-              <w:rPr>
-                <w:rFonts w:ascii="Times New Roman" w:eastAsia="思源黑体 CN Normal" w:hAnsi="Times New Roman"/>
-                <w:bCs/>
-                <w:iCs/>
-                <w:sz w:val="17"/>
-                <w:szCs w:val="17"/>
-              </w:rPr>
-              <w:t>var.var_</w:t>
-            </w:r>
-            <w:proofErr w:type="gramStart"/>
-            <w:r>
-              <w:rPr>
-                <w:rFonts w:ascii="Times New Roman" w:eastAsia="思源黑体 CN Normal" w:hAnsi="Times New Roman"/>
-                <w:bCs/>
-                <w:iCs/>
-                <w:sz w:val="17"/>
-                <w:szCs w:val="17"/>
-              </w:rPr>
-              <w:t>somatic.level</w:t>
-            </w:r>
-            <w:proofErr w:type="gramEnd"/>
-            <w:r>
-              <w:rPr>
-                <w:rFonts w:ascii="Times New Roman" w:eastAsia="思源黑体 CN Normal" w:hAnsi="Times New Roman"/>
-                <w:bCs/>
-                <w:iCs/>
-                <w:sz w:val="17"/>
-                <w:szCs w:val="17"/>
-              </w:rPr>
-              <w:t>_I</w:t>
-            </w:r>
-            <w:proofErr w:type="spellEnd"/>
-            <w:r>
-              <w:rPr>
-                <w:rFonts w:ascii="Times New Roman" w:eastAsia="思源黑体 CN Normal" w:hAnsi="Times New Roman"/>
-                <w:bCs/>
-                <w:iCs/>
-                <w:sz w:val="17"/>
-                <w:szCs w:val="17"/>
-              </w:rPr>
-              <w:t xml:space="preserve"> + </w:t>
-            </w:r>
-            <w:proofErr w:type="spellStart"/>
-            <w:r>
-              <w:rPr>
-                <w:rFonts w:ascii="Times New Roman" w:eastAsia="思源黑体 CN Normal" w:hAnsi="Times New Roman"/>
-                <w:bCs/>
-                <w:iCs/>
-                <w:sz w:val="17"/>
-                <w:szCs w:val="17"/>
-              </w:rPr>
-              <w:t>var.var_somatic.level_II</w:t>
-            </w:r>
-            <w:proofErr w:type="spellEnd"/>
-            <w:r>
-              <w:rPr>
-                <w:rFonts w:ascii="Times New Roman" w:eastAsia="思源黑体 CN Normal" w:hAnsi="Times New Roman"/>
-                <w:bCs/>
-                <w:iCs/>
-                <w:sz w:val="17"/>
-                <w:szCs w:val="17"/>
-              </w:rPr>
-              <w:t xml:space="preserve"> %}</w:t>
+              <w:t>{%tr for a in var.var_somatic.level_I + var.var_somatic.level_II %}</w:t>
             </w:r>
           </w:p>
         </w:tc>
@@ -2259,70 +1639,32 @@
                 <w:sz w:val="17"/>
                 <w:szCs w:val="17"/>
               </w:rPr>
-              <w:t>{{</w:t>
-            </w:r>
-            <w:proofErr w:type="spellStart"/>
-            <w:r>
-              <w:rPr>
-                <w:rFonts w:ascii="Times New Roman" w:eastAsia="思源黑体 CN Normal" w:hAnsi="Times New Roman"/>
-                <w:i/>
+              <w:t>{{a|gene_symbol}}</w:t>
+            </w:r>
+          </w:p>
+        </w:tc>
+        <w:tc>
+          <w:tcPr>
+            <w:tcW w:w="2483" w:type="dxa"/>
+            <w:gridSpan w:val="2"/>
+          </w:tcPr>
+          <w:p>
+            <w:pPr>
+              <w:adjustRightInd w:val="0"/>
+              <w:snapToGrid w:val="0"/>
+              <w:rPr>
+                <w:rFonts w:ascii="Times New Roman" w:eastAsia="思源黑体 CN Normal" w:hAnsi="Times New Roman"/>
                 <w:sz w:val="17"/>
                 <w:szCs w:val="17"/>
               </w:rPr>
-              <w:t>a|gene_symbol</w:t>
-            </w:r>
-            <w:proofErr w:type="spellEnd"/>
-            <w:r>
-              <w:rPr>
-                <w:rFonts w:ascii="Times New Roman" w:eastAsia="思源黑体 CN Normal" w:hAnsi="Times New Roman"/>
-                <w:i/>
+            </w:pPr>
+            <w:r>
+              <w:rPr>
+                <w:rFonts w:ascii="Times New Roman" w:eastAsia="思源黑体 CN Normal" w:hAnsi="Times New Roman"/>
                 <w:sz w:val="17"/>
                 <w:szCs w:val="17"/>
               </w:rPr>
-              <w:t>}}</w:t>
-            </w:r>
-          </w:p>
-        </w:tc>
-        <w:tc>
-          <w:tcPr>
-            <w:tcW w:w="2483" w:type="dxa"/>
-            <w:gridSpan w:val="2"/>
-          </w:tcPr>
-          <w:p>
-            <w:pPr>
-              <w:adjustRightInd w:val="0"/>
-              <w:snapToGrid w:val="0"/>
-              <w:rPr>
-                <w:rFonts w:ascii="Times New Roman" w:eastAsia="思源黑体 CN Normal" w:hAnsi="Times New Roman"/>
-                <w:sz w:val="17"/>
-                <w:szCs w:val="17"/>
-              </w:rPr>
-            </w:pPr>
-            <w:r>
-              <w:rPr>
-                <w:rFonts w:ascii="Times New Roman" w:eastAsia="思源黑体 CN Normal" w:hAnsi="Times New Roman"/>
-                <w:sz w:val="17"/>
-                <w:szCs w:val="17"/>
-              </w:rPr>
-              <w:t>{{</w:t>
-            </w:r>
-            <w:proofErr w:type="spellStart"/>
-            <w:r>
-              <w:rPr>
-                <w:rFonts w:ascii="Times New Roman" w:eastAsia="思源黑体 CN Normal" w:hAnsi="Times New Roman"/>
-                <w:sz w:val="17"/>
-                <w:szCs w:val="17"/>
-              </w:rPr>
-              <w:t>a|var_info</w:t>
-            </w:r>
-            <w:proofErr w:type="spellEnd"/>
-            <w:r>
-              <w:rPr>
-                <w:rFonts w:ascii="Times New Roman" w:eastAsia="思源黑体 CN Normal" w:hAnsi="Times New Roman"/>
-                <w:sz w:val="17"/>
-                <w:szCs w:val="17"/>
-              </w:rPr>
-              <w:t>}}</w:t>
+              <w:t>{{a|var_info}}</w:t>
             </w:r>
           </w:p>
         </w:tc>
@@ -2351,155 +1693,55 @@
                 <w:sz w:val="17"/>
                 <w:szCs w:val="17"/>
               </w:rPr>
-              <w:t>{{[</w:t>
-            </w:r>
-            <w:proofErr w:type="spellStart"/>
-            <w:proofErr w:type="gramStart"/>
-            <w:r>
-              <w:rPr>
-                <w:rFonts w:ascii="Times New Roman" w:eastAsia="思源黑体 CN Normal" w:hAnsi="Times New Roman"/>
-                <w:bCs/>
-                <w:iCs/>
+              <w:t>{{[a,sample]|freq_stran}}</w:t>
+            </w:r>
+          </w:p>
+        </w:tc>
+        <w:tc>
+          <w:tcPr>
+            <w:tcW w:w="832" w:type="dxa"/>
+          </w:tcPr>
+          <w:p>
+            <w:pPr>
+              <w:adjustRightInd w:val="0"/>
+              <w:snapToGrid w:val="0"/>
+              <w:rPr>
+                <w:rFonts w:ascii="Times New Roman" w:eastAsia="思源黑体 CN Normal" w:hAnsi="Times New Roman"/>
                 <w:sz w:val="17"/>
                 <w:szCs w:val="17"/>
               </w:rPr>
-              <w:t>a,sample</w:t>
-            </w:r>
-            <w:proofErr w:type="spellEnd"/>
-            <w:proofErr w:type="gramEnd"/>
-            <w:r>
-              <w:rPr>
-                <w:rFonts w:ascii="Times New Roman" w:eastAsia="思源黑体 CN Normal" w:hAnsi="Times New Roman"/>
-                <w:bCs/>
-                <w:iCs/>
+            </w:pPr>
+            <w:r>
+              <w:rPr>
+                <w:rFonts w:ascii="Times New Roman" w:eastAsia="思源黑体 CN Normal" w:hAnsi="Times New Roman"/>
                 <w:sz w:val="17"/>
                 <w:szCs w:val="17"/>
               </w:rPr>
-              <w:t>]|</w:t>
-            </w:r>
-            <w:proofErr w:type="spellStart"/>
-            <w:r>
-              <w:rPr>
-                <w:rFonts w:ascii="Times New Roman" w:eastAsia="思源黑体 CN Normal" w:hAnsi="Times New Roman"/>
-                <w:bCs/>
-                <w:iCs/>
+              <w:t>{{[a,”s2”]|clinic_stran}}</w:t>
+            </w:r>
+          </w:p>
+        </w:tc>
+        <w:tc>
+          <w:tcPr>
+            <w:tcW w:w="3542" w:type="dxa"/>
+          </w:tcPr>
+          <w:p>
+            <w:pPr>
+              <w:adjustRightInd w:val="0"/>
+              <w:snapToGrid w:val="0"/>
+              <w:rPr>
+                <w:rFonts w:ascii="Times New Roman" w:eastAsia="思源黑体 CN Normal" w:hAnsi="Times New Roman"/>
                 <w:sz w:val="17"/>
                 <w:szCs w:val="17"/>
               </w:rPr>
-              <w:t>freq_stran</w:t>
-            </w:r>
-            <w:proofErr w:type="spellEnd"/>
-            <w:r>
-              <w:rPr>
-                <w:rFonts w:ascii="Times New Roman" w:eastAsia="思源黑体 CN Normal" w:hAnsi="Times New Roman"/>
-                <w:bCs/>
-                <w:iCs/>
+            </w:pPr>
+            <w:r>
+              <w:rPr>
+                <w:rFonts w:ascii="Times New Roman" w:eastAsia="思源黑体 CN Normal" w:hAnsi="Times New Roman"/>
                 <w:sz w:val="17"/>
                 <w:szCs w:val="17"/>
               </w:rPr>
-              <w:t>}}</w:t>
-            </w:r>
-          </w:p>
-        </w:tc>
-        <w:tc>
-          <w:tcPr>
-            <w:tcW w:w="832" w:type="dxa"/>
-          </w:tcPr>
-          <w:p>
-            <w:pPr>
-              <w:adjustRightInd w:val="0"/>
-              <w:snapToGrid w:val="0"/>
-              <w:rPr>
-                <w:rFonts w:ascii="Times New Roman" w:eastAsia="思源黑体 CN Normal" w:hAnsi="Times New Roman"/>
-                <w:sz w:val="17"/>
-                <w:szCs w:val="17"/>
-              </w:rPr>
-            </w:pPr>
-            <w:r>
-              <w:rPr>
-                <w:rFonts w:ascii="Times New Roman" w:eastAsia="思源黑体 CN Normal" w:hAnsi="Times New Roman"/>
-                <w:sz w:val="17"/>
-                <w:szCs w:val="17"/>
-              </w:rPr>
-              <w:t>{{[a</w:t>
-            </w:r>
-            <w:proofErr w:type="gramStart"/>
-            <w:r>
-              <w:rPr>
-                <w:rFonts w:ascii="Times New Roman" w:eastAsia="思源黑体 CN Normal" w:hAnsi="Times New Roman"/>
-                <w:sz w:val="17"/>
-                <w:szCs w:val="17"/>
-              </w:rPr>
-              <w:t>,”s</w:t>
-            </w:r>
-            <w:proofErr w:type="gramEnd"/>
-            <w:r>
-              <w:rPr>
-                <w:rFonts w:ascii="Times New Roman" w:eastAsia="思源黑体 CN Normal" w:hAnsi="Times New Roman"/>
-                <w:sz w:val="17"/>
-                <w:szCs w:val="17"/>
-              </w:rPr>
-              <w:t>2”]|</w:t>
-            </w:r>
-            <w:proofErr w:type="spellStart"/>
-            <w:r>
-              <w:rPr>
-                <w:rFonts w:ascii="Times New Roman" w:eastAsia="思源黑体 CN Normal" w:hAnsi="Times New Roman"/>
-                <w:sz w:val="17"/>
-                <w:szCs w:val="17"/>
-              </w:rPr>
-              <w:t>clinic_stran</w:t>
-            </w:r>
-            <w:proofErr w:type="spellEnd"/>
-            <w:r>
-              <w:rPr>
-                <w:rFonts w:ascii="Times New Roman" w:eastAsia="思源黑体 CN Normal" w:hAnsi="Times New Roman"/>
-                <w:sz w:val="17"/>
-                <w:szCs w:val="17"/>
-              </w:rPr>
-              <w:t>}}</w:t>
-            </w:r>
-          </w:p>
-        </w:tc>
-        <w:tc>
-          <w:tcPr>
-            <w:tcW w:w="3542" w:type="dxa"/>
-          </w:tcPr>
-          <w:p>
-            <w:pPr>
-              <w:adjustRightInd w:val="0"/>
-              <w:snapToGrid w:val="0"/>
-              <w:rPr>
-                <w:rFonts w:ascii="Times New Roman" w:eastAsia="思源黑体 CN Normal" w:hAnsi="Times New Roman"/>
-                <w:sz w:val="17"/>
-                <w:szCs w:val="17"/>
-              </w:rPr>
-            </w:pPr>
-            <w:r>
-              <w:rPr>
-                <w:rFonts w:ascii="Times New Roman" w:eastAsia="思源黑体 CN Normal" w:hAnsi="Times New Roman"/>
-                <w:sz w:val="17"/>
-                <w:szCs w:val="17"/>
-              </w:rPr>
-              <w:t>{{</w:t>
-            </w:r>
-            <w:proofErr w:type="spellStart"/>
-            <w:r>
-              <w:rPr>
-                <w:rFonts w:ascii="Times New Roman" w:eastAsia="思源黑体 CN Normal" w:hAnsi="Times New Roman"/>
-                <w:sz w:val="17"/>
-                <w:szCs w:val="17"/>
-              </w:rPr>
-              <w:t>a|significance_regimen</w:t>
-            </w:r>
-            <w:proofErr w:type="spellEnd"/>
-            <w:r>
-              <w:rPr>
-                <w:rFonts w:ascii="Times New Roman" w:eastAsia="思源黑体 CN Normal" w:hAnsi="Times New Roman"/>
-                <w:sz w:val="17"/>
-                <w:szCs w:val="17"/>
-              </w:rPr>
-              <w:t>}}</w:t>
+              <w:t>{{a|significance_regimen}}</w:t>
             </w:r>
           </w:p>
         </w:tc>
@@ -2531,25 +1773,7 @@
                 <w:sz w:val="17"/>
                 <w:szCs w:val="17"/>
               </w:rPr>
-              <w:t xml:space="preserve">{%tr </w:t>
-            </w:r>
-            <w:proofErr w:type="spellStart"/>
-            <w:r>
-              <w:rPr>
-                <w:rFonts w:ascii="Times New Roman" w:eastAsia="思源黑体 CN Normal" w:hAnsi="Times New Roman"/>
-                <w:sz w:val="17"/>
-                <w:szCs w:val="17"/>
-              </w:rPr>
-              <w:t>endfor</w:t>
-            </w:r>
-            <w:proofErr w:type="spellEnd"/>
-            <w:r>
-              <w:rPr>
-                <w:rFonts w:ascii="Times New Roman" w:eastAsia="思源黑体 CN Normal" w:hAnsi="Times New Roman"/>
-                <w:sz w:val="17"/>
-                <w:szCs w:val="17"/>
-              </w:rPr>
-              <w:t>%}</w:t>
+              <w:t>{%tr endfor%}</w:t>
             </w:r>
           </w:p>
         </w:tc>
@@ -2689,29 +1913,7 @@
           <w:sz w:val="28"/>
           <w:szCs w:val="28"/>
         </w:rPr>
-        <w:t>可能与肿瘤发生</w:t>
-      </w:r>
-      <w:proofErr w:type="gramStart"/>
-      <w:r>
-        <w:rPr>
-          <w:rFonts w:ascii="Times New Roman" w:eastAsia="思源黑体 CN Normal" w:hAnsi="Times New Roman" w:hint="eastAsia"/>
-          <w:b/>
-          <w:bCs/>
-          <w:sz w:val="28"/>
-          <w:szCs w:val="28"/>
-        </w:rPr>
-        <w:t>相关相关</w:t>
-      </w:r>
-      <w:proofErr w:type="gramEnd"/>
-      <w:r>
-        <w:rPr>
-          <w:rFonts w:ascii="Times New Roman" w:eastAsia="思源黑体 CN Normal" w:hAnsi="Times New Roman" w:hint="eastAsia"/>
-          <w:b/>
-          <w:bCs/>
-          <w:sz w:val="28"/>
-          <w:szCs w:val="28"/>
-        </w:rPr>
-        <w:t>的变异</w:t>
+        <w:t>可能与肿瘤发生相关相关的变异</w:t>
       </w:r>
     </w:p>
     <w:tbl>
@@ -2847,35 +2049,7 @@
                 <w:sz w:val="17"/>
                 <w:szCs w:val="17"/>
               </w:rPr>
-              <w:t xml:space="preserve">{%tr if [var, </w:t>
-            </w:r>
-            <w:proofErr w:type="gramStart"/>
-            <w:r>
-              <w:rPr>
-                <w:rFonts w:ascii="Times New Roman" w:eastAsia="思源黑体 CN Normal" w:hAnsi="Times New Roman"/>
-                <w:sz w:val="17"/>
-                <w:szCs w:val="17"/>
-              </w:rPr>
-              <w:t>sample]|</w:t>
-            </w:r>
-            <w:proofErr w:type="spellStart"/>
-            <w:proofErr w:type="gramEnd"/>
-            <w:r>
-              <w:rPr>
-                <w:rFonts w:ascii="Times New Roman" w:eastAsia="思源黑体 CN Normal" w:hAnsi="Times New Roman"/>
-                <w:sz w:val="17"/>
-                <w:szCs w:val="17"/>
-              </w:rPr>
-              <w:t>somatic_onconodrug_list</w:t>
-            </w:r>
-            <w:proofErr w:type="spellEnd"/>
-            <w:r>
-              <w:rPr>
-                <w:rFonts w:ascii="Times New Roman" w:eastAsia="思源黑体 CN Normal" w:hAnsi="Times New Roman"/>
-                <w:sz w:val="17"/>
-                <w:szCs w:val="17"/>
-              </w:rPr>
-              <w:t xml:space="preserve"> %}</w:t>
+              <w:t>{%tr if [var, sample]|somatic_onconodrug_list %}</w:t>
             </w:r>
           </w:p>
         </w:tc>
@@ -2904,35 +2078,7 @@
                 <w:sz w:val="17"/>
                 <w:szCs w:val="17"/>
               </w:rPr>
-              <w:t xml:space="preserve">{%tr for a in [var, </w:t>
-            </w:r>
-            <w:proofErr w:type="gramStart"/>
-            <w:r>
-              <w:rPr>
-                <w:rFonts w:ascii="Times New Roman" w:eastAsia="思源黑体 CN Normal" w:hAnsi="Times New Roman"/>
-                <w:sz w:val="17"/>
-                <w:szCs w:val="17"/>
-              </w:rPr>
-              <w:t>sample]|</w:t>
-            </w:r>
-            <w:proofErr w:type="spellStart"/>
-            <w:proofErr w:type="gramEnd"/>
-            <w:r>
-              <w:rPr>
-                <w:rFonts w:ascii="Times New Roman" w:eastAsia="思源黑体 CN Normal" w:hAnsi="Times New Roman"/>
-                <w:sz w:val="17"/>
-                <w:szCs w:val="17"/>
-              </w:rPr>
-              <w:t>somatic_onconodrug_list</w:t>
-            </w:r>
-            <w:proofErr w:type="spellEnd"/>
-            <w:r>
-              <w:rPr>
-                <w:rFonts w:ascii="Times New Roman" w:eastAsia="思源黑体 CN Normal" w:hAnsi="Times New Roman"/>
-                <w:sz w:val="17"/>
-                <w:szCs w:val="17"/>
-              </w:rPr>
-              <w:t xml:space="preserve"> %}</w:t>
+              <w:t>{%tr for a in [var, sample]|somatic_onconodrug_list %}</w:t>
             </w:r>
           </w:p>
         </w:tc>
@@ -2961,67 +2107,29 @@
                 <w:sz w:val="17"/>
                 <w:szCs w:val="17"/>
               </w:rPr>
-              <w:t>{{</w:t>
-            </w:r>
-            <w:proofErr w:type="spellStart"/>
-            <w:r>
-              <w:rPr>
-                <w:rFonts w:ascii="Times New Roman" w:eastAsia="思源黑体 CN Normal" w:hAnsi="Times New Roman"/>
-                <w:i/>
+              <w:t>{{a|gene_symbol}}</w:t>
+            </w:r>
+          </w:p>
+        </w:tc>
+        <w:tc>
+          <w:tcPr>
+            <w:tcW w:w="2721" w:type="pct"/>
+          </w:tcPr>
+          <w:p>
+            <w:pPr>
+              <w:rPr>
+                <w:rFonts w:ascii="Times New Roman" w:eastAsia="思源黑体 CN Normal" w:hAnsi="Times New Roman"/>
                 <w:sz w:val="17"/>
                 <w:szCs w:val="17"/>
               </w:rPr>
-              <w:t>a|gene_symbol</w:t>
-            </w:r>
-            <w:proofErr w:type="spellEnd"/>
-            <w:r>
-              <w:rPr>
-                <w:rFonts w:ascii="Times New Roman" w:eastAsia="思源黑体 CN Normal" w:hAnsi="Times New Roman"/>
-                <w:i/>
+            </w:pPr>
+            <w:r>
+              <w:rPr>
+                <w:rFonts w:ascii="Times New Roman" w:eastAsia="思源黑体 CN Normal" w:hAnsi="Times New Roman"/>
                 <w:sz w:val="17"/>
                 <w:szCs w:val="17"/>
               </w:rPr>
-              <w:t>}}</w:t>
-            </w:r>
-          </w:p>
-        </w:tc>
-        <w:tc>
-          <w:tcPr>
-            <w:tcW w:w="2721" w:type="pct"/>
-          </w:tcPr>
-          <w:p>
-            <w:pPr>
-              <w:rPr>
-                <w:rFonts w:ascii="Times New Roman" w:eastAsia="思源黑体 CN Normal" w:hAnsi="Times New Roman"/>
-                <w:sz w:val="17"/>
-                <w:szCs w:val="17"/>
-              </w:rPr>
-            </w:pPr>
-            <w:r>
-              <w:rPr>
-                <w:rFonts w:ascii="Times New Roman" w:eastAsia="思源黑体 CN Normal" w:hAnsi="Times New Roman"/>
-                <w:sz w:val="17"/>
-                <w:szCs w:val="17"/>
-              </w:rPr>
-              <w:t>{{</w:t>
-            </w:r>
-            <w:proofErr w:type="spellStart"/>
-            <w:r>
-              <w:rPr>
-                <w:rFonts w:ascii="Times New Roman" w:eastAsia="思源黑体 CN Normal" w:hAnsi="Times New Roman"/>
-                <w:sz w:val="17"/>
-                <w:szCs w:val="17"/>
-              </w:rPr>
-              <w:t>a|var_info</w:t>
-            </w:r>
-            <w:proofErr w:type="spellEnd"/>
-            <w:r>
-              <w:rPr>
-                <w:rFonts w:ascii="Times New Roman" w:eastAsia="思源黑体 CN Normal" w:hAnsi="Times New Roman"/>
-                <w:sz w:val="17"/>
-                <w:szCs w:val="17"/>
-              </w:rPr>
-              <w:t>}}</w:t>
+              <w:t>{{a|var_info}}</w:t>
             </w:r>
           </w:p>
         </w:tc>
@@ -3045,53 +2153,7 @@
                 <w:sz w:val="17"/>
                 <w:szCs w:val="17"/>
               </w:rPr>
-              <w:t>{{[</w:t>
-            </w:r>
-            <w:proofErr w:type="spellStart"/>
-            <w:proofErr w:type="gramStart"/>
-            <w:r>
-              <w:rPr>
-                <w:rFonts w:ascii="Times New Roman" w:eastAsia="思源黑体 CN Normal" w:hAnsi="Times New Roman"/>
-                <w:bCs/>
-                <w:iCs/>
-                <w:sz w:val="17"/>
-                <w:szCs w:val="17"/>
-              </w:rPr>
-              <w:t>a,sample</w:t>
-            </w:r>
-            <w:proofErr w:type="spellEnd"/>
-            <w:proofErr w:type="gramEnd"/>
-            <w:r>
-              <w:rPr>
-                <w:rFonts w:ascii="Times New Roman" w:eastAsia="思源黑体 CN Normal" w:hAnsi="Times New Roman"/>
-                <w:bCs/>
-                <w:iCs/>
-                <w:sz w:val="17"/>
-                <w:szCs w:val="17"/>
-              </w:rPr>
-              <w:t>]|</w:t>
-            </w:r>
-            <w:proofErr w:type="spellStart"/>
-            <w:r>
-              <w:rPr>
-                <w:rFonts w:ascii="Times New Roman" w:eastAsia="思源黑体 CN Normal" w:hAnsi="Times New Roman"/>
-                <w:bCs/>
-                <w:iCs/>
-                <w:sz w:val="17"/>
-                <w:szCs w:val="17"/>
-              </w:rPr>
-              <w:t>freq_stran</w:t>
-            </w:r>
-            <w:proofErr w:type="spellEnd"/>
-            <w:r>
-              <w:rPr>
-                <w:rFonts w:ascii="Times New Roman" w:eastAsia="思源黑体 CN Normal" w:hAnsi="Times New Roman"/>
-                <w:bCs/>
-                <w:iCs/>
-                <w:sz w:val="17"/>
-                <w:szCs w:val="17"/>
-              </w:rPr>
-              <w:t>}}</w:t>
+              <w:t>{{[a,sample]|freq_stran}}</w:t>
             </w:r>
           </w:p>
         </w:tc>
@@ -3120,25 +2182,7 @@
                 <w:sz w:val="17"/>
                 <w:szCs w:val="17"/>
               </w:rPr>
-              <w:t xml:space="preserve">{%tr </w:t>
-            </w:r>
-            <w:proofErr w:type="spellStart"/>
-            <w:r>
-              <w:rPr>
-                <w:rFonts w:ascii="Times New Roman" w:eastAsia="思源黑体 CN Normal" w:hAnsi="Times New Roman"/>
-                <w:sz w:val="17"/>
-                <w:szCs w:val="17"/>
-              </w:rPr>
-              <w:t>endfor</w:t>
-            </w:r>
-            <w:proofErr w:type="spellEnd"/>
-            <w:r>
-              <w:rPr>
-                <w:rFonts w:ascii="Times New Roman" w:eastAsia="思源黑体 CN Normal" w:hAnsi="Times New Roman"/>
-                <w:sz w:val="17"/>
-                <w:szCs w:val="17"/>
-              </w:rPr>
-              <w:t>%}</w:t>
+              <w:t>{%tr endfor%}</w:t>
             </w:r>
           </w:p>
         </w:tc>
@@ -3412,25 +2456,7 @@
                 <w:sz w:val="17"/>
                 <w:szCs w:val="17"/>
               </w:rPr>
-              <w:t xml:space="preserve">{%tr if [var, </w:t>
-            </w:r>
-            <w:proofErr w:type="gramStart"/>
-            <w:r>
-              <w:rPr>
-                <w:rFonts w:ascii="Times New Roman" w:eastAsia="思源黑体 CN Normal" w:hAnsi="Times New Roman"/>
-                <w:sz w:val="17"/>
-                <w:szCs w:val="17"/>
-              </w:rPr>
-              <w:t>sample]|</w:t>
-            </w:r>
-            <w:proofErr w:type="gramEnd"/>
-            <w:r>
-              <w:rPr>
-                <w:rFonts w:ascii="Times New Roman" w:eastAsia="思源黑体 CN Normal" w:hAnsi="Times New Roman"/>
-                <w:sz w:val="17"/>
-                <w:szCs w:val="17"/>
-              </w:rPr>
-              <w:t>somatic_level3_list%}</w:t>
+              <w:t>{%tr if [var, sample]|somatic_level3_list%}</w:t>
             </w:r>
           </w:p>
         </w:tc>
@@ -3459,25 +2485,7 @@
                 <w:sz w:val="17"/>
                 <w:szCs w:val="17"/>
               </w:rPr>
-              <w:t xml:space="preserve">{%tr for a in [var, </w:t>
-            </w:r>
-            <w:proofErr w:type="gramStart"/>
-            <w:r>
-              <w:rPr>
-                <w:rFonts w:ascii="Times New Roman" w:eastAsia="思源黑体 CN Normal" w:hAnsi="Times New Roman"/>
-                <w:sz w:val="17"/>
-                <w:szCs w:val="17"/>
-              </w:rPr>
-              <w:t>sample]|</w:t>
-            </w:r>
-            <w:proofErr w:type="gramEnd"/>
-            <w:r>
-              <w:rPr>
-                <w:rFonts w:ascii="Times New Roman" w:eastAsia="思源黑体 CN Normal" w:hAnsi="Times New Roman"/>
-                <w:sz w:val="17"/>
-                <w:szCs w:val="17"/>
-              </w:rPr>
-              <w:t>somatic_level3_list%}</w:t>
+              <w:t>{%tr for a in [var, sample]|somatic_level3_list%}</w:t>
             </w:r>
           </w:p>
         </w:tc>
@@ -3509,35 +2517,35 @@
                 <w:sz w:val="17"/>
                 <w:szCs w:val="17"/>
               </w:rPr>
-              <w:t>{{</w:t>
-            </w:r>
-            <w:proofErr w:type="spellStart"/>
-            <w:r>
-              <w:rPr>
-                <w:rFonts w:ascii="Times New Roman" w:eastAsia="思源黑体 CN Normal" w:hAnsi="Times New Roman"/>
-                <w:i/>
-                <w:iCs/>
+              <w:t>{{a|gene_symbol}}</w:t>
+            </w:r>
+          </w:p>
+        </w:tc>
+        <w:tc>
+          <w:tcPr>
+            <w:tcW w:w="2721" w:type="pct"/>
+          </w:tcPr>
+          <w:p>
+            <w:pPr>
+              <w:rPr>
+                <w:rFonts w:ascii="Times New Roman" w:eastAsia="思源黑体 CN Normal" w:hAnsi="Times New Roman"/>
                 <w:sz w:val="17"/>
                 <w:szCs w:val="17"/>
               </w:rPr>
-              <w:t>a|gene_symbol</w:t>
-            </w:r>
-            <w:proofErr w:type="spellEnd"/>
-            <w:r>
-              <w:rPr>
-                <w:rFonts w:ascii="Times New Roman" w:eastAsia="思源黑体 CN Normal" w:hAnsi="Times New Roman"/>
-                <w:i/>
-                <w:iCs/>
+            </w:pPr>
+            <w:r>
+              <w:rPr>
+                <w:rFonts w:ascii="Times New Roman" w:eastAsia="思源黑体 CN Normal" w:hAnsi="Times New Roman"/>
                 <w:sz w:val="17"/>
                 <w:szCs w:val="17"/>
               </w:rPr>
-              <w:t>}}</w:t>
-            </w:r>
-          </w:p>
-        </w:tc>
-        <w:tc>
-          <w:tcPr>
-            <w:tcW w:w="2721" w:type="pct"/>
+              <w:t>{{a|var_info}}</w:t>
+            </w:r>
+          </w:p>
+        </w:tc>
+        <w:tc>
+          <w:tcPr>
+            <w:tcW w:w="1177" w:type="pct"/>
           </w:tcPr>
           <w:p>
             <w:pPr>
@@ -3553,85 +2561,7 @@
                 <w:sz w:val="17"/>
                 <w:szCs w:val="17"/>
               </w:rPr>
-              <w:t>{{</w:t>
-            </w:r>
-            <w:proofErr w:type="spellStart"/>
-            <w:r>
-              <w:rPr>
-                <w:rFonts w:ascii="Times New Roman" w:eastAsia="思源黑体 CN Normal" w:hAnsi="Times New Roman"/>
-                <w:sz w:val="17"/>
-                <w:szCs w:val="17"/>
-              </w:rPr>
-              <w:t>a|var_info</w:t>
-            </w:r>
-            <w:proofErr w:type="spellEnd"/>
-            <w:r>
-              <w:rPr>
-                <w:rFonts w:ascii="Times New Roman" w:eastAsia="思源黑体 CN Normal" w:hAnsi="Times New Roman"/>
-                <w:sz w:val="17"/>
-                <w:szCs w:val="17"/>
-              </w:rPr>
-              <w:t>}}</w:t>
-            </w:r>
-          </w:p>
-        </w:tc>
-        <w:tc>
-          <w:tcPr>
-            <w:tcW w:w="1177" w:type="pct"/>
-          </w:tcPr>
-          <w:p>
-            <w:pPr>
-              <w:rPr>
-                <w:rFonts w:ascii="Times New Roman" w:eastAsia="思源黑体 CN Normal" w:hAnsi="Times New Roman"/>
-                <w:sz w:val="17"/>
-                <w:szCs w:val="17"/>
-              </w:rPr>
-            </w:pPr>
-            <w:r>
-              <w:rPr>
-                <w:rFonts w:ascii="Times New Roman" w:eastAsia="思源黑体 CN Normal" w:hAnsi="Times New Roman"/>
-                <w:sz w:val="17"/>
-                <w:szCs w:val="17"/>
-              </w:rPr>
-              <w:t>{{[</w:t>
-            </w:r>
-            <w:proofErr w:type="spellStart"/>
-            <w:proofErr w:type="gramStart"/>
-            <w:r>
-              <w:rPr>
-                <w:rFonts w:ascii="Times New Roman" w:eastAsia="思源黑体 CN Normal" w:hAnsi="Times New Roman"/>
-                <w:sz w:val="17"/>
-                <w:szCs w:val="17"/>
-              </w:rPr>
-              <w:t>a,sample</w:t>
-            </w:r>
-            <w:proofErr w:type="spellEnd"/>
-            <w:proofErr w:type="gramEnd"/>
-            <w:r>
-              <w:rPr>
-                <w:rFonts w:ascii="Times New Roman" w:eastAsia="思源黑体 CN Normal" w:hAnsi="Times New Roman"/>
-                <w:sz w:val="17"/>
-                <w:szCs w:val="17"/>
-              </w:rPr>
-              <w:t>]|</w:t>
-            </w:r>
-            <w:proofErr w:type="spellStart"/>
-            <w:r>
-              <w:rPr>
-                <w:rFonts w:ascii="Times New Roman" w:eastAsia="思源黑体 CN Normal" w:hAnsi="Times New Roman"/>
-                <w:sz w:val="17"/>
-                <w:szCs w:val="17"/>
-              </w:rPr>
-              <w:t>freq_stran</w:t>
-            </w:r>
-            <w:proofErr w:type="spellEnd"/>
-            <w:r>
-              <w:rPr>
-                <w:rFonts w:ascii="Times New Roman" w:eastAsia="思源黑体 CN Normal" w:hAnsi="Times New Roman"/>
-                <w:sz w:val="17"/>
-                <w:szCs w:val="17"/>
-              </w:rPr>
-              <w:t>}}</w:t>
+              <w:t>{{[a,sample]|freq_stran}}</w:t>
             </w:r>
           </w:p>
         </w:tc>
@@ -3660,25 +2590,7 @@
                 <w:sz w:val="17"/>
                 <w:szCs w:val="17"/>
               </w:rPr>
-              <w:t xml:space="preserve">{%tr </w:t>
-            </w:r>
-            <w:proofErr w:type="spellStart"/>
-            <w:r>
-              <w:rPr>
-                <w:rFonts w:ascii="Times New Roman" w:eastAsia="思源黑体 CN Normal" w:hAnsi="Times New Roman"/>
-                <w:sz w:val="17"/>
-                <w:szCs w:val="17"/>
-              </w:rPr>
-              <w:t>endfor</w:t>
-            </w:r>
-            <w:proofErr w:type="spellEnd"/>
-            <w:r>
-              <w:rPr>
-                <w:rFonts w:ascii="Times New Roman" w:eastAsia="思源黑体 CN Normal" w:hAnsi="Times New Roman"/>
-                <w:sz w:val="17"/>
-                <w:szCs w:val="17"/>
-              </w:rPr>
-              <w:t>%}</w:t>
+              <w:t>{%tr endfor%}</w:t>
             </w:r>
           </w:p>
         </w:tc>
@@ -3707,6 +2619,7 @@
                 <w:sz w:val="17"/>
                 <w:szCs w:val="17"/>
               </w:rPr>
+              <w:lastRenderedPageBreak/>
               <w:t>{%tr else%}</w:t>
             </w:r>
           </w:p>
@@ -3738,7 +2651,6 @@
                 <w:sz w:val="17"/>
                 <w:szCs w:val="17"/>
               </w:rPr>
-              <w:lastRenderedPageBreak/>
               <w:t>未检测到此类变异</w:t>
             </w:r>
           </w:p>
@@ -3938,9 +2850,8 @@
           <w:sz w:val="16"/>
           <w:szCs w:val="16"/>
         </w:rPr>
-        <w:t>{{</w:t>
-      </w:r>
-      <w:proofErr w:type="spellStart"/>
+        <w:t>{{sample.association.AMP}}</w:t>
+      </w:r>
       <w:r>
         <w:rPr>
           <w:rFonts w:ascii="Times New Roman" w:eastAsia="思源黑体 CN Normal" w:hAnsi="Times New Roman" w:hint="eastAsia"/>
@@ -3948,9 +2859,8 @@
           <w:sz w:val="16"/>
           <w:szCs w:val="16"/>
         </w:rPr>
-        <w:t>sample.association.AMP</w:t>
-      </w:r>
-      <w:proofErr w:type="spellEnd"/>
+        <w:t>、</w:t>
+      </w:r>
       <w:r>
         <w:rPr>
           <w:rFonts w:ascii="Times New Roman" w:eastAsia="思源黑体 CN Normal" w:hAnsi="Times New Roman" w:hint="eastAsia"/>
@@ -3958,7 +2868,7 @@
           <w:sz w:val="16"/>
           <w:szCs w:val="16"/>
         </w:rPr>
-        <w:t>}}</w:t>
+        <w:t>{{sample.association.ASCO}}</w:t>
       </w:r>
       <w:r>
         <w:rPr>
@@ -3967,7 +2877,7 @@
           <w:sz w:val="16"/>
           <w:szCs w:val="16"/>
         </w:rPr>
-        <w:t>、</w:t>
+        <w:t>和</w:t>
       </w:r>
       <w:r>
         <w:rPr>
@@ -3976,9 +2886,8 @@
           <w:sz w:val="16"/>
           <w:szCs w:val="16"/>
         </w:rPr>
-        <w:t>{{</w:t>
-      </w:r>
-      <w:proofErr w:type="spellStart"/>
+        <w:t>{{sample.association.CAP}}</w:t>
+      </w:r>
       <w:r>
         <w:rPr>
           <w:rFonts w:ascii="Times New Roman" w:eastAsia="思源黑体 CN Normal" w:hAnsi="Times New Roman" w:hint="eastAsia"/>
@@ -3986,9 +2895,8 @@
           <w:sz w:val="16"/>
           <w:szCs w:val="16"/>
         </w:rPr>
-        <w:t>sample.association.ASCO</w:t>
-      </w:r>
-      <w:proofErr w:type="spellEnd"/>
+        <w:t>共同制定的</w:t>
+      </w:r>
       <w:r>
         <w:rPr>
           <w:rFonts w:ascii="Times New Roman" w:eastAsia="思源黑体 CN Normal" w:hAnsi="Times New Roman" w:hint="eastAsia"/>
@@ -3996,7 +2904,7 @@
           <w:sz w:val="16"/>
           <w:szCs w:val="16"/>
         </w:rPr>
-        <w:t>}}</w:t>
+        <w:t>{{sample.guideline.tumor_var}}</w:t>
       </w:r>
       <w:r>
         <w:rPr>
@@ -4005,82 +2913,6 @@
           <w:sz w:val="16"/>
           <w:szCs w:val="16"/>
         </w:rPr>
-        <w:t>和</w:t>
-      </w:r>
-      <w:r>
-        <w:rPr>
-          <w:rFonts w:ascii="Times New Roman" w:eastAsia="思源黑体 CN Normal" w:hAnsi="Times New Roman" w:hint="eastAsia"/>
-          <w:kern w:val="0"/>
-          <w:sz w:val="16"/>
-          <w:szCs w:val="16"/>
-        </w:rPr>
-        <w:t>{{</w:t>
-      </w:r>
-      <w:proofErr w:type="spellStart"/>
-      <w:r>
-        <w:rPr>
-          <w:rFonts w:ascii="Times New Roman" w:eastAsia="思源黑体 CN Normal" w:hAnsi="Times New Roman" w:hint="eastAsia"/>
-          <w:kern w:val="0"/>
-          <w:sz w:val="16"/>
-          <w:szCs w:val="16"/>
-        </w:rPr>
-        <w:t>sample.association.CAP</w:t>
-      </w:r>
-      <w:proofErr w:type="spellEnd"/>
-      <w:r>
-        <w:rPr>
-          <w:rFonts w:ascii="Times New Roman" w:eastAsia="思源黑体 CN Normal" w:hAnsi="Times New Roman" w:hint="eastAsia"/>
-          <w:kern w:val="0"/>
-          <w:sz w:val="16"/>
-          <w:szCs w:val="16"/>
-        </w:rPr>
-        <w:t>}}</w:t>
-      </w:r>
-      <w:r>
-        <w:rPr>
-          <w:rFonts w:ascii="Times New Roman" w:eastAsia="思源黑体 CN Normal" w:hAnsi="Times New Roman" w:hint="eastAsia"/>
-          <w:kern w:val="0"/>
-          <w:sz w:val="16"/>
-          <w:szCs w:val="16"/>
-        </w:rPr>
-        <w:t>共同制定的</w:t>
-      </w:r>
-      <w:r>
-        <w:rPr>
-          <w:rFonts w:ascii="Times New Roman" w:eastAsia="思源黑体 CN Normal" w:hAnsi="Times New Roman" w:hint="eastAsia"/>
-          <w:kern w:val="0"/>
-          <w:sz w:val="16"/>
-          <w:szCs w:val="16"/>
-        </w:rPr>
-        <w:t>{{</w:t>
-      </w:r>
-      <w:proofErr w:type="spellStart"/>
-      <w:r>
-        <w:rPr>
-          <w:rFonts w:ascii="Times New Roman" w:eastAsia="思源黑体 CN Normal" w:hAnsi="Times New Roman" w:hint="eastAsia"/>
-          <w:kern w:val="0"/>
-          <w:sz w:val="16"/>
-          <w:szCs w:val="16"/>
-        </w:rPr>
-        <w:t>sample.guideline.tumor_var</w:t>
-      </w:r>
-      <w:proofErr w:type="spellEnd"/>
-      <w:r>
-        <w:rPr>
-          <w:rFonts w:ascii="Times New Roman" w:eastAsia="思源黑体 CN Normal" w:hAnsi="Times New Roman" w:hint="eastAsia"/>
-          <w:kern w:val="0"/>
-          <w:sz w:val="16"/>
-          <w:szCs w:val="16"/>
-        </w:rPr>
-        <w:t>}}</w:t>
-      </w:r>
-      <w:r>
-        <w:rPr>
-          <w:rFonts w:ascii="Times New Roman" w:eastAsia="思源黑体 CN Normal" w:hAnsi="Times New Roman" w:hint="eastAsia"/>
-          <w:kern w:val="0"/>
-          <w:sz w:val="16"/>
-          <w:szCs w:val="16"/>
-        </w:rPr>
         <w:t>与中国专家共识</w:t>
       </w:r>
       <w:r>
@@ -4090,27 +2922,7 @@
           <w:sz w:val="16"/>
           <w:szCs w:val="16"/>
         </w:rPr>
-        <w:t>{{</w:t>
-      </w:r>
-      <w:proofErr w:type="spellStart"/>
-      <w:r>
-        <w:rPr>
-          <w:rFonts w:ascii="Times New Roman" w:eastAsia="思源黑体 CN Normal" w:hAnsi="Times New Roman"/>
-          <w:kern w:val="0"/>
-          <w:sz w:val="16"/>
-          <w:szCs w:val="16"/>
-        </w:rPr>
-        <w:t>sample.guideline.ngs_clinic_report_inter</w:t>
-      </w:r>
-      <w:proofErr w:type="spellEnd"/>
-      <w:r>
-        <w:rPr>
-          <w:rFonts w:ascii="Times New Roman" w:eastAsia="思源黑体 CN Normal" w:hAnsi="Times New Roman"/>
-          <w:kern w:val="0"/>
-          <w:sz w:val="16"/>
-          <w:szCs w:val="16"/>
-        </w:rPr>
-        <w:t>}}</w:t>
+        <w:t>{{sample.guideline.ngs_clinic_report_inter}}</w:t>
       </w:r>
       <w:r>
         <w:rPr>
@@ -4774,38 +3586,7 @@
                 <w:sz w:val="17"/>
                 <w:szCs w:val="17"/>
               </w:rPr>
-              <w:t xml:space="preserve">{%tr if </w:t>
-            </w:r>
-            <w:proofErr w:type="spellStart"/>
-            <w:proofErr w:type="gramStart"/>
-            <w:r>
-              <w:rPr>
-                <w:rFonts w:ascii="Times New Roman" w:eastAsia="思源黑体 CN Normal" w:hAnsi="Times New Roman"/>
-                <w:color w:val="000000"/>
-                <w:sz w:val="17"/>
-                <w:szCs w:val="17"/>
-              </w:rPr>
-              <w:t>chemo.complete</w:t>
-            </w:r>
-            <w:proofErr w:type="gramEnd"/>
-            <w:r>
-              <w:rPr>
-                <w:rFonts w:ascii="Times New Roman" w:eastAsia="思源黑体 CN Normal" w:hAnsi="Times New Roman"/>
-                <w:color w:val="000000"/>
-                <w:sz w:val="17"/>
-                <w:szCs w:val="17"/>
-              </w:rPr>
-              <w:t>_split_tumor</w:t>
-            </w:r>
-            <w:proofErr w:type="spellEnd"/>
-            <w:r>
-              <w:rPr>
-                <w:rFonts w:ascii="Times New Roman" w:eastAsia="思源黑体 CN Normal" w:hAnsi="Times New Roman"/>
-                <w:color w:val="000000"/>
-                <w:sz w:val="17"/>
-                <w:szCs w:val="17"/>
-              </w:rPr>
-              <w:t>%}</w:t>
+              <w:t>{%tr if chemo.complete_split_tumor%}</w:t>
             </w:r>
           </w:p>
         </w:tc>
@@ -4838,38 +3619,7 @@
                 <w:sz w:val="17"/>
                 <w:szCs w:val="17"/>
               </w:rPr>
-              <w:t xml:space="preserve">{%tr for a in </w:t>
-            </w:r>
-            <w:proofErr w:type="spellStart"/>
-            <w:proofErr w:type="gramStart"/>
-            <w:r>
-              <w:rPr>
-                <w:rFonts w:ascii="Times New Roman" w:eastAsia="思源黑体 CN Normal" w:hAnsi="Times New Roman"/>
-                <w:color w:val="000000"/>
-                <w:sz w:val="17"/>
-                <w:szCs w:val="17"/>
-              </w:rPr>
-              <w:t>chemo.complete</w:t>
-            </w:r>
-            <w:proofErr w:type="gramEnd"/>
-            <w:r>
-              <w:rPr>
-                <w:rFonts w:ascii="Times New Roman" w:eastAsia="思源黑体 CN Normal" w:hAnsi="Times New Roman"/>
-                <w:color w:val="000000"/>
-                <w:sz w:val="17"/>
-                <w:szCs w:val="17"/>
-              </w:rPr>
-              <w:t>_split_tumor</w:t>
-            </w:r>
-            <w:proofErr w:type="spellEnd"/>
-            <w:r>
-              <w:rPr>
-                <w:rFonts w:ascii="Times New Roman" w:eastAsia="思源黑体 CN Normal" w:hAnsi="Times New Roman"/>
-                <w:color w:val="000000"/>
-                <w:sz w:val="17"/>
-                <w:szCs w:val="17"/>
-              </w:rPr>
-              <w:t>%}</w:t>
+              <w:t>{%tr for a in chemo.complete_split_tumor%}</w:t>
             </w:r>
           </w:p>
         </w:tc>
@@ -4903,72 +3653,75 @@
                 <w:sz w:val="17"/>
                 <w:szCs w:val="17"/>
               </w:rPr>
-              <w:t>{{</w:t>
-            </w:r>
-            <w:proofErr w:type="spellStart"/>
-            <w:proofErr w:type="gramStart"/>
-            <w:r>
-              <w:rPr>
-                <w:rFonts w:ascii="Times New Roman" w:eastAsia="思源黑体 CN Normal" w:hAnsi="Times New Roman"/>
-                <w:i/>
-                <w:iCs/>
+              <w:t>{{a.gene_symbol}}</w:t>
+            </w:r>
+          </w:p>
+        </w:tc>
+        <w:tc>
+          <w:tcPr>
+            <w:tcW w:w="1122" w:type="dxa"/>
+          </w:tcPr>
+          <w:p>
+            <w:pPr>
+              <w:spacing w:line="260" w:lineRule="exact"/>
+              <w:rPr>
+                <w:rFonts w:ascii="Times New Roman" w:eastAsia="思源黑体 CN Normal" w:hAnsi="Times New Roman"/>
                 <w:color w:val="000000"/>
                 <w:sz w:val="17"/>
                 <w:szCs w:val="17"/>
               </w:rPr>
-              <w:t>a.gene</w:t>
-            </w:r>
-            <w:proofErr w:type="gramEnd"/>
-            <w:r>
-              <w:rPr>
-                <w:rFonts w:ascii="Times New Roman" w:eastAsia="思源黑体 CN Normal" w:hAnsi="Times New Roman"/>
-                <w:i/>
-                <w:iCs/>
+            </w:pPr>
+            <w:r>
+              <w:rPr>
+                <w:rFonts w:ascii="Times New Roman" w:eastAsia="思源黑体 CN Normal" w:hAnsi="Times New Roman"/>
                 <w:color w:val="000000"/>
                 <w:sz w:val="17"/>
                 <w:szCs w:val="17"/>
               </w:rPr>
-              <w:t>_symbol</w:t>
-            </w:r>
-            <w:proofErr w:type="spellEnd"/>
-            <w:r>
-              <w:rPr>
-                <w:rFonts w:ascii="Times New Roman" w:eastAsia="思源黑体 CN Normal" w:hAnsi="Times New Roman"/>
-                <w:i/>
-                <w:iCs/>
+              <w:t>{{a.dbsnp}}</w:t>
+            </w:r>
+          </w:p>
+        </w:tc>
+        <w:tc>
+          <w:tcPr>
+            <w:tcW w:w="1134" w:type="dxa"/>
+          </w:tcPr>
+          <w:p>
+            <w:pPr>
+              <w:spacing w:line="260" w:lineRule="exact"/>
+              <w:rPr>
+                <w:rFonts w:ascii="Times New Roman" w:eastAsia="思源黑体 CN Normal" w:hAnsi="Times New Roman"/>
                 <w:color w:val="000000"/>
                 <w:sz w:val="17"/>
                 <w:szCs w:val="17"/>
               </w:rPr>
-              <w:t>}}</w:t>
-            </w:r>
-          </w:p>
-        </w:tc>
-        <w:tc>
-          <w:tcPr>
-            <w:tcW w:w="1122" w:type="dxa"/>
-          </w:tcPr>
-          <w:p>
-            <w:pPr>
-              <w:spacing w:line="260" w:lineRule="exact"/>
+            </w:pPr>
+            <w:r>
               <w:rPr>
                 <w:rFonts w:ascii="Times New Roman" w:eastAsia="思源黑体 CN Normal" w:hAnsi="Times New Roman"/>
                 <w:color w:val="000000"/>
                 <w:sz w:val="17"/>
                 <w:szCs w:val="17"/>
               </w:rPr>
-            </w:pPr>
-            <w:r>
+              <w:t>{{a.genotype}}</w:t>
+            </w:r>
+          </w:p>
+        </w:tc>
+        <w:tc>
+          <w:tcPr>
+            <w:tcW w:w="4536" w:type="dxa"/>
+          </w:tcPr>
+          <w:p>
+            <w:pPr>
+              <w:spacing w:line="260" w:lineRule="exact"/>
+              <w:jc w:val="left"/>
               <w:rPr>
                 <w:rFonts w:ascii="Times New Roman" w:eastAsia="思源黑体 CN Normal" w:hAnsi="Times New Roman"/>
                 <w:color w:val="000000"/>
                 <w:sz w:val="17"/>
                 <w:szCs w:val="17"/>
               </w:rPr>
-              <w:t>{{</w:t>
-            </w:r>
-            <w:proofErr w:type="spellStart"/>
-            <w:proofErr w:type="gramStart"/>
+            </w:pPr>
             <w:r>
               <w:rPr>
                 <w:rFonts w:ascii="Times New Roman" w:eastAsia="思源黑体 CN Normal" w:hAnsi="Times New Roman"/>
@@ -4976,167 +3729,32 @@
                 <w:sz w:val="17"/>
                 <w:szCs w:val="17"/>
               </w:rPr>
-              <w:t>a.dbsnp</w:t>
-            </w:r>
-            <w:proofErr w:type="spellEnd"/>
-            <w:proofErr w:type="gramEnd"/>
-            <w:r>
+              <w:t>{{a.clin_anno_cn}}</w:t>
+            </w:r>
+          </w:p>
+        </w:tc>
+        <w:tc>
+          <w:tcPr>
+            <w:tcW w:w="1091" w:type="dxa"/>
+          </w:tcPr>
+          <w:p>
+            <w:pPr>
+              <w:spacing w:line="260" w:lineRule="exact"/>
               <w:rPr>
                 <w:rFonts w:ascii="Times New Roman" w:eastAsia="思源黑体 CN Normal" w:hAnsi="Times New Roman"/>
                 <w:color w:val="000000"/>
                 <w:sz w:val="17"/>
                 <w:szCs w:val="17"/>
               </w:rPr>
-              <w:t>}}</w:t>
-            </w:r>
-          </w:p>
-        </w:tc>
-        <w:tc>
-          <w:tcPr>
-            <w:tcW w:w="1134" w:type="dxa"/>
-          </w:tcPr>
-          <w:p>
-            <w:pPr>
-              <w:spacing w:line="260" w:lineRule="exact"/>
+            </w:pPr>
+            <w:r>
               <w:rPr>
                 <w:rFonts w:ascii="Times New Roman" w:eastAsia="思源黑体 CN Normal" w:hAnsi="Times New Roman"/>
                 <w:color w:val="000000"/>
                 <w:sz w:val="17"/>
                 <w:szCs w:val="17"/>
               </w:rPr>
-            </w:pPr>
-            <w:r>
-              <w:rPr>
-                <w:rFonts w:ascii="Times New Roman" w:eastAsia="思源黑体 CN Normal" w:hAnsi="Times New Roman"/>
-                <w:color w:val="000000"/>
-                <w:sz w:val="17"/>
-                <w:szCs w:val="17"/>
-              </w:rPr>
-              <w:t>{{</w:t>
-            </w:r>
-            <w:proofErr w:type="spellStart"/>
-            <w:proofErr w:type="gramStart"/>
-            <w:r>
-              <w:rPr>
-                <w:rFonts w:ascii="Times New Roman" w:eastAsia="思源黑体 CN Normal" w:hAnsi="Times New Roman"/>
-                <w:color w:val="000000"/>
-                <w:sz w:val="17"/>
-                <w:szCs w:val="17"/>
-              </w:rPr>
-              <w:t>a.genotype</w:t>
-            </w:r>
-            <w:proofErr w:type="spellEnd"/>
-            <w:proofErr w:type="gramEnd"/>
-            <w:r>
-              <w:rPr>
-                <w:rFonts w:ascii="Times New Roman" w:eastAsia="思源黑体 CN Normal" w:hAnsi="Times New Roman"/>
-                <w:color w:val="000000"/>
-                <w:sz w:val="17"/>
-                <w:szCs w:val="17"/>
-              </w:rPr>
-              <w:t>}}</w:t>
-            </w:r>
-          </w:p>
-        </w:tc>
-        <w:tc>
-          <w:tcPr>
-            <w:tcW w:w="4536" w:type="dxa"/>
-          </w:tcPr>
-          <w:p>
-            <w:pPr>
-              <w:spacing w:line="260" w:lineRule="exact"/>
-              <w:jc w:val="left"/>
-              <w:rPr>
-                <w:rFonts w:ascii="Times New Roman" w:eastAsia="思源黑体 CN Normal" w:hAnsi="Times New Roman"/>
-                <w:color w:val="000000"/>
-                <w:sz w:val="17"/>
-                <w:szCs w:val="17"/>
-              </w:rPr>
-            </w:pPr>
-            <w:r>
-              <w:rPr>
-                <w:rFonts w:ascii="Times New Roman" w:eastAsia="思源黑体 CN Normal" w:hAnsi="Times New Roman"/>
-                <w:color w:val="000000"/>
-                <w:sz w:val="17"/>
-                <w:szCs w:val="17"/>
-              </w:rPr>
-              <w:t>{{</w:t>
-            </w:r>
-            <w:proofErr w:type="spellStart"/>
-            <w:proofErr w:type="gramStart"/>
-            <w:r>
-              <w:rPr>
-                <w:rFonts w:ascii="Times New Roman" w:eastAsia="思源黑体 CN Normal" w:hAnsi="Times New Roman"/>
-                <w:color w:val="000000"/>
-                <w:sz w:val="17"/>
-                <w:szCs w:val="17"/>
-              </w:rPr>
-              <w:t>a.clin</w:t>
-            </w:r>
-            <w:proofErr w:type="gramEnd"/>
-            <w:r>
-              <w:rPr>
-                <w:rFonts w:ascii="Times New Roman" w:eastAsia="思源黑体 CN Normal" w:hAnsi="Times New Roman"/>
-                <w:color w:val="000000"/>
-                <w:sz w:val="17"/>
-                <w:szCs w:val="17"/>
-              </w:rPr>
-              <w:t>_anno_cn</w:t>
-            </w:r>
-            <w:proofErr w:type="spellEnd"/>
-            <w:r>
-              <w:rPr>
-                <w:rFonts w:ascii="Times New Roman" w:eastAsia="思源黑体 CN Normal" w:hAnsi="Times New Roman"/>
-                <w:color w:val="000000"/>
-                <w:sz w:val="17"/>
-                <w:szCs w:val="17"/>
-              </w:rPr>
-              <w:t>}}</w:t>
-            </w:r>
-          </w:p>
-        </w:tc>
-        <w:tc>
-          <w:tcPr>
-            <w:tcW w:w="1091" w:type="dxa"/>
-          </w:tcPr>
-          <w:p>
-            <w:pPr>
-              <w:spacing w:line="260" w:lineRule="exact"/>
-              <w:rPr>
-                <w:rFonts w:ascii="Times New Roman" w:eastAsia="思源黑体 CN Normal" w:hAnsi="Times New Roman"/>
-                <w:color w:val="000000"/>
-                <w:sz w:val="17"/>
-                <w:szCs w:val="17"/>
-              </w:rPr>
-            </w:pPr>
-            <w:r>
-              <w:rPr>
-                <w:rFonts w:ascii="Times New Roman" w:eastAsia="思源黑体 CN Normal" w:hAnsi="Times New Roman"/>
-                <w:color w:val="000000"/>
-                <w:sz w:val="17"/>
-                <w:szCs w:val="17"/>
-              </w:rPr>
-              <w:t>{{</w:t>
-            </w:r>
-            <w:proofErr w:type="spellStart"/>
-            <w:r>
-              <w:rPr>
-                <w:rFonts w:ascii="Times New Roman" w:eastAsia="思源黑体 CN Normal" w:hAnsi="Times New Roman"/>
-                <w:color w:val="000000"/>
-                <w:sz w:val="17"/>
-                <w:szCs w:val="17"/>
-              </w:rPr>
-              <w:t>a.evi_level</w:t>
-            </w:r>
-            <w:proofErr w:type="spellEnd"/>
-            <w:r>
-              <w:rPr>
-                <w:rFonts w:ascii="Times New Roman" w:eastAsia="思源黑体 CN Normal" w:hAnsi="Times New Roman"/>
-                <w:color w:val="000000"/>
-                <w:sz w:val="17"/>
-                <w:szCs w:val="17"/>
-              </w:rPr>
-              <w:t>}}</w:t>
+              <w:t>{{a.evi_level}}</w:t>
             </w:r>
           </w:p>
         </w:tc>
@@ -5167,27 +3785,7 @@
                 <w:sz w:val="17"/>
                 <w:szCs w:val="17"/>
               </w:rPr>
-              <w:t xml:space="preserve">{%tr </w:t>
-            </w:r>
-            <w:proofErr w:type="spellStart"/>
-            <w:r>
-              <w:rPr>
-                <w:rFonts w:ascii="Times New Roman" w:eastAsia="思源黑体 CN Normal" w:hAnsi="Times New Roman"/>
-                <w:color w:val="000000"/>
-                <w:sz w:val="17"/>
-                <w:szCs w:val="17"/>
-              </w:rPr>
-              <w:t>endfor</w:t>
-            </w:r>
-            <w:proofErr w:type="spellEnd"/>
-            <w:r>
-              <w:rPr>
-                <w:rFonts w:ascii="Times New Roman" w:eastAsia="思源黑体 CN Normal" w:hAnsi="Times New Roman"/>
-                <w:color w:val="000000"/>
-                <w:sz w:val="17"/>
-                <w:szCs w:val="17"/>
-              </w:rPr>
-              <w:t>%}</w:t>
+              <w:t>{%tr endfor%}</w:t>
             </w:r>
           </w:p>
         </w:tc>
@@ -5249,29 +3847,7 @@
                 <w:sz w:val="17"/>
                 <w:szCs w:val="17"/>
               </w:rPr>
-              <w:t xml:space="preserve">{%tr for a in </w:t>
-            </w:r>
-            <w:proofErr w:type="spellStart"/>
-            <w:proofErr w:type="gramStart"/>
-            <w:r>
-              <w:rPr>
-                <w:rFonts w:ascii="Times New Roman" w:eastAsia="思源黑体 CN Normal" w:hAnsi="Times New Roman"/>
-                <w:color w:val="000000"/>
-                <w:sz w:val="17"/>
-                <w:szCs w:val="17"/>
-              </w:rPr>
-              <w:t>chemo.complete</w:t>
-            </w:r>
-            <w:proofErr w:type="spellEnd"/>
-            <w:proofErr w:type="gramEnd"/>
-            <w:r>
-              <w:rPr>
-                <w:rFonts w:ascii="Times New Roman" w:eastAsia="思源黑体 CN Normal" w:hAnsi="Times New Roman"/>
-                <w:color w:val="000000"/>
-                <w:sz w:val="17"/>
-                <w:szCs w:val="17"/>
-              </w:rPr>
-              <w:t xml:space="preserve"> %}</w:t>
+              <w:t>{%tr for a in chemo.complete %}</w:t>
             </w:r>
           </w:p>
         </w:tc>
@@ -5305,72 +3881,75 @@
                 <w:sz w:val="17"/>
                 <w:szCs w:val="17"/>
               </w:rPr>
-              <w:t>{{</w:t>
-            </w:r>
-            <w:proofErr w:type="spellStart"/>
-            <w:proofErr w:type="gramStart"/>
-            <w:r>
-              <w:rPr>
-                <w:rFonts w:ascii="Times New Roman" w:eastAsia="思源黑体 CN Normal" w:hAnsi="Times New Roman"/>
-                <w:i/>
-                <w:iCs/>
+              <w:t>{{a.gene_symbol}}</w:t>
+            </w:r>
+          </w:p>
+        </w:tc>
+        <w:tc>
+          <w:tcPr>
+            <w:tcW w:w="1122" w:type="dxa"/>
+          </w:tcPr>
+          <w:p>
+            <w:pPr>
+              <w:spacing w:line="260" w:lineRule="exact"/>
+              <w:rPr>
+                <w:rFonts w:ascii="Times New Roman" w:eastAsia="思源黑体 CN Normal" w:hAnsi="Times New Roman"/>
                 <w:color w:val="000000"/>
                 <w:sz w:val="17"/>
                 <w:szCs w:val="17"/>
               </w:rPr>
-              <w:t>a.gene</w:t>
-            </w:r>
-            <w:proofErr w:type="gramEnd"/>
-            <w:r>
-              <w:rPr>
-                <w:rFonts w:ascii="Times New Roman" w:eastAsia="思源黑体 CN Normal" w:hAnsi="Times New Roman"/>
-                <w:i/>
-                <w:iCs/>
+            </w:pPr>
+            <w:r>
+              <w:rPr>
+                <w:rFonts w:ascii="Times New Roman" w:eastAsia="思源黑体 CN Normal" w:hAnsi="Times New Roman"/>
                 <w:color w:val="000000"/>
                 <w:sz w:val="17"/>
                 <w:szCs w:val="17"/>
               </w:rPr>
-              <w:t>_symbol</w:t>
-            </w:r>
-            <w:proofErr w:type="spellEnd"/>
-            <w:r>
-              <w:rPr>
-                <w:rFonts w:ascii="Times New Roman" w:eastAsia="思源黑体 CN Normal" w:hAnsi="Times New Roman"/>
-                <w:i/>
-                <w:iCs/>
+              <w:t>{{a.dbsnp}}</w:t>
+            </w:r>
+          </w:p>
+        </w:tc>
+        <w:tc>
+          <w:tcPr>
+            <w:tcW w:w="1134" w:type="dxa"/>
+          </w:tcPr>
+          <w:p>
+            <w:pPr>
+              <w:spacing w:line="260" w:lineRule="exact"/>
+              <w:rPr>
+                <w:rFonts w:ascii="Times New Roman" w:eastAsia="思源黑体 CN Normal" w:hAnsi="Times New Roman"/>
                 <w:color w:val="000000"/>
                 <w:sz w:val="17"/>
                 <w:szCs w:val="17"/>
               </w:rPr>
-              <w:t>}}</w:t>
-            </w:r>
-          </w:p>
-        </w:tc>
-        <w:tc>
-          <w:tcPr>
-            <w:tcW w:w="1122" w:type="dxa"/>
-          </w:tcPr>
-          <w:p>
-            <w:pPr>
-              <w:spacing w:line="260" w:lineRule="exact"/>
+            </w:pPr>
+            <w:r>
               <w:rPr>
                 <w:rFonts w:ascii="Times New Roman" w:eastAsia="思源黑体 CN Normal" w:hAnsi="Times New Roman"/>
                 <w:color w:val="000000"/>
                 <w:sz w:val="17"/>
                 <w:szCs w:val="17"/>
               </w:rPr>
-            </w:pPr>
-            <w:r>
+              <w:t>{{a.genotype}}</w:t>
+            </w:r>
+          </w:p>
+        </w:tc>
+        <w:tc>
+          <w:tcPr>
+            <w:tcW w:w="4536" w:type="dxa"/>
+          </w:tcPr>
+          <w:p>
+            <w:pPr>
+              <w:spacing w:line="260" w:lineRule="exact"/>
+              <w:jc w:val="left"/>
               <w:rPr>
                 <w:rFonts w:ascii="Times New Roman" w:eastAsia="思源黑体 CN Normal" w:hAnsi="Times New Roman"/>
                 <w:color w:val="000000"/>
                 <w:sz w:val="17"/>
                 <w:szCs w:val="17"/>
               </w:rPr>
-              <w:t>{{</w:t>
-            </w:r>
-            <w:proofErr w:type="spellStart"/>
-            <w:proofErr w:type="gramStart"/>
+            </w:pPr>
             <w:r>
               <w:rPr>
                 <w:rFonts w:ascii="Times New Roman" w:eastAsia="思源黑体 CN Normal" w:hAnsi="Times New Roman"/>
@@ -5378,167 +3957,32 @@
                 <w:sz w:val="17"/>
                 <w:szCs w:val="17"/>
               </w:rPr>
-              <w:t>a.dbsnp</w:t>
-            </w:r>
-            <w:proofErr w:type="spellEnd"/>
-            <w:proofErr w:type="gramEnd"/>
-            <w:r>
+              <w:t>{{a.clin_anno_cn}}</w:t>
+            </w:r>
+          </w:p>
+        </w:tc>
+        <w:tc>
+          <w:tcPr>
+            <w:tcW w:w="1091" w:type="dxa"/>
+          </w:tcPr>
+          <w:p>
+            <w:pPr>
+              <w:spacing w:line="260" w:lineRule="exact"/>
               <w:rPr>
                 <w:rFonts w:ascii="Times New Roman" w:eastAsia="思源黑体 CN Normal" w:hAnsi="Times New Roman"/>
                 <w:color w:val="000000"/>
                 <w:sz w:val="17"/>
                 <w:szCs w:val="17"/>
               </w:rPr>
-              <w:t>}}</w:t>
-            </w:r>
-          </w:p>
-        </w:tc>
-        <w:tc>
-          <w:tcPr>
-            <w:tcW w:w="1134" w:type="dxa"/>
-          </w:tcPr>
-          <w:p>
-            <w:pPr>
-              <w:spacing w:line="260" w:lineRule="exact"/>
+            </w:pPr>
+            <w:r>
               <w:rPr>
                 <w:rFonts w:ascii="Times New Roman" w:eastAsia="思源黑体 CN Normal" w:hAnsi="Times New Roman"/>
                 <w:color w:val="000000"/>
                 <w:sz w:val="17"/>
                 <w:szCs w:val="17"/>
               </w:rPr>
-            </w:pPr>
-            <w:r>
-              <w:rPr>
-                <w:rFonts w:ascii="Times New Roman" w:eastAsia="思源黑体 CN Normal" w:hAnsi="Times New Roman"/>
-                <w:color w:val="000000"/>
-                <w:sz w:val="17"/>
-                <w:szCs w:val="17"/>
-              </w:rPr>
-              <w:t>{{</w:t>
-            </w:r>
-            <w:proofErr w:type="spellStart"/>
-            <w:proofErr w:type="gramStart"/>
-            <w:r>
-              <w:rPr>
-                <w:rFonts w:ascii="Times New Roman" w:eastAsia="思源黑体 CN Normal" w:hAnsi="Times New Roman"/>
-                <w:color w:val="000000"/>
-                <w:sz w:val="17"/>
-                <w:szCs w:val="17"/>
-              </w:rPr>
-              <w:t>a.genotype</w:t>
-            </w:r>
-            <w:proofErr w:type="spellEnd"/>
-            <w:proofErr w:type="gramEnd"/>
-            <w:r>
-              <w:rPr>
-                <w:rFonts w:ascii="Times New Roman" w:eastAsia="思源黑体 CN Normal" w:hAnsi="Times New Roman"/>
-                <w:color w:val="000000"/>
-                <w:sz w:val="17"/>
-                <w:szCs w:val="17"/>
-              </w:rPr>
-              <w:t>}}</w:t>
-            </w:r>
-          </w:p>
-        </w:tc>
-        <w:tc>
-          <w:tcPr>
-            <w:tcW w:w="4536" w:type="dxa"/>
-          </w:tcPr>
-          <w:p>
-            <w:pPr>
-              <w:spacing w:line="260" w:lineRule="exact"/>
-              <w:jc w:val="left"/>
-              <w:rPr>
-                <w:rFonts w:ascii="Times New Roman" w:eastAsia="思源黑体 CN Normal" w:hAnsi="Times New Roman"/>
-                <w:color w:val="000000"/>
-                <w:sz w:val="17"/>
-                <w:szCs w:val="17"/>
-              </w:rPr>
-            </w:pPr>
-            <w:r>
-              <w:rPr>
-                <w:rFonts w:ascii="Times New Roman" w:eastAsia="思源黑体 CN Normal" w:hAnsi="Times New Roman"/>
-                <w:color w:val="000000"/>
-                <w:sz w:val="17"/>
-                <w:szCs w:val="17"/>
-              </w:rPr>
-              <w:t>{{</w:t>
-            </w:r>
-            <w:proofErr w:type="spellStart"/>
-            <w:proofErr w:type="gramStart"/>
-            <w:r>
-              <w:rPr>
-                <w:rFonts w:ascii="Times New Roman" w:eastAsia="思源黑体 CN Normal" w:hAnsi="Times New Roman"/>
-                <w:color w:val="000000"/>
-                <w:sz w:val="17"/>
-                <w:szCs w:val="17"/>
-              </w:rPr>
-              <w:t>a.clin</w:t>
-            </w:r>
-            <w:proofErr w:type="gramEnd"/>
-            <w:r>
-              <w:rPr>
-                <w:rFonts w:ascii="Times New Roman" w:eastAsia="思源黑体 CN Normal" w:hAnsi="Times New Roman"/>
-                <w:color w:val="000000"/>
-                <w:sz w:val="17"/>
-                <w:szCs w:val="17"/>
-              </w:rPr>
-              <w:t>_anno_cn</w:t>
-            </w:r>
-            <w:proofErr w:type="spellEnd"/>
-            <w:r>
-              <w:rPr>
-                <w:rFonts w:ascii="Times New Roman" w:eastAsia="思源黑体 CN Normal" w:hAnsi="Times New Roman"/>
-                <w:color w:val="000000"/>
-                <w:sz w:val="17"/>
-                <w:szCs w:val="17"/>
-              </w:rPr>
-              <w:t>}}</w:t>
-            </w:r>
-          </w:p>
-        </w:tc>
-        <w:tc>
-          <w:tcPr>
-            <w:tcW w:w="1091" w:type="dxa"/>
-          </w:tcPr>
-          <w:p>
-            <w:pPr>
-              <w:spacing w:line="260" w:lineRule="exact"/>
-              <w:rPr>
-                <w:rFonts w:ascii="Times New Roman" w:eastAsia="思源黑体 CN Normal" w:hAnsi="Times New Roman"/>
-                <w:color w:val="000000"/>
-                <w:sz w:val="17"/>
-                <w:szCs w:val="17"/>
-              </w:rPr>
-            </w:pPr>
-            <w:r>
-              <w:rPr>
-                <w:rFonts w:ascii="Times New Roman" w:eastAsia="思源黑体 CN Normal" w:hAnsi="Times New Roman"/>
-                <w:color w:val="000000"/>
-                <w:sz w:val="17"/>
-                <w:szCs w:val="17"/>
-              </w:rPr>
-              <w:t>{{</w:t>
-            </w:r>
-            <w:proofErr w:type="spellStart"/>
-            <w:r>
-              <w:rPr>
-                <w:rFonts w:ascii="Times New Roman" w:eastAsia="思源黑体 CN Normal" w:hAnsi="Times New Roman"/>
-                <w:color w:val="000000"/>
-                <w:sz w:val="17"/>
-                <w:szCs w:val="17"/>
-              </w:rPr>
-              <w:t>a.evi_level</w:t>
-            </w:r>
-            <w:proofErr w:type="spellEnd"/>
-            <w:r>
-              <w:rPr>
-                <w:rFonts w:ascii="Times New Roman" w:eastAsia="思源黑体 CN Normal" w:hAnsi="Times New Roman"/>
-                <w:color w:val="000000"/>
-                <w:sz w:val="17"/>
-                <w:szCs w:val="17"/>
-              </w:rPr>
-              <w:t>}}</w:t>
+              <w:t>{{a.evi_level}}</w:t>
             </w:r>
           </w:p>
         </w:tc>
@@ -5569,27 +4013,7 @@
                 <w:sz w:val="17"/>
                 <w:szCs w:val="17"/>
               </w:rPr>
-              <w:t xml:space="preserve">{%tr </w:t>
-            </w:r>
-            <w:proofErr w:type="spellStart"/>
-            <w:r>
-              <w:rPr>
-                <w:rFonts w:ascii="Times New Roman" w:eastAsia="思源黑体 CN Normal" w:hAnsi="Times New Roman"/>
-                <w:color w:val="000000"/>
-                <w:sz w:val="17"/>
-                <w:szCs w:val="17"/>
-              </w:rPr>
-              <w:t>endfor</w:t>
-            </w:r>
-            <w:proofErr w:type="spellEnd"/>
-            <w:r>
-              <w:rPr>
-                <w:rFonts w:ascii="Times New Roman" w:eastAsia="思源黑体 CN Normal" w:hAnsi="Times New Roman"/>
-                <w:color w:val="000000"/>
-                <w:sz w:val="17"/>
-                <w:szCs w:val="17"/>
-              </w:rPr>
-              <w:t>%}</w:t>
+              <w:t>{%tr endfor%}</w:t>
             </w:r>
           </w:p>
         </w:tc>
@@ -5677,7 +4101,6 @@
         </w:rPr>
         <w:t>化疗药物证据水平划分依据参考</w:t>
       </w:r>
-      <w:proofErr w:type="spellStart"/>
       <w:r>
         <w:rPr>
           <w:rFonts w:ascii="Times New Roman" w:eastAsia="思源黑体 CN Normal" w:hAnsi="Times New Roman" w:hint="eastAsia"/>
@@ -5687,7 +4110,6 @@
         </w:rPr>
         <w:t>PharmGKB</w:t>
       </w:r>
-      <w:proofErr w:type="spellEnd"/>
       <w:r>
         <w:rPr>
           <w:rFonts w:ascii="Times New Roman" w:eastAsia="思源黑体 CN Normal" w:hAnsi="Times New Roman" w:hint="eastAsia"/>
@@ -5760,27 +4182,7 @@
           <w:sz w:val="16"/>
           <w:szCs w:val="16"/>
         </w:rPr>
-        <w:t>级：由临床药物基因组</w:t>
-      </w:r>
-      <w:proofErr w:type="gramStart"/>
-      <w:r>
-        <w:rPr>
-          <w:rFonts w:ascii="Times New Roman" w:eastAsia="思源黑体 CN Normal" w:hAnsi="Times New Roman" w:hint="eastAsia"/>
-          <w:kern w:val="0"/>
-          <w:sz w:val="16"/>
-          <w:szCs w:val="16"/>
-        </w:rPr>
-        <w:t>学实施</w:t>
-      </w:r>
-      <w:proofErr w:type="gramEnd"/>
-      <w:r>
-        <w:rPr>
-          <w:rFonts w:ascii="Times New Roman" w:eastAsia="思源黑体 CN Normal" w:hAnsi="Times New Roman" w:hint="eastAsia"/>
-          <w:kern w:val="0"/>
-          <w:sz w:val="16"/>
-          <w:szCs w:val="16"/>
-        </w:rPr>
-        <w:t>联盟（</w:t>
+        <w:t>级：由临床药物基因组学实施联盟（</w:t>
       </w:r>
       <w:r>
         <w:rPr>
@@ -5914,27 +4316,7 @@
           <w:sz w:val="16"/>
           <w:szCs w:val="16"/>
         </w:rPr>
-        <w:t>级：</w:t>
-      </w:r>
-      <w:proofErr w:type="gramStart"/>
-      <w:r>
-        <w:rPr>
-          <w:rFonts w:ascii="Times New Roman" w:eastAsia="思源黑体 CN Normal" w:hAnsi="Times New Roman" w:hint="eastAsia"/>
-          <w:kern w:val="0"/>
-          <w:sz w:val="16"/>
-          <w:szCs w:val="16"/>
-        </w:rPr>
-        <w:t>注释仅</w:t>
-      </w:r>
-      <w:proofErr w:type="gramEnd"/>
-      <w:r>
-        <w:rPr>
-          <w:rFonts w:ascii="Times New Roman" w:eastAsia="思源黑体 CN Normal" w:hAnsi="Times New Roman" w:hint="eastAsia"/>
-          <w:kern w:val="0"/>
-          <w:sz w:val="16"/>
-          <w:szCs w:val="16"/>
-        </w:rPr>
-        <w:t>基于一项有显著性差异的研究，或多项研究但缺乏明显药效关联；</w:t>
+        <w:t>级：注释仅基于一项有显著性差异的研究，或多项研究但缺乏明显药效关联；</w:t>
       </w:r>
     </w:p>
     <w:p>
@@ -5963,27 +4345,7 @@
           <w:sz w:val="16"/>
           <w:szCs w:val="16"/>
         </w:rPr>
-        <w:t>级：</w:t>
-      </w:r>
-      <w:proofErr w:type="gramStart"/>
-      <w:r>
-        <w:rPr>
-          <w:rFonts w:ascii="Times New Roman" w:eastAsia="思源黑体 CN Normal" w:hAnsi="Times New Roman" w:hint="eastAsia"/>
-          <w:kern w:val="0"/>
-          <w:sz w:val="16"/>
-          <w:szCs w:val="16"/>
-        </w:rPr>
-        <w:t>注释仅</w:t>
-      </w:r>
-      <w:proofErr w:type="gramEnd"/>
-      <w:r>
-        <w:rPr>
-          <w:rFonts w:ascii="Times New Roman" w:eastAsia="思源黑体 CN Normal" w:hAnsi="Times New Roman" w:hint="eastAsia"/>
-          <w:kern w:val="0"/>
-          <w:sz w:val="16"/>
-          <w:szCs w:val="16"/>
-        </w:rPr>
-        <w:t>基于病例报告，非权威性研究或体外分子功能研究。</w:t>
+        <w:t>级：注释仅基于病例报告，非权威性研究或体外分子功能研究。</w:t>
       </w:r>
     </w:p>
     <w:p>
@@ -6109,44 +4471,12 @@
     </w:p>
     <w:p>
       <w:r>
-        <w:t xml:space="preserve">{%p if </w:t>
-      </w:r>
-      <w:proofErr w:type="spellStart"/>
-      <w:r>
-        <w:t>var.var_</w:t>
-      </w:r>
-      <w:proofErr w:type="gramStart"/>
-      <w:r>
-        <w:t>somatic.level</w:t>
-      </w:r>
-      <w:proofErr w:type="gramEnd"/>
-      <w:r>
-        <w:t>_I+var.var_somatic.level_II</w:t>
-      </w:r>
-      <w:proofErr w:type="spellEnd"/>
-      <w:r>
-        <w:t>%}</w:t>
+        <w:t>{%p if var.var_somatic.level_I+var.var_somatic.level_II%}</w:t>
       </w:r>
     </w:p>
     <w:p>
       <w:r>
-        <w:t xml:space="preserve">{%p for a in </w:t>
-      </w:r>
-      <w:proofErr w:type="spellStart"/>
-      <w:r>
-        <w:t>var.var_</w:t>
-      </w:r>
-      <w:proofErr w:type="gramStart"/>
-      <w:r>
-        <w:t>somatic.level</w:t>
-      </w:r>
-      <w:proofErr w:type="gramEnd"/>
-      <w:r>
-        <w:t>_I+var.var_somatic.level_II</w:t>
-      </w:r>
-      <w:proofErr w:type="spellEnd"/>
-      <w:r>
-        <w:t>%}</w:t>
+        <w:t>{%p for a in var.var_somatic.level_I+var.var_somatic.level_II%}</w:t>
       </w:r>
     </w:p>
     <w:tbl>
@@ -6192,50 +4522,7 @@
                 <w:sz w:val="18"/>
                 <w:szCs w:val="18"/>
               </w:rPr>
-              <w:t>{{</w:t>
-            </w:r>
-            <w:proofErr w:type="spellStart"/>
-            <w:proofErr w:type="gramStart"/>
-            <w:r>
-              <w:rPr>
-                <w:rFonts w:ascii="Times New Roman" w:eastAsia="思源黑体 CN Normal" w:hAnsi="Times New Roman"/>
-                <w:b/>
-                <w:bCs/>
-                <w:i/>
-                <w:iCs/>
-                <w:color w:val="FFFFFF" w:themeColor="background1"/>
-                <w:sz w:val="18"/>
-                <w:szCs w:val="18"/>
-              </w:rPr>
-              <w:t>a.gene</w:t>
-            </w:r>
-            <w:proofErr w:type="gramEnd"/>
-            <w:r>
-              <w:rPr>
-                <w:rFonts w:ascii="Times New Roman" w:eastAsia="思源黑体 CN Normal" w:hAnsi="Times New Roman"/>
-                <w:b/>
-                <w:bCs/>
-                <w:i/>
-                <w:iCs/>
-                <w:color w:val="FFFFFF" w:themeColor="background1"/>
-                <w:sz w:val="18"/>
-                <w:szCs w:val="18"/>
-              </w:rPr>
-              <w:t>_symbol</w:t>
-            </w:r>
-            <w:proofErr w:type="spellEnd"/>
-            <w:r>
-              <w:rPr>
-                <w:rFonts w:ascii="Times New Roman" w:eastAsia="思源黑体 CN Normal" w:hAnsi="Times New Roman"/>
-                <w:b/>
-                <w:bCs/>
-                <w:i/>
-                <w:iCs/>
-                <w:color w:val="FFFFFF" w:themeColor="background1"/>
-                <w:sz w:val="18"/>
-                <w:szCs w:val="18"/>
-              </w:rPr>
-              <w:t xml:space="preserve">}} </w:t>
+              <w:t xml:space="preserve">{{a.gene_symbol}} </w:t>
             </w:r>
             <w:r>
               <w:rPr>
@@ -6246,103 +4533,7 @@
                 <w:sz w:val="18"/>
                 <w:szCs w:val="18"/>
               </w:rPr>
-              <w:t>{{</w:t>
-            </w:r>
-            <w:proofErr w:type="spellStart"/>
-            <w:r>
-              <w:rPr>
-                <w:rFonts w:ascii="Times New Roman" w:eastAsia="思源黑体 CN Normal" w:hAnsi="Times New Roman"/>
-                <w:b/>
-                <w:bCs/>
-                <w:color w:val="FFFFFF" w:themeColor="background1"/>
-                <w:sz w:val="18"/>
-                <w:szCs w:val="18"/>
-              </w:rPr>
-              <w:t>a.gene_region</w:t>
-            </w:r>
-            <w:proofErr w:type="spellEnd"/>
-            <w:r>
-              <w:rPr>
-                <w:rFonts w:ascii="Times New Roman" w:eastAsia="思源黑体 CN Normal" w:hAnsi="Times New Roman"/>
-                <w:b/>
-                <w:bCs/>
-                <w:color w:val="FFFFFF" w:themeColor="background1"/>
-                <w:sz w:val="18"/>
-                <w:szCs w:val="18"/>
-              </w:rPr>
-              <w:t>}} {{</w:t>
-            </w:r>
-            <w:proofErr w:type="spellStart"/>
-            <w:r>
-              <w:rPr>
-                <w:rFonts w:ascii="Times New Roman" w:eastAsia="思源黑体 CN Normal" w:hAnsi="Times New Roman"/>
-                <w:b/>
-                <w:bCs/>
-                <w:color w:val="FFFFFF" w:themeColor="background1"/>
-                <w:sz w:val="18"/>
-                <w:szCs w:val="18"/>
-              </w:rPr>
-              <w:t>a.hgvs_c</w:t>
-            </w:r>
-            <w:proofErr w:type="spellEnd"/>
-            <w:r>
-              <w:rPr>
-                <w:rFonts w:ascii="Times New Roman" w:eastAsia="思源黑体 CN Normal" w:hAnsi="Times New Roman"/>
-                <w:b/>
-                <w:bCs/>
-                <w:color w:val="FFFFFF" w:themeColor="background1"/>
-                <w:sz w:val="18"/>
-                <w:szCs w:val="18"/>
-              </w:rPr>
-              <w:t xml:space="preserve">}}{%if </w:t>
-            </w:r>
-            <w:proofErr w:type="spellStart"/>
-            <w:r>
-              <w:rPr>
-                <w:rFonts w:ascii="Times New Roman" w:eastAsia="思源黑体 CN Normal" w:hAnsi="Times New Roman"/>
-                <w:b/>
-                <w:bCs/>
-                <w:color w:val="FFFFFF" w:themeColor="background1"/>
-                <w:sz w:val="18"/>
-                <w:szCs w:val="18"/>
-              </w:rPr>
-              <w:t>a.hgvs_p</w:t>
-            </w:r>
-            <w:proofErr w:type="spellEnd"/>
-            <w:r>
-              <w:rPr>
-                <w:rFonts w:ascii="Times New Roman" w:eastAsia="思源黑体 CN Normal" w:hAnsi="Times New Roman"/>
-                <w:b/>
-                <w:bCs/>
-                <w:color w:val="FFFFFF" w:themeColor="background1"/>
-                <w:sz w:val="18"/>
-                <w:szCs w:val="18"/>
-              </w:rPr>
-              <w:t>!=”p.?”%} {{</w:t>
-            </w:r>
-            <w:proofErr w:type="spellStart"/>
-            <w:r>
-              <w:rPr>
-                <w:rFonts w:ascii="Times New Roman" w:eastAsia="思源黑体 CN Normal" w:hAnsi="Times New Roman"/>
-                <w:b/>
-                <w:bCs/>
-                <w:color w:val="FFFFFF" w:themeColor="background1"/>
-                <w:sz w:val="18"/>
-                <w:szCs w:val="18"/>
-              </w:rPr>
-              <w:t>a.hgvs_p</w:t>
-            </w:r>
-            <w:proofErr w:type="spellEnd"/>
-            <w:r>
-              <w:rPr>
-                <w:rFonts w:ascii="Times New Roman" w:eastAsia="思源黑体 CN Normal" w:hAnsi="Times New Roman"/>
-                <w:b/>
-                <w:bCs/>
-                <w:color w:val="FFFFFF" w:themeColor="background1"/>
-                <w:sz w:val="18"/>
-                <w:szCs w:val="18"/>
-              </w:rPr>
-              <w:t>}}{%endif%}</w:t>
+              <w:t>{{a.gene_region}} {{a.hgvs_c}}{%if a.hgvs_p!=”p.?”%} {{a.hgvs_p}}{%endif%}</w:t>
             </w:r>
           </w:p>
         </w:tc>
@@ -6396,35 +4587,7 @@
                 <w:sz w:val="17"/>
                 <w:szCs w:val="17"/>
               </w:rPr>
-              <w:t>{{</w:t>
-            </w:r>
-            <w:proofErr w:type="spellStart"/>
-            <w:proofErr w:type="gramStart"/>
-            <w:r>
-              <w:rPr>
-                <w:rFonts w:ascii="Times New Roman" w:eastAsia="思源黑体 CN Normal" w:hAnsi="Times New Roman"/>
-                <w:sz w:val="17"/>
-                <w:szCs w:val="17"/>
-              </w:rPr>
-              <w:t>a.gene</w:t>
-            </w:r>
-            <w:proofErr w:type="gramEnd"/>
-            <w:r>
-              <w:rPr>
-                <w:rFonts w:ascii="Times New Roman" w:eastAsia="思源黑体 CN Normal" w:hAnsi="Times New Roman"/>
-                <w:sz w:val="17"/>
-                <w:szCs w:val="17"/>
-              </w:rPr>
-              <w:t>_function|e</w:t>
-            </w:r>
-            <w:proofErr w:type="spellEnd"/>
-            <w:r>
-              <w:rPr>
-                <w:rFonts w:ascii="Times New Roman" w:eastAsia="思源黑体 CN Normal" w:hAnsi="Times New Roman"/>
-                <w:sz w:val="17"/>
-                <w:szCs w:val="17"/>
-              </w:rPr>
-              <w:t>}}</w:t>
+              <w:t>{{a.gene_function|e}}</w:t>
             </w:r>
           </w:p>
         </w:tc>
@@ -6478,53 +4641,7 @@
                 <w:sz w:val="17"/>
                 <w:szCs w:val="17"/>
               </w:rPr>
-              <w:t>{{</w:t>
-            </w:r>
-            <w:proofErr w:type="spellStart"/>
-            <w:proofErr w:type="gramStart"/>
-            <w:r>
-              <w:rPr>
-                <w:rFonts w:ascii="Times New Roman" w:eastAsia="思源黑体 CN Normal" w:hAnsi="Times New Roman"/>
-                <w:sz w:val="17"/>
-                <w:szCs w:val="17"/>
-              </w:rPr>
-              <w:t>a.variant</w:t>
-            </w:r>
-            <w:proofErr w:type="gramEnd"/>
-            <w:r>
-              <w:rPr>
-                <w:rFonts w:ascii="Times New Roman" w:eastAsia="思源黑体 CN Normal" w:hAnsi="Times New Roman"/>
-                <w:sz w:val="17"/>
-                <w:szCs w:val="17"/>
-              </w:rPr>
-              <w:t>_desc_cn|e</w:t>
-            </w:r>
-            <w:proofErr w:type="spellEnd"/>
-            <w:r>
-              <w:rPr>
-                <w:rFonts w:ascii="Times New Roman" w:eastAsia="思源黑体 CN Normal" w:hAnsi="Times New Roman"/>
-                <w:sz w:val="17"/>
-                <w:szCs w:val="17"/>
-              </w:rPr>
-              <w:t>}}{{</w:t>
-            </w:r>
-            <w:proofErr w:type="spellStart"/>
-            <w:r>
-              <w:rPr>
-                <w:rFonts w:ascii="Times New Roman" w:eastAsia="思源黑体 CN Normal" w:hAnsi="Times New Roman"/>
-                <w:sz w:val="17"/>
-                <w:szCs w:val="17"/>
-              </w:rPr>
-              <w:t>a.variant_interpret_cn|e</w:t>
-            </w:r>
-            <w:proofErr w:type="spellEnd"/>
-            <w:r>
-              <w:rPr>
-                <w:rFonts w:ascii="Times New Roman" w:eastAsia="思源黑体 CN Normal" w:hAnsi="Times New Roman"/>
-                <w:sz w:val="17"/>
-                <w:szCs w:val="17"/>
-              </w:rPr>
-              <w:t>}}</w:t>
+              <w:t>{{a.variant_desc_cn|e}}{{a.variant_interpret_cn|e}}</w:t>
             </w:r>
           </w:p>
         </w:tc>
@@ -6578,25 +4695,25 @@
                 <w:sz w:val="17"/>
                 <w:szCs w:val="17"/>
               </w:rPr>
-              <w:t xml:space="preserve">{%p if </w:t>
-            </w:r>
-            <w:proofErr w:type="spellStart"/>
-            <w:r>
+              <w:t>{%p if a.evi_sum.evi_split%}</w:t>
+            </w:r>
+          </w:p>
+          <w:p>
+            <w:pPr>
+              <w:jc w:val="left"/>
               <w:rPr>
                 <w:rFonts w:ascii="Times New Roman" w:eastAsia="思源黑体 CN Normal" w:hAnsi="Times New Roman"/>
                 <w:sz w:val="17"/>
                 <w:szCs w:val="17"/>
               </w:rPr>
-              <w:t>a.evi_sum.evi_split</w:t>
-            </w:r>
-            <w:proofErr w:type="spellEnd"/>
+            </w:pPr>
             <w:r>
               <w:rPr>
                 <w:rFonts w:ascii="Times New Roman" w:eastAsia="思源黑体 CN Normal" w:hAnsi="Times New Roman"/>
                 <w:sz w:val="17"/>
                 <w:szCs w:val="17"/>
               </w:rPr>
-              <w:t>%}</w:t>
+              <w:t>{%p if a.evi_sum.evi_split.Predictive_merge%}</w:t>
             </w:r>
           </w:p>
           <w:p>
@@ -6614,97 +4731,7 @@
                 <w:sz w:val="17"/>
                 <w:szCs w:val="17"/>
               </w:rPr>
-              <w:t xml:space="preserve">{%p if </w:t>
-            </w:r>
-            <w:proofErr w:type="spellStart"/>
-            <w:r>
-              <w:rPr>
-                <w:rFonts w:ascii="Times New Roman" w:eastAsia="思源黑体 CN Normal" w:hAnsi="Times New Roman"/>
-                <w:sz w:val="17"/>
-                <w:szCs w:val="17"/>
-              </w:rPr>
-              <w:t>a.evi_sum.evi_</w:t>
-            </w:r>
-            <w:proofErr w:type="gramStart"/>
-            <w:r>
-              <w:rPr>
-                <w:rFonts w:ascii="Times New Roman" w:eastAsia="思源黑体 CN Normal" w:hAnsi="Times New Roman"/>
-                <w:sz w:val="17"/>
-                <w:szCs w:val="17"/>
-              </w:rPr>
-              <w:t>split.Predictive</w:t>
-            </w:r>
-            <w:proofErr w:type="gramEnd"/>
-            <w:r>
-              <w:rPr>
-                <w:rFonts w:ascii="Times New Roman" w:eastAsia="思源黑体 CN Normal" w:hAnsi="Times New Roman"/>
-                <w:sz w:val="17"/>
-                <w:szCs w:val="17"/>
-              </w:rPr>
-              <w:t>_merge</w:t>
-            </w:r>
-            <w:proofErr w:type="spellEnd"/>
-            <w:r>
-              <w:rPr>
-                <w:rFonts w:ascii="Times New Roman" w:eastAsia="思源黑体 CN Normal" w:hAnsi="Times New Roman"/>
-                <w:sz w:val="17"/>
-                <w:szCs w:val="17"/>
-              </w:rPr>
-              <w:t>%}</w:t>
-            </w:r>
-          </w:p>
-          <w:p>
-            <w:pPr>
-              <w:jc w:val="left"/>
-              <w:rPr>
-                <w:rFonts w:ascii="Times New Roman" w:eastAsia="思源黑体 CN Normal" w:hAnsi="Times New Roman"/>
-                <w:sz w:val="17"/>
-                <w:szCs w:val="17"/>
-              </w:rPr>
-            </w:pPr>
-            <w:r>
-              <w:rPr>
-                <w:rFonts w:ascii="Times New Roman" w:eastAsia="思源黑体 CN Normal" w:hAnsi="Times New Roman"/>
-                <w:sz w:val="17"/>
-                <w:szCs w:val="17"/>
-              </w:rPr>
-              <w:t xml:space="preserve">{%p for b in </w:t>
-            </w:r>
-            <w:proofErr w:type="spellStart"/>
-            <w:r>
-              <w:rPr>
-                <w:rFonts w:ascii="Times New Roman" w:eastAsia="思源黑体 CN Normal" w:hAnsi="Times New Roman"/>
-                <w:sz w:val="17"/>
-                <w:szCs w:val="17"/>
-              </w:rPr>
-              <w:t>a.evi_sum.evi_</w:t>
-            </w:r>
-            <w:proofErr w:type="gramStart"/>
-            <w:r>
-              <w:rPr>
-                <w:rFonts w:ascii="Times New Roman" w:eastAsia="思源黑体 CN Normal" w:hAnsi="Times New Roman"/>
-                <w:sz w:val="17"/>
-                <w:szCs w:val="17"/>
-              </w:rPr>
-              <w:t>split.Predictive</w:t>
-            </w:r>
-            <w:proofErr w:type="gramEnd"/>
-            <w:r>
-              <w:rPr>
-                <w:rFonts w:ascii="Times New Roman" w:eastAsia="思源黑体 CN Normal" w:hAnsi="Times New Roman"/>
-                <w:sz w:val="17"/>
-                <w:szCs w:val="17"/>
-              </w:rPr>
-              <w:t>_merge</w:t>
-            </w:r>
-            <w:proofErr w:type="spellEnd"/>
-            <w:r>
-              <w:rPr>
-                <w:rFonts w:ascii="Times New Roman" w:eastAsia="思源黑体 CN Normal" w:hAnsi="Times New Roman"/>
-                <w:sz w:val="17"/>
-                <w:szCs w:val="17"/>
-              </w:rPr>
-              <w:t>%}</w:t>
+              <w:t>{%p for b in a.evi_sum.evi_split.Predictive_merge%}</w:t>
             </w:r>
           </w:p>
           <w:p>
@@ -6728,9 +4755,8 @@
                 <w:sz w:val="17"/>
                 <w:szCs w:val="17"/>
               </w:rPr>
-              <w:t>{{</w:t>
-            </w:r>
-            <w:proofErr w:type="spellStart"/>
+              <w:t>{{b.regimen_name}}</w:t>
+            </w:r>
             <w:r>
               <w:rPr>
                 <w:rFonts w:ascii="Times New Roman" w:eastAsia="思源黑体 CN Normal" w:hAnsi="Times New Roman" w:hint="eastAsia"/>
@@ -6740,30 +4766,25 @@
                 <w:sz w:val="17"/>
                 <w:szCs w:val="17"/>
               </w:rPr>
-              <w:t>b.regimen_name</w:t>
-            </w:r>
-            <w:proofErr w:type="spellEnd"/>
-            <w:r>
-              <w:rPr>
-                <w:rFonts w:ascii="Times New Roman" w:eastAsia="思源黑体 CN Normal" w:hAnsi="Times New Roman" w:hint="eastAsia"/>
-                <w:b/>
-                <w:bCs/>
-                <w:color w:val="2193B0"/>
+              <w:t>：</w:t>
+            </w:r>
+          </w:p>
+          <w:p>
+            <w:pPr>
+              <w:jc w:val="left"/>
+              <w:rPr>
+                <w:rFonts w:ascii="Times New Roman" w:eastAsia="思源黑体 CN Normal" w:hAnsi="Times New Roman"/>
                 <w:sz w:val="17"/>
                 <w:szCs w:val="17"/>
               </w:rPr>
-              <w:t>}}</w:t>
-            </w:r>
-            <w:r>
-              <w:rPr>
-                <w:rFonts w:ascii="Times New Roman" w:eastAsia="思源黑体 CN Normal" w:hAnsi="Times New Roman" w:hint="eastAsia"/>
-                <w:b/>
-                <w:bCs/>
-                <w:color w:val="2193B0"/>
+            </w:pPr>
+            <w:r>
+              <w:rPr>
+                <w:rFonts w:ascii="Times New Roman" w:eastAsia="思源黑体 CN Normal" w:hAnsi="Times New Roman"/>
                 <w:sz w:val="17"/>
                 <w:szCs w:val="17"/>
               </w:rPr>
-              <w:t>：</w:t>
+              <w:t>{{b.evi_interpretation|e}}</w:t>
             </w:r>
           </w:p>
           <w:p>
@@ -6781,25 +4802,25 @@
                 <w:sz w:val="17"/>
                 <w:szCs w:val="17"/>
               </w:rPr>
-              <w:t>{{</w:t>
-            </w:r>
-            <w:proofErr w:type="spellStart"/>
-            <w:r>
+              <w:t>{%p endfor%}</w:t>
+            </w:r>
+          </w:p>
+          <w:p>
+            <w:pPr>
+              <w:jc w:val="left"/>
               <w:rPr>
                 <w:rFonts w:ascii="Times New Roman" w:eastAsia="思源黑体 CN Normal" w:hAnsi="Times New Roman"/>
                 <w:sz w:val="17"/>
                 <w:szCs w:val="17"/>
               </w:rPr>
-              <w:t>b.evi_interpretation|e</w:t>
-            </w:r>
-            <w:proofErr w:type="spellEnd"/>
+            </w:pPr>
             <w:r>
               <w:rPr>
                 <w:rFonts w:ascii="Times New Roman" w:eastAsia="思源黑体 CN Normal" w:hAnsi="Times New Roman"/>
                 <w:sz w:val="17"/>
                 <w:szCs w:val="17"/>
               </w:rPr>
-              <w:t>}}</w:t>
+              <w:t>{%p endif%}</w:t>
             </w:r>
           </w:p>
           <w:p>
@@ -6817,25 +4838,25 @@
                 <w:sz w:val="17"/>
                 <w:szCs w:val="17"/>
               </w:rPr>
-              <w:t xml:space="preserve">{%p </w:t>
-            </w:r>
-            <w:proofErr w:type="spellStart"/>
-            <w:r>
+              <w:t>{%p if a.evi_sum.evi_split.Prognostic%}</w:t>
+            </w:r>
+          </w:p>
+          <w:p>
+            <w:pPr>
+              <w:jc w:val="left"/>
               <w:rPr>
                 <w:rFonts w:ascii="Times New Roman" w:eastAsia="思源黑体 CN Normal" w:hAnsi="Times New Roman"/>
                 <w:sz w:val="17"/>
                 <w:szCs w:val="17"/>
               </w:rPr>
-              <w:t>endfor</w:t>
-            </w:r>
-            <w:proofErr w:type="spellEnd"/>
+            </w:pPr>
             <w:r>
               <w:rPr>
                 <w:rFonts w:ascii="Times New Roman" w:eastAsia="思源黑体 CN Normal" w:hAnsi="Times New Roman"/>
                 <w:sz w:val="17"/>
                 <w:szCs w:val="17"/>
               </w:rPr>
-              <w:t>%}</w:t>
+              <w:t>{%p for b in a.evi_sum.evi_split.Prognostic %}</w:t>
             </w:r>
           </w:p>
           <w:p>
@@ -6853,7 +4874,7 @@
                 <w:sz w:val="17"/>
                 <w:szCs w:val="17"/>
               </w:rPr>
-              <w:t>{%p endif%}</w:t>
+              <w:t>{{b.evi_interpretation|e}}</w:t>
             </w:r>
           </w:p>
           <w:p>
@@ -6871,81 +4892,79 @@
                 <w:sz w:val="17"/>
                 <w:szCs w:val="17"/>
               </w:rPr>
-              <w:t xml:space="preserve">{%p if </w:t>
-            </w:r>
-            <w:proofErr w:type="spellStart"/>
-            <w:r>
+              <w:t>{%p endfor%}</w:t>
+            </w:r>
+          </w:p>
+          <w:p>
+            <w:pPr>
+              <w:jc w:val="left"/>
               <w:rPr>
                 <w:rFonts w:ascii="Times New Roman" w:eastAsia="思源黑体 CN Normal" w:hAnsi="Times New Roman"/>
                 <w:sz w:val="17"/>
                 <w:szCs w:val="17"/>
               </w:rPr>
-              <w:t>a.evi_sum.evi_</w:t>
-            </w:r>
-            <w:proofErr w:type="gramStart"/>
+            </w:pPr>
             <w:r>
               <w:rPr>
                 <w:rFonts w:ascii="Times New Roman" w:eastAsia="思源黑体 CN Normal" w:hAnsi="Times New Roman"/>
                 <w:sz w:val="17"/>
                 <w:szCs w:val="17"/>
               </w:rPr>
-              <w:t>split.Prognostic</w:t>
-            </w:r>
-            <w:proofErr w:type="spellEnd"/>
-            <w:proofErr w:type="gramEnd"/>
-            <w:r>
+              <w:t>{%p endif%}</w:t>
+            </w:r>
+          </w:p>
+          <w:p>
+            <w:pPr>
+              <w:jc w:val="left"/>
               <w:rPr>
                 <w:rFonts w:ascii="Times New Roman" w:eastAsia="思源黑体 CN Normal" w:hAnsi="Times New Roman"/>
                 <w:sz w:val="17"/>
                 <w:szCs w:val="17"/>
               </w:rPr>
-              <w:t>%}</w:t>
-            </w:r>
-          </w:p>
-          <w:p>
-            <w:pPr>
-              <w:jc w:val="left"/>
+            </w:pPr>
+            <w:r>
               <w:rPr>
                 <w:rFonts w:ascii="Times New Roman" w:eastAsia="思源黑体 CN Normal" w:hAnsi="Times New Roman"/>
                 <w:sz w:val="17"/>
                 <w:szCs w:val="17"/>
               </w:rPr>
-            </w:pPr>
-            <w:r>
+              <w:t>{%p if a.evi_sum.evi_split.Diagnostic%}</w:t>
+            </w:r>
+          </w:p>
+          <w:p>
+            <w:pPr>
+              <w:jc w:val="left"/>
               <w:rPr>
                 <w:rFonts w:ascii="Times New Roman" w:eastAsia="思源黑体 CN Normal" w:hAnsi="Times New Roman"/>
                 <w:sz w:val="17"/>
                 <w:szCs w:val="17"/>
               </w:rPr>
-              <w:t xml:space="preserve">{%p for b in </w:t>
-            </w:r>
-            <w:proofErr w:type="spellStart"/>
+            </w:pPr>
             <w:r>
               <w:rPr>
                 <w:rFonts w:ascii="Times New Roman" w:eastAsia="思源黑体 CN Normal" w:hAnsi="Times New Roman"/>
                 <w:sz w:val="17"/>
                 <w:szCs w:val="17"/>
               </w:rPr>
-              <w:t>a.evi_sum.evi_</w:t>
-            </w:r>
-            <w:proofErr w:type="gramStart"/>
-            <w:r>
+              <w:t>{%p for b in a.evi_sum.evi_split.Diagnostic %}</w:t>
+            </w:r>
+          </w:p>
+          <w:p>
+            <w:pPr>
+              <w:jc w:val="left"/>
               <w:rPr>
                 <w:rFonts w:ascii="Times New Roman" w:eastAsia="思源黑体 CN Normal" w:hAnsi="Times New Roman"/>
                 <w:sz w:val="17"/>
                 <w:szCs w:val="17"/>
               </w:rPr>
-              <w:t>split.Prognostic</w:t>
-            </w:r>
-            <w:proofErr w:type="spellEnd"/>
-            <w:proofErr w:type="gramEnd"/>
+            </w:pPr>
             <w:r>
               <w:rPr>
                 <w:rFonts w:ascii="Times New Roman" w:eastAsia="思源黑体 CN Normal" w:hAnsi="Times New Roman"/>
                 <w:sz w:val="17"/>
                 <w:szCs w:val="17"/>
               </w:rPr>
-              <w:t xml:space="preserve"> %}</w:t>
+              <w:t>{{b.evi_interpretation|e}}</w:t>
             </w:r>
           </w:p>
           <w:p>
@@ -6963,243 +4982,7 @@
                 <w:sz w:val="17"/>
                 <w:szCs w:val="17"/>
               </w:rPr>
-              <w:t>{{</w:t>
-            </w:r>
-            <w:proofErr w:type="spellStart"/>
-            <w:r>
-              <w:rPr>
-                <w:rFonts w:ascii="Times New Roman" w:eastAsia="思源黑体 CN Normal" w:hAnsi="Times New Roman"/>
-                <w:sz w:val="17"/>
-                <w:szCs w:val="17"/>
-              </w:rPr>
-              <w:t>b.evi_interpretation|e</w:t>
-            </w:r>
-            <w:proofErr w:type="spellEnd"/>
-            <w:r>
-              <w:rPr>
-                <w:rFonts w:ascii="Times New Roman" w:eastAsia="思源黑体 CN Normal" w:hAnsi="Times New Roman"/>
-                <w:sz w:val="17"/>
-                <w:szCs w:val="17"/>
-              </w:rPr>
-              <w:t>}}</w:t>
-            </w:r>
-          </w:p>
-          <w:p>
-            <w:pPr>
-              <w:jc w:val="left"/>
-              <w:rPr>
-                <w:rFonts w:ascii="Times New Roman" w:eastAsia="思源黑体 CN Normal" w:hAnsi="Times New Roman"/>
-                <w:sz w:val="17"/>
-                <w:szCs w:val="17"/>
-              </w:rPr>
-            </w:pPr>
-            <w:r>
-              <w:rPr>
-                <w:rFonts w:ascii="Times New Roman" w:eastAsia="思源黑体 CN Normal" w:hAnsi="Times New Roman"/>
-                <w:sz w:val="17"/>
-                <w:szCs w:val="17"/>
-              </w:rPr>
-              <w:t xml:space="preserve">{%p </w:t>
-            </w:r>
-            <w:proofErr w:type="spellStart"/>
-            <w:r>
-              <w:rPr>
-                <w:rFonts w:ascii="Times New Roman" w:eastAsia="思源黑体 CN Normal" w:hAnsi="Times New Roman"/>
-                <w:sz w:val="17"/>
-                <w:szCs w:val="17"/>
-              </w:rPr>
-              <w:t>endfor</w:t>
-            </w:r>
-            <w:proofErr w:type="spellEnd"/>
-            <w:r>
-              <w:rPr>
-                <w:rFonts w:ascii="Times New Roman" w:eastAsia="思源黑体 CN Normal" w:hAnsi="Times New Roman"/>
-                <w:sz w:val="17"/>
-                <w:szCs w:val="17"/>
-              </w:rPr>
-              <w:t>%}</w:t>
-            </w:r>
-          </w:p>
-          <w:p>
-            <w:pPr>
-              <w:jc w:val="left"/>
-              <w:rPr>
-                <w:rFonts w:ascii="Times New Roman" w:eastAsia="思源黑体 CN Normal" w:hAnsi="Times New Roman"/>
-                <w:sz w:val="17"/>
-                <w:szCs w:val="17"/>
-              </w:rPr>
-            </w:pPr>
-            <w:r>
-              <w:rPr>
-                <w:rFonts w:ascii="Times New Roman" w:eastAsia="思源黑体 CN Normal" w:hAnsi="Times New Roman"/>
-                <w:sz w:val="17"/>
-                <w:szCs w:val="17"/>
-              </w:rPr>
-              <w:t>{%p endif%}</w:t>
-            </w:r>
-          </w:p>
-          <w:p>
-            <w:pPr>
-              <w:jc w:val="left"/>
-              <w:rPr>
-                <w:rFonts w:ascii="Times New Roman" w:eastAsia="思源黑体 CN Normal" w:hAnsi="Times New Roman"/>
-                <w:sz w:val="17"/>
-                <w:szCs w:val="17"/>
-              </w:rPr>
-            </w:pPr>
-            <w:r>
-              <w:rPr>
-                <w:rFonts w:ascii="Times New Roman" w:eastAsia="思源黑体 CN Normal" w:hAnsi="Times New Roman"/>
-                <w:sz w:val="17"/>
-                <w:szCs w:val="17"/>
-              </w:rPr>
-              <w:t xml:space="preserve">{%p if </w:t>
-            </w:r>
-            <w:proofErr w:type="spellStart"/>
-            <w:r>
-              <w:rPr>
-                <w:rFonts w:ascii="Times New Roman" w:eastAsia="思源黑体 CN Normal" w:hAnsi="Times New Roman"/>
-                <w:sz w:val="17"/>
-                <w:szCs w:val="17"/>
-              </w:rPr>
-              <w:t>a.evi_sum.evi_</w:t>
-            </w:r>
-            <w:proofErr w:type="gramStart"/>
-            <w:r>
-              <w:rPr>
-                <w:rFonts w:ascii="Times New Roman" w:eastAsia="思源黑体 CN Normal" w:hAnsi="Times New Roman"/>
-                <w:sz w:val="17"/>
-                <w:szCs w:val="17"/>
-              </w:rPr>
-              <w:t>split.Diagnostic</w:t>
-            </w:r>
-            <w:proofErr w:type="spellEnd"/>
-            <w:proofErr w:type="gramEnd"/>
-            <w:r>
-              <w:rPr>
-                <w:rFonts w:ascii="Times New Roman" w:eastAsia="思源黑体 CN Normal" w:hAnsi="Times New Roman"/>
-                <w:sz w:val="17"/>
-                <w:szCs w:val="17"/>
-              </w:rPr>
-              <w:t>%}</w:t>
-            </w:r>
-          </w:p>
-          <w:p>
-            <w:pPr>
-              <w:jc w:val="left"/>
-              <w:rPr>
-                <w:rFonts w:ascii="Times New Roman" w:eastAsia="思源黑体 CN Normal" w:hAnsi="Times New Roman"/>
-                <w:sz w:val="17"/>
-                <w:szCs w:val="17"/>
-              </w:rPr>
-            </w:pPr>
-            <w:r>
-              <w:rPr>
-                <w:rFonts w:ascii="Times New Roman" w:eastAsia="思源黑体 CN Normal" w:hAnsi="Times New Roman"/>
-                <w:sz w:val="17"/>
-                <w:szCs w:val="17"/>
-              </w:rPr>
-              <w:t xml:space="preserve">{%p for b in </w:t>
-            </w:r>
-            <w:proofErr w:type="spellStart"/>
-            <w:r>
-              <w:rPr>
-                <w:rFonts w:ascii="Times New Roman" w:eastAsia="思源黑体 CN Normal" w:hAnsi="Times New Roman"/>
-                <w:sz w:val="17"/>
-                <w:szCs w:val="17"/>
-              </w:rPr>
-              <w:t>a.evi_sum.evi_</w:t>
-            </w:r>
-            <w:proofErr w:type="gramStart"/>
-            <w:r>
-              <w:rPr>
-                <w:rFonts w:ascii="Times New Roman" w:eastAsia="思源黑体 CN Normal" w:hAnsi="Times New Roman"/>
-                <w:sz w:val="17"/>
-                <w:szCs w:val="17"/>
-              </w:rPr>
-              <w:t>split.Diagnostic</w:t>
-            </w:r>
-            <w:proofErr w:type="spellEnd"/>
-            <w:proofErr w:type="gramEnd"/>
-            <w:r>
-              <w:rPr>
-                <w:rFonts w:ascii="Times New Roman" w:eastAsia="思源黑体 CN Normal" w:hAnsi="Times New Roman"/>
-                <w:sz w:val="17"/>
-                <w:szCs w:val="17"/>
-              </w:rPr>
-              <w:t xml:space="preserve"> %}</w:t>
-            </w:r>
-          </w:p>
-          <w:p>
-            <w:pPr>
-              <w:jc w:val="left"/>
-              <w:rPr>
-                <w:rFonts w:ascii="Times New Roman" w:eastAsia="思源黑体 CN Normal" w:hAnsi="Times New Roman"/>
-                <w:sz w:val="17"/>
-                <w:szCs w:val="17"/>
-              </w:rPr>
-            </w:pPr>
-            <w:r>
-              <w:rPr>
-                <w:rFonts w:ascii="Times New Roman" w:eastAsia="思源黑体 CN Normal" w:hAnsi="Times New Roman"/>
-                <w:sz w:val="17"/>
-                <w:szCs w:val="17"/>
-              </w:rPr>
-              <w:t>{{</w:t>
-            </w:r>
-            <w:proofErr w:type="spellStart"/>
-            <w:r>
-              <w:rPr>
-                <w:rFonts w:ascii="Times New Roman" w:eastAsia="思源黑体 CN Normal" w:hAnsi="Times New Roman"/>
-                <w:sz w:val="17"/>
-                <w:szCs w:val="17"/>
-              </w:rPr>
-              <w:t>b.evi_interpretation|e</w:t>
-            </w:r>
-            <w:proofErr w:type="spellEnd"/>
-            <w:r>
-              <w:rPr>
-                <w:rFonts w:ascii="Times New Roman" w:eastAsia="思源黑体 CN Normal" w:hAnsi="Times New Roman"/>
-                <w:sz w:val="17"/>
-                <w:szCs w:val="17"/>
-              </w:rPr>
-              <w:t>}}</w:t>
-            </w:r>
-          </w:p>
-          <w:p>
-            <w:pPr>
-              <w:jc w:val="left"/>
-              <w:rPr>
-                <w:rFonts w:ascii="Times New Roman" w:eastAsia="思源黑体 CN Normal" w:hAnsi="Times New Roman"/>
-                <w:sz w:val="17"/>
-                <w:szCs w:val="17"/>
-              </w:rPr>
-            </w:pPr>
-            <w:r>
-              <w:rPr>
-                <w:rFonts w:ascii="Times New Roman" w:eastAsia="思源黑体 CN Normal" w:hAnsi="Times New Roman"/>
-                <w:sz w:val="17"/>
-                <w:szCs w:val="17"/>
-              </w:rPr>
-              <w:t xml:space="preserve">{%p </w:t>
-            </w:r>
-            <w:proofErr w:type="spellStart"/>
-            <w:r>
-              <w:rPr>
-                <w:rFonts w:ascii="Times New Roman" w:eastAsia="思源黑体 CN Normal" w:hAnsi="Times New Roman"/>
-                <w:sz w:val="17"/>
-                <w:szCs w:val="17"/>
-              </w:rPr>
-              <w:t>endfor</w:t>
-            </w:r>
-            <w:proofErr w:type="spellEnd"/>
-            <w:r>
-              <w:rPr>
-                <w:rFonts w:ascii="Times New Roman" w:eastAsia="思源黑体 CN Normal" w:hAnsi="Times New Roman"/>
-                <w:sz w:val="17"/>
-                <w:szCs w:val="17"/>
-              </w:rPr>
-              <w:t>%}</w:t>
+              <w:t>{%p endfor%}</w:t>
             </w:r>
           </w:p>
           <w:p>
@@ -7284,21 +5067,7 @@
         <w:rPr>
           <w:rFonts w:hint="eastAsia"/>
         </w:rPr>
-        <w:t xml:space="preserve">{%p </w:t>
-      </w:r>
-      <w:proofErr w:type="spellStart"/>
-      <w:r>
-        <w:rPr>
-          <w:rFonts w:hint="eastAsia"/>
-        </w:rPr>
-        <w:t>endfor</w:t>
-      </w:r>
-      <w:proofErr w:type="spellEnd"/>
-      <w:r>
-        <w:rPr>
-          <w:rFonts w:hint="eastAsia"/>
-        </w:rPr>
-        <w:t>%}</w:t>
+        <w:t>{%p endfor%}</w:t>
       </w:r>
     </w:p>
     <w:p>
@@ -7572,44 +5341,12 @@
     </w:p>
     <w:p>
       <w:r>
-        <w:t xml:space="preserve">{%p if </w:t>
-      </w:r>
-      <w:proofErr w:type="spellStart"/>
-      <w:r>
-        <w:t>var.var_</w:t>
-      </w:r>
-      <w:proofErr w:type="gramStart"/>
-      <w:r>
-        <w:t>somatic.level</w:t>
-      </w:r>
-      <w:proofErr w:type="gramEnd"/>
-      <w:r>
-        <w:t>_onco_nodrug</w:t>
-      </w:r>
-      <w:proofErr w:type="spellEnd"/>
-      <w:r>
-        <w:t>%}</w:t>
+        <w:t>{%p if var.var_somatic.level_onco_nodrug%}</w:t>
       </w:r>
     </w:p>
     <w:p>
       <w:r>
-        <w:t xml:space="preserve">{%p for a in </w:t>
-      </w:r>
-      <w:proofErr w:type="spellStart"/>
-      <w:r>
-        <w:t>var.var_</w:t>
-      </w:r>
-      <w:proofErr w:type="gramStart"/>
-      <w:r>
-        <w:t>somatic.level</w:t>
-      </w:r>
-      <w:proofErr w:type="gramEnd"/>
-      <w:r>
-        <w:t>_onco_nodrug</w:t>
-      </w:r>
-      <w:proofErr w:type="spellEnd"/>
-      <w:r>
-        <w:t>%}</w:t>
+        <w:t>{%p for a in var.var_somatic.level_onco_nodrug%}</w:t>
       </w:r>
     </w:p>
     <w:tbl>
@@ -7655,50 +5392,7 @@
                 <w:sz w:val="18"/>
                 <w:szCs w:val="18"/>
               </w:rPr>
-              <w:t>{{</w:t>
-            </w:r>
-            <w:proofErr w:type="spellStart"/>
-            <w:proofErr w:type="gramStart"/>
-            <w:r>
-              <w:rPr>
-                <w:rFonts w:ascii="Times New Roman" w:eastAsia="思源黑体 CN Normal" w:hAnsi="Times New Roman"/>
-                <w:b/>
-                <w:bCs/>
-                <w:i/>
-                <w:iCs/>
-                <w:color w:val="FFFFFF" w:themeColor="background1"/>
-                <w:sz w:val="18"/>
-                <w:szCs w:val="18"/>
-              </w:rPr>
-              <w:t>a.gene</w:t>
-            </w:r>
-            <w:proofErr w:type="gramEnd"/>
-            <w:r>
-              <w:rPr>
-                <w:rFonts w:ascii="Times New Roman" w:eastAsia="思源黑体 CN Normal" w:hAnsi="Times New Roman"/>
-                <w:b/>
-                <w:bCs/>
-                <w:i/>
-                <w:iCs/>
-                <w:color w:val="FFFFFF" w:themeColor="background1"/>
-                <w:sz w:val="18"/>
-                <w:szCs w:val="18"/>
-              </w:rPr>
-              <w:t>_symbol</w:t>
-            </w:r>
-            <w:proofErr w:type="spellEnd"/>
-            <w:r>
-              <w:rPr>
-                <w:rFonts w:ascii="Times New Roman" w:eastAsia="思源黑体 CN Normal" w:hAnsi="Times New Roman"/>
-                <w:b/>
-                <w:bCs/>
-                <w:i/>
-                <w:iCs/>
-                <w:color w:val="FFFFFF" w:themeColor="background1"/>
-                <w:sz w:val="18"/>
-                <w:szCs w:val="18"/>
-              </w:rPr>
-              <w:t xml:space="preserve">}} </w:t>
+              <w:t xml:space="preserve">{{a.gene_symbol}} </w:t>
             </w:r>
             <w:r>
               <w:rPr>
@@ -7709,103 +5403,7 @@
                 <w:sz w:val="18"/>
                 <w:szCs w:val="18"/>
               </w:rPr>
-              <w:t>{{</w:t>
-            </w:r>
-            <w:proofErr w:type="spellStart"/>
-            <w:r>
-              <w:rPr>
-                <w:rFonts w:ascii="Times New Roman" w:eastAsia="思源黑体 CN Normal" w:hAnsi="Times New Roman"/>
-                <w:b/>
-                <w:bCs/>
-                <w:color w:val="FFFFFF" w:themeColor="background1"/>
-                <w:sz w:val="18"/>
-                <w:szCs w:val="18"/>
-              </w:rPr>
-              <w:t>a.gene_region</w:t>
-            </w:r>
-            <w:proofErr w:type="spellEnd"/>
-            <w:r>
-              <w:rPr>
-                <w:rFonts w:ascii="Times New Roman" w:eastAsia="思源黑体 CN Normal" w:hAnsi="Times New Roman"/>
-                <w:b/>
-                <w:bCs/>
-                <w:color w:val="FFFFFF" w:themeColor="background1"/>
-                <w:sz w:val="18"/>
-                <w:szCs w:val="18"/>
-              </w:rPr>
-              <w:t>}} {{</w:t>
-            </w:r>
-            <w:proofErr w:type="spellStart"/>
-            <w:r>
-              <w:rPr>
-                <w:rFonts w:ascii="Times New Roman" w:eastAsia="思源黑体 CN Normal" w:hAnsi="Times New Roman"/>
-                <w:b/>
-                <w:bCs/>
-                <w:color w:val="FFFFFF" w:themeColor="background1"/>
-                <w:sz w:val="18"/>
-                <w:szCs w:val="18"/>
-              </w:rPr>
-              <w:t>a.hgvs_c</w:t>
-            </w:r>
-            <w:proofErr w:type="spellEnd"/>
-            <w:r>
-              <w:rPr>
-                <w:rFonts w:ascii="Times New Roman" w:eastAsia="思源黑体 CN Normal" w:hAnsi="Times New Roman"/>
-                <w:b/>
-                <w:bCs/>
-                <w:color w:val="FFFFFF" w:themeColor="background1"/>
-                <w:sz w:val="18"/>
-                <w:szCs w:val="18"/>
-              </w:rPr>
-              <w:t xml:space="preserve">}}{%if </w:t>
-            </w:r>
-            <w:proofErr w:type="spellStart"/>
-            <w:r>
-              <w:rPr>
-                <w:rFonts w:ascii="Times New Roman" w:eastAsia="思源黑体 CN Normal" w:hAnsi="Times New Roman"/>
-                <w:b/>
-                <w:bCs/>
-                <w:color w:val="FFFFFF" w:themeColor="background1"/>
-                <w:sz w:val="18"/>
-                <w:szCs w:val="18"/>
-              </w:rPr>
-              <w:t>a.hgvs_p</w:t>
-            </w:r>
-            <w:proofErr w:type="spellEnd"/>
-            <w:r>
-              <w:rPr>
-                <w:rFonts w:ascii="Times New Roman" w:eastAsia="思源黑体 CN Normal" w:hAnsi="Times New Roman"/>
-                <w:b/>
-                <w:bCs/>
-                <w:color w:val="FFFFFF" w:themeColor="background1"/>
-                <w:sz w:val="18"/>
-                <w:szCs w:val="18"/>
-              </w:rPr>
-              <w:t>!=”p.?”%} {{</w:t>
-            </w:r>
-            <w:proofErr w:type="spellStart"/>
-            <w:r>
-              <w:rPr>
-                <w:rFonts w:ascii="Times New Roman" w:eastAsia="思源黑体 CN Normal" w:hAnsi="Times New Roman"/>
-                <w:b/>
-                <w:bCs/>
-                <w:color w:val="FFFFFF" w:themeColor="background1"/>
-                <w:sz w:val="18"/>
-                <w:szCs w:val="18"/>
-              </w:rPr>
-              <w:t>a.hgvs_p</w:t>
-            </w:r>
-            <w:proofErr w:type="spellEnd"/>
-            <w:r>
-              <w:rPr>
-                <w:rFonts w:ascii="Times New Roman" w:eastAsia="思源黑体 CN Normal" w:hAnsi="Times New Roman"/>
-                <w:b/>
-                <w:bCs/>
-                <w:color w:val="FFFFFF" w:themeColor="background1"/>
-                <w:sz w:val="18"/>
-                <w:szCs w:val="18"/>
-              </w:rPr>
-              <w:t>}}{%endif%}</w:t>
+              <w:t>{{a.gene_region}} {{a.hgvs_c}}{%if a.hgvs_p!=”p.?”%} {{a.hgvs_p}}{%endif%}</w:t>
             </w:r>
           </w:p>
         </w:tc>
@@ -7859,35 +5457,7 @@
                 <w:sz w:val="17"/>
                 <w:szCs w:val="17"/>
               </w:rPr>
-              <w:t>{{</w:t>
-            </w:r>
-            <w:proofErr w:type="spellStart"/>
-            <w:proofErr w:type="gramStart"/>
-            <w:r>
-              <w:rPr>
-                <w:rFonts w:ascii="Times New Roman" w:eastAsia="思源黑体 CN Normal" w:hAnsi="Times New Roman"/>
-                <w:sz w:val="17"/>
-                <w:szCs w:val="17"/>
-              </w:rPr>
-              <w:t>a.gene</w:t>
-            </w:r>
-            <w:proofErr w:type="gramEnd"/>
-            <w:r>
-              <w:rPr>
-                <w:rFonts w:ascii="Times New Roman" w:eastAsia="思源黑体 CN Normal" w:hAnsi="Times New Roman"/>
-                <w:sz w:val="17"/>
-                <w:szCs w:val="17"/>
-              </w:rPr>
-              <w:t>_function|e</w:t>
-            </w:r>
-            <w:proofErr w:type="spellEnd"/>
-            <w:r>
-              <w:rPr>
-                <w:rFonts w:ascii="Times New Roman" w:eastAsia="思源黑体 CN Normal" w:hAnsi="Times New Roman"/>
-                <w:sz w:val="17"/>
-                <w:szCs w:val="17"/>
-              </w:rPr>
-              <w:t>}}</w:t>
+              <w:t>{{a.gene_function|e}}</w:t>
             </w:r>
           </w:p>
         </w:tc>
@@ -7941,53 +5511,7 @@
                 <w:sz w:val="17"/>
                 <w:szCs w:val="17"/>
               </w:rPr>
-              <w:t>{{</w:t>
-            </w:r>
-            <w:proofErr w:type="spellStart"/>
-            <w:proofErr w:type="gramStart"/>
-            <w:r>
-              <w:rPr>
-                <w:rFonts w:ascii="Times New Roman" w:eastAsia="思源黑体 CN Normal" w:hAnsi="Times New Roman"/>
-                <w:sz w:val="17"/>
-                <w:szCs w:val="17"/>
-              </w:rPr>
-              <w:t>a.variant</w:t>
-            </w:r>
-            <w:proofErr w:type="gramEnd"/>
-            <w:r>
-              <w:rPr>
-                <w:rFonts w:ascii="Times New Roman" w:eastAsia="思源黑体 CN Normal" w:hAnsi="Times New Roman"/>
-                <w:sz w:val="17"/>
-                <w:szCs w:val="17"/>
-              </w:rPr>
-              <w:t>_desc_cn|e</w:t>
-            </w:r>
-            <w:proofErr w:type="spellEnd"/>
-            <w:r>
-              <w:rPr>
-                <w:rFonts w:ascii="Times New Roman" w:eastAsia="思源黑体 CN Normal" w:hAnsi="Times New Roman"/>
-                <w:sz w:val="17"/>
-                <w:szCs w:val="17"/>
-              </w:rPr>
-              <w:t>}}{{</w:t>
-            </w:r>
-            <w:proofErr w:type="spellStart"/>
-            <w:r>
-              <w:rPr>
-                <w:rFonts w:ascii="Times New Roman" w:eastAsia="思源黑体 CN Normal" w:hAnsi="Times New Roman"/>
-                <w:sz w:val="17"/>
-                <w:szCs w:val="17"/>
-              </w:rPr>
-              <w:t>a.variant_interpret_cn|e</w:t>
-            </w:r>
-            <w:proofErr w:type="spellEnd"/>
-            <w:r>
-              <w:rPr>
-                <w:rFonts w:ascii="Times New Roman" w:eastAsia="思源黑体 CN Normal" w:hAnsi="Times New Roman"/>
-                <w:sz w:val="17"/>
-                <w:szCs w:val="17"/>
-              </w:rPr>
-              <w:t>}}</w:t>
+              <w:t>{{a.variant_desc_cn|e}}{{a.variant_interpret_cn|e}}</w:t>
             </w:r>
           </w:p>
         </w:tc>
@@ -8016,25 +5540,7 @@
           <w:sz w:val="18"/>
           <w:szCs w:val="18"/>
         </w:rPr>
-        <w:t xml:space="preserve">{%p </w:t>
-      </w:r>
-      <w:proofErr w:type="spellStart"/>
-      <w:r>
-        <w:rPr>
-          <w:rFonts w:ascii="Times New Roman" w:eastAsia="思源黑体 CN Normal" w:hAnsi="Times New Roman"/>
-          <w:sz w:val="18"/>
-          <w:szCs w:val="18"/>
-        </w:rPr>
-        <w:t>endfor</w:t>
-      </w:r>
-      <w:proofErr w:type="spellEnd"/>
-      <w:r>
-        <w:rPr>
-          <w:rFonts w:ascii="Times New Roman" w:eastAsia="思源黑体 CN Normal" w:hAnsi="Times New Roman"/>
-          <w:sz w:val="18"/>
-          <w:szCs w:val="18"/>
-        </w:rPr>
-        <w:t>%}</w:t>
+        <w:t>{%p endfor%}</w:t>
       </w:r>
     </w:p>
     <w:p>
@@ -8333,29 +5839,7 @@
           <w:sz w:val="24"/>
           <w:szCs w:val="24"/>
         </w:rPr>
-        <w:t>获</w:t>
-      </w:r>
-      <w:proofErr w:type="gramStart"/>
-      <w:r>
-        <w:rPr>
-          <w:rFonts w:ascii="Times New Roman" w:eastAsia="思源黑体 CN Bold" w:hAnsi="Times New Roman"/>
-          <w:b/>
-          <w:color w:val="1E7648"/>
-          <w:sz w:val="24"/>
-          <w:szCs w:val="24"/>
-        </w:rPr>
-        <w:t>批药物</w:t>
-      </w:r>
-      <w:proofErr w:type="gramEnd"/>
-      <w:r>
-        <w:rPr>
-          <w:rFonts w:ascii="Times New Roman" w:eastAsia="思源黑体 CN Bold" w:hAnsi="Times New Roman"/>
-          <w:b/>
-          <w:color w:val="1E7648"/>
-          <w:sz w:val="24"/>
-          <w:szCs w:val="24"/>
-        </w:rPr>
-        <w:t>简介</w:t>
+        <w:t>获批药物简介</w:t>
       </w:r>
     </w:p>
     <w:p>
@@ -8377,63 +5861,7 @@
           <w:sz w:val="16"/>
           <w:szCs w:val="16"/>
         </w:rPr>
-        <w:t>{%p if [</w:t>
-      </w:r>
-      <w:proofErr w:type="spellStart"/>
-      <w:r>
-        <w:rPr>
-          <w:rFonts w:ascii="思源黑体 CN Normal" w:eastAsia="思源黑体 CN Normal" w:hAnsi="思源黑体 CN Normal"/>
-          <w:b/>
-          <w:bCs/>
-          <w:sz w:val="16"/>
-          <w:szCs w:val="16"/>
-        </w:rPr>
-        <w:t>therapeutic_regimen</w:t>
-      </w:r>
-      <w:proofErr w:type="spellEnd"/>
-      <w:r>
-        <w:rPr>
-          <w:rFonts w:ascii="思源黑体 CN Normal" w:eastAsia="思源黑体 CN Normal" w:hAnsi="思源黑体 CN Normal"/>
-          <w:b/>
-          <w:bCs/>
-          <w:sz w:val="16"/>
-          <w:szCs w:val="16"/>
-        </w:rPr>
-        <w:t xml:space="preserve">, </w:t>
-      </w:r>
-      <w:proofErr w:type="gramStart"/>
-      <w:r>
-        <w:rPr>
-          <w:rFonts w:ascii="思源黑体 CN Normal" w:eastAsia="思源黑体 CN Normal" w:hAnsi="思源黑体 CN Normal"/>
-          <w:b/>
-          <w:bCs/>
-          <w:sz w:val="16"/>
-          <w:szCs w:val="16"/>
-        </w:rPr>
-        <w:t>sample]|</w:t>
-      </w:r>
-      <w:proofErr w:type="spellStart"/>
-      <w:proofErr w:type="gramEnd"/>
-      <w:r>
-        <w:rPr>
-          <w:rFonts w:ascii="思源黑体 CN Normal" w:eastAsia="思源黑体 CN Normal" w:hAnsi="思源黑体 CN Normal"/>
-          <w:b/>
-          <w:bCs/>
-          <w:sz w:val="16"/>
-          <w:szCs w:val="16"/>
-        </w:rPr>
-        <w:t>approval_regimen_filter_hrd</w:t>
-      </w:r>
-      <w:proofErr w:type="spellEnd"/>
-      <w:r>
-        <w:rPr>
-          <w:rFonts w:ascii="思源黑体 CN Normal" w:eastAsia="思源黑体 CN Normal" w:hAnsi="思源黑体 CN Normal"/>
-          <w:b/>
-          <w:bCs/>
-          <w:sz w:val="16"/>
-          <w:szCs w:val="16"/>
-        </w:rPr>
-        <w:t>%}</w:t>
+        <w:t>{%p if [therapeutic_regimen, sample]|approval_regimen_filter_hrd%}</w:t>
       </w:r>
     </w:p>
     <w:p>
@@ -8455,63 +5883,7 @@
           <w:sz w:val="16"/>
           <w:szCs w:val="16"/>
         </w:rPr>
-        <w:t>{%p for a in [</w:t>
-      </w:r>
-      <w:proofErr w:type="spellStart"/>
-      <w:r>
-        <w:rPr>
-          <w:rFonts w:ascii="思源黑体 CN Normal" w:eastAsia="思源黑体 CN Normal" w:hAnsi="思源黑体 CN Normal"/>
-          <w:b/>
-          <w:bCs/>
-          <w:sz w:val="16"/>
-          <w:szCs w:val="16"/>
-        </w:rPr>
-        <w:t>therapeutic_regimen</w:t>
-      </w:r>
-      <w:proofErr w:type="spellEnd"/>
-      <w:r>
-        <w:rPr>
-          <w:rFonts w:ascii="思源黑体 CN Normal" w:eastAsia="思源黑体 CN Normal" w:hAnsi="思源黑体 CN Normal"/>
-          <w:b/>
-          <w:bCs/>
-          <w:sz w:val="16"/>
-          <w:szCs w:val="16"/>
-        </w:rPr>
-        <w:t xml:space="preserve">, </w:t>
-      </w:r>
-      <w:proofErr w:type="gramStart"/>
-      <w:r>
-        <w:rPr>
-          <w:rFonts w:ascii="思源黑体 CN Normal" w:eastAsia="思源黑体 CN Normal" w:hAnsi="思源黑体 CN Normal"/>
-          <w:b/>
-          <w:bCs/>
-          <w:sz w:val="16"/>
-          <w:szCs w:val="16"/>
-        </w:rPr>
-        <w:t>sample]|</w:t>
-      </w:r>
-      <w:proofErr w:type="spellStart"/>
-      <w:proofErr w:type="gramEnd"/>
-      <w:r>
-        <w:rPr>
-          <w:rFonts w:ascii="思源黑体 CN Normal" w:eastAsia="思源黑体 CN Normal" w:hAnsi="思源黑体 CN Normal"/>
-          <w:b/>
-          <w:bCs/>
-          <w:sz w:val="16"/>
-          <w:szCs w:val="16"/>
-        </w:rPr>
-        <w:t>approval_regimen_filter_hrd</w:t>
-      </w:r>
-      <w:proofErr w:type="spellEnd"/>
-      <w:r>
-        <w:rPr>
-          <w:rFonts w:ascii="思源黑体 CN Normal" w:eastAsia="思源黑体 CN Normal" w:hAnsi="思源黑体 CN Normal"/>
-          <w:b/>
-          <w:bCs/>
-          <w:sz w:val="16"/>
-          <w:szCs w:val="16"/>
-        </w:rPr>
-        <w:t>%}</w:t>
+        <w:t>{%p for a in [therapeutic_regimen, sample]|approval_regimen_filter_hrd%}</w:t>
       </w:r>
     </w:p>
     <w:tbl>
@@ -8590,20 +5962,20 @@
                 <w:sz w:val="18"/>
                 <w:szCs w:val="18"/>
               </w:rPr>
-              <w:t xml:space="preserve">{%p if </w:t>
-            </w:r>
-            <w:proofErr w:type="spellStart"/>
-            <w:proofErr w:type="gramStart"/>
-            <w:r>
+              <w:t>{%p if a.regimen_cn%}</w:t>
+            </w:r>
+          </w:p>
+          <w:p>
+            <w:pPr>
+              <w:spacing w:line="200" w:lineRule="exact"/>
+              <w:jc w:val="left"/>
               <w:rPr>
                 <w:rFonts w:ascii="思源黑体 CN Bold" w:eastAsia="思源黑体 CN Bold" w:hAnsi="思源黑体 CN Bold"/>
                 <w:color w:val="FFFFFF" w:themeColor="background1"/>
                 <w:sz w:val="18"/>
                 <w:szCs w:val="18"/>
               </w:rPr>
-              <w:t>a.regimen</w:t>
-            </w:r>
-            <w:proofErr w:type="gramEnd"/>
+            </w:pPr>
             <w:r>
               <w:rPr>
                 <w:rFonts w:ascii="思源黑体 CN Bold" w:eastAsia="思源黑体 CN Bold" w:hAnsi="思源黑体 CN Bold"/>
@@ -8611,41 +5983,41 @@
                 <w:sz w:val="18"/>
                 <w:szCs w:val="18"/>
               </w:rPr>
-              <w:t>_cn</w:t>
-            </w:r>
-            <w:proofErr w:type="spellEnd"/>
-            <w:r>
+              <w:t>{{a.regimen_cn}}</w:t>
+            </w:r>
+          </w:p>
+          <w:p>
+            <w:pPr>
+              <w:spacing w:line="200" w:lineRule="exact"/>
+              <w:jc w:val="left"/>
               <w:rPr>
                 <w:rFonts w:ascii="思源黑体 CN Bold" w:eastAsia="思源黑体 CN Bold" w:hAnsi="思源黑体 CN Bold"/>
                 <w:color w:val="FFFFFF" w:themeColor="background1"/>
                 <w:sz w:val="18"/>
                 <w:szCs w:val="18"/>
               </w:rPr>
-              <w:t>%}</w:t>
-            </w:r>
-          </w:p>
-          <w:p>
-            <w:pPr>
-              <w:spacing w:line="200" w:lineRule="exact"/>
-              <w:jc w:val="left"/>
+            </w:pPr>
+            <w:r>
               <w:rPr>
                 <w:rFonts w:ascii="思源黑体 CN Bold" w:eastAsia="思源黑体 CN Bold" w:hAnsi="思源黑体 CN Bold"/>
                 <w:color w:val="FFFFFF" w:themeColor="background1"/>
                 <w:sz w:val="18"/>
                 <w:szCs w:val="18"/>
               </w:rPr>
-            </w:pPr>
-            <w:r>
+              <w:t>{%p endif%}</w:t>
+            </w:r>
+          </w:p>
+          <w:p>
+            <w:pPr>
+              <w:spacing w:line="200" w:lineRule="exact"/>
+              <w:jc w:val="left"/>
               <w:rPr>
                 <w:rFonts w:ascii="思源黑体 CN Bold" w:eastAsia="思源黑体 CN Bold" w:hAnsi="思源黑体 CN Bold"/>
                 <w:color w:val="FFFFFF" w:themeColor="background1"/>
                 <w:sz w:val="18"/>
                 <w:szCs w:val="18"/>
               </w:rPr>
-              <w:t>{{</w:t>
-            </w:r>
-            <w:proofErr w:type="spellStart"/>
-            <w:proofErr w:type="gramStart"/>
+            </w:pPr>
             <w:r>
               <w:rPr>
                 <w:rFonts w:ascii="思源黑体 CN Bold" w:eastAsia="思源黑体 CN Bold" w:hAnsi="思源黑体 CN Bold"/>
@@ -8653,19 +6025,20 @@
                 <w:sz w:val="18"/>
                 <w:szCs w:val="18"/>
               </w:rPr>
-              <w:t>a.regimen</w:t>
-            </w:r>
-            <w:proofErr w:type="gramEnd"/>
-            <w:r>
+              <w:t>{%p if a.regimen_en%}</w:t>
+            </w:r>
+          </w:p>
+          <w:p>
+            <w:pPr>
+              <w:spacing w:line="200" w:lineRule="exact"/>
+              <w:jc w:val="left"/>
               <w:rPr>
                 <w:rFonts w:ascii="思源黑体 CN Bold" w:eastAsia="思源黑体 CN Bold" w:hAnsi="思源黑体 CN Bold"/>
                 <w:color w:val="FFFFFF" w:themeColor="background1"/>
                 <w:sz w:val="18"/>
                 <w:szCs w:val="18"/>
               </w:rPr>
-              <w:t>_cn</w:t>
-            </w:r>
-            <w:proofErr w:type="spellEnd"/>
+            </w:pPr>
             <w:r>
               <w:rPr>
                 <w:rFonts w:ascii="思源黑体 CN Bold" w:eastAsia="思源黑体 CN Bold" w:hAnsi="思源黑体 CN Bold"/>
@@ -8673,7 +6046,7 @@
                 <w:sz w:val="18"/>
                 <w:szCs w:val="18"/>
               </w:rPr>
-              <w:t>}}</w:t>
+              <w:t>{{a.regimen_en}}</w:t>
             </w:r>
           </w:p>
           <w:p>
@@ -8697,10 +6070,17 @@
               <w:t>{%p endif%}</w:t>
             </w:r>
           </w:p>
+        </w:tc>
+        <w:tc>
+          <w:tcPr>
+            <w:tcW w:w="739" w:type="pct"/>
+            <w:shd w:val="clear" w:color="auto" w:fill="1E7648"/>
+            <w:vAlign w:val="center"/>
+          </w:tcPr>
           <w:p>
             <w:pPr>
               <w:spacing w:line="200" w:lineRule="exact"/>
-              <w:jc w:val="left"/>
+              <w:jc w:val="center"/>
               <w:rPr>
                 <w:rFonts w:ascii="思源黑体 CN Bold" w:eastAsia="思源黑体 CN Bold" w:hAnsi="思源黑体 CN Bold"/>
                 <w:color w:val="FFFFFF" w:themeColor="background1"/>
@@ -8710,135 +6090,31 @@
             </w:pPr>
             <w:r>
               <w:rPr>
+                <w:rFonts w:ascii="思源黑体 CN Bold" w:eastAsia="思源黑体 CN Bold" w:hAnsi="思源黑体 CN Bold" w:hint="eastAsia"/>
+                <w:color w:val="FFFFFF" w:themeColor="background1"/>
+                <w:sz w:val="18"/>
+                <w:szCs w:val="18"/>
+              </w:rPr>
+              <w:t>{%if “FDA” in a.approval_organization%}FDA批准{%else%}FDA未批准{%endif%}</w:t>
+            </w:r>
+          </w:p>
+        </w:tc>
+        <w:tc>
+          <w:tcPr>
+            <w:tcW w:w="816" w:type="pct"/>
+            <w:shd w:val="clear" w:color="auto" w:fill="1E7648"/>
+            <w:vAlign w:val="center"/>
+          </w:tcPr>
+          <w:p>
+            <w:pPr>
+              <w:spacing w:line="200" w:lineRule="exact"/>
+              <w:jc w:val="center"/>
+              <w:rPr>
                 <w:rFonts w:ascii="思源黑体 CN Bold" w:eastAsia="思源黑体 CN Bold" w:hAnsi="思源黑体 CN Bold"/>
                 <w:color w:val="FFFFFF" w:themeColor="background1"/>
                 <w:sz w:val="18"/>
                 <w:szCs w:val="18"/>
               </w:rPr>
-              <w:t xml:space="preserve">{%p if </w:t>
-            </w:r>
-            <w:proofErr w:type="spellStart"/>
-            <w:proofErr w:type="gramStart"/>
-            <w:r>
-              <w:rPr>
-                <w:rFonts w:ascii="思源黑体 CN Bold" w:eastAsia="思源黑体 CN Bold" w:hAnsi="思源黑体 CN Bold"/>
-                <w:color w:val="FFFFFF" w:themeColor="background1"/>
-                <w:sz w:val="18"/>
-                <w:szCs w:val="18"/>
-              </w:rPr>
-              <w:t>a.regimen</w:t>
-            </w:r>
-            <w:proofErr w:type="gramEnd"/>
-            <w:r>
-              <w:rPr>
-                <w:rFonts w:ascii="思源黑体 CN Bold" w:eastAsia="思源黑体 CN Bold" w:hAnsi="思源黑体 CN Bold"/>
-                <w:color w:val="FFFFFF" w:themeColor="background1"/>
-                <w:sz w:val="18"/>
-                <w:szCs w:val="18"/>
-              </w:rPr>
-              <w:t>_en</w:t>
-            </w:r>
-            <w:proofErr w:type="spellEnd"/>
-            <w:r>
-              <w:rPr>
-                <w:rFonts w:ascii="思源黑体 CN Bold" w:eastAsia="思源黑体 CN Bold" w:hAnsi="思源黑体 CN Bold"/>
-                <w:color w:val="FFFFFF" w:themeColor="background1"/>
-                <w:sz w:val="18"/>
-                <w:szCs w:val="18"/>
-              </w:rPr>
-              <w:t>%}</w:t>
-            </w:r>
-          </w:p>
-          <w:p>
-            <w:pPr>
-              <w:spacing w:line="200" w:lineRule="exact"/>
-              <w:jc w:val="left"/>
-              <w:rPr>
-                <w:rFonts w:ascii="思源黑体 CN Bold" w:eastAsia="思源黑体 CN Bold" w:hAnsi="思源黑体 CN Bold"/>
-                <w:color w:val="FFFFFF" w:themeColor="background1"/>
-                <w:sz w:val="18"/>
-                <w:szCs w:val="18"/>
-              </w:rPr>
-            </w:pPr>
-            <w:r>
-              <w:rPr>
-                <w:rFonts w:ascii="思源黑体 CN Bold" w:eastAsia="思源黑体 CN Bold" w:hAnsi="思源黑体 CN Bold"/>
-                <w:color w:val="FFFFFF" w:themeColor="background1"/>
-                <w:sz w:val="18"/>
-                <w:szCs w:val="18"/>
-              </w:rPr>
-              <w:t>{{</w:t>
-            </w:r>
-            <w:proofErr w:type="spellStart"/>
-            <w:proofErr w:type="gramStart"/>
-            <w:r>
-              <w:rPr>
-                <w:rFonts w:ascii="思源黑体 CN Bold" w:eastAsia="思源黑体 CN Bold" w:hAnsi="思源黑体 CN Bold"/>
-                <w:color w:val="FFFFFF" w:themeColor="background1"/>
-                <w:sz w:val="18"/>
-                <w:szCs w:val="18"/>
-              </w:rPr>
-              <w:t>a.regimen</w:t>
-            </w:r>
-            <w:proofErr w:type="gramEnd"/>
-            <w:r>
-              <w:rPr>
-                <w:rFonts w:ascii="思源黑体 CN Bold" w:eastAsia="思源黑体 CN Bold" w:hAnsi="思源黑体 CN Bold"/>
-                <w:color w:val="FFFFFF" w:themeColor="background1"/>
-                <w:sz w:val="18"/>
-                <w:szCs w:val="18"/>
-              </w:rPr>
-              <w:t>_en</w:t>
-            </w:r>
-            <w:proofErr w:type="spellEnd"/>
-            <w:r>
-              <w:rPr>
-                <w:rFonts w:ascii="思源黑体 CN Bold" w:eastAsia="思源黑体 CN Bold" w:hAnsi="思源黑体 CN Bold"/>
-                <w:color w:val="FFFFFF" w:themeColor="background1"/>
-                <w:sz w:val="18"/>
-                <w:szCs w:val="18"/>
-              </w:rPr>
-              <w:t>}}</w:t>
-            </w:r>
-          </w:p>
-          <w:p>
-            <w:pPr>
-              <w:spacing w:line="200" w:lineRule="exact"/>
-              <w:jc w:val="left"/>
-              <w:rPr>
-                <w:rFonts w:ascii="思源黑体 CN Bold" w:eastAsia="思源黑体 CN Bold" w:hAnsi="思源黑体 CN Bold"/>
-                <w:color w:val="FFFFFF" w:themeColor="background1"/>
-                <w:sz w:val="18"/>
-                <w:szCs w:val="18"/>
-              </w:rPr>
-            </w:pPr>
-            <w:r>
-              <w:rPr>
-                <w:rFonts w:ascii="思源黑体 CN Bold" w:eastAsia="思源黑体 CN Bold" w:hAnsi="思源黑体 CN Bold"/>
-                <w:color w:val="FFFFFF" w:themeColor="background1"/>
-                <w:sz w:val="18"/>
-                <w:szCs w:val="18"/>
-              </w:rPr>
-              <w:t>{%p endif%}</w:t>
-            </w:r>
-          </w:p>
-        </w:tc>
-        <w:tc>
-          <w:tcPr>
-            <w:tcW w:w="739" w:type="pct"/>
-            <w:shd w:val="clear" w:color="auto" w:fill="1E7648"/>
-            <w:vAlign w:val="center"/>
-          </w:tcPr>
-          <w:p>
-            <w:pPr>
-              <w:spacing w:line="200" w:lineRule="exact"/>
-              <w:jc w:val="center"/>
-              <w:rPr>
-                <w:rFonts w:ascii="思源黑体 CN Bold" w:eastAsia="思源黑体 CN Bold" w:hAnsi="思源黑体 CN Bold"/>
-                <w:color w:val="FFFFFF" w:themeColor="background1"/>
-                <w:sz w:val="18"/>
-                <w:szCs w:val="18"/>
-              </w:rPr>
             </w:pPr>
             <w:r>
               <w:rPr>
@@ -8847,75 +6123,7 @@
                 <w:sz w:val="18"/>
                 <w:szCs w:val="18"/>
               </w:rPr>
-              <w:t xml:space="preserve">{%if “FDA” in </w:t>
-            </w:r>
-            <w:proofErr w:type="spellStart"/>
-            <w:r>
-              <w:rPr>
-                <w:rFonts w:ascii="思源黑体 CN Bold" w:eastAsia="思源黑体 CN Bold" w:hAnsi="思源黑体 CN Bold" w:hint="eastAsia"/>
-                <w:color w:val="FFFFFF" w:themeColor="background1"/>
-                <w:sz w:val="18"/>
-                <w:szCs w:val="18"/>
-              </w:rPr>
-              <w:t>a.approval_organization</w:t>
-            </w:r>
-            <w:proofErr w:type="spellEnd"/>
-            <w:r>
-              <w:rPr>
-                <w:rFonts w:ascii="思源黑体 CN Bold" w:eastAsia="思源黑体 CN Bold" w:hAnsi="思源黑体 CN Bold" w:hint="eastAsia"/>
-                <w:color w:val="FFFFFF" w:themeColor="background1"/>
-                <w:sz w:val="18"/>
-                <w:szCs w:val="18"/>
-              </w:rPr>
-              <w:t>%}FDA批准{%else%}FDA未批准{%endif%}</w:t>
-            </w:r>
-          </w:p>
-        </w:tc>
-        <w:tc>
-          <w:tcPr>
-            <w:tcW w:w="816" w:type="pct"/>
-            <w:shd w:val="clear" w:color="auto" w:fill="1E7648"/>
-            <w:vAlign w:val="center"/>
-          </w:tcPr>
-          <w:p>
-            <w:pPr>
-              <w:spacing w:line="200" w:lineRule="exact"/>
-              <w:jc w:val="center"/>
-              <w:rPr>
-                <w:rFonts w:ascii="思源黑体 CN Bold" w:eastAsia="思源黑体 CN Bold" w:hAnsi="思源黑体 CN Bold"/>
-                <w:color w:val="FFFFFF" w:themeColor="background1"/>
-                <w:sz w:val="18"/>
-                <w:szCs w:val="18"/>
-              </w:rPr>
-            </w:pPr>
-            <w:r>
-              <w:rPr>
-                <w:rFonts w:ascii="思源黑体 CN Bold" w:eastAsia="思源黑体 CN Bold" w:hAnsi="思源黑体 CN Bold" w:hint="eastAsia"/>
-                <w:color w:val="FFFFFF" w:themeColor="background1"/>
-                <w:sz w:val="18"/>
-                <w:szCs w:val="18"/>
-              </w:rPr>
-              <w:t xml:space="preserve">{%if “NMPA” in </w:t>
-            </w:r>
-            <w:proofErr w:type="spellStart"/>
-            <w:r>
-              <w:rPr>
-                <w:rFonts w:ascii="思源黑体 CN Bold" w:eastAsia="思源黑体 CN Bold" w:hAnsi="思源黑体 CN Bold" w:hint="eastAsia"/>
-                <w:color w:val="FFFFFF" w:themeColor="background1"/>
-                <w:sz w:val="18"/>
-                <w:szCs w:val="18"/>
-              </w:rPr>
-              <w:t>a.approval_organization</w:t>
-            </w:r>
-            <w:proofErr w:type="spellEnd"/>
-            <w:r>
-              <w:rPr>
-                <w:rFonts w:ascii="思源黑体 CN Bold" w:eastAsia="思源黑体 CN Bold" w:hAnsi="思源黑体 CN Bold" w:hint="eastAsia"/>
-                <w:color w:val="FFFFFF" w:themeColor="background1"/>
-                <w:sz w:val="18"/>
-                <w:szCs w:val="18"/>
-              </w:rPr>
-              <w:t>%}NMPA批准{%else%}NMPA未批准{%endif%}</w:t>
+              <w:t>{%if “NMPA” in a.approval_organization%}NMPA批准{%else%}NMPA未批准{%endif%}</w:t>
             </w:r>
           </w:p>
         </w:tc>
@@ -8979,20 +6187,20 @@
                 <w:sz w:val="17"/>
                 <w:szCs w:val="17"/>
               </w:rPr>
-              <w:t xml:space="preserve">{%p if </w:t>
-            </w:r>
-            <w:proofErr w:type="spellStart"/>
-            <w:proofErr w:type="gramStart"/>
-            <w:r>
+              <w:t>{%p if a.drug_details|get_drug_mechanism_cn %}</w:t>
+            </w:r>
+          </w:p>
+          <w:p>
+            <w:pPr>
+              <w:adjustRightInd w:val="0"/>
+              <w:snapToGrid w:val="0"/>
               <w:rPr>
                 <w:rFonts w:ascii="Times New Roman" w:eastAsia="思源黑体 CN Normal" w:hAnsi="Times New Roman"/>
                 <w:bCs/>
                 <w:sz w:val="17"/>
                 <w:szCs w:val="17"/>
               </w:rPr>
-              <w:t>a.drug</w:t>
-            </w:r>
-            <w:proofErr w:type="gramEnd"/>
+            </w:pPr>
             <w:r>
               <w:rPr>
                 <w:rFonts w:ascii="Times New Roman" w:eastAsia="思源黑体 CN Normal" w:hAnsi="Times New Roman"/>
@@ -9000,41 +6208,41 @@
                 <w:sz w:val="17"/>
                 <w:szCs w:val="17"/>
               </w:rPr>
-              <w:t>_details|get_drug_mechanism_cn</w:t>
-            </w:r>
-            <w:proofErr w:type="spellEnd"/>
-            <w:r>
+              <w:t>{%p for b in a.drug_details|get_drug_mechanism_cn %}</w:t>
+            </w:r>
+          </w:p>
+          <w:p>
+            <w:pPr>
+              <w:adjustRightInd w:val="0"/>
+              <w:snapToGrid w:val="0"/>
               <w:rPr>
                 <w:rFonts w:ascii="Times New Roman" w:eastAsia="思源黑体 CN Normal" w:hAnsi="Times New Roman"/>
                 <w:bCs/>
                 <w:sz w:val="17"/>
                 <w:szCs w:val="17"/>
               </w:rPr>
-              <w:t xml:space="preserve"> %}</w:t>
-            </w:r>
-          </w:p>
-          <w:p>
-            <w:pPr>
-              <w:adjustRightInd w:val="0"/>
-              <w:snapToGrid w:val="0"/>
+            </w:pPr>
+            <w:r>
               <w:rPr>
                 <w:rFonts w:ascii="Times New Roman" w:eastAsia="思源黑体 CN Normal" w:hAnsi="Times New Roman"/>
                 <w:bCs/>
                 <w:sz w:val="17"/>
                 <w:szCs w:val="17"/>
               </w:rPr>
-            </w:pPr>
-            <w:r>
+              <w:t>{{b|e}}</w:t>
+            </w:r>
+          </w:p>
+          <w:p>
+            <w:pPr>
+              <w:adjustRightInd w:val="0"/>
+              <w:snapToGrid w:val="0"/>
               <w:rPr>
                 <w:rFonts w:ascii="Times New Roman" w:eastAsia="思源黑体 CN Normal" w:hAnsi="Times New Roman"/>
                 <w:bCs/>
                 <w:sz w:val="17"/>
                 <w:szCs w:val="17"/>
               </w:rPr>
-              <w:t xml:space="preserve">{%p for b in </w:t>
-            </w:r>
-            <w:proofErr w:type="spellStart"/>
-            <w:proofErr w:type="gramStart"/>
+            </w:pPr>
             <w:r>
               <w:rPr>
                 <w:rFonts w:ascii="Times New Roman" w:eastAsia="思源黑体 CN Normal" w:hAnsi="Times New Roman"/>
@@ -9042,109 +6250,7 @@
                 <w:sz w:val="17"/>
                 <w:szCs w:val="17"/>
               </w:rPr>
-              <w:t>a.drug</w:t>
-            </w:r>
-            <w:proofErr w:type="gramEnd"/>
-            <w:r>
-              <w:rPr>
-                <w:rFonts w:ascii="Times New Roman" w:eastAsia="思源黑体 CN Normal" w:hAnsi="Times New Roman"/>
-                <w:bCs/>
-                <w:sz w:val="17"/>
-                <w:szCs w:val="17"/>
-              </w:rPr>
-              <w:t>_details|get_drug_mechanism_cn</w:t>
-            </w:r>
-            <w:proofErr w:type="spellEnd"/>
-            <w:r>
-              <w:rPr>
-                <w:rFonts w:ascii="Times New Roman" w:eastAsia="思源黑体 CN Normal" w:hAnsi="Times New Roman"/>
-                <w:bCs/>
-                <w:sz w:val="17"/>
-                <w:szCs w:val="17"/>
-              </w:rPr>
-              <w:t xml:space="preserve"> %}</w:t>
-            </w:r>
-          </w:p>
-          <w:p>
-            <w:pPr>
-              <w:adjustRightInd w:val="0"/>
-              <w:snapToGrid w:val="0"/>
-              <w:rPr>
-                <w:rFonts w:ascii="Times New Roman" w:eastAsia="思源黑体 CN Normal" w:hAnsi="Times New Roman"/>
-                <w:bCs/>
-                <w:sz w:val="17"/>
-                <w:szCs w:val="17"/>
-              </w:rPr>
-            </w:pPr>
-            <w:r>
-              <w:rPr>
-                <w:rFonts w:ascii="Times New Roman" w:eastAsia="思源黑体 CN Normal" w:hAnsi="Times New Roman"/>
-                <w:bCs/>
-                <w:sz w:val="17"/>
-                <w:szCs w:val="17"/>
-              </w:rPr>
-              <w:t>{{</w:t>
-            </w:r>
-            <w:proofErr w:type="spellStart"/>
-            <w:r>
-              <w:rPr>
-                <w:rFonts w:ascii="Times New Roman" w:eastAsia="思源黑体 CN Normal" w:hAnsi="Times New Roman"/>
-                <w:bCs/>
-                <w:sz w:val="17"/>
-                <w:szCs w:val="17"/>
-              </w:rPr>
-              <w:t>b|e</w:t>
-            </w:r>
-            <w:proofErr w:type="spellEnd"/>
-            <w:r>
-              <w:rPr>
-                <w:rFonts w:ascii="Times New Roman" w:eastAsia="思源黑体 CN Normal" w:hAnsi="Times New Roman"/>
-                <w:bCs/>
-                <w:sz w:val="17"/>
-                <w:szCs w:val="17"/>
-              </w:rPr>
-              <w:t>}}</w:t>
-            </w:r>
-          </w:p>
-          <w:p>
-            <w:pPr>
-              <w:adjustRightInd w:val="0"/>
-              <w:snapToGrid w:val="0"/>
-              <w:rPr>
-                <w:rFonts w:ascii="Times New Roman" w:eastAsia="思源黑体 CN Normal" w:hAnsi="Times New Roman"/>
-                <w:bCs/>
-                <w:sz w:val="17"/>
-                <w:szCs w:val="17"/>
-              </w:rPr>
-            </w:pPr>
-            <w:r>
-              <w:rPr>
-                <w:rFonts w:ascii="Times New Roman" w:eastAsia="思源黑体 CN Normal" w:hAnsi="Times New Roman"/>
-                <w:bCs/>
-                <w:sz w:val="17"/>
-                <w:szCs w:val="17"/>
-              </w:rPr>
-              <w:t xml:space="preserve">{%p </w:t>
-            </w:r>
-            <w:proofErr w:type="spellStart"/>
-            <w:r>
-              <w:rPr>
-                <w:rFonts w:ascii="Times New Roman" w:eastAsia="思源黑体 CN Normal" w:hAnsi="Times New Roman"/>
-                <w:bCs/>
-                <w:sz w:val="17"/>
-                <w:szCs w:val="17"/>
-              </w:rPr>
-              <w:t>endfor</w:t>
-            </w:r>
-            <w:proofErr w:type="spellEnd"/>
-            <w:r>
-              <w:rPr>
-                <w:rFonts w:ascii="Times New Roman" w:eastAsia="思源黑体 CN Normal" w:hAnsi="Times New Roman"/>
-                <w:bCs/>
-                <w:sz w:val="17"/>
-                <w:szCs w:val="17"/>
-              </w:rPr>
-              <w:t>%}</w:t>
+              <w:t>{%p endfor%}</w:t>
             </w:r>
           </w:p>
           <w:p>
@@ -9266,69 +6372,13 @@
                 <w:szCs w:val="17"/>
               </w:rPr>
             </w:pPr>
-            <w:proofErr w:type="gramStart"/>
             <w:r>
               <w:rPr>
                 <w:rFonts w:ascii="Times New Roman" w:eastAsia="思源黑体 CN Normal" w:hAnsi="Times New Roman"/>
                 <w:sz w:val="17"/>
                 <w:szCs w:val="17"/>
               </w:rPr>
-              <w:t>{{ [</w:t>
-            </w:r>
-            <w:proofErr w:type="spellStart"/>
-            <w:proofErr w:type="gramEnd"/>
-            <w:r>
-              <w:rPr>
-                <w:rFonts w:ascii="Times New Roman" w:eastAsia="思源黑体 CN Normal" w:hAnsi="Times New Roman"/>
-                <w:sz w:val="17"/>
-                <w:szCs w:val="17"/>
-              </w:rPr>
-              <w:t>a.var</w:t>
-            </w:r>
-            <w:proofErr w:type="spellEnd"/>
-            <w:r>
-              <w:rPr>
-                <w:rFonts w:ascii="Times New Roman" w:eastAsia="思源黑体 CN Normal" w:hAnsi="Times New Roman"/>
-                <w:sz w:val="17"/>
-                <w:szCs w:val="17"/>
-              </w:rPr>
-              <w:t xml:space="preserve">, </w:t>
-            </w:r>
-            <w:proofErr w:type="spellStart"/>
-            <w:r>
-              <w:rPr>
-                <w:rFonts w:ascii="Times New Roman" w:eastAsia="思源黑体 CN Normal" w:hAnsi="Times New Roman"/>
-                <w:sz w:val="17"/>
-                <w:szCs w:val="17"/>
-              </w:rPr>
-              <w:t>var.special.judge_mergeMET</w:t>
-            </w:r>
-            <w:proofErr w:type="spellEnd"/>
-            <w:r>
-              <w:rPr>
-                <w:rFonts w:ascii="Times New Roman" w:eastAsia="思源黑体 CN Normal" w:hAnsi="Times New Roman"/>
-                <w:sz w:val="17"/>
-                <w:szCs w:val="17"/>
-              </w:rPr>
-              <w:t>]|</w:t>
-            </w:r>
-            <w:proofErr w:type="spellStart"/>
-            <w:r>
-              <w:rPr>
-                <w:rFonts w:ascii="Times New Roman" w:eastAsia="思源黑体 CN Normal" w:hAnsi="Times New Roman"/>
-                <w:sz w:val="17"/>
-                <w:szCs w:val="17"/>
-              </w:rPr>
-              <w:t>approval_regimen_biomarker</w:t>
-            </w:r>
-            <w:proofErr w:type="spellEnd"/>
-            <w:r>
-              <w:rPr>
-                <w:rFonts w:ascii="Times New Roman" w:eastAsia="思源黑体 CN Normal" w:hAnsi="Times New Roman"/>
-                <w:sz w:val="17"/>
-                <w:szCs w:val="17"/>
-              </w:rPr>
-              <w:t xml:space="preserve"> }}</w:t>
+              <w:t>{{ [a.var, var.special.judge_mergeMET]|approval_regimen_biomarker }}</w:t>
             </w:r>
           </w:p>
         </w:tc>
@@ -9390,35 +6440,45 @@
                 <w:sz w:val="17"/>
                 <w:szCs w:val="17"/>
               </w:rPr>
-              <w:t xml:space="preserve">{%p if </w:t>
-            </w:r>
-            <w:proofErr w:type="spellStart"/>
-            <w:proofErr w:type="gramStart"/>
-            <w:r>
+              <w:t>{%p if a.adaptation_disease_cn %}</w:t>
+            </w:r>
+          </w:p>
+          <w:p>
+            <w:pPr>
+              <w:adjustRightInd w:val="0"/>
+              <w:snapToGrid w:val="0"/>
               <w:rPr>
                 <w:rFonts w:ascii="Times New Roman" w:eastAsia="思源黑体 CN Normal" w:hAnsi="Times New Roman"/>
                 <w:sz w:val="17"/>
                 <w:szCs w:val="17"/>
               </w:rPr>
-              <w:t>a.adaptation</w:t>
-            </w:r>
-            <w:proofErr w:type="gramEnd"/>
+            </w:pPr>
             <w:r>
               <w:rPr>
                 <w:rFonts w:ascii="Times New Roman" w:eastAsia="思源黑体 CN Normal" w:hAnsi="Times New Roman"/>
                 <w:sz w:val="17"/>
                 <w:szCs w:val="17"/>
               </w:rPr>
-              <w:t>_disease_cn</w:t>
-            </w:r>
-            <w:proofErr w:type="spellEnd"/>
-            <w:r>
+              <w:t>{%p for b in a.adaptation_disease_cn%}</w:t>
+            </w:r>
+          </w:p>
+          <w:p>
+            <w:pPr>
+              <w:adjustRightInd w:val="0"/>
+              <w:snapToGrid w:val="0"/>
               <w:rPr>
                 <w:rFonts w:ascii="Times New Roman" w:eastAsia="思源黑体 CN Normal" w:hAnsi="Times New Roman"/>
                 <w:sz w:val="17"/>
                 <w:szCs w:val="17"/>
               </w:rPr>
-              <w:t xml:space="preserve"> %}</w:t>
+            </w:pPr>
+            <w:r>
+              <w:rPr>
+                <w:rFonts w:ascii="Times New Roman" w:eastAsia="思源黑体 CN Normal" w:hAnsi="Times New Roman"/>
+                <w:sz w:val="17"/>
+                <w:szCs w:val="17"/>
+              </w:rPr>
+              <w:t>{{b|e}}</w:t>
             </w:r>
           </w:p>
           <w:p>
@@ -9437,109 +6497,7 @@
                 <w:sz w:val="17"/>
                 <w:szCs w:val="17"/>
               </w:rPr>
-              <w:t xml:space="preserve">{%p for b in </w:t>
-            </w:r>
-            <w:proofErr w:type="spellStart"/>
-            <w:proofErr w:type="gramStart"/>
-            <w:r>
-              <w:rPr>
-                <w:rFonts w:ascii="Times New Roman" w:eastAsia="思源黑体 CN Normal" w:hAnsi="Times New Roman"/>
-                <w:sz w:val="17"/>
-                <w:szCs w:val="17"/>
-              </w:rPr>
-              <w:t>a.adaptation</w:t>
-            </w:r>
-            <w:proofErr w:type="gramEnd"/>
-            <w:r>
-              <w:rPr>
-                <w:rFonts w:ascii="Times New Roman" w:eastAsia="思源黑体 CN Normal" w:hAnsi="Times New Roman"/>
-                <w:sz w:val="17"/>
-                <w:szCs w:val="17"/>
-              </w:rPr>
-              <w:t>_disease_cn</w:t>
-            </w:r>
-            <w:proofErr w:type="spellEnd"/>
-            <w:r>
-              <w:rPr>
-                <w:rFonts w:ascii="Times New Roman" w:eastAsia="思源黑体 CN Normal" w:hAnsi="Times New Roman"/>
-                <w:sz w:val="17"/>
-                <w:szCs w:val="17"/>
-              </w:rPr>
-              <w:t>%}</w:t>
-            </w:r>
-          </w:p>
-          <w:p>
-            <w:pPr>
-              <w:adjustRightInd w:val="0"/>
-              <w:snapToGrid w:val="0"/>
-              <w:rPr>
-                <w:rFonts w:ascii="Times New Roman" w:eastAsia="思源黑体 CN Normal" w:hAnsi="Times New Roman"/>
-                <w:sz w:val="17"/>
-                <w:szCs w:val="17"/>
-              </w:rPr>
-            </w:pPr>
-            <w:r>
-              <w:rPr>
-                <w:rFonts w:ascii="Times New Roman" w:eastAsia="思源黑体 CN Normal" w:hAnsi="Times New Roman"/>
-                <w:sz w:val="17"/>
-                <w:szCs w:val="17"/>
-              </w:rPr>
-              <w:t>{{</w:t>
-            </w:r>
-            <w:proofErr w:type="spellStart"/>
-            <w:r>
-              <w:rPr>
-                <w:rFonts w:ascii="Times New Roman" w:eastAsia="思源黑体 CN Normal" w:hAnsi="Times New Roman"/>
-                <w:sz w:val="17"/>
-                <w:szCs w:val="17"/>
-              </w:rPr>
-              <w:t>b|e</w:t>
-            </w:r>
-            <w:proofErr w:type="spellEnd"/>
-            <w:r>
-              <w:rPr>
-                <w:rFonts w:ascii="Times New Roman" w:eastAsia="思源黑体 CN Normal" w:hAnsi="Times New Roman"/>
-                <w:sz w:val="17"/>
-                <w:szCs w:val="17"/>
-              </w:rPr>
-              <w:t>}}</w:t>
-            </w:r>
-          </w:p>
-          <w:p>
-            <w:pPr>
-              <w:adjustRightInd w:val="0"/>
-              <w:snapToGrid w:val="0"/>
-              <w:rPr>
-                <w:rFonts w:ascii="Times New Roman" w:eastAsia="思源黑体 CN Normal" w:hAnsi="Times New Roman"/>
-                <w:sz w:val="17"/>
-                <w:szCs w:val="17"/>
-              </w:rPr>
-            </w:pPr>
-            <w:r>
-              <w:rPr>
-                <w:rFonts w:ascii="Times New Roman" w:eastAsia="思源黑体 CN Normal" w:hAnsi="Times New Roman"/>
-                <w:sz w:val="17"/>
-                <w:szCs w:val="17"/>
-              </w:rPr>
-              <w:t xml:space="preserve">{%p </w:t>
-            </w:r>
-            <w:proofErr w:type="spellStart"/>
-            <w:r>
-              <w:rPr>
-                <w:rFonts w:ascii="Times New Roman" w:eastAsia="思源黑体 CN Normal" w:hAnsi="Times New Roman"/>
-                <w:sz w:val="17"/>
-                <w:szCs w:val="17"/>
-              </w:rPr>
-              <w:t>endfor</w:t>
-            </w:r>
-            <w:proofErr w:type="spellEnd"/>
-            <w:r>
-              <w:rPr>
-                <w:rFonts w:ascii="Times New Roman" w:eastAsia="思源黑体 CN Normal" w:hAnsi="Times New Roman"/>
-                <w:sz w:val="17"/>
-                <w:szCs w:val="17"/>
-              </w:rPr>
-              <w:t>%}</w:t>
+              <w:t>{%p endfor%}</w:t>
             </w:r>
           </w:p>
           <w:p>
@@ -9635,29 +6593,7 @@
           <w:sz w:val="16"/>
           <w:szCs w:val="16"/>
         </w:rPr>
-        <w:t xml:space="preserve">{%p </w:t>
-      </w:r>
-      <w:proofErr w:type="spellStart"/>
-      <w:r>
-        <w:rPr>
-          <w:rFonts w:ascii="思源黑体 CN Normal" w:eastAsia="思源黑体 CN Normal" w:hAnsi="思源黑体 CN Normal"/>
-          <w:b/>
-          <w:bCs/>
-          <w:sz w:val="16"/>
-          <w:szCs w:val="16"/>
-        </w:rPr>
-        <w:t>endfor</w:t>
-      </w:r>
-      <w:proofErr w:type="spellEnd"/>
-      <w:r>
-        <w:rPr>
-          <w:rFonts w:ascii="思源黑体 CN Normal" w:eastAsia="思源黑体 CN Normal" w:hAnsi="思源黑体 CN Normal"/>
-          <w:b/>
-          <w:bCs/>
-          <w:sz w:val="16"/>
-          <w:szCs w:val="16"/>
-        </w:rPr>
-        <w:t>%}</w:t>
+        <w:t>{%p endfor%}</w:t>
       </w:r>
     </w:p>
     <w:p>
@@ -10439,31 +7375,7 @@
                 <w:sz w:val="17"/>
                 <w:szCs w:val="17"/>
               </w:rPr>
-              <w:t xml:space="preserve">{%tr if </w:t>
-            </w:r>
-            <w:proofErr w:type="spellStart"/>
-            <w:r>
-              <w:rPr>
-                <w:rFonts w:ascii="Times New Roman" w:eastAsia="思源黑体 CN Normal" w:hAnsi="Times New Roman" w:cs="思源黑体 CN Light"/>
-                <w:bCs/>
-                <w:iCs/>
-                <w:color w:val="000000"/>
-                <w:sz w:val="17"/>
-                <w:szCs w:val="17"/>
-              </w:rPr>
-              <w:t>clinic_trial</w:t>
-            </w:r>
-            <w:proofErr w:type="spellEnd"/>
-            <w:r>
-              <w:rPr>
-                <w:rFonts w:ascii="Times New Roman" w:eastAsia="思源黑体 CN Normal" w:hAnsi="Times New Roman" w:cs="思源黑体 CN Light"/>
-                <w:bCs/>
-                <w:iCs/>
-                <w:color w:val="000000"/>
-                <w:sz w:val="17"/>
-                <w:szCs w:val="17"/>
-              </w:rPr>
-              <w:t>%}</w:t>
+              <w:t>{%tr if clinic_trial%}</w:t>
             </w:r>
           </w:p>
         </w:tc>
@@ -10497,31 +7409,7 @@
                 <w:sz w:val="17"/>
                 <w:szCs w:val="17"/>
               </w:rPr>
-              <w:t xml:space="preserve">{%tr for a in </w:t>
-            </w:r>
-            <w:proofErr w:type="spellStart"/>
-            <w:r>
-              <w:rPr>
-                <w:rFonts w:ascii="Times New Roman" w:eastAsia="思源黑体 CN Normal" w:hAnsi="Times New Roman" w:cs="思源黑体 CN Light"/>
-                <w:bCs/>
-                <w:iCs/>
-                <w:color w:val="000000"/>
-                <w:sz w:val="17"/>
-                <w:szCs w:val="17"/>
-              </w:rPr>
-              <w:t>clinic_trial</w:t>
-            </w:r>
-            <w:proofErr w:type="spellEnd"/>
-            <w:r>
-              <w:rPr>
-                <w:rFonts w:ascii="Times New Roman" w:eastAsia="思源黑体 CN Normal" w:hAnsi="Times New Roman" w:cs="思源黑体 CN Light"/>
-                <w:bCs/>
-                <w:iCs/>
-                <w:color w:val="000000"/>
-                <w:sz w:val="17"/>
-                <w:szCs w:val="17"/>
-              </w:rPr>
-              <w:t>%}</w:t>
+              <w:t>{%tr for a in clinic_trial%}</w:t>
             </w:r>
           </w:p>
         </w:tc>
@@ -10552,11 +7440,217 @@
                 <w:sz w:val="17"/>
                 <w:szCs w:val="17"/>
               </w:rPr>
-              <w:t>{{</w:t>
-            </w:r>
-            <w:proofErr w:type="spellStart"/>
-            <w:proofErr w:type="gramStart"/>
-            <w:r>
+              <w:t>{{a.gene_symbol}}</w:t>
+            </w:r>
+          </w:p>
+        </w:tc>
+        <w:tc>
+          <w:tcPr>
+            <w:tcW w:w="1701" w:type="dxa"/>
+          </w:tcPr>
+          <w:p>
+            <w:pPr>
+              <w:rPr>
+                <w:rFonts w:ascii="Times New Roman" w:eastAsia="思源黑体 CN Normal" w:hAnsi="Times New Roman" w:cs="Times New Roman"/>
+                <w:sz w:val="17"/>
+                <w:szCs w:val="17"/>
+              </w:rPr>
+            </w:pPr>
+            <w:r>
+              <w:rPr>
+                <w:rFonts w:ascii="Times New Roman" w:eastAsia="思源黑体 CN Normal" w:hAnsi="Times New Roman" w:cs="Times New Roman"/>
+                <w:sz w:val="17"/>
+                <w:szCs w:val="17"/>
+              </w:rPr>
+              <w:t>{{a.clinicaltrial_number}}</w:t>
+            </w:r>
+          </w:p>
+        </w:tc>
+        <w:tc>
+          <w:tcPr>
+            <w:tcW w:w="3260" w:type="dxa"/>
+          </w:tcPr>
+          <w:p>
+            <w:pPr>
+              <w:rPr>
+                <w:rFonts w:ascii="Times New Roman" w:eastAsia="思源黑体 CN Normal" w:hAnsi="Times New Roman" w:cs="Times New Roman"/>
+                <w:sz w:val="17"/>
+                <w:szCs w:val="17"/>
+              </w:rPr>
+            </w:pPr>
+            <w:r>
+              <w:rPr>
+                <w:rFonts w:ascii="Times New Roman" w:eastAsia="思源黑体 CN Normal" w:hAnsi="Times New Roman" w:cs="Times New Roman"/>
+                <w:sz w:val="17"/>
+                <w:szCs w:val="17"/>
+              </w:rPr>
+              <w:t>{{a.study_title}}</w:t>
+            </w:r>
+          </w:p>
+        </w:tc>
+        <w:tc>
+          <w:tcPr>
+            <w:tcW w:w="1418" w:type="dxa"/>
+          </w:tcPr>
+          <w:p>
+            <w:pPr>
+              <w:rPr>
+                <w:rFonts w:ascii="Times New Roman" w:eastAsia="思源黑体 CN Normal" w:hAnsi="Times New Roman" w:cs="Times New Roman"/>
+                <w:sz w:val="17"/>
+                <w:szCs w:val="17"/>
+              </w:rPr>
+            </w:pPr>
+            <w:r>
+              <w:rPr>
+                <w:rFonts w:ascii="Times New Roman" w:eastAsia="思源黑体 CN Normal" w:hAnsi="Times New Roman" w:cs="Times New Roman"/>
+                <w:sz w:val="17"/>
+                <w:szCs w:val="17"/>
+              </w:rPr>
+              <w:t>{%p for b in a.interventions%}</w:t>
+            </w:r>
+          </w:p>
+          <w:p>
+            <w:pPr>
+              <w:rPr>
+                <w:rFonts w:ascii="Times New Roman" w:eastAsia="思源黑体 CN Normal" w:hAnsi="Times New Roman" w:cs="Times New Roman"/>
+                <w:sz w:val="17"/>
+                <w:szCs w:val="17"/>
+              </w:rPr>
+            </w:pPr>
+            <w:r>
+              <w:rPr>
+                <w:rFonts w:ascii="Times New Roman" w:eastAsia="思源黑体 CN Normal" w:hAnsi="Times New Roman" w:cs="Times New Roman"/>
+                <w:sz w:val="17"/>
+                <w:szCs w:val="17"/>
+              </w:rPr>
+              <w:t>{{b}}</w:t>
+            </w:r>
+          </w:p>
+          <w:p>
+            <w:pPr>
+              <w:rPr>
+                <w:rFonts w:ascii="Times New Roman" w:eastAsia="思源黑体 CN Normal" w:hAnsi="Times New Roman" w:cs="Times New Roman"/>
+                <w:sz w:val="17"/>
+                <w:szCs w:val="17"/>
+              </w:rPr>
+            </w:pPr>
+            <w:r>
+              <w:rPr>
+                <w:rFonts w:ascii="Times New Roman" w:eastAsia="思源黑体 CN Normal" w:hAnsi="Times New Roman" w:cs="Times New Roman"/>
+                <w:sz w:val="17"/>
+                <w:szCs w:val="17"/>
+              </w:rPr>
+              <w:t>{%p endfor%}</w:t>
+            </w:r>
+          </w:p>
+        </w:tc>
+        <w:tc>
+          <w:tcPr>
+            <w:tcW w:w="985" w:type="dxa"/>
+          </w:tcPr>
+          <w:p>
+            <w:pPr>
+              <w:rPr>
+                <w:rFonts w:ascii="Times New Roman" w:eastAsia="思源黑体 CN Normal" w:hAnsi="Times New Roman" w:cs="思源黑体 CN Light"/>
+                <w:bCs/>
+                <w:iCs/>
+                <w:color w:val="000000"/>
+                <w:sz w:val="17"/>
+                <w:szCs w:val="17"/>
+              </w:rPr>
+            </w:pPr>
+            <w:r>
+              <w:rPr>
+                <w:rFonts w:ascii="Times New Roman" w:eastAsia="思源黑体 CN Normal" w:hAnsi="Times New Roman" w:cs="思源黑体 CN Light"/>
+                <w:bCs/>
+                <w:iCs/>
+                <w:color w:val="000000"/>
+                <w:sz w:val="17"/>
+                <w:szCs w:val="17"/>
+              </w:rPr>
+              <w:t>{{a.phase}}</w:t>
+            </w:r>
+          </w:p>
+        </w:tc>
+      </w:tr>
+      <w:tr>
+        <w:trPr>
+          <w:trHeight w:val="397"/>
+        </w:trPr>
+        <w:tc>
+          <w:tcPr>
+            <w:tcW w:w="8640" w:type="dxa"/>
+            <w:gridSpan w:val="5"/>
+          </w:tcPr>
+          <w:p>
+            <w:pPr>
+              <w:rPr>
+                <w:rFonts w:ascii="Times New Roman" w:eastAsia="思源黑体 CN Normal" w:hAnsi="Times New Roman" w:cs="思源黑体 CN Light"/>
+                <w:bCs/>
+                <w:iCs/>
+                <w:color w:val="000000"/>
+                <w:sz w:val="17"/>
+                <w:szCs w:val="17"/>
+              </w:rPr>
+            </w:pPr>
+            <w:r>
+              <w:rPr>
+                <w:rFonts w:ascii="Times New Roman" w:eastAsia="思源黑体 CN Normal" w:hAnsi="Times New Roman" w:cs="思源黑体 CN Light"/>
+                <w:bCs/>
+                <w:iCs/>
+                <w:color w:val="000000"/>
+                <w:sz w:val="17"/>
+                <w:szCs w:val="17"/>
+              </w:rPr>
+              <w:t>{%tr endfor%}</w:t>
+            </w:r>
+          </w:p>
+        </w:tc>
+      </w:tr>
+      <w:tr>
+        <w:trPr>
+          <w:trHeight w:val="397"/>
+        </w:trPr>
+        <w:tc>
+          <w:tcPr>
+            <w:tcW w:w="8640" w:type="dxa"/>
+            <w:gridSpan w:val="5"/>
+          </w:tcPr>
+          <w:p>
+            <w:pPr>
+              <w:rPr>
+                <w:rFonts w:ascii="Times New Roman" w:eastAsia="思源黑体 CN Normal" w:hAnsi="Times New Roman" w:cs="思源黑体 CN Light"/>
+                <w:bCs/>
+                <w:iCs/>
+                <w:color w:val="000000"/>
+                <w:sz w:val="17"/>
+                <w:szCs w:val="17"/>
+              </w:rPr>
+            </w:pPr>
+            <w:r>
+              <w:rPr>
+                <w:rFonts w:ascii="Times New Roman" w:eastAsia="思源黑体 CN Normal" w:hAnsi="Times New Roman" w:cs="思源黑体 CN Light"/>
+                <w:bCs/>
+                <w:iCs/>
+                <w:color w:val="000000"/>
+                <w:sz w:val="17"/>
+                <w:szCs w:val="17"/>
+              </w:rPr>
+              <w:t>{%tr else%}</w:t>
+            </w:r>
+          </w:p>
+        </w:tc>
+      </w:tr>
+      <w:tr>
+        <w:trPr>
+          <w:trHeight w:val="397"/>
+        </w:trPr>
+        <w:tc>
+          <w:tcPr>
+            <w:tcW w:w="1276" w:type="dxa"/>
+          </w:tcPr>
+          <w:p>
+            <w:pPr>
               <w:rPr>
                 <w:rFonts w:ascii="Times New Roman" w:eastAsia="思源黑体 CN Normal" w:hAnsi="Times New Roman" w:cs="Times New Roman"/>
                 <w:i/>
@@ -10564,29 +7658,16 @@
                 <w:sz w:val="17"/>
                 <w:szCs w:val="17"/>
               </w:rPr>
-              <w:t>a.gene</w:t>
-            </w:r>
-            <w:proofErr w:type="gramEnd"/>
-            <w:r>
-              <w:rPr>
-                <w:rFonts w:ascii="Times New Roman" w:eastAsia="思源黑体 CN Normal" w:hAnsi="Times New Roman" w:cs="Times New Roman"/>
+            </w:pPr>
+            <w:r>
+              <w:rPr>
+                <w:rFonts w:ascii="Times New Roman" w:eastAsia="思源黑体 CN Normal" w:hAnsi="Times New Roman" w:cs="Times New Roman" w:hint="eastAsia"/>
                 <w:i/>
                 <w:iCs/>
                 <w:sz w:val="17"/>
                 <w:szCs w:val="17"/>
               </w:rPr>
-              <w:t>_symbol</w:t>
-            </w:r>
-            <w:proofErr w:type="spellEnd"/>
-            <w:r>
-              <w:rPr>
-                <w:rFonts w:ascii="Times New Roman" w:eastAsia="思源黑体 CN Normal" w:hAnsi="Times New Roman" w:cs="Times New Roman"/>
-                <w:i/>
-                <w:iCs/>
-                <w:sz w:val="17"/>
-                <w:szCs w:val="17"/>
-              </w:rPr>
-              <w:t>}}</w:t>
+              <w:t>-</w:t>
             </w:r>
           </w:p>
         </w:tc>
@@ -10604,183 +7685,55 @@
             </w:pPr>
             <w:r>
               <w:rPr>
+                <w:rFonts w:ascii="Times New Roman" w:eastAsia="思源黑体 CN Normal" w:hAnsi="Times New Roman" w:cs="Times New Roman" w:hint="eastAsia"/>
+                <w:sz w:val="17"/>
+                <w:szCs w:val="17"/>
+              </w:rPr>
+              <w:t>-</w:t>
+            </w:r>
+          </w:p>
+        </w:tc>
+        <w:tc>
+          <w:tcPr>
+            <w:tcW w:w="3260" w:type="dxa"/>
+          </w:tcPr>
+          <w:p>
+            <w:pPr>
+              <w:rPr>
                 <w:rFonts w:ascii="Times New Roman" w:eastAsia="思源黑体 CN Normal" w:hAnsi="Times New Roman" w:cs="Times New Roman"/>
                 <w:sz w:val="17"/>
                 <w:szCs w:val="17"/>
               </w:rPr>
-              <w:t>{{</w:t>
-            </w:r>
-            <w:proofErr w:type="spellStart"/>
-            <w:proofErr w:type="gramStart"/>
-            <w:r>
+            </w:pPr>
+            <w:r>
+              <w:rPr>
+                <w:rFonts w:ascii="Times New Roman" w:eastAsia="思源黑体 CN Normal" w:hAnsi="Times New Roman" w:cs="Times New Roman" w:hint="eastAsia"/>
+                <w:sz w:val="17"/>
+                <w:szCs w:val="17"/>
+              </w:rPr>
+              <w:t>-</w:t>
+            </w:r>
+          </w:p>
+        </w:tc>
+        <w:tc>
+          <w:tcPr>
+            <w:tcW w:w="1418" w:type="dxa"/>
+          </w:tcPr>
+          <w:p>
+            <w:pPr>
               <w:rPr>
                 <w:rFonts w:ascii="Times New Roman" w:eastAsia="思源黑体 CN Normal" w:hAnsi="Times New Roman" w:cs="Times New Roman"/>
                 <w:sz w:val="17"/>
                 <w:szCs w:val="17"/>
               </w:rPr>
-              <w:t>a.clinicaltrial</w:t>
-            </w:r>
-            <w:proofErr w:type="gramEnd"/>
-            <w:r>
-              <w:rPr>
-                <w:rFonts w:ascii="Times New Roman" w:eastAsia="思源黑体 CN Normal" w:hAnsi="Times New Roman" w:cs="Times New Roman"/>
+            </w:pPr>
+            <w:r>
+              <w:rPr>
+                <w:rFonts w:ascii="Times New Roman" w:eastAsia="思源黑体 CN Normal" w:hAnsi="Times New Roman" w:cs="Times New Roman" w:hint="eastAsia"/>
                 <w:sz w:val="17"/>
                 <w:szCs w:val="17"/>
               </w:rPr>
-              <w:t>_number</w:t>
-            </w:r>
-            <w:proofErr w:type="spellEnd"/>
-            <w:r>
-              <w:rPr>
-                <w:rFonts w:ascii="Times New Roman" w:eastAsia="思源黑体 CN Normal" w:hAnsi="Times New Roman" w:cs="Times New Roman"/>
-                <w:sz w:val="17"/>
-                <w:szCs w:val="17"/>
-              </w:rPr>
-              <w:t>}}</w:t>
-            </w:r>
-          </w:p>
-        </w:tc>
-        <w:tc>
-          <w:tcPr>
-            <w:tcW w:w="3260" w:type="dxa"/>
-          </w:tcPr>
-          <w:p>
-            <w:pPr>
-              <w:rPr>
-                <w:rFonts w:ascii="Times New Roman" w:eastAsia="思源黑体 CN Normal" w:hAnsi="Times New Roman" w:cs="Times New Roman"/>
-                <w:sz w:val="17"/>
-                <w:szCs w:val="17"/>
-              </w:rPr>
-            </w:pPr>
-            <w:r>
-              <w:rPr>
-                <w:rFonts w:ascii="Times New Roman" w:eastAsia="思源黑体 CN Normal" w:hAnsi="Times New Roman" w:cs="Times New Roman"/>
-                <w:sz w:val="17"/>
-                <w:szCs w:val="17"/>
-              </w:rPr>
-              <w:t>{{</w:t>
-            </w:r>
-            <w:proofErr w:type="spellStart"/>
-            <w:proofErr w:type="gramStart"/>
-            <w:r>
-              <w:rPr>
-                <w:rFonts w:ascii="Times New Roman" w:eastAsia="思源黑体 CN Normal" w:hAnsi="Times New Roman" w:cs="Times New Roman"/>
-                <w:sz w:val="17"/>
-                <w:szCs w:val="17"/>
-              </w:rPr>
-              <w:t>a.study</w:t>
-            </w:r>
-            <w:proofErr w:type="gramEnd"/>
-            <w:r>
-              <w:rPr>
-                <w:rFonts w:ascii="Times New Roman" w:eastAsia="思源黑体 CN Normal" w:hAnsi="Times New Roman" w:cs="Times New Roman"/>
-                <w:sz w:val="17"/>
-                <w:szCs w:val="17"/>
-              </w:rPr>
-              <w:t>_title</w:t>
-            </w:r>
-            <w:proofErr w:type="spellEnd"/>
-            <w:r>
-              <w:rPr>
-                <w:rFonts w:ascii="Times New Roman" w:eastAsia="思源黑体 CN Normal" w:hAnsi="Times New Roman" w:cs="Times New Roman"/>
-                <w:sz w:val="17"/>
-                <w:szCs w:val="17"/>
-              </w:rPr>
-              <w:t>}}</w:t>
-            </w:r>
-          </w:p>
-        </w:tc>
-        <w:tc>
-          <w:tcPr>
-            <w:tcW w:w="1418" w:type="dxa"/>
-          </w:tcPr>
-          <w:p>
-            <w:pPr>
-              <w:rPr>
-                <w:rFonts w:ascii="Times New Roman" w:eastAsia="思源黑体 CN Normal" w:hAnsi="Times New Roman" w:cs="Times New Roman"/>
-                <w:sz w:val="17"/>
-                <w:szCs w:val="17"/>
-              </w:rPr>
-            </w:pPr>
-            <w:r>
-              <w:rPr>
-                <w:rFonts w:ascii="Times New Roman" w:eastAsia="思源黑体 CN Normal" w:hAnsi="Times New Roman" w:cs="Times New Roman"/>
-                <w:sz w:val="17"/>
-                <w:szCs w:val="17"/>
-              </w:rPr>
-              <w:t xml:space="preserve">{%p for b in </w:t>
-            </w:r>
-            <w:proofErr w:type="spellStart"/>
-            <w:proofErr w:type="gramStart"/>
-            <w:r>
-              <w:rPr>
-                <w:rFonts w:ascii="Times New Roman" w:eastAsia="思源黑体 CN Normal" w:hAnsi="Times New Roman" w:cs="Times New Roman"/>
-                <w:sz w:val="17"/>
-                <w:szCs w:val="17"/>
-              </w:rPr>
-              <w:t>a.interventions</w:t>
-            </w:r>
-            <w:proofErr w:type="spellEnd"/>
-            <w:proofErr w:type="gramEnd"/>
-            <w:r>
-              <w:rPr>
-                <w:rFonts w:ascii="Times New Roman" w:eastAsia="思源黑体 CN Normal" w:hAnsi="Times New Roman" w:cs="Times New Roman"/>
-                <w:sz w:val="17"/>
-                <w:szCs w:val="17"/>
-              </w:rPr>
-              <w:t>%}</w:t>
-            </w:r>
-          </w:p>
-          <w:p>
-            <w:pPr>
-              <w:rPr>
-                <w:rFonts w:ascii="Times New Roman" w:eastAsia="思源黑体 CN Normal" w:hAnsi="Times New Roman" w:cs="Times New Roman"/>
-                <w:sz w:val="17"/>
-                <w:szCs w:val="17"/>
-              </w:rPr>
-            </w:pPr>
-            <w:r>
-              <w:rPr>
-                <w:rFonts w:ascii="Times New Roman" w:eastAsia="思源黑体 CN Normal" w:hAnsi="Times New Roman" w:cs="Times New Roman"/>
-                <w:sz w:val="17"/>
-                <w:szCs w:val="17"/>
-              </w:rPr>
-              <w:t>{{b}}</w:t>
-            </w:r>
-          </w:p>
-          <w:p>
-            <w:pPr>
-              <w:rPr>
-                <w:rFonts w:ascii="Times New Roman" w:eastAsia="思源黑体 CN Normal" w:hAnsi="Times New Roman" w:cs="Times New Roman"/>
-                <w:sz w:val="17"/>
-                <w:szCs w:val="17"/>
-              </w:rPr>
-            </w:pPr>
-            <w:r>
-              <w:rPr>
-                <w:rFonts w:ascii="Times New Roman" w:eastAsia="思源黑体 CN Normal" w:hAnsi="Times New Roman" w:cs="Times New Roman"/>
-                <w:sz w:val="17"/>
-                <w:szCs w:val="17"/>
-              </w:rPr>
-              <w:t xml:space="preserve">{%p </w:t>
-            </w:r>
-            <w:proofErr w:type="spellStart"/>
-            <w:r>
-              <w:rPr>
-                <w:rFonts w:ascii="Times New Roman" w:eastAsia="思源黑体 CN Normal" w:hAnsi="Times New Roman" w:cs="Times New Roman"/>
-                <w:sz w:val="17"/>
-                <w:szCs w:val="17"/>
-              </w:rPr>
-              <w:t>endfor</w:t>
-            </w:r>
-            <w:proofErr w:type="spellEnd"/>
-            <w:r>
-              <w:rPr>
-                <w:rFonts w:ascii="Times New Roman" w:eastAsia="思源黑体 CN Normal" w:hAnsi="Times New Roman" w:cs="Times New Roman"/>
-                <w:sz w:val="17"/>
-                <w:szCs w:val="17"/>
-              </w:rPr>
-              <w:t>%}</w:t>
+              <w:t>-</w:t>
             </w:r>
           </w:p>
         </w:tc>
@@ -10801,40 +7754,14 @@
             </w:pPr>
             <w:r>
               <w:rPr>
-                <w:rFonts w:ascii="Times New Roman" w:eastAsia="思源黑体 CN Normal" w:hAnsi="Times New Roman" w:cs="思源黑体 CN Light"/>
+                <w:rFonts w:ascii="Times New Roman" w:eastAsia="思源黑体 CN Normal" w:hAnsi="Times New Roman" w:cs="思源黑体 CN Light" w:hint="eastAsia"/>
                 <w:bCs/>
                 <w:iCs/>
                 <w:color w:val="000000"/>
                 <w:sz w:val="17"/>
                 <w:szCs w:val="17"/>
               </w:rPr>
-              <w:t>{{</w:t>
-            </w:r>
-            <w:proofErr w:type="spellStart"/>
-            <w:proofErr w:type="gramStart"/>
-            <w:r>
-              <w:rPr>
-                <w:rFonts w:ascii="Times New Roman" w:eastAsia="思源黑体 CN Normal" w:hAnsi="Times New Roman" w:cs="思源黑体 CN Light"/>
-                <w:bCs/>
-                <w:iCs/>
-                <w:color w:val="000000"/>
-                <w:sz w:val="17"/>
-                <w:szCs w:val="17"/>
-              </w:rPr>
-              <w:t>a.phase</w:t>
-            </w:r>
-            <w:proofErr w:type="spellEnd"/>
-            <w:proofErr w:type="gramEnd"/>
-            <w:r>
-              <w:rPr>
-                <w:rFonts w:ascii="Times New Roman" w:eastAsia="思源黑体 CN Normal" w:hAnsi="Times New Roman" w:cs="思源黑体 CN Light"/>
-                <w:bCs/>
-                <w:iCs/>
-                <w:color w:val="000000"/>
-                <w:sz w:val="17"/>
-                <w:szCs w:val="17"/>
-              </w:rPr>
-              <w:t>}}</w:t>
+              <w:t>-</w:t>
             </w:r>
           </w:p>
         </w:tc>
@@ -10868,223 +7795,6 @@
                 <w:sz w:val="17"/>
                 <w:szCs w:val="17"/>
               </w:rPr>
-              <w:t xml:space="preserve">{%tr </w:t>
-            </w:r>
-            <w:proofErr w:type="spellStart"/>
-            <w:r>
-              <w:rPr>
-                <w:rFonts w:ascii="Times New Roman" w:eastAsia="思源黑体 CN Normal" w:hAnsi="Times New Roman" w:cs="思源黑体 CN Light"/>
-                <w:bCs/>
-                <w:iCs/>
-                <w:color w:val="000000"/>
-                <w:sz w:val="17"/>
-                <w:szCs w:val="17"/>
-              </w:rPr>
-              <w:t>endfor</w:t>
-            </w:r>
-            <w:proofErr w:type="spellEnd"/>
-            <w:r>
-              <w:rPr>
-                <w:rFonts w:ascii="Times New Roman" w:eastAsia="思源黑体 CN Normal" w:hAnsi="Times New Roman" w:cs="思源黑体 CN Light"/>
-                <w:bCs/>
-                <w:iCs/>
-                <w:color w:val="000000"/>
-                <w:sz w:val="17"/>
-                <w:szCs w:val="17"/>
-              </w:rPr>
-              <w:t>%}</w:t>
-            </w:r>
-          </w:p>
-        </w:tc>
-      </w:tr>
-      <w:tr>
-        <w:trPr>
-          <w:trHeight w:val="397"/>
-        </w:trPr>
-        <w:tc>
-          <w:tcPr>
-            <w:tcW w:w="8640" w:type="dxa"/>
-            <w:gridSpan w:val="5"/>
-          </w:tcPr>
-          <w:p>
-            <w:pPr>
-              <w:rPr>
-                <w:rFonts w:ascii="Times New Roman" w:eastAsia="思源黑体 CN Normal" w:hAnsi="Times New Roman" w:cs="思源黑体 CN Light"/>
-                <w:bCs/>
-                <w:iCs/>
-                <w:color w:val="000000"/>
-                <w:sz w:val="17"/>
-                <w:szCs w:val="17"/>
-              </w:rPr>
-            </w:pPr>
-            <w:r>
-              <w:rPr>
-                <w:rFonts w:ascii="Times New Roman" w:eastAsia="思源黑体 CN Normal" w:hAnsi="Times New Roman" w:cs="思源黑体 CN Light"/>
-                <w:bCs/>
-                <w:iCs/>
-                <w:color w:val="000000"/>
-                <w:sz w:val="17"/>
-                <w:szCs w:val="17"/>
-              </w:rPr>
-              <w:t>{%tr else%}</w:t>
-            </w:r>
-          </w:p>
-        </w:tc>
-      </w:tr>
-      <w:tr>
-        <w:trPr>
-          <w:trHeight w:val="397"/>
-        </w:trPr>
-        <w:tc>
-          <w:tcPr>
-            <w:tcW w:w="1276" w:type="dxa"/>
-          </w:tcPr>
-          <w:p>
-            <w:pPr>
-              <w:rPr>
-                <w:rFonts w:ascii="Times New Roman" w:eastAsia="思源黑体 CN Normal" w:hAnsi="Times New Roman" w:cs="Times New Roman"/>
-                <w:i/>
-                <w:iCs/>
-                <w:sz w:val="17"/>
-                <w:szCs w:val="17"/>
-              </w:rPr>
-            </w:pPr>
-            <w:r>
-              <w:rPr>
-                <w:rFonts w:ascii="Times New Roman" w:eastAsia="思源黑体 CN Normal" w:hAnsi="Times New Roman" w:cs="Times New Roman" w:hint="eastAsia"/>
-                <w:i/>
-                <w:iCs/>
-                <w:sz w:val="17"/>
-                <w:szCs w:val="17"/>
-              </w:rPr>
-              <w:t>-</w:t>
-            </w:r>
-          </w:p>
-        </w:tc>
-        <w:tc>
-          <w:tcPr>
-            <w:tcW w:w="1701" w:type="dxa"/>
-          </w:tcPr>
-          <w:p>
-            <w:pPr>
-              <w:rPr>
-                <w:rFonts w:ascii="Times New Roman" w:eastAsia="思源黑体 CN Normal" w:hAnsi="Times New Roman" w:cs="Times New Roman"/>
-                <w:sz w:val="17"/>
-                <w:szCs w:val="17"/>
-              </w:rPr>
-            </w:pPr>
-            <w:r>
-              <w:rPr>
-                <w:rFonts w:ascii="Times New Roman" w:eastAsia="思源黑体 CN Normal" w:hAnsi="Times New Roman" w:cs="Times New Roman" w:hint="eastAsia"/>
-                <w:sz w:val="17"/>
-                <w:szCs w:val="17"/>
-              </w:rPr>
-              <w:t>-</w:t>
-            </w:r>
-          </w:p>
-        </w:tc>
-        <w:tc>
-          <w:tcPr>
-            <w:tcW w:w="3260" w:type="dxa"/>
-          </w:tcPr>
-          <w:p>
-            <w:pPr>
-              <w:rPr>
-                <w:rFonts w:ascii="Times New Roman" w:eastAsia="思源黑体 CN Normal" w:hAnsi="Times New Roman" w:cs="Times New Roman"/>
-                <w:sz w:val="17"/>
-                <w:szCs w:val="17"/>
-              </w:rPr>
-            </w:pPr>
-            <w:r>
-              <w:rPr>
-                <w:rFonts w:ascii="Times New Roman" w:eastAsia="思源黑体 CN Normal" w:hAnsi="Times New Roman" w:cs="Times New Roman" w:hint="eastAsia"/>
-                <w:sz w:val="17"/>
-                <w:szCs w:val="17"/>
-              </w:rPr>
-              <w:t>-</w:t>
-            </w:r>
-          </w:p>
-        </w:tc>
-        <w:tc>
-          <w:tcPr>
-            <w:tcW w:w="1418" w:type="dxa"/>
-          </w:tcPr>
-          <w:p>
-            <w:pPr>
-              <w:rPr>
-                <w:rFonts w:ascii="Times New Roman" w:eastAsia="思源黑体 CN Normal" w:hAnsi="Times New Roman" w:cs="Times New Roman"/>
-                <w:sz w:val="17"/>
-                <w:szCs w:val="17"/>
-              </w:rPr>
-            </w:pPr>
-            <w:r>
-              <w:rPr>
-                <w:rFonts w:ascii="Times New Roman" w:eastAsia="思源黑体 CN Normal" w:hAnsi="Times New Roman" w:cs="Times New Roman" w:hint="eastAsia"/>
-                <w:sz w:val="17"/>
-                <w:szCs w:val="17"/>
-              </w:rPr>
-              <w:t>-</w:t>
-            </w:r>
-          </w:p>
-        </w:tc>
-        <w:tc>
-          <w:tcPr>
-            <w:tcW w:w="985" w:type="dxa"/>
-          </w:tcPr>
-          <w:p>
-            <w:pPr>
-              <w:rPr>
-                <w:rFonts w:ascii="Times New Roman" w:eastAsia="思源黑体 CN Normal" w:hAnsi="Times New Roman" w:cs="思源黑体 CN Light"/>
-                <w:bCs/>
-                <w:iCs/>
-                <w:color w:val="000000"/>
-                <w:sz w:val="17"/>
-                <w:szCs w:val="17"/>
-              </w:rPr>
-            </w:pPr>
-            <w:r>
-              <w:rPr>
-                <w:rFonts w:ascii="Times New Roman" w:eastAsia="思源黑体 CN Normal" w:hAnsi="Times New Roman" w:cs="思源黑体 CN Light" w:hint="eastAsia"/>
-                <w:bCs/>
-                <w:iCs/>
-                <w:color w:val="000000"/>
-                <w:sz w:val="17"/>
-                <w:szCs w:val="17"/>
-              </w:rPr>
-              <w:t>-</w:t>
-            </w:r>
-          </w:p>
-        </w:tc>
-      </w:tr>
-      <w:tr>
-        <w:trPr>
-          <w:trHeight w:val="397"/>
-        </w:trPr>
-        <w:tc>
-          <w:tcPr>
-            <w:tcW w:w="8640" w:type="dxa"/>
-            <w:gridSpan w:val="5"/>
-          </w:tcPr>
-          <w:p>
-            <w:pPr>
-              <w:rPr>
-                <w:rFonts w:ascii="Times New Roman" w:eastAsia="思源黑体 CN Normal" w:hAnsi="Times New Roman" w:cs="思源黑体 CN Light"/>
-                <w:bCs/>
-                <w:iCs/>
-                <w:color w:val="000000"/>
-                <w:sz w:val="17"/>
-                <w:szCs w:val="17"/>
-              </w:rPr>
-            </w:pPr>
-            <w:r>
-              <w:rPr>
-                <w:rFonts w:ascii="Times New Roman" w:eastAsia="思源黑体 CN Normal" w:hAnsi="Times New Roman" w:cs="思源黑体 CN Light"/>
-                <w:bCs/>
-                <w:iCs/>
-                <w:color w:val="000000"/>
-                <w:sz w:val="17"/>
-                <w:szCs w:val="17"/>
-              </w:rPr>
               <w:t>{%tr endif%}</w:t>
             </w:r>
           </w:p>
@@ -11137,7 +7847,6 @@
         </w:rPr>
         <w:t>上述临床试验系根据受检者检测结果在</w:t>
       </w:r>
-      <w:proofErr w:type="spellStart"/>
       <w:r>
         <w:rPr>
           <w:rFonts w:ascii="Times New Roman" w:eastAsia="思源黑体 CN Normal" w:hAnsi="Times New Roman"/>
@@ -11146,7 +7855,6 @@
         </w:rPr>
         <w:t>ClinicalTrial</w:t>
       </w:r>
-      <w:proofErr w:type="spellEnd"/>
       <w:r>
         <w:rPr>
           <w:rFonts w:ascii="Times New Roman" w:eastAsia="思源黑体 CN Normal" w:hAnsi="Times New Roman" w:hint="eastAsia"/>
@@ -11471,10 +8179,12 @@
                 <w:szCs w:val="16"/>
                 <w:lang w:bidi="ar"/>
               </w:rPr>
-              <w:t xml:space="preserve">{%p if [sample, </w:t>
-            </w:r>
-            <w:proofErr w:type="spellStart"/>
-            <w:r>
+              <w:t>{%p if [sample, lib_quality_control, “tumor_content”]|get_tumor_content%}</w:t>
+            </w:r>
+          </w:p>
+          <w:p>
+            <w:pPr>
+              <w:pStyle w:val="af5"/>
               <w:rPr>
                 <w:rFonts w:ascii="思源黑体 CN Normal" w:eastAsia="思源黑体 CN Normal" w:hAnsi="思源黑体 CN Normal" w:cs="思源黑体 CN Light"/>
                 <w:kern w:val="0"/>
@@ -11482,9 +8192,7 @@
                 <w:szCs w:val="16"/>
                 <w:lang w:bidi="ar"/>
               </w:rPr>
-              <w:t>lib_quality_control</w:t>
-            </w:r>
-            <w:proofErr w:type="spellEnd"/>
+            </w:pPr>
             <w:r>
               <w:rPr>
                 <w:rFonts w:ascii="思源黑体 CN Normal" w:eastAsia="思源黑体 CN Normal" w:hAnsi="思源黑体 CN Normal" w:cs="思源黑体 CN Light"/>
@@ -11493,10 +8201,12 @@
                 <w:szCs w:val="16"/>
                 <w:lang w:bidi="ar"/>
               </w:rPr>
-              <w:t>, “</w:t>
-            </w:r>
-            <w:proofErr w:type="spellStart"/>
-            <w:r>
+              <w:t>{{[sample, lib_quality_control, “tumor_content”]|get_tumor_content}}</w:t>
+            </w:r>
+          </w:p>
+          <w:p>
+            <w:pPr>
+              <w:pStyle w:val="af5"/>
               <w:rPr>
                 <w:rFonts w:ascii="思源黑体 CN Normal" w:eastAsia="思源黑体 CN Normal" w:hAnsi="思源黑体 CN Normal" w:cs="思源黑体 CN Light"/>
                 <w:kern w:val="0"/>
@@ -11504,10 +8214,7 @@
                 <w:szCs w:val="16"/>
                 <w:lang w:bidi="ar"/>
               </w:rPr>
-              <w:t>tumor_content</w:t>
-            </w:r>
-            <w:proofErr w:type="spellEnd"/>
-            <w:proofErr w:type="gramStart"/>
+            </w:pPr>
             <w:r>
               <w:rPr>
                 <w:rFonts w:ascii="思源黑体 CN Normal" w:eastAsia="思源黑体 CN Normal" w:hAnsi="思源黑体 CN Normal" w:cs="思源黑体 CN Light"/>
@@ -11516,11 +8223,12 @@
                 <w:szCs w:val="16"/>
                 <w:lang w:bidi="ar"/>
               </w:rPr>
-              <w:t>”]|</w:t>
-            </w:r>
-            <w:proofErr w:type="spellStart"/>
-            <w:proofErr w:type="gramEnd"/>
-            <w:r>
+              <w:t>{%p endif%}</w:t>
+            </w:r>
+          </w:p>
+          <w:p>
+            <w:pPr>
+              <w:pStyle w:val="af5"/>
               <w:rPr>
                 <w:rFonts w:ascii="思源黑体 CN Normal" w:eastAsia="思源黑体 CN Normal" w:hAnsi="思源黑体 CN Normal" w:cs="思源黑体 CN Light"/>
                 <w:kern w:val="0"/>
@@ -11528,9 +8236,7 @@
                 <w:szCs w:val="16"/>
                 <w:lang w:bidi="ar"/>
               </w:rPr>
-              <w:t>get_tumor_content</w:t>
-            </w:r>
-            <w:proofErr w:type="spellEnd"/>
+            </w:pPr>
             <w:r>
               <w:rPr>
                 <w:rFonts w:ascii="思源黑体 CN Normal" w:eastAsia="思源黑体 CN Normal" w:hAnsi="思源黑体 CN Normal" w:cs="思源黑体 CN Light"/>
@@ -11539,7 +8245,7 @@
                 <w:szCs w:val="16"/>
                 <w:lang w:bidi="ar"/>
               </w:rPr>
-              <w:t>%}</w:t>
+              <w:t>{%p if [sample, lib_quality_control, “tumor_content_macrodissection_performed”]|get_tumor_content%}</w:t>
             </w:r>
           </w:p>
           <w:p>
@@ -11555,15 +8261,26 @@
             </w:pPr>
             <w:r>
               <w:rPr>
+                <w:rFonts w:ascii="思源黑体 CN Normal" w:eastAsia="思源黑体 CN Normal" w:hAnsi="思源黑体 CN Normal" w:cs="思源黑体 CN Light" w:hint="eastAsia"/>
+                <w:kern w:val="0"/>
+                <w:sz w:val="16"/>
+                <w:szCs w:val="16"/>
+                <w:lang w:bidi="ar"/>
+              </w:rPr>
+              <w:t>富集检测：{{[sample, lib_quality_control, “tumor_content_macrodissection_performed”]|get_tumor_content}}</w:t>
+            </w:r>
+          </w:p>
+          <w:p>
+            <w:pPr>
+              <w:pStyle w:val="af5"/>
+              <w:rPr>
                 <w:rFonts w:ascii="思源黑体 CN Normal" w:eastAsia="思源黑体 CN Normal" w:hAnsi="思源黑体 CN Normal" w:cs="思源黑体 CN Light"/>
                 <w:kern w:val="0"/>
                 <w:sz w:val="16"/>
                 <w:szCs w:val="16"/>
                 <w:lang w:bidi="ar"/>
               </w:rPr>
-              <w:t xml:space="preserve">{{[sample, </w:t>
-            </w:r>
-            <w:proofErr w:type="spellStart"/>
+            </w:pPr>
             <w:r>
               <w:rPr>
                 <w:rFonts w:ascii="思源黑体 CN Normal" w:eastAsia="思源黑体 CN Normal" w:hAnsi="思源黑体 CN Normal" w:cs="思源黑体 CN Light"/>
@@ -11572,10 +8289,12 @@
                 <w:szCs w:val="16"/>
                 <w:lang w:bidi="ar"/>
               </w:rPr>
-              <w:t>lib_quality_control</w:t>
-            </w:r>
-            <w:proofErr w:type="spellEnd"/>
-            <w:r>
+              <w:t>{%p endif%}</w:t>
+            </w:r>
+          </w:p>
+          <w:p>
+            <w:pPr>
+              <w:pStyle w:val="af5"/>
               <w:rPr>
                 <w:rFonts w:ascii="思源黑体 CN Normal" w:eastAsia="思源黑体 CN Normal" w:hAnsi="思源黑体 CN Normal" w:cs="思源黑体 CN Light"/>
                 <w:kern w:val="0"/>
@@ -11583,9 +8302,7 @@
                 <w:szCs w:val="16"/>
                 <w:lang w:bidi="ar"/>
               </w:rPr>
-              <w:t>, “</w:t>
-            </w:r>
-            <w:proofErr w:type="spellStart"/>
+            </w:pPr>
             <w:r>
               <w:rPr>
                 <w:rFonts w:ascii="思源黑体 CN Normal" w:eastAsia="思源黑体 CN Normal" w:hAnsi="思源黑体 CN Normal" w:cs="思源黑体 CN Light"/>
@@ -11594,420 +8311,7 @@
                 <w:szCs w:val="16"/>
                 <w:lang w:bidi="ar"/>
               </w:rPr>
-              <w:t>tumor_content</w:t>
-            </w:r>
-            <w:proofErr w:type="spellEnd"/>
-            <w:proofErr w:type="gramStart"/>
-            <w:r>
-              <w:rPr>
-                <w:rFonts w:ascii="思源黑体 CN Normal" w:eastAsia="思源黑体 CN Normal" w:hAnsi="思源黑体 CN Normal" w:cs="思源黑体 CN Light"/>
-                <w:kern w:val="0"/>
-                <w:sz w:val="16"/>
-                <w:szCs w:val="16"/>
-                <w:lang w:bidi="ar"/>
-              </w:rPr>
-              <w:t>”]|</w:t>
-            </w:r>
-            <w:proofErr w:type="spellStart"/>
-            <w:proofErr w:type="gramEnd"/>
-            <w:r>
-              <w:rPr>
-                <w:rFonts w:ascii="思源黑体 CN Normal" w:eastAsia="思源黑体 CN Normal" w:hAnsi="思源黑体 CN Normal" w:cs="思源黑体 CN Light"/>
-                <w:kern w:val="0"/>
-                <w:sz w:val="16"/>
-                <w:szCs w:val="16"/>
-                <w:lang w:bidi="ar"/>
-              </w:rPr>
-              <w:t>get_tumor_content</w:t>
-            </w:r>
-            <w:proofErr w:type="spellEnd"/>
-            <w:r>
-              <w:rPr>
-                <w:rFonts w:ascii="思源黑体 CN Normal" w:eastAsia="思源黑体 CN Normal" w:hAnsi="思源黑体 CN Normal" w:cs="思源黑体 CN Light"/>
-                <w:kern w:val="0"/>
-                <w:sz w:val="16"/>
-                <w:szCs w:val="16"/>
-                <w:lang w:bidi="ar"/>
-              </w:rPr>
-              <w:t>}}</w:t>
-            </w:r>
-          </w:p>
-          <w:p>
-            <w:pPr>
-              <w:pStyle w:val="af5"/>
-              <w:rPr>
-                <w:rFonts w:ascii="思源黑体 CN Normal" w:eastAsia="思源黑体 CN Normal" w:hAnsi="思源黑体 CN Normal" w:cs="思源黑体 CN Light"/>
-                <w:kern w:val="0"/>
-                <w:sz w:val="16"/>
-                <w:szCs w:val="16"/>
-                <w:lang w:bidi="ar"/>
-              </w:rPr>
-            </w:pPr>
-            <w:r>
-              <w:rPr>
-                <w:rFonts w:ascii="思源黑体 CN Normal" w:eastAsia="思源黑体 CN Normal" w:hAnsi="思源黑体 CN Normal" w:cs="思源黑体 CN Light"/>
-                <w:kern w:val="0"/>
-                <w:sz w:val="16"/>
-                <w:szCs w:val="16"/>
-                <w:lang w:bidi="ar"/>
-              </w:rPr>
-              <w:t>{%p endif%}</w:t>
-            </w:r>
-          </w:p>
-          <w:p>
-            <w:pPr>
-              <w:pStyle w:val="af5"/>
-              <w:rPr>
-                <w:rFonts w:ascii="思源黑体 CN Normal" w:eastAsia="思源黑体 CN Normal" w:hAnsi="思源黑体 CN Normal" w:cs="思源黑体 CN Light"/>
-                <w:kern w:val="0"/>
-                <w:sz w:val="16"/>
-                <w:szCs w:val="16"/>
-                <w:lang w:bidi="ar"/>
-              </w:rPr>
-            </w:pPr>
-            <w:r>
-              <w:rPr>
-                <w:rFonts w:ascii="思源黑体 CN Normal" w:eastAsia="思源黑体 CN Normal" w:hAnsi="思源黑体 CN Normal" w:cs="思源黑体 CN Light"/>
-                <w:kern w:val="0"/>
-                <w:sz w:val="16"/>
-                <w:szCs w:val="16"/>
-                <w:lang w:bidi="ar"/>
-              </w:rPr>
-              <w:t xml:space="preserve">{%p if [sample, </w:t>
-            </w:r>
-            <w:proofErr w:type="spellStart"/>
-            <w:r>
-              <w:rPr>
-                <w:rFonts w:ascii="思源黑体 CN Normal" w:eastAsia="思源黑体 CN Normal" w:hAnsi="思源黑体 CN Normal" w:cs="思源黑体 CN Light"/>
-                <w:kern w:val="0"/>
-                <w:sz w:val="16"/>
-                <w:szCs w:val="16"/>
-                <w:lang w:bidi="ar"/>
-              </w:rPr>
-              <w:t>lib_quality_control</w:t>
-            </w:r>
-            <w:proofErr w:type="spellEnd"/>
-            <w:r>
-              <w:rPr>
-                <w:rFonts w:ascii="思源黑体 CN Normal" w:eastAsia="思源黑体 CN Normal" w:hAnsi="思源黑体 CN Normal" w:cs="思源黑体 CN Light"/>
-                <w:kern w:val="0"/>
-                <w:sz w:val="16"/>
-                <w:szCs w:val="16"/>
-                <w:lang w:bidi="ar"/>
-              </w:rPr>
-              <w:t>, “</w:t>
-            </w:r>
-            <w:proofErr w:type="spellStart"/>
-            <w:r>
-              <w:rPr>
-                <w:rFonts w:ascii="思源黑体 CN Normal" w:eastAsia="思源黑体 CN Normal" w:hAnsi="思源黑体 CN Normal" w:cs="思源黑体 CN Light"/>
-                <w:kern w:val="0"/>
-                <w:sz w:val="16"/>
-                <w:szCs w:val="16"/>
-                <w:lang w:bidi="ar"/>
-              </w:rPr>
-              <w:t>tumor_content_macrodissection_performed</w:t>
-            </w:r>
-            <w:proofErr w:type="spellEnd"/>
-            <w:proofErr w:type="gramStart"/>
-            <w:r>
-              <w:rPr>
-                <w:rFonts w:ascii="思源黑体 CN Normal" w:eastAsia="思源黑体 CN Normal" w:hAnsi="思源黑体 CN Normal" w:cs="思源黑体 CN Light"/>
-                <w:kern w:val="0"/>
-                <w:sz w:val="16"/>
-                <w:szCs w:val="16"/>
-                <w:lang w:bidi="ar"/>
-              </w:rPr>
-              <w:t>”]|</w:t>
-            </w:r>
-            <w:proofErr w:type="spellStart"/>
-            <w:proofErr w:type="gramEnd"/>
-            <w:r>
-              <w:rPr>
-                <w:rFonts w:ascii="思源黑体 CN Normal" w:eastAsia="思源黑体 CN Normal" w:hAnsi="思源黑体 CN Normal" w:cs="思源黑体 CN Light"/>
-                <w:kern w:val="0"/>
-                <w:sz w:val="16"/>
-                <w:szCs w:val="16"/>
-                <w:lang w:bidi="ar"/>
-              </w:rPr>
-              <w:t>get_tumor_content</w:t>
-            </w:r>
-            <w:proofErr w:type="spellEnd"/>
-            <w:r>
-              <w:rPr>
-                <w:rFonts w:ascii="思源黑体 CN Normal" w:eastAsia="思源黑体 CN Normal" w:hAnsi="思源黑体 CN Normal" w:cs="思源黑体 CN Light"/>
-                <w:kern w:val="0"/>
-                <w:sz w:val="16"/>
-                <w:szCs w:val="16"/>
-                <w:lang w:bidi="ar"/>
-              </w:rPr>
-              <w:t>%}</w:t>
-            </w:r>
-          </w:p>
-          <w:p>
-            <w:pPr>
-              <w:pStyle w:val="af5"/>
-              <w:rPr>
-                <w:rFonts w:ascii="思源黑体 CN Normal" w:eastAsia="思源黑体 CN Normal" w:hAnsi="思源黑体 CN Normal" w:cs="思源黑体 CN Light"/>
-                <w:kern w:val="0"/>
-                <w:sz w:val="16"/>
-                <w:szCs w:val="16"/>
-                <w:lang w:bidi="ar"/>
-              </w:rPr>
-            </w:pPr>
-            <w:r>
-              <w:rPr>
-                <w:rFonts w:ascii="思源黑体 CN Normal" w:eastAsia="思源黑体 CN Normal" w:hAnsi="思源黑体 CN Normal" w:cs="思源黑体 CN Light" w:hint="eastAsia"/>
-                <w:kern w:val="0"/>
-                <w:sz w:val="16"/>
-                <w:szCs w:val="16"/>
-                <w:lang w:bidi="ar"/>
-              </w:rPr>
-              <w:t xml:space="preserve">富集检测：{{[sample, </w:t>
-            </w:r>
-            <w:proofErr w:type="spellStart"/>
-            <w:r>
-              <w:rPr>
-                <w:rFonts w:ascii="思源黑体 CN Normal" w:eastAsia="思源黑体 CN Normal" w:hAnsi="思源黑体 CN Normal" w:cs="思源黑体 CN Light" w:hint="eastAsia"/>
-                <w:kern w:val="0"/>
-                <w:sz w:val="16"/>
-                <w:szCs w:val="16"/>
-                <w:lang w:bidi="ar"/>
-              </w:rPr>
-              <w:t>lib_quality_control</w:t>
-            </w:r>
-            <w:proofErr w:type="spellEnd"/>
-            <w:r>
-              <w:rPr>
-                <w:rFonts w:ascii="思源黑体 CN Normal" w:eastAsia="思源黑体 CN Normal" w:hAnsi="思源黑体 CN Normal" w:cs="思源黑体 CN Light" w:hint="eastAsia"/>
-                <w:kern w:val="0"/>
-                <w:sz w:val="16"/>
-                <w:szCs w:val="16"/>
-                <w:lang w:bidi="ar"/>
-              </w:rPr>
-              <w:t>, “</w:t>
-            </w:r>
-            <w:proofErr w:type="spellStart"/>
-            <w:r>
-              <w:rPr>
-                <w:rFonts w:ascii="思源黑体 CN Normal" w:eastAsia="思源黑体 CN Normal" w:hAnsi="思源黑体 CN Normal" w:cs="思源黑体 CN Light" w:hint="eastAsia"/>
-                <w:kern w:val="0"/>
-                <w:sz w:val="16"/>
-                <w:szCs w:val="16"/>
-                <w:lang w:bidi="ar"/>
-              </w:rPr>
-              <w:t>tumor_content_macrodissection_performed</w:t>
-            </w:r>
-            <w:proofErr w:type="spellEnd"/>
-            <w:r>
-              <w:rPr>
-                <w:rFonts w:ascii="思源黑体 CN Normal" w:eastAsia="思源黑体 CN Normal" w:hAnsi="思源黑体 CN Normal" w:cs="思源黑体 CN Light" w:hint="eastAsia"/>
-                <w:kern w:val="0"/>
-                <w:sz w:val="16"/>
-                <w:szCs w:val="16"/>
-                <w:lang w:bidi="ar"/>
-              </w:rPr>
-              <w:t>”]|</w:t>
-            </w:r>
-            <w:proofErr w:type="spellStart"/>
-            <w:r>
-              <w:rPr>
-                <w:rFonts w:ascii="思源黑体 CN Normal" w:eastAsia="思源黑体 CN Normal" w:hAnsi="思源黑体 CN Normal" w:cs="思源黑体 CN Light" w:hint="eastAsia"/>
-                <w:kern w:val="0"/>
-                <w:sz w:val="16"/>
-                <w:szCs w:val="16"/>
-                <w:lang w:bidi="ar"/>
-              </w:rPr>
-              <w:t>get_tumor_content</w:t>
-            </w:r>
-            <w:proofErr w:type="spellEnd"/>
-            <w:r>
-              <w:rPr>
-                <w:rFonts w:ascii="思源黑体 CN Normal" w:eastAsia="思源黑体 CN Normal" w:hAnsi="思源黑体 CN Normal" w:cs="思源黑体 CN Light" w:hint="eastAsia"/>
-                <w:kern w:val="0"/>
-                <w:sz w:val="16"/>
-                <w:szCs w:val="16"/>
-                <w:lang w:bidi="ar"/>
-              </w:rPr>
-              <w:t>}}</w:t>
-            </w:r>
-          </w:p>
-          <w:p>
-            <w:pPr>
-              <w:pStyle w:val="af5"/>
-              <w:rPr>
-                <w:rFonts w:ascii="思源黑体 CN Normal" w:eastAsia="思源黑体 CN Normal" w:hAnsi="思源黑体 CN Normal" w:cs="思源黑体 CN Light"/>
-                <w:kern w:val="0"/>
-                <w:sz w:val="16"/>
-                <w:szCs w:val="16"/>
-                <w:lang w:bidi="ar"/>
-              </w:rPr>
-            </w:pPr>
-            <w:r>
-              <w:rPr>
-                <w:rFonts w:ascii="思源黑体 CN Normal" w:eastAsia="思源黑体 CN Normal" w:hAnsi="思源黑体 CN Normal" w:cs="思源黑体 CN Light"/>
-                <w:kern w:val="0"/>
-                <w:sz w:val="16"/>
-                <w:szCs w:val="16"/>
-                <w:lang w:bidi="ar"/>
-              </w:rPr>
-              <w:t>{%p endif%}</w:t>
-            </w:r>
-          </w:p>
-          <w:p>
-            <w:pPr>
-              <w:pStyle w:val="af5"/>
-              <w:rPr>
-                <w:rFonts w:ascii="思源黑体 CN Normal" w:eastAsia="思源黑体 CN Normal" w:hAnsi="思源黑体 CN Normal" w:cs="思源黑体 CN Light"/>
-                <w:kern w:val="0"/>
-                <w:sz w:val="16"/>
-                <w:szCs w:val="16"/>
-                <w:lang w:bidi="ar"/>
-              </w:rPr>
-            </w:pPr>
-            <w:r>
-              <w:rPr>
-                <w:rFonts w:ascii="思源黑体 CN Normal" w:eastAsia="思源黑体 CN Normal" w:hAnsi="思源黑体 CN Normal" w:cs="思源黑体 CN Light"/>
-                <w:kern w:val="0"/>
-                <w:sz w:val="16"/>
-                <w:szCs w:val="16"/>
-                <w:lang w:bidi="ar"/>
-              </w:rPr>
-              <w:t xml:space="preserve">{%p if not [sample, </w:t>
-            </w:r>
-            <w:proofErr w:type="spellStart"/>
-            <w:r>
-              <w:rPr>
-                <w:rFonts w:ascii="思源黑体 CN Normal" w:eastAsia="思源黑体 CN Normal" w:hAnsi="思源黑体 CN Normal" w:cs="思源黑体 CN Light"/>
-                <w:kern w:val="0"/>
-                <w:sz w:val="16"/>
-                <w:szCs w:val="16"/>
-                <w:lang w:bidi="ar"/>
-              </w:rPr>
-              <w:t>lib_quality_control</w:t>
-            </w:r>
-            <w:proofErr w:type="spellEnd"/>
-            <w:r>
-              <w:rPr>
-                <w:rFonts w:ascii="思源黑体 CN Normal" w:eastAsia="思源黑体 CN Normal" w:hAnsi="思源黑体 CN Normal" w:cs="思源黑体 CN Light"/>
-                <w:kern w:val="0"/>
-                <w:sz w:val="16"/>
-                <w:szCs w:val="16"/>
-                <w:lang w:bidi="ar"/>
-              </w:rPr>
-              <w:t>, “</w:t>
-            </w:r>
-            <w:proofErr w:type="spellStart"/>
-            <w:r>
-              <w:rPr>
-                <w:rFonts w:ascii="思源黑体 CN Normal" w:eastAsia="思源黑体 CN Normal" w:hAnsi="思源黑体 CN Normal" w:cs="思源黑体 CN Light"/>
-                <w:kern w:val="0"/>
-                <w:sz w:val="16"/>
-                <w:szCs w:val="16"/>
-                <w:lang w:bidi="ar"/>
-              </w:rPr>
-              <w:t>tumor_content</w:t>
-            </w:r>
-            <w:proofErr w:type="spellEnd"/>
-            <w:proofErr w:type="gramStart"/>
-            <w:r>
-              <w:rPr>
-                <w:rFonts w:ascii="思源黑体 CN Normal" w:eastAsia="思源黑体 CN Normal" w:hAnsi="思源黑体 CN Normal" w:cs="思源黑体 CN Light"/>
-                <w:kern w:val="0"/>
-                <w:sz w:val="16"/>
-                <w:szCs w:val="16"/>
-                <w:lang w:bidi="ar"/>
-              </w:rPr>
-              <w:t>”]|</w:t>
-            </w:r>
-            <w:proofErr w:type="spellStart"/>
-            <w:proofErr w:type="gramEnd"/>
-            <w:r>
-              <w:rPr>
-                <w:rFonts w:ascii="思源黑体 CN Normal" w:eastAsia="思源黑体 CN Normal" w:hAnsi="思源黑体 CN Normal" w:cs="思源黑体 CN Light"/>
-                <w:kern w:val="0"/>
-                <w:sz w:val="16"/>
-                <w:szCs w:val="16"/>
-                <w:lang w:bidi="ar"/>
-              </w:rPr>
-              <w:t>get_tumor_content</w:t>
-            </w:r>
-            <w:proofErr w:type="spellEnd"/>
-            <w:r>
-              <w:rPr>
-                <w:rFonts w:ascii="思源黑体 CN Normal" w:eastAsia="思源黑体 CN Normal" w:hAnsi="思源黑体 CN Normal" w:cs="思源黑体 CN Light"/>
-                <w:kern w:val="0"/>
-                <w:sz w:val="16"/>
-                <w:szCs w:val="16"/>
-                <w:lang w:bidi="ar"/>
-              </w:rPr>
-              <w:t xml:space="preserve"> and not [sample, </w:t>
-            </w:r>
-            <w:proofErr w:type="spellStart"/>
-            <w:r>
-              <w:rPr>
-                <w:rFonts w:ascii="思源黑体 CN Normal" w:eastAsia="思源黑体 CN Normal" w:hAnsi="思源黑体 CN Normal" w:cs="思源黑体 CN Light"/>
-                <w:kern w:val="0"/>
-                <w:sz w:val="16"/>
-                <w:szCs w:val="16"/>
-                <w:lang w:bidi="ar"/>
-              </w:rPr>
-              <w:t>lib_quality_control</w:t>
-            </w:r>
-            <w:proofErr w:type="spellEnd"/>
-            <w:r>
-              <w:rPr>
-                <w:rFonts w:ascii="思源黑体 CN Normal" w:eastAsia="思源黑体 CN Normal" w:hAnsi="思源黑体 CN Normal" w:cs="思源黑体 CN Light"/>
-                <w:kern w:val="0"/>
-                <w:sz w:val="16"/>
-                <w:szCs w:val="16"/>
-                <w:lang w:bidi="ar"/>
-              </w:rPr>
-              <w:t>, “</w:t>
-            </w:r>
-            <w:proofErr w:type="spellStart"/>
-            <w:r>
-              <w:rPr>
-                <w:rFonts w:ascii="思源黑体 CN Normal" w:eastAsia="思源黑体 CN Normal" w:hAnsi="思源黑体 CN Normal" w:cs="思源黑体 CN Light"/>
-                <w:kern w:val="0"/>
-                <w:sz w:val="16"/>
-                <w:szCs w:val="16"/>
-                <w:lang w:bidi="ar"/>
-              </w:rPr>
-              <w:t>tumor_content_macrodissection_performed</w:t>
-            </w:r>
-            <w:proofErr w:type="spellEnd"/>
-            <w:r>
-              <w:rPr>
-                <w:rFonts w:ascii="思源黑体 CN Normal" w:eastAsia="思源黑体 CN Normal" w:hAnsi="思源黑体 CN Normal" w:cs="思源黑体 CN Light"/>
-                <w:kern w:val="0"/>
-                <w:sz w:val="16"/>
-                <w:szCs w:val="16"/>
-                <w:lang w:bidi="ar"/>
-              </w:rPr>
-              <w:t>”]|</w:t>
-            </w:r>
-            <w:proofErr w:type="spellStart"/>
-            <w:r>
-              <w:rPr>
-                <w:rFonts w:ascii="思源黑体 CN Normal" w:eastAsia="思源黑体 CN Normal" w:hAnsi="思源黑体 CN Normal" w:cs="思源黑体 CN Light"/>
-                <w:kern w:val="0"/>
-                <w:sz w:val="16"/>
-                <w:szCs w:val="16"/>
-                <w:lang w:bidi="ar"/>
-              </w:rPr>
-              <w:t>get_tumor_content</w:t>
-            </w:r>
-            <w:proofErr w:type="spellEnd"/>
-            <w:r>
-              <w:rPr>
-                <w:rFonts w:ascii="思源黑体 CN Normal" w:eastAsia="思源黑体 CN Normal" w:hAnsi="思源黑体 CN Normal" w:cs="思源黑体 CN Light"/>
-                <w:kern w:val="0"/>
-                <w:sz w:val="16"/>
-                <w:szCs w:val="16"/>
-                <w:lang w:bidi="ar"/>
-              </w:rPr>
-              <w:t>%}</w:t>
+              <w:t>{%p if not [sample, lib_quality_control, “tumor_content”]|get_tumor_content and not [sample, lib_quality_control, “tumor_content_macrodissection_performed”]|get_tumor_content%}</w:t>
             </w:r>
           </w:p>
           <w:p>
@@ -12212,9 +8516,8 @@
                 <w:szCs w:val="16"/>
                 <w:lang w:bidi="ar"/>
               </w:rPr>
-              <w:t xml:space="preserve">{%if </w:t>
-            </w:r>
-            <w:proofErr w:type="spellStart"/>
+              <w:t>{%if lib_quality_control and lib_quality_control.lib_dna_qc and lib_quality_control.lib_dna_</w:t>
+            </w:r>
             <w:r>
               <w:rPr>
                 <w:rFonts w:ascii="思源黑体 CN Normal" w:eastAsia="思源黑体 CN Normal" w:hAnsi="思源黑体 CN Normal" w:cs="思源黑体 CN Light"/>
@@ -12223,73 +8526,8 @@
                 <w:szCs w:val="16"/>
                 <w:lang w:bidi="ar"/>
               </w:rPr>
-              <w:t>lib_quality_control</w:t>
-            </w:r>
-            <w:proofErr w:type="spellEnd"/>
-            <w:r>
-              <w:rPr>
-                <w:rFonts w:ascii="思源黑体 CN Normal" w:eastAsia="思源黑体 CN Normal" w:hAnsi="思源黑体 CN Normal" w:cs="思源黑体 CN Light"/>
-                <w:kern w:val="0"/>
-                <w:sz w:val="16"/>
-                <w:szCs w:val="16"/>
-                <w:lang w:bidi="ar"/>
-              </w:rPr>
-              <w:t xml:space="preserve"> and </w:t>
-            </w:r>
-            <w:proofErr w:type="spellStart"/>
-            <w:r>
-              <w:rPr>
-                <w:rFonts w:ascii="思源黑体 CN Normal" w:eastAsia="思源黑体 CN Normal" w:hAnsi="思源黑体 CN Normal" w:cs="思源黑体 CN Light"/>
-                <w:kern w:val="0"/>
-                <w:sz w:val="16"/>
-                <w:szCs w:val="16"/>
-                <w:lang w:bidi="ar"/>
-              </w:rPr>
-              <w:t>lib_quality_control.lib_dna_qc</w:t>
-            </w:r>
-            <w:proofErr w:type="spellEnd"/>
-            <w:r>
-              <w:rPr>
-                <w:rFonts w:ascii="思源黑体 CN Normal" w:eastAsia="思源黑体 CN Normal" w:hAnsi="思源黑体 CN Normal" w:cs="思源黑体 CN Light"/>
-                <w:kern w:val="0"/>
-                <w:sz w:val="16"/>
-                <w:szCs w:val="16"/>
-                <w:lang w:bidi="ar"/>
-              </w:rPr>
-              <w:t xml:space="preserve"> and lib_quality_control.lib_dn</w:t>
-            </w:r>
-            <w:r>
-              <w:rPr>
-                <w:rFonts w:ascii="思源黑体 CN Normal" w:eastAsia="思源黑体 CN Normal" w:hAnsi="思源黑体 CN Normal" w:cs="思源黑体 CN Light"/>
-                <w:kern w:val="0"/>
-                <w:sz w:val="16"/>
-                <w:szCs w:val="16"/>
-                <w:lang w:bidi="ar"/>
-              </w:rPr>
               <w:lastRenderedPageBreak/>
-              <w:t>a_qc.dna_qty</w:t>
-            </w:r>
-            <w:proofErr w:type="gramStart"/>
-            <w:r>
-              <w:rPr>
-                <w:rFonts w:ascii="思源黑体 CN Normal" w:eastAsia="思源黑体 CN Normal" w:hAnsi="思源黑体 CN Normal" w:cs="思源黑体 CN Light"/>
-                <w:kern w:val="0"/>
-                <w:sz w:val="16"/>
-                <w:szCs w:val="16"/>
-                <w:lang w:bidi="ar"/>
-              </w:rPr>
-              <w:t>%}{</w:t>
-            </w:r>
-            <w:proofErr w:type="gramEnd"/>
-            <w:r>
-              <w:rPr>
-                <w:rFonts w:ascii="思源黑体 CN Normal" w:eastAsia="思源黑体 CN Normal" w:hAnsi="思源黑体 CN Normal" w:cs="思源黑体 CN Light"/>
-                <w:kern w:val="0"/>
-                <w:sz w:val="16"/>
-                <w:szCs w:val="16"/>
-                <w:lang w:bidi="ar"/>
-              </w:rPr>
-              <w:t>{lib_quality_control.lib_dna_qc.dna_qty|replace(“.00”,””)}}{%else%}{%endif%}</w:t>
+              <w:t>qc.dna_qty%}{{lib_quality_control.lib_dna_qc.dna_qty|replace(“.00”,””)}}{%else%}{%endif%}</w:t>
             </w:r>
           </w:p>
         </w:tc>
@@ -12449,73 +8687,7 @@
                 <w:szCs w:val="16"/>
                 <w:lang w:bidi="ar"/>
               </w:rPr>
-              <w:t xml:space="preserve">{%if </w:t>
-            </w:r>
-            <w:proofErr w:type="spellStart"/>
-            <w:r>
-              <w:rPr>
-                <w:rFonts w:ascii="思源黑体 CN Normal" w:eastAsia="思源黑体 CN Normal" w:hAnsi="思源黑体 CN Normal" w:cs="思源黑体 CN Light"/>
-                <w:kern w:val="0"/>
-                <w:sz w:val="16"/>
-                <w:szCs w:val="16"/>
-                <w:lang w:bidi="ar"/>
-              </w:rPr>
-              <w:t>lib_quality_control</w:t>
-            </w:r>
-            <w:proofErr w:type="spellEnd"/>
-            <w:r>
-              <w:rPr>
-                <w:rFonts w:ascii="思源黑体 CN Normal" w:eastAsia="思源黑体 CN Normal" w:hAnsi="思源黑体 CN Normal" w:cs="思源黑体 CN Light"/>
-                <w:kern w:val="0"/>
-                <w:sz w:val="16"/>
-                <w:szCs w:val="16"/>
-                <w:lang w:bidi="ar"/>
-              </w:rPr>
-              <w:t xml:space="preserve"> and </w:t>
-            </w:r>
-            <w:proofErr w:type="spellStart"/>
-            <w:r>
-              <w:rPr>
-                <w:rFonts w:ascii="思源黑体 CN Normal" w:eastAsia="思源黑体 CN Normal" w:hAnsi="思源黑体 CN Normal" w:cs="思源黑体 CN Light"/>
-                <w:kern w:val="0"/>
-                <w:sz w:val="16"/>
-                <w:szCs w:val="16"/>
-                <w:lang w:bidi="ar"/>
-              </w:rPr>
-              <w:t>lib_quality_control.lib_dna_qc</w:t>
-            </w:r>
-            <w:proofErr w:type="spellEnd"/>
-            <w:r>
-              <w:rPr>
-                <w:rFonts w:ascii="思源黑体 CN Normal" w:eastAsia="思源黑体 CN Normal" w:hAnsi="思源黑体 CN Normal" w:cs="思源黑体 CN Light"/>
-                <w:kern w:val="0"/>
-                <w:sz w:val="16"/>
-                <w:szCs w:val="16"/>
-                <w:lang w:bidi="ar"/>
-              </w:rPr>
-              <w:t xml:space="preserve"> and lib_quality_control.lib_dna_</w:t>
-            </w:r>
-            <w:proofErr w:type="gramStart"/>
-            <w:r>
-              <w:rPr>
-                <w:rFonts w:ascii="思源黑体 CN Normal" w:eastAsia="思源黑体 CN Normal" w:hAnsi="思源黑体 CN Normal" w:cs="思源黑体 CN Light"/>
-                <w:kern w:val="0"/>
-                <w:sz w:val="16"/>
-                <w:szCs w:val="16"/>
-                <w:lang w:bidi="ar"/>
-              </w:rPr>
-              <w:t>qc.library</w:t>
-            </w:r>
-            <w:proofErr w:type="gramEnd"/>
-            <w:r>
-              <w:rPr>
-                <w:rFonts w:ascii="思源黑体 CN Normal" w:eastAsia="思源黑体 CN Normal" w:hAnsi="思源黑体 CN Normal" w:cs="思源黑体 CN Light"/>
-                <w:kern w:val="0"/>
-                <w:sz w:val="16"/>
-                <w:szCs w:val="16"/>
-                <w:lang w:bidi="ar"/>
-              </w:rPr>
-              <w:t>_qty%}{{lib_quality_control.lib_dna_qc.library_qty|replace(“.00”,””)}}{%else%}{%endif%}</w:t>
+              <w:t>{%if lib_quality_control and lib_quality_control.lib_dna_qc and lib_quality_control.lib_dna_qc.library_qty%}{{lib_quality_control.lib_dna_qc.library_qty|replace(“.00”,””)}}{%else%}{%endif%}</w:t>
             </w:r>
           </w:p>
         </w:tc>
@@ -12666,25 +8838,7 @@
                 <w:sz w:val="16"/>
                 <w:szCs w:val="16"/>
               </w:rPr>
-              <w:t>{{qc.dna_data_</w:t>
-            </w:r>
-            <w:proofErr w:type="gramStart"/>
-            <w:r>
-              <w:rPr>
-                <w:rFonts w:ascii="思源黑体 CN Normal" w:eastAsia="思源黑体 CN Normal" w:hAnsi="思源黑体 CN Normal"/>
-                <w:sz w:val="16"/>
-                <w:szCs w:val="16"/>
-              </w:rPr>
-              <w:t>qc.cleandata</w:t>
-            </w:r>
-            <w:proofErr w:type="gramEnd"/>
-            <w:r>
-              <w:rPr>
-                <w:rFonts w:ascii="思源黑体 CN Normal" w:eastAsia="思源黑体 CN Normal" w:hAnsi="思源黑体 CN Normal"/>
-                <w:sz w:val="16"/>
-                <w:szCs w:val="16"/>
-              </w:rPr>
-              <w:t>_q30}}</w:t>
+              <w:t>{{qc.dna_data_qc.cleandata_q30}}</w:t>
             </w:r>
           </w:p>
         </w:tc>
@@ -12833,43 +8987,7 @@
                 <w:sz w:val="16"/>
                 <w:szCs w:val="16"/>
               </w:rPr>
-              <w:t>{{</w:t>
-            </w:r>
-            <w:proofErr w:type="spellStart"/>
-            <w:r>
-              <w:rPr>
-                <w:rFonts w:ascii="思源黑体 CN Normal" w:eastAsia="思源黑体 CN Normal" w:hAnsi="思源黑体 CN Normal"/>
-                <w:sz w:val="16"/>
-                <w:szCs w:val="16"/>
-              </w:rPr>
-              <w:t>qc.dna_data_</w:t>
-            </w:r>
-            <w:proofErr w:type="gramStart"/>
-            <w:r>
-              <w:rPr>
-                <w:rFonts w:ascii="思源黑体 CN Normal" w:eastAsia="思源黑体 CN Normal" w:hAnsi="思源黑体 CN Normal"/>
-                <w:sz w:val="16"/>
-                <w:szCs w:val="16"/>
-              </w:rPr>
-              <w:t>qc.mapping</w:t>
-            </w:r>
-            <w:proofErr w:type="gramEnd"/>
-            <w:r>
-              <w:rPr>
-                <w:rFonts w:ascii="思源黑体 CN Normal" w:eastAsia="思源黑体 CN Normal" w:hAnsi="思源黑体 CN Normal"/>
-                <w:sz w:val="16"/>
-                <w:szCs w:val="16"/>
-              </w:rPr>
-              <w:t>_ratio</w:t>
-            </w:r>
-            <w:proofErr w:type="spellEnd"/>
-            <w:r>
-              <w:rPr>
-                <w:rFonts w:ascii="思源黑体 CN Normal" w:eastAsia="思源黑体 CN Normal" w:hAnsi="思源黑体 CN Normal"/>
-                <w:sz w:val="16"/>
-                <w:szCs w:val="16"/>
-              </w:rPr>
-              <w:t>}}</w:t>
+              <w:t>{{qc.dna_data_qc.mapping_ratio}}</w:t>
             </w:r>
           </w:p>
         </w:tc>
@@ -13008,43 +9126,7 @@
                 <w:sz w:val="16"/>
                 <w:szCs w:val="16"/>
               </w:rPr>
-              <w:t>{{</w:t>
-            </w:r>
-            <w:proofErr w:type="spellStart"/>
-            <w:r>
-              <w:rPr>
-                <w:rFonts w:ascii="思源黑体 CN Normal" w:eastAsia="思源黑体 CN Normal" w:hAnsi="思源黑体 CN Normal"/>
-                <w:sz w:val="16"/>
-                <w:szCs w:val="16"/>
-              </w:rPr>
-              <w:t>qc.dna_data_</w:t>
-            </w:r>
-            <w:proofErr w:type="gramStart"/>
-            <w:r>
-              <w:rPr>
-                <w:rFonts w:ascii="思源黑体 CN Normal" w:eastAsia="思源黑体 CN Normal" w:hAnsi="思源黑体 CN Normal"/>
-                <w:sz w:val="16"/>
-                <w:szCs w:val="16"/>
-              </w:rPr>
-              <w:t>qc.cover</w:t>
-            </w:r>
-            <w:proofErr w:type="gramEnd"/>
-            <w:r>
-              <w:rPr>
-                <w:rFonts w:ascii="思源黑体 CN Normal" w:eastAsia="思源黑体 CN Normal" w:hAnsi="思源黑体 CN Normal"/>
-                <w:sz w:val="16"/>
-                <w:szCs w:val="16"/>
-              </w:rPr>
-              <w:t>_ratio</w:t>
-            </w:r>
-            <w:proofErr w:type="spellEnd"/>
-            <w:r>
-              <w:rPr>
-                <w:rFonts w:ascii="思源黑体 CN Normal" w:eastAsia="思源黑体 CN Normal" w:hAnsi="思源黑体 CN Normal"/>
-                <w:sz w:val="16"/>
-                <w:szCs w:val="16"/>
-              </w:rPr>
-              <w:t>}}</w:t>
+              <w:t>{{qc.dna_data_qc.cover_ratio}}</w:t>
             </w:r>
           </w:p>
         </w:tc>
@@ -13141,29 +9223,7 @@
                 <w:szCs w:val="16"/>
                 <w:lang w:bidi="ar"/>
               </w:rPr>
-              <w:t>均</w:t>
-            </w:r>
-            <w:proofErr w:type="gramStart"/>
-            <w:r>
-              <w:rPr>
-                <w:rFonts w:ascii="思源黑体 CN Normal" w:eastAsia="思源黑体 CN Normal" w:hAnsi="思源黑体 CN Normal" w:cs="思源黑体 CN Light" w:hint="eastAsia"/>
-                <w:kern w:val="0"/>
-                <w:sz w:val="16"/>
-                <w:szCs w:val="16"/>
-                <w:lang w:bidi="ar"/>
-              </w:rPr>
-              <w:t>一</w:t>
-            </w:r>
-            <w:proofErr w:type="gramEnd"/>
-            <w:r>
-              <w:rPr>
-                <w:rFonts w:ascii="思源黑体 CN Normal" w:eastAsia="思源黑体 CN Normal" w:hAnsi="思源黑体 CN Normal" w:cs="思源黑体 CN Light" w:hint="eastAsia"/>
-                <w:kern w:val="0"/>
-                <w:sz w:val="16"/>
-                <w:szCs w:val="16"/>
-                <w:lang w:bidi="ar"/>
-              </w:rPr>
-              <w:t>性</w:t>
+              <w:t>均一性</w:t>
             </w:r>
             <w:r>
               <w:rPr>
@@ -13205,25 +9265,7 @@
                 <w:sz w:val="16"/>
                 <w:szCs w:val="16"/>
               </w:rPr>
-              <w:t>{{qc.dna_data_</w:t>
-            </w:r>
-            <w:proofErr w:type="gramStart"/>
-            <w:r>
-              <w:rPr>
-                <w:rFonts w:ascii="思源黑体 CN Normal" w:eastAsia="思源黑体 CN Normal" w:hAnsi="思源黑体 CN Normal"/>
-                <w:sz w:val="16"/>
-                <w:szCs w:val="16"/>
-              </w:rPr>
-              <w:t>qc.uni</w:t>
-            </w:r>
-            <w:proofErr w:type="gramEnd"/>
-            <w:r>
-              <w:rPr>
-                <w:rFonts w:ascii="思源黑体 CN Normal" w:eastAsia="思源黑体 CN Normal" w:hAnsi="思源黑体 CN Normal"/>
-                <w:sz w:val="16"/>
-                <w:szCs w:val="16"/>
-              </w:rPr>
-              <w:t>20}}</w:t>
+              <w:t>{{qc.dna_data_qc.uni20}}</w:t>
             </w:r>
           </w:p>
         </w:tc>
@@ -13363,43 +9405,7 @@
                 <w:sz w:val="16"/>
                 <w:szCs w:val="16"/>
               </w:rPr>
-              <w:t>{{</w:t>
-            </w:r>
-            <w:proofErr w:type="spellStart"/>
-            <w:r>
-              <w:rPr>
-                <w:rFonts w:ascii="思源黑体 CN Normal" w:eastAsia="思源黑体 CN Normal" w:hAnsi="思源黑体 CN Normal"/>
-                <w:sz w:val="16"/>
-                <w:szCs w:val="16"/>
-              </w:rPr>
-              <w:t>qc.dna_data_</w:t>
-            </w:r>
-            <w:proofErr w:type="gramStart"/>
-            <w:r>
-              <w:rPr>
-                <w:rFonts w:ascii="思源黑体 CN Normal" w:eastAsia="思源黑体 CN Normal" w:hAnsi="思源黑体 CN Normal"/>
-                <w:sz w:val="16"/>
-                <w:szCs w:val="16"/>
-              </w:rPr>
-              <w:t>qc.depth</w:t>
-            </w:r>
-            <w:proofErr w:type="gramEnd"/>
-            <w:r>
-              <w:rPr>
-                <w:rFonts w:ascii="思源黑体 CN Normal" w:eastAsia="思源黑体 CN Normal" w:hAnsi="思源黑体 CN Normal"/>
-                <w:sz w:val="16"/>
-                <w:szCs w:val="16"/>
-              </w:rPr>
-              <w:t>_mean|replace</w:t>
-            </w:r>
-            <w:proofErr w:type="spellEnd"/>
-            <w:r>
-              <w:rPr>
-                <w:rFonts w:ascii="思源黑体 CN Normal" w:eastAsia="思源黑体 CN Normal" w:hAnsi="思源黑体 CN Normal"/>
-                <w:sz w:val="16"/>
-                <w:szCs w:val="16"/>
-              </w:rPr>
-              <w:t>(“.00”,””)}}</w:t>
+              <w:t>{{qc.dna_data_qc.depth_mean|replace(“.00”,””)}}</w:t>
             </w:r>
           </w:p>
         </w:tc>
@@ -13537,43 +9543,7 @@
                 <w:sz w:val="16"/>
                 <w:szCs w:val="16"/>
               </w:rPr>
-              <w:t>{{</w:t>
-            </w:r>
-            <w:proofErr w:type="spellStart"/>
-            <w:r>
-              <w:rPr>
-                <w:rFonts w:ascii="思源黑体 CN Normal" w:eastAsia="思源黑体 CN Normal" w:hAnsi="思源黑体 CN Normal"/>
-                <w:sz w:val="16"/>
-                <w:szCs w:val="16"/>
-              </w:rPr>
-              <w:t>qc.dna_data_</w:t>
-            </w:r>
-            <w:proofErr w:type="gramStart"/>
-            <w:r>
-              <w:rPr>
-                <w:rFonts w:ascii="思源黑体 CN Normal" w:eastAsia="思源黑体 CN Normal" w:hAnsi="思源黑体 CN Normal"/>
-                <w:sz w:val="16"/>
-                <w:szCs w:val="16"/>
-              </w:rPr>
-              <w:t>qc.depth</w:t>
-            </w:r>
-            <w:proofErr w:type="gramEnd"/>
-            <w:r>
-              <w:rPr>
-                <w:rFonts w:ascii="思源黑体 CN Normal" w:eastAsia="思源黑体 CN Normal" w:hAnsi="思源黑体 CN Normal"/>
-                <w:sz w:val="16"/>
-                <w:szCs w:val="16"/>
-              </w:rPr>
-              <w:t>_ssbc|replace</w:t>
-            </w:r>
-            <w:proofErr w:type="spellEnd"/>
-            <w:r>
-              <w:rPr>
-                <w:rFonts w:ascii="思源黑体 CN Normal" w:eastAsia="思源黑体 CN Normal" w:hAnsi="思源黑体 CN Normal"/>
-                <w:sz w:val="16"/>
-                <w:szCs w:val="16"/>
-              </w:rPr>
-              <w:t>(“.00”,””)}}</w:t>
+              <w:t>{{qc.dna_data_qc.depth_ssbc|replace(“.00”,””)}}</w:t>
             </w:r>
           </w:p>
         </w:tc>
@@ -13691,25 +9661,7 @@
           <w:sz w:val="16"/>
           <w:szCs w:val="16"/>
         </w:rPr>
-        <w:t>染色评估，该样本中恶性肿瘤细胞占比，仅送检样本类型包含石蜡</w:t>
-      </w:r>
-      <w:proofErr w:type="gramStart"/>
-      <w:r>
-        <w:rPr>
-          <w:rFonts w:ascii="思源黑体 CN Normal" w:eastAsia="思源黑体 CN Normal" w:hAnsi="思源黑体 CN Normal" w:hint="eastAsia"/>
-          <w:sz w:val="16"/>
-          <w:szCs w:val="16"/>
-        </w:rPr>
-        <w:t>玻</w:t>
-      </w:r>
-      <w:proofErr w:type="gramEnd"/>
-      <w:r>
-        <w:rPr>
-          <w:rFonts w:ascii="思源黑体 CN Normal" w:eastAsia="思源黑体 CN Normal" w:hAnsi="思源黑体 CN Normal" w:hint="eastAsia"/>
-          <w:sz w:val="16"/>
-          <w:szCs w:val="16"/>
-        </w:rPr>
-        <w:t>片时可进行此项评估；如果检测样本的恶性肿瘤细胞占比低于</w:t>
+        <w:t>染色评估，该样本中恶性肿瘤细胞占比，仅送检样本类型包含石蜡玻片时可进行此项评估；如果检测样本的恶性肿瘤细胞占比低于</w:t>
       </w:r>
       <w:r>
         <w:rPr>
@@ -13936,25 +9888,7 @@
           <w:sz w:val="16"/>
           <w:szCs w:val="16"/>
         </w:rPr>
-        <w:t>覆盖度：检测到的区域</w:t>
-      </w:r>
-      <w:proofErr w:type="gramStart"/>
-      <w:r>
-        <w:rPr>
-          <w:rFonts w:ascii="思源黑体 CN Normal" w:eastAsia="思源黑体 CN Normal" w:hAnsi="思源黑体 CN Normal" w:hint="eastAsia"/>
-          <w:sz w:val="16"/>
-          <w:szCs w:val="16"/>
-        </w:rPr>
-        <w:t>占目标</w:t>
-      </w:r>
-      <w:proofErr w:type="gramEnd"/>
-      <w:r>
-        <w:rPr>
-          <w:rFonts w:ascii="思源黑体 CN Normal" w:eastAsia="思源黑体 CN Normal" w:hAnsi="思源黑体 CN Normal" w:hint="eastAsia"/>
-          <w:sz w:val="16"/>
-          <w:szCs w:val="16"/>
-        </w:rPr>
-        <w:t>区域的比例；</w:t>
+        <w:t>覆盖度：检测到的区域占目标区域的比例；</w:t>
       </w:r>
     </w:p>
     <w:p>
@@ -13977,25 +9911,7 @@
           <w:sz w:val="16"/>
           <w:szCs w:val="16"/>
         </w:rPr>
-        <w:t>均</w:t>
-      </w:r>
-      <w:proofErr w:type="gramStart"/>
-      <w:r>
-        <w:rPr>
-          <w:rFonts w:ascii="思源黑体 CN Normal" w:eastAsia="思源黑体 CN Normal" w:hAnsi="思源黑体 CN Normal" w:hint="eastAsia"/>
-          <w:sz w:val="16"/>
-          <w:szCs w:val="16"/>
-        </w:rPr>
-        <w:t>一</w:t>
-      </w:r>
-      <w:proofErr w:type="gramEnd"/>
-      <w:r>
-        <w:rPr>
-          <w:rFonts w:ascii="思源黑体 CN Normal" w:eastAsia="思源黑体 CN Normal" w:hAnsi="思源黑体 CN Normal" w:hint="eastAsia"/>
-          <w:sz w:val="16"/>
-          <w:szCs w:val="16"/>
-        </w:rPr>
-        <w:t>性：测序深度超过</w:t>
+        <w:t>均一性：测序深度超过</w:t>
       </w:r>
       <w:r>
         <w:rPr>
@@ -14122,25 +10038,7 @@
           <w:sz w:val="16"/>
           <w:szCs w:val="16"/>
         </w:rPr>
-        <w:t>、平均有效深度）进行综合评估，判断质</w:t>
-      </w:r>
-      <w:proofErr w:type="gramStart"/>
-      <w:r>
-        <w:rPr>
-          <w:rFonts w:ascii="思源黑体 CN Normal" w:eastAsia="思源黑体 CN Normal" w:hAnsi="思源黑体 CN Normal" w:hint="eastAsia"/>
-          <w:sz w:val="16"/>
-          <w:szCs w:val="16"/>
-        </w:rPr>
-        <w:t>控是否</w:t>
-      </w:r>
-      <w:proofErr w:type="gramEnd"/>
-      <w:r>
-        <w:rPr>
-          <w:rFonts w:ascii="思源黑体 CN Normal" w:eastAsia="思源黑体 CN Normal" w:hAnsi="思源黑体 CN Normal" w:hint="eastAsia"/>
-          <w:sz w:val="16"/>
-          <w:szCs w:val="16"/>
-        </w:rPr>
-        <w:t>合格。</w:t>
+        <w:t>、平均有效深度）进行综合评估，判断质控是否合格。</w:t>
       </w:r>
       <w:r>
         <w:rPr>
@@ -14210,25 +10108,7 @@
           <w:sz w:val="16"/>
           <w:szCs w:val="16"/>
         </w:rPr>
-        <w:t>NGS）进行检测。本产品可同时检测目标基因的单核苷酸变异（SNV）、小片段插入/缺失变异（</w:t>
-      </w:r>
-      <w:proofErr w:type="spellStart"/>
-      <w:r>
-        <w:rPr>
-          <w:rFonts w:ascii="思源黑体 CN Normal" w:eastAsia="思源黑体 CN Normal" w:hAnsi="思源黑体 CN Normal"/>
-          <w:sz w:val="16"/>
-          <w:szCs w:val="16"/>
-        </w:rPr>
-        <w:t>InDel</w:t>
-      </w:r>
-      <w:proofErr w:type="spellEnd"/>
-      <w:r>
-        <w:rPr>
-          <w:rFonts w:ascii="思源黑体 CN Normal" w:eastAsia="思源黑体 CN Normal" w:hAnsi="思源黑体 CN Normal"/>
-          <w:sz w:val="16"/>
-          <w:szCs w:val="16"/>
-        </w:rPr>
-        <w:t>）</w:t>
+        <w:t>NGS）进行检测。本产品可同时检测目标基因的单核苷酸变异（SNV）、小片段插入/缺失变异（InDel）</w:t>
       </w:r>
       <w:r>
         <w:rPr>
@@ -14500,25 +10380,39 @@
           <w:sz w:val="16"/>
           <w:szCs w:val="16"/>
         </w:rPr>
-        <w:t>{{</w:t>
-      </w:r>
-      <w:proofErr w:type="spellStart"/>
+        <w:t>{{sample.association.ACMG}}</w:t>
+      </w:r>
+      <w:r>
+        <w:rPr>
+          <w:rFonts w:ascii="Times New Roman" w:eastAsia="思源黑体 CN Normal" w:hAnsi="Times New Roman" w:hint="eastAsia"/>
+          <w:sz w:val="16"/>
+          <w:szCs w:val="16"/>
+        </w:rPr>
+        <w:t>、</w:t>
+      </w:r>
       <w:r>
         <w:rPr>
           <w:rFonts w:ascii="Times New Roman" w:eastAsia="思源黑体 CN Normal" w:hAnsi="Times New Roman"/>
           <w:sz w:val="16"/>
           <w:szCs w:val="16"/>
         </w:rPr>
-        <w:t>sample.association.ACMG</w:t>
-      </w:r>
-      <w:proofErr w:type="spellEnd"/>
+        <w:t>{{sample.association.AMP}}</w:t>
+      </w:r>
+      <w:r>
+        <w:rPr>
+          <w:rFonts w:ascii="Times New Roman" w:eastAsia="思源黑体 CN Normal" w:hAnsi="Times New Roman" w:hint="eastAsia"/>
+          <w:sz w:val="16"/>
+          <w:szCs w:val="16"/>
+        </w:rPr>
+        <w:t>、</w:t>
+      </w:r>
       <w:r>
         <w:rPr>
           <w:rFonts w:ascii="Times New Roman" w:eastAsia="思源黑体 CN Normal" w:hAnsi="Times New Roman"/>
           <w:sz w:val="16"/>
           <w:szCs w:val="16"/>
         </w:rPr>
-        <w:t>}}</w:t>
+        <w:t>{{sample.association.CAP}}</w:t>
       </w:r>
       <w:r>
         <w:rPr>
@@ -14526,7 +10420,7 @@
           <w:sz w:val="16"/>
           <w:szCs w:val="16"/>
         </w:rPr>
-        <w:t>、</w:t>
+        <w:t>发布的</w:t>
       </w:r>
       <w:r>
         <w:rPr>
@@ -14534,25 +10428,23 @@
           <w:sz w:val="16"/>
           <w:szCs w:val="16"/>
         </w:rPr>
-        <w:t>{{</w:t>
-      </w:r>
-      <w:proofErr w:type="spellStart"/>
+        <w:t>{{sample.guideline.germline_var}}</w:t>
+      </w:r>
+      <w:r>
+        <w:rPr>
+          <w:rFonts w:ascii="Times New Roman" w:eastAsia="思源黑体 CN Normal" w:hAnsi="Times New Roman" w:hint="eastAsia"/>
+          <w:sz w:val="16"/>
+          <w:szCs w:val="16"/>
+        </w:rPr>
+        <w:t>及</w:t>
+      </w:r>
       <w:r>
         <w:rPr>
           <w:rFonts w:ascii="Times New Roman" w:eastAsia="思源黑体 CN Normal" w:hAnsi="Times New Roman"/>
           <w:sz w:val="16"/>
           <w:szCs w:val="16"/>
         </w:rPr>
-        <w:t>sample.association.AMP</w:t>
-      </w:r>
-      <w:proofErr w:type="spellEnd"/>
-      <w:r>
-        <w:rPr>
-          <w:rFonts w:ascii="Times New Roman" w:eastAsia="思源黑体 CN Normal" w:hAnsi="Times New Roman"/>
-          <w:sz w:val="16"/>
-          <w:szCs w:val="16"/>
-        </w:rPr>
-        <w:t>}}</w:t>
+        <w:t>ClinGen</w:t>
       </w:r>
       <w:r>
         <w:rPr>
@@ -14560,111 +10452,7 @@
           <w:sz w:val="16"/>
           <w:szCs w:val="16"/>
         </w:rPr>
-        <w:t>、</w:t>
-      </w:r>
-      <w:r>
-        <w:rPr>
-          <w:rFonts w:ascii="Times New Roman" w:eastAsia="思源黑体 CN Normal" w:hAnsi="Times New Roman"/>
-          <w:sz w:val="16"/>
-          <w:szCs w:val="16"/>
-        </w:rPr>
-        <w:t>{{</w:t>
-      </w:r>
-      <w:proofErr w:type="spellStart"/>
-      <w:r>
-        <w:rPr>
-          <w:rFonts w:ascii="Times New Roman" w:eastAsia="思源黑体 CN Normal" w:hAnsi="Times New Roman"/>
-          <w:sz w:val="16"/>
-          <w:szCs w:val="16"/>
-        </w:rPr>
-        <w:t>sample.association.CAP</w:t>
-      </w:r>
-      <w:proofErr w:type="spellEnd"/>
-      <w:r>
-        <w:rPr>
-          <w:rFonts w:ascii="Times New Roman" w:eastAsia="思源黑体 CN Normal" w:hAnsi="Times New Roman"/>
-          <w:sz w:val="16"/>
-          <w:szCs w:val="16"/>
-        </w:rPr>
-        <w:t>}}</w:t>
-      </w:r>
-      <w:r>
-        <w:rPr>
-          <w:rFonts w:ascii="Times New Roman" w:eastAsia="思源黑体 CN Normal" w:hAnsi="Times New Roman" w:hint="eastAsia"/>
-          <w:sz w:val="16"/>
-          <w:szCs w:val="16"/>
-        </w:rPr>
-        <w:t>发布的</w:t>
-      </w:r>
-      <w:r>
-        <w:rPr>
-          <w:rFonts w:ascii="Times New Roman" w:eastAsia="思源黑体 CN Normal" w:hAnsi="Times New Roman"/>
-          <w:sz w:val="16"/>
-          <w:szCs w:val="16"/>
-        </w:rPr>
-        <w:t>{{</w:t>
-      </w:r>
-      <w:proofErr w:type="spellStart"/>
-      <w:r>
-        <w:rPr>
-          <w:rFonts w:ascii="Times New Roman" w:eastAsia="思源黑体 CN Normal" w:hAnsi="Times New Roman"/>
-          <w:sz w:val="16"/>
-          <w:szCs w:val="16"/>
-        </w:rPr>
-        <w:t>sample.guideline.germline_var</w:t>
-      </w:r>
-      <w:proofErr w:type="spellEnd"/>
-      <w:r>
-        <w:rPr>
-          <w:rFonts w:ascii="Times New Roman" w:eastAsia="思源黑体 CN Normal" w:hAnsi="Times New Roman"/>
-          <w:sz w:val="16"/>
-          <w:szCs w:val="16"/>
-        </w:rPr>
-        <w:t>}}</w:t>
-      </w:r>
-      <w:r>
-        <w:rPr>
-          <w:rFonts w:ascii="Times New Roman" w:eastAsia="思源黑体 CN Normal" w:hAnsi="Times New Roman" w:hint="eastAsia"/>
-          <w:sz w:val="16"/>
-          <w:szCs w:val="16"/>
-        </w:rPr>
-        <w:t>及</w:t>
-      </w:r>
-      <w:proofErr w:type="spellStart"/>
-      <w:r>
-        <w:rPr>
-          <w:rFonts w:ascii="Times New Roman" w:eastAsia="思源黑体 CN Normal" w:hAnsi="Times New Roman"/>
-          <w:sz w:val="16"/>
-          <w:szCs w:val="16"/>
-        </w:rPr>
-        <w:t>ClinGen</w:t>
-      </w:r>
-      <w:proofErr w:type="spellEnd"/>
-      <w:r>
-        <w:rPr>
-          <w:rFonts w:ascii="Times New Roman" w:eastAsia="思源黑体 CN Normal" w:hAnsi="Times New Roman" w:hint="eastAsia"/>
-          <w:sz w:val="16"/>
-          <w:szCs w:val="16"/>
-        </w:rPr>
-        <w:t>专家</w:t>
-      </w:r>
-      <w:proofErr w:type="gramStart"/>
-      <w:r>
-        <w:rPr>
-          <w:rFonts w:ascii="Times New Roman" w:eastAsia="思源黑体 CN Normal" w:hAnsi="Times New Roman" w:hint="eastAsia"/>
-          <w:sz w:val="16"/>
-          <w:szCs w:val="16"/>
-        </w:rPr>
-        <w:t>组发布</w:t>
-      </w:r>
-      <w:proofErr w:type="gramEnd"/>
-      <w:r>
-        <w:rPr>
-          <w:rFonts w:ascii="Times New Roman" w:eastAsia="思源黑体 CN Normal" w:hAnsi="Times New Roman" w:hint="eastAsia"/>
-          <w:sz w:val="16"/>
-          <w:szCs w:val="16"/>
-        </w:rPr>
-        <w:t>的特殊基因变异解读指南，遗传变异分为</w:t>
+        <w:t>专家组发布的特殊基因变异解读指南，遗传变异分为</w:t>
       </w:r>
       <w:r>
         <w:rPr>
@@ -14707,25 +10495,39 @@
           <w:sz w:val="16"/>
           <w:szCs w:val="16"/>
         </w:rPr>
-        <w:t>{{</w:t>
-      </w:r>
-      <w:proofErr w:type="spellStart"/>
+        <w:t>{{sample.association.ClinGen}}</w:t>
+      </w:r>
+      <w:r>
+        <w:rPr>
+          <w:rFonts w:ascii="Times New Roman" w:eastAsia="思源黑体 CN Normal" w:hAnsi="Times New Roman" w:hint="eastAsia"/>
+          <w:sz w:val="16"/>
+          <w:szCs w:val="16"/>
+        </w:rPr>
+        <w:t>、</w:t>
+      </w:r>
       <w:r>
         <w:rPr>
           <w:rFonts w:ascii="Times New Roman" w:eastAsia="思源黑体 CN Normal" w:hAnsi="Times New Roman"/>
           <w:sz w:val="16"/>
           <w:szCs w:val="16"/>
         </w:rPr>
-        <w:t>sample.association.ClinGen</w:t>
-      </w:r>
-      <w:proofErr w:type="spellEnd"/>
+        <w:t>{{sample.association.CGC}}</w:t>
+      </w:r>
+      <w:r>
+        <w:rPr>
+          <w:rFonts w:ascii="Times New Roman" w:eastAsia="思源黑体 CN Normal" w:hAnsi="Times New Roman" w:hint="eastAsia"/>
+          <w:sz w:val="16"/>
+          <w:szCs w:val="16"/>
+        </w:rPr>
+        <w:t>和</w:t>
+      </w:r>
       <w:r>
         <w:rPr>
           <w:rFonts w:ascii="Times New Roman" w:eastAsia="思源黑体 CN Normal" w:hAnsi="Times New Roman"/>
           <w:sz w:val="16"/>
           <w:szCs w:val="16"/>
         </w:rPr>
-        <w:t>}}</w:t>
+        <w:t>{{sample.association.VICC}}</w:t>
       </w:r>
       <w:r>
         <w:rPr>
@@ -14733,7 +10535,7 @@
           <w:sz w:val="16"/>
           <w:szCs w:val="16"/>
         </w:rPr>
-        <w:t>、</w:t>
+        <w:t>发布的</w:t>
       </w:r>
       <w:r>
         <w:rPr>
@@ -14741,93 +10543,7 @@
           <w:sz w:val="16"/>
           <w:szCs w:val="16"/>
         </w:rPr>
-        <w:t>{{</w:t>
-      </w:r>
-      <w:proofErr w:type="spellStart"/>
-      <w:r>
-        <w:rPr>
-          <w:rFonts w:ascii="Times New Roman" w:eastAsia="思源黑体 CN Normal" w:hAnsi="Times New Roman"/>
-          <w:sz w:val="16"/>
-          <w:szCs w:val="16"/>
-        </w:rPr>
-        <w:t>sample.association.CGC</w:t>
-      </w:r>
-      <w:proofErr w:type="spellEnd"/>
-      <w:r>
-        <w:rPr>
-          <w:rFonts w:ascii="Times New Roman" w:eastAsia="思源黑体 CN Normal" w:hAnsi="Times New Roman"/>
-          <w:sz w:val="16"/>
-          <w:szCs w:val="16"/>
-        </w:rPr>
-        <w:t>}}</w:t>
-      </w:r>
-      <w:r>
-        <w:rPr>
-          <w:rFonts w:ascii="Times New Roman" w:eastAsia="思源黑体 CN Normal" w:hAnsi="Times New Roman" w:hint="eastAsia"/>
-          <w:sz w:val="16"/>
-          <w:szCs w:val="16"/>
-        </w:rPr>
-        <w:t>和</w:t>
-      </w:r>
-      <w:r>
-        <w:rPr>
-          <w:rFonts w:ascii="Times New Roman" w:eastAsia="思源黑体 CN Normal" w:hAnsi="Times New Roman"/>
-          <w:sz w:val="16"/>
-          <w:szCs w:val="16"/>
-        </w:rPr>
-        <w:t>{{</w:t>
-      </w:r>
-      <w:proofErr w:type="spellStart"/>
-      <w:r>
-        <w:rPr>
-          <w:rFonts w:ascii="Times New Roman" w:eastAsia="思源黑体 CN Normal" w:hAnsi="Times New Roman"/>
-          <w:sz w:val="16"/>
-          <w:szCs w:val="16"/>
-        </w:rPr>
-        <w:t>sample.association.VICC</w:t>
-      </w:r>
-      <w:proofErr w:type="spellEnd"/>
-      <w:r>
-        <w:rPr>
-          <w:rFonts w:ascii="Times New Roman" w:eastAsia="思源黑体 CN Normal" w:hAnsi="Times New Roman"/>
-          <w:sz w:val="16"/>
-          <w:szCs w:val="16"/>
-        </w:rPr>
-        <w:t>}}</w:t>
-      </w:r>
-      <w:r>
-        <w:rPr>
-          <w:rFonts w:ascii="Times New Roman" w:eastAsia="思源黑体 CN Normal" w:hAnsi="Times New Roman" w:hint="eastAsia"/>
-          <w:sz w:val="16"/>
-          <w:szCs w:val="16"/>
-        </w:rPr>
-        <w:t>发布的</w:t>
-      </w:r>
-      <w:r>
-        <w:rPr>
-          <w:rFonts w:ascii="Times New Roman" w:eastAsia="思源黑体 CN Normal" w:hAnsi="Times New Roman"/>
-          <w:sz w:val="16"/>
-          <w:szCs w:val="16"/>
-        </w:rPr>
-        <w:t>{{</w:t>
-      </w:r>
-      <w:proofErr w:type="spellStart"/>
-      <w:r>
-        <w:rPr>
-          <w:rFonts w:ascii="Times New Roman" w:eastAsia="思源黑体 CN Normal" w:hAnsi="Times New Roman"/>
-          <w:sz w:val="16"/>
-          <w:szCs w:val="16"/>
-        </w:rPr>
-        <w:t>sample.guideline.somatic_var</w:t>
-      </w:r>
-      <w:proofErr w:type="spellEnd"/>
-      <w:r>
-        <w:rPr>
-          <w:rFonts w:ascii="Times New Roman" w:eastAsia="思源黑体 CN Normal" w:hAnsi="Times New Roman"/>
-          <w:sz w:val="16"/>
-          <w:szCs w:val="16"/>
-        </w:rPr>
-        <w:t>}}</w:t>
+        <w:t>{{sample.guideline.somatic_var}}</w:t>
       </w:r>
       <w:r>
         <w:rPr>
@@ -14878,25 +10594,39 @@
           <w:sz w:val="16"/>
           <w:szCs w:val="16"/>
         </w:rPr>
-        <w:t>{{</w:t>
-      </w:r>
-      <w:proofErr w:type="spellStart"/>
+        <w:t>{{sample.association.AMP}}</w:t>
+      </w:r>
+      <w:r>
+        <w:rPr>
+          <w:rFonts w:ascii="Times New Roman" w:eastAsia="思源黑体 CN Normal" w:hAnsi="Times New Roman" w:hint="eastAsia"/>
+          <w:sz w:val="16"/>
+          <w:szCs w:val="16"/>
+        </w:rPr>
+        <w:t>、</w:t>
+      </w:r>
       <w:r>
         <w:rPr>
           <w:rFonts w:ascii="Times New Roman" w:eastAsia="思源黑体 CN Normal" w:hAnsi="Times New Roman"/>
           <w:sz w:val="16"/>
           <w:szCs w:val="16"/>
         </w:rPr>
-        <w:t>sample.association.AMP</w:t>
-      </w:r>
-      <w:proofErr w:type="spellEnd"/>
+        <w:t>{{sample.association.ASCO}}</w:t>
+      </w:r>
+      <w:r>
+        <w:rPr>
+          <w:rFonts w:ascii="Times New Roman" w:eastAsia="思源黑体 CN Normal" w:hAnsi="Times New Roman" w:hint="eastAsia"/>
+          <w:sz w:val="16"/>
+          <w:szCs w:val="16"/>
+        </w:rPr>
+        <w:t>和</w:t>
+      </w:r>
       <w:r>
         <w:rPr>
           <w:rFonts w:ascii="Times New Roman" w:eastAsia="思源黑体 CN Normal" w:hAnsi="Times New Roman"/>
           <w:sz w:val="16"/>
           <w:szCs w:val="16"/>
         </w:rPr>
-        <w:t>}}</w:t>
+        <w:t>{{sample.association.CAP}}</w:t>
       </w:r>
       <w:r>
         <w:rPr>
@@ -14904,7 +10634,7 @@
           <w:sz w:val="16"/>
           <w:szCs w:val="16"/>
         </w:rPr>
-        <w:t>、</w:t>
+        <w:t>共同制定的</w:t>
       </w:r>
       <w:r>
         <w:rPr>
@@ -14912,127 +10642,23 @@
           <w:sz w:val="16"/>
           <w:szCs w:val="16"/>
         </w:rPr>
-        <w:t>{{</w:t>
-      </w:r>
-      <w:proofErr w:type="spellStart"/>
+        <w:t>{{sample.guideline.tumor_var}}</w:t>
+      </w:r>
+      <w:r>
+        <w:rPr>
+          <w:rFonts w:ascii="Times New Roman" w:eastAsia="思源黑体 CN Normal" w:hAnsi="Times New Roman" w:hint="eastAsia"/>
+          <w:sz w:val="16"/>
+          <w:szCs w:val="16"/>
+        </w:rPr>
+        <w:t>与中国专家共识</w:t>
+      </w:r>
       <w:r>
         <w:rPr>
           <w:rFonts w:ascii="Times New Roman" w:eastAsia="思源黑体 CN Normal" w:hAnsi="Times New Roman"/>
           <w:sz w:val="16"/>
           <w:szCs w:val="16"/>
         </w:rPr>
-        <w:t>sample.association.ASCO</w:t>
-      </w:r>
-      <w:proofErr w:type="spellEnd"/>
-      <w:r>
-        <w:rPr>
-          <w:rFonts w:ascii="Times New Roman" w:eastAsia="思源黑体 CN Normal" w:hAnsi="Times New Roman"/>
-          <w:sz w:val="16"/>
-          <w:szCs w:val="16"/>
-        </w:rPr>
-        <w:t>}}</w:t>
-      </w:r>
-      <w:r>
-        <w:rPr>
-          <w:rFonts w:ascii="Times New Roman" w:eastAsia="思源黑体 CN Normal" w:hAnsi="Times New Roman" w:hint="eastAsia"/>
-          <w:sz w:val="16"/>
-          <w:szCs w:val="16"/>
-        </w:rPr>
-        <w:t>和</w:t>
-      </w:r>
-      <w:r>
-        <w:rPr>
-          <w:rFonts w:ascii="Times New Roman" w:eastAsia="思源黑体 CN Normal" w:hAnsi="Times New Roman"/>
-          <w:sz w:val="16"/>
-          <w:szCs w:val="16"/>
-        </w:rPr>
-        <w:t>{{</w:t>
-      </w:r>
-      <w:proofErr w:type="spellStart"/>
-      <w:r>
-        <w:rPr>
-          <w:rFonts w:ascii="Times New Roman" w:eastAsia="思源黑体 CN Normal" w:hAnsi="Times New Roman"/>
-          <w:sz w:val="16"/>
-          <w:szCs w:val="16"/>
-        </w:rPr>
-        <w:t>sample.association.CAP</w:t>
-      </w:r>
-      <w:proofErr w:type="spellEnd"/>
-      <w:r>
-        <w:rPr>
-          <w:rFonts w:ascii="Times New Roman" w:eastAsia="思源黑体 CN Normal" w:hAnsi="Times New Roman"/>
-          <w:sz w:val="16"/>
-          <w:szCs w:val="16"/>
-        </w:rPr>
-        <w:t>}}</w:t>
-      </w:r>
-      <w:r>
-        <w:rPr>
-          <w:rFonts w:ascii="Times New Roman" w:eastAsia="思源黑体 CN Normal" w:hAnsi="Times New Roman" w:hint="eastAsia"/>
-          <w:sz w:val="16"/>
-          <w:szCs w:val="16"/>
-        </w:rPr>
-        <w:t>共同制定的</w:t>
-      </w:r>
-      <w:r>
-        <w:rPr>
-          <w:rFonts w:ascii="Times New Roman" w:eastAsia="思源黑体 CN Normal" w:hAnsi="Times New Roman"/>
-          <w:sz w:val="16"/>
-          <w:szCs w:val="16"/>
-        </w:rPr>
-        <w:t>{{</w:t>
-      </w:r>
-      <w:proofErr w:type="spellStart"/>
-      <w:r>
-        <w:rPr>
-          <w:rFonts w:ascii="Times New Roman" w:eastAsia="思源黑体 CN Normal" w:hAnsi="Times New Roman"/>
-          <w:sz w:val="16"/>
-          <w:szCs w:val="16"/>
-        </w:rPr>
-        <w:t>sample.guideline.tumor_var</w:t>
-      </w:r>
-      <w:proofErr w:type="spellEnd"/>
-      <w:r>
-        <w:rPr>
-          <w:rFonts w:ascii="Times New Roman" w:eastAsia="思源黑体 CN Normal" w:hAnsi="Times New Roman"/>
-          <w:sz w:val="16"/>
-          <w:szCs w:val="16"/>
-        </w:rPr>
-        <w:t>}}</w:t>
-      </w:r>
-      <w:r>
-        <w:rPr>
-          <w:rFonts w:ascii="Times New Roman" w:eastAsia="思源黑体 CN Normal" w:hAnsi="Times New Roman" w:hint="eastAsia"/>
-          <w:sz w:val="16"/>
-          <w:szCs w:val="16"/>
-        </w:rPr>
-        <w:t>与中国专家共识</w:t>
-      </w:r>
-      <w:r>
-        <w:rPr>
-          <w:rFonts w:ascii="Times New Roman" w:eastAsia="思源黑体 CN Normal" w:hAnsi="Times New Roman"/>
-          <w:sz w:val="16"/>
-          <w:szCs w:val="16"/>
-        </w:rPr>
-        <w:t>{{</w:t>
-      </w:r>
-      <w:proofErr w:type="spellStart"/>
-      <w:r>
-        <w:rPr>
-          <w:rFonts w:ascii="Times New Roman" w:eastAsia="思源黑体 CN Normal" w:hAnsi="Times New Roman"/>
-          <w:sz w:val="16"/>
-          <w:szCs w:val="16"/>
-        </w:rPr>
-        <w:t>sample.guideline.ngs_clinic_report_inter</w:t>
-      </w:r>
-      <w:proofErr w:type="spellEnd"/>
-      <w:r>
-        <w:rPr>
-          <w:rFonts w:ascii="Times New Roman" w:eastAsia="思源黑体 CN Normal" w:hAnsi="Times New Roman"/>
-          <w:sz w:val="16"/>
-          <w:szCs w:val="16"/>
-        </w:rPr>
-        <w:t>}}</w:t>
+        <w:t>{{sample.guideline.ngs_clinic_report_inter}}</w:t>
       </w:r>
       <w:r>
         <w:rPr>
@@ -15497,29 +11123,7 @@
                 <w:sz w:val="16"/>
                 <w:szCs w:val="16"/>
               </w:rPr>
-              <w:t>获</w:t>
-            </w:r>
-            <w:proofErr w:type="gramStart"/>
-            <w:r>
-              <w:rPr>
-                <w:rFonts w:ascii="Times New Roman" w:eastAsia="思源黑体 CN Normal" w:hAnsi="Times New Roman"/>
-                <w:color w:val="000000" w:themeColor="text1"/>
-                <w:kern w:val="0"/>
-                <w:sz w:val="16"/>
-                <w:szCs w:val="16"/>
-              </w:rPr>
-              <w:t>批用于</w:t>
-            </w:r>
-            <w:proofErr w:type="gramEnd"/>
-            <w:r>
-              <w:rPr>
-                <w:rFonts w:ascii="Times New Roman" w:eastAsia="思源黑体 CN Normal" w:hAnsi="Times New Roman"/>
-                <w:color w:val="000000" w:themeColor="text1"/>
-                <w:kern w:val="0"/>
-                <w:sz w:val="16"/>
-                <w:szCs w:val="16"/>
-              </w:rPr>
-              <w:t>患者肿瘤治疗有响应或耐药的生物标志物</w:t>
+              <w:t>获批用于患者肿瘤治疗有响应或耐药的生物标志物</w:t>
             </w:r>
           </w:p>
         </w:tc>
@@ -16131,29 +11735,7 @@
                 <w:sz w:val="16"/>
                 <w:szCs w:val="16"/>
               </w:rPr>
-              <w:t>获</w:t>
-            </w:r>
-            <w:proofErr w:type="gramStart"/>
-            <w:r>
-              <w:rPr>
-                <w:rFonts w:ascii="Times New Roman" w:eastAsia="思源黑体 CN Normal" w:hAnsi="Times New Roman"/>
-                <w:color w:val="000000" w:themeColor="text1"/>
-                <w:kern w:val="0"/>
-                <w:sz w:val="16"/>
-                <w:szCs w:val="16"/>
-              </w:rPr>
-              <w:t>批用于</w:t>
-            </w:r>
-            <w:proofErr w:type="gramEnd"/>
-            <w:r>
-              <w:rPr>
-                <w:rFonts w:ascii="Times New Roman" w:eastAsia="思源黑体 CN Normal" w:hAnsi="Times New Roman"/>
-                <w:color w:val="000000" w:themeColor="text1"/>
-                <w:kern w:val="0"/>
-                <w:sz w:val="16"/>
-                <w:szCs w:val="16"/>
-              </w:rPr>
-              <w:t>其他肿瘤治疗有响应或耐药的生物标志物</w:t>
+              <w:t>获批用于其他肿瘤治疗有响应或耐药的生物标志物</w:t>
             </w:r>
           </w:p>
         </w:tc>
@@ -16558,29 +12140,7 @@
                 <w:sz w:val="16"/>
                 <w:szCs w:val="16"/>
               </w:rPr>
-              <w:t>临床前硏</w:t>
-            </w:r>
-            <w:proofErr w:type="gramStart"/>
-            <w:r>
-              <w:rPr>
-                <w:rFonts w:ascii="Times New Roman" w:eastAsia="思源黑体 CN Normal" w:hAnsi="Times New Roman"/>
-                <w:color w:val="000000" w:themeColor="text1"/>
-                <w:kern w:val="0"/>
-                <w:sz w:val="16"/>
-                <w:szCs w:val="16"/>
-              </w:rPr>
-              <w:t>究表明</w:t>
-            </w:r>
-            <w:proofErr w:type="gramEnd"/>
-            <w:r>
-              <w:rPr>
-                <w:rFonts w:ascii="Times New Roman" w:eastAsia="思源黑体 CN Normal" w:hAnsi="Times New Roman"/>
-                <w:color w:val="000000" w:themeColor="text1"/>
-                <w:kern w:val="0"/>
-                <w:sz w:val="16"/>
-                <w:szCs w:val="16"/>
-              </w:rPr>
-              <w:t>具有潜在治疗意义的生物标志物</w:t>
+              <w:t>临床前硏究表明具有潜在治疗意义的生物标志物</w:t>
             </w:r>
           </w:p>
         </w:tc>
@@ -17218,35 +12778,7 @@
           <w:sz w:val="16"/>
           <w:szCs w:val="16"/>
         </w:rPr>
-        <w:t xml:space="preserve">Marilyn M Li, Michael Datto, Eric J </w:t>
-      </w:r>
-      <w:proofErr w:type="spellStart"/>
-      <w:proofErr w:type="gramStart"/>
-      <w:r>
-        <w:rPr>
-          <w:rFonts w:ascii="Times New Roman" w:eastAsia="思源黑体 CN Normal" w:hAnsi="Times New Roman"/>
-          <w:sz w:val="16"/>
-          <w:szCs w:val="16"/>
-        </w:rPr>
-        <w:t>Duncavage,et</w:t>
-      </w:r>
-      <w:proofErr w:type="spellEnd"/>
-      <w:r>
-        <w:rPr>
-          <w:rFonts w:ascii="Times New Roman" w:eastAsia="思源黑体 CN Normal" w:hAnsi="Times New Roman"/>
-          <w:sz w:val="16"/>
-          <w:szCs w:val="16"/>
-        </w:rPr>
-        <w:t xml:space="preserve"> al.</w:t>
-      </w:r>
-      <w:proofErr w:type="gramEnd"/>
-      <w:r>
-        <w:rPr>
-          <w:rFonts w:ascii="Times New Roman" w:eastAsia="思源黑体 CN Normal" w:hAnsi="Times New Roman"/>
-          <w:sz w:val="16"/>
-          <w:szCs w:val="16"/>
-        </w:rPr>
-        <w:t xml:space="preserve"> (2017) Standards and Guidelines for the Interpretation and Reporting of Sequence Variants in Cancer: A Joint Consensus Recommendation of the Association for Molecular Pathology, American Society of Clinical Oncology, and College of American Pathologists. J Mol Diagn 19(1):4-23. [PMID:27993330]</w:t>
+        <w:t>Marilyn M Li, Michael Datto, Eric J Duncavage,et al. (2017) Standards and Guidelines for the Interpretation and Reporting of Sequence Variants in Cancer: A Joint Consensus Recommendation of the Association for Molecular Pathology, American Society of Clinical Oncology, and College of American Pathologists. J Mol Diagn 19(1):4-23. [PMID:27993330]</w:t>
       </w:r>
     </w:p>
     <w:p>
@@ -17332,45 +12864,7 @@
           <w:sz w:val="16"/>
           <w:szCs w:val="16"/>
         </w:rPr>
-        <w:t>{%p for a in (</w:t>
-      </w:r>
-      <w:proofErr w:type="spellStart"/>
-      <w:proofErr w:type="gramStart"/>
-      <w:r>
-        <w:rPr>
-          <w:rFonts w:ascii="Times New Roman" w:eastAsia="思源黑体 CN Normal" w:hAnsi="Times New Roman"/>
-          <w:sz w:val="16"/>
-          <w:szCs w:val="16"/>
-        </w:rPr>
-        <w:t>refer.fixed</w:t>
-      </w:r>
-      <w:proofErr w:type="spellEnd"/>
-      <w:proofErr w:type="gramEnd"/>
-      <w:r>
-        <w:rPr>
-          <w:rFonts w:ascii="Times New Roman" w:eastAsia="思源黑体 CN Normal" w:hAnsi="Times New Roman"/>
-          <w:sz w:val="16"/>
-          <w:szCs w:val="16"/>
-        </w:rPr>
-        <w:t xml:space="preserve"> + refer.dynamic.s_var12 + </w:t>
-      </w:r>
-      <w:proofErr w:type="spellStart"/>
-      <w:r>
-        <w:rPr>
-          <w:rFonts w:ascii="Times New Roman" w:eastAsia="思源黑体 CN Normal" w:hAnsi="Times New Roman"/>
-          <w:sz w:val="16"/>
-          <w:szCs w:val="16"/>
-        </w:rPr>
-        <w:t>refer.dynamic.s_var_onco_nodrug</w:t>
-      </w:r>
-      <w:proofErr w:type="spellEnd"/>
-      <w:r>
-        <w:rPr>
-          <w:rFonts w:ascii="Times New Roman" w:eastAsia="思源黑体 CN Normal" w:hAnsi="Times New Roman"/>
-          <w:sz w:val="16"/>
-          <w:szCs w:val="16"/>
-        </w:rPr>
-        <w:t>)|unique%}</w:t>
+        <w:t>{%p for a in (refer.fixed + refer.dynamic.s_var12 + refer.dynamic.s_var_onco_nodrug)|unique%}</w:t>
       </w:r>
     </w:p>
     <w:p>
@@ -17416,25 +12910,7 @@
           <w:sz w:val="16"/>
           <w:szCs w:val="16"/>
         </w:rPr>
-        <w:t xml:space="preserve">{%p </w:t>
-      </w:r>
-      <w:proofErr w:type="spellStart"/>
-      <w:r>
-        <w:rPr>
-          <w:rFonts w:ascii="Times New Roman" w:eastAsia="思源黑体 CN Normal" w:hAnsi="Times New Roman"/>
-          <w:sz w:val="16"/>
-          <w:szCs w:val="16"/>
-        </w:rPr>
-        <w:t>endfor</w:t>
-      </w:r>
-      <w:proofErr w:type="spellEnd"/>
-      <w:r>
-        <w:rPr>
-          <w:rFonts w:ascii="Times New Roman" w:eastAsia="思源黑体 CN Normal" w:hAnsi="Times New Roman"/>
-          <w:sz w:val="16"/>
-          <w:szCs w:val="16"/>
-        </w:rPr>
-        <w:t>%}</w:t>
+        <w:t>{%p endfor%}</w:t>
       </w:r>
     </w:p>
     <w:p>
@@ -17539,68 +13015,7 @@
           <w:szCs w:val="28"/>
           <w:highlight w:val="yellow"/>
         </w:rPr>
-        <w:t>%p if [</w:t>
-      </w:r>
-      <w:proofErr w:type="spellStart"/>
-      <w:proofErr w:type="gramStart"/>
-      <w:r>
-        <w:rPr>
-          <w:rFonts w:ascii="Times New Roman" w:eastAsia="思源黑体 CN Normal" w:hAnsi="Times New Roman"/>
-          <w:b/>
-          <w:bCs/>
-          <w:sz w:val="28"/>
-          <w:szCs w:val="28"/>
-          <w:highlight w:val="yellow"/>
-        </w:rPr>
-        <w:t>sample.json</w:t>
-      </w:r>
-      <w:proofErr w:type="gramEnd"/>
-      <w:r>
-        <w:rPr>
-          <w:rFonts w:ascii="Times New Roman" w:eastAsia="思源黑体 CN Normal" w:hAnsi="Times New Roman"/>
-          <w:b/>
-          <w:bCs/>
-          <w:sz w:val="28"/>
-          <w:szCs w:val="28"/>
-          <w:highlight w:val="yellow"/>
-        </w:rPr>
-        <w:t>_batch_name</w:t>
-      </w:r>
-      <w:proofErr w:type="spellEnd"/>
-      <w:r>
-        <w:rPr>
-          <w:rFonts w:ascii="Times New Roman" w:eastAsia="思源黑体 CN Normal" w:hAnsi="Times New Roman"/>
-          <w:b/>
-          <w:bCs/>
-          <w:sz w:val="28"/>
-          <w:szCs w:val="28"/>
-          <w:highlight w:val="yellow"/>
-        </w:rPr>
-        <w:t>, “v1.6.0”]|</w:t>
-      </w:r>
-      <w:proofErr w:type="spellStart"/>
-      <w:r>
-        <w:rPr>
-          <w:rFonts w:ascii="Times New Roman" w:eastAsia="思源黑体 CN Normal" w:hAnsi="Times New Roman"/>
-          <w:b/>
-          <w:bCs/>
-          <w:sz w:val="28"/>
-          <w:szCs w:val="28"/>
-          <w:highlight w:val="yellow"/>
-        </w:rPr>
-        <w:t>judge_version</w:t>
-      </w:r>
-      <w:proofErr w:type="spellEnd"/>
-      <w:r>
-        <w:rPr>
-          <w:rFonts w:ascii="Times New Roman" w:eastAsia="思源黑体 CN Normal" w:hAnsi="Times New Roman"/>
-          <w:b/>
-          <w:bCs/>
-          <w:sz w:val="28"/>
-          <w:szCs w:val="28"/>
-          <w:highlight w:val="yellow"/>
-        </w:rPr>
-        <w:t>%}</w:t>
+        <w:t>%p if [sample.json_batch_name, “v1.6.0”]|judge_version%}</w:t>
       </w:r>
     </w:p>
     <w:tbl>
@@ -17952,19 +13367,8 @@
                 <w:sz w:val="16"/>
                 <w:szCs w:val="16"/>
               </w:rPr>
-              <w:t>内含子</w:t>
-            </w:r>
-            <w:proofErr w:type="gramStart"/>
-            <w:r>
-              <w:rPr>
-                <w:rFonts w:ascii="Times New Roman" w:eastAsia="思源黑体 CN Normal" w:hAnsi="Times New Roman" w:hint="eastAsia"/>
-                <w:color w:val="000000"/>
-                <w:sz w:val="16"/>
-                <w:szCs w:val="16"/>
-              </w:rPr>
-              <w:t>连接区</w:t>
-            </w:r>
-            <w:proofErr w:type="gramEnd"/>
+              <w:t>内含子连接区</w:t>
+            </w:r>
           </w:p>
         </w:tc>
         <w:tc>
@@ -18157,19 +13561,8 @@
                 <w:sz w:val="16"/>
                 <w:szCs w:val="16"/>
               </w:rPr>
-              <w:t>内含子</w:t>
-            </w:r>
-            <w:proofErr w:type="gramStart"/>
-            <w:r>
-              <w:rPr>
-                <w:rFonts w:ascii="Times New Roman" w:eastAsia="思源黑体 CN Normal" w:hAnsi="Times New Roman" w:hint="eastAsia"/>
-                <w:color w:val="000000"/>
-                <w:sz w:val="16"/>
-                <w:szCs w:val="16"/>
-              </w:rPr>
-              <w:t>连接区</w:t>
-            </w:r>
-            <w:proofErr w:type="gramEnd"/>
+              <w:t>内含子连接区</w:t>
+            </w:r>
           </w:p>
         </w:tc>
         <w:tc>
@@ -18362,19 +13755,8 @@
                 <w:sz w:val="16"/>
                 <w:szCs w:val="16"/>
               </w:rPr>
-              <w:t>内含子</w:t>
-            </w:r>
-            <w:proofErr w:type="gramStart"/>
-            <w:r>
-              <w:rPr>
-                <w:rFonts w:ascii="Times New Roman" w:eastAsia="思源黑体 CN Normal" w:hAnsi="Times New Roman" w:hint="eastAsia"/>
-                <w:color w:val="000000"/>
-                <w:sz w:val="16"/>
-                <w:szCs w:val="16"/>
-              </w:rPr>
-              <w:t>连接区</w:t>
-            </w:r>
-            <w:proofErr w:type="gramEnd"/>
+              <w:t>内含子连接区</w:t>
+            </w:r>
           </w:p>
         </w:tc>
         <w:tc>
@@ -18567,19 +13949,8 @@
                 <w:sz w:val="16"/>
                 <w:szCs w:val="16"/>
               </w:rPr>
-              <w:t>内含子</w:t>
-            </w:r>
-            <w:proofErr w:type="gramStart"/>
-            <w:r>
-              <w:rPr>
-                <w:rFonts w:ascii="Times New Roman" w:eastAsia="思源黑体 CN Normal" w:hAnsi="Times New Roman" w:hint="eastAsia"/>
-                <w:color w:val="000000"/>
-                <w:sz w:val="16"/>
-                <w:szCs w:val="16"/>
-              </w:rPr>
-              <w:t>连接区</w:t>
-            </w:r>
-            <w:proofErr w:type="gramEnd"/>
+              <w:t>内含子连接区</w:t>
+            </w:r>
           </w:p>
         </w:tc>
         <w:tc>
@@ -18773,19 +14144,8 @@
                 <w:sz w:val="16"/>
                 <w:szCs w:val="16"/>
               </w:rPr>
-              <w:t>内含子</w:t>
-            </w:r>
-            <w:proofErr w:type="gramStart"/>
-            <w:r>
-              <w:rPr>
-                <w:rFonts w:ascii="Times New Roman" w:eastAsia="思源黑体 CN Normal" w:hAnsi="Times New Roman" w:hint="eastAsia"/>
-                <w:color w:val="000000"/>
-                <w:sz w:val="16"/>
-                <w:szCs w:val="16"/>
-              </w:rPr>
-              <w:t>连接区</w:t>
-            </w:r>
-            <w:proofErr w:type="gramEnd"/>
+              <w:t>内含子连接区</w:t>
+            </w:r>
           </w:p>
         </w:tc>
         <w:tc>
@@ -19597,19 +14957,8 @@
                 <w:sz w:val="16"/>
                 <w:szCs w:val="16"/>
               </w:rPr>
-              <w:t>内含子</w:t>
-            </w:r>
-            <w:proofErr w:type="gramStart"/>
-            <w:r>
-              <w:rPr>
-                <w:rFonts w:ascii="Times New Roman" w:eastAsia="思源黑体 CN Normal" w:hAnsi="Times New Roman" w:hint="eastAsia"/>
-                <w:color w:val="000000"/>
-                <w:sz w:val="16"/>
-                <w:szCs w:val="16"/>
-              </w:rPr>
-              <w:t>连接区</w:t>
-            </w:r>
-            <w:proofErr w:type="gramEnd"/>
+              <w:t>内含子连接区</w:t>
+            </w:r>
           </w:p>
         </w:tc>
         <w:tc>
@@ -19802,19 +15151,8 @@
                 <w:sz w:val="16"/>
                 <w:szCs w:val="16"/>
               </w:rPr>
-              <w:t>内含子</w:t>
-            </w:r>
-            <w:proofErr w:type="gramStart"/>
-            <w:r>
-              <w:rPr>
-                <w:rFonts w:ascii="Times New Roman" w:eastAsia="思源黑体 CN Normal" w:hAnsi="Times New Roman" w:hint="eastAsia"/>
-                <w:color w:val="000000"/>
-                <w:sz w:val="16"/>
-                <w:szCs w:val="16"/>
-              </w:rPr>
-              <w:t>连接区</w:t>
-            </w:r>
-            <w:proofErr w:type="gramEnd"/>
+              <w:t>内含子连接区</w:t>
+            </w:r>
           </w:p>
         </w:tc>
         <w:tc>
@@ -20007,19 +15345,8 @@
                 <w:sz w:val="16"/>
                 <w:szCs w:val="16"/>
               </w:rPr>
-              <w:t>内含子</w:t>
-            </w:r>
-            <w:proofErr w:type="gramStart"/>
-            <w:r>
-              <w:rPr>
-                <w:rFonts w:ascii="Times New Roman" w:eastAsia="思源黑体 CN Normal" w:hAnsi="Times New Roman" w:hint="eastAsia"/>
-                <w:color w:val="000000"/>
-                <w:sz w:val="16"/>
-                <w:szCs w:val="16"/>
-              </w:rPr>
-              <w:t>连接区</w:t>
-            </w:r>
-            <w:proofErr w:type="gramEnd"/>
+              <w:t>内含子连接区</w:t>
+            </w:r>
           </w:p>
         </w:tc>
         <w:tc>
@@ -20212,19 +15539,8 @@
                 <w:sz w:val="16"/>
                 <w:szCs w:val="16"/>
               </w:rPr>
-              <w:t>内含子</w:t>
-            </w:r>
-            <w:proofErr w:type="gramStart"/>
-            <w:r>
-              <w:rPr>
-                <w:rFonts w:ascii="Times New Roman" w:eastAsia="思源黑体 CN Normal" w:hAnsi="Times New Roman" w:hint="eastAsia"/>
-                <w:color w:val="000000"/>
-                <w:sz w:val="16"/>
-                <w:szCs w:val="16"/>
-              </w:rPr>
-              <w:t>连接区</w:t>
-            </w:r>
-            <w:proofErr w:type="gramEnd"/>
+              <w:t>内含子连接区</w:t>
+            </w:r>
           </w:p>
         </w:tc>
         <w:tc>
@@ -20417,19 +15733,8 @@
                 <w:sz w:val="16"/>
                 <w:szCs w:val="16"/>
               </w:rPr>
-              <w:t>内含子</w:t>
-            </w:r>
-            <w:proofErr w:type="gramStart"/>
-            <w:r>
-              <w:rPr>
-                <w:rFonts w:ascii="Times New Roman" w:eastAsia="思源黑体 CN Normal" w:hAnsi="Times New Roman" w:hint="eastAsia"/>
-                <w:color w:val="000000"/>
-                <w:sz w:val="16"/>
-                <w:szCs w:val="16"/>
-              </w:rPr>
-              <w:t>连接区</w:t>
-            </w:r>
-            <w:proofErr w:type="gramEnd"/>
+              <w:t>内含子连接区</w:t>
+            </w:r>
           </w:p>
         </w:tc>
         <w:tc>
@@ -20798,19 +16103,8 @@
                 <w:sz w:val="16"/>
                 <w:szCs w:val="16"/>
               </w:rPr>
-              <w:t>内含子</w:t>
-            </w:r>
-            <w:proofErr w:type="gramStart"/>
-            <w:r>
-              <w:rPr>
-                <w:rFonts w:ascii="Times New Roman" w:eastAsia="思源黑体 CN Normal" w:hAnsi="Times New Roman" w:hint="eastAsia"/>
-                <w:color w:val="000000"/>
-                <w:sz w:val="16"/>
-                <w:szCs w:val="16"/>
-              </w:rPr>
-              <w:t>连接区</w:t>
-            </w:r>
-            <w:proofErr w:type="gramEnd"/>
+              <w:t>内含子连接区</w:t>
+            </w:r>
           </w:p>
         </w:tc>
         <w:tc>
@@ -21003,19 +16297,8 @@
                 <w:sz w:val="16"/>
                 <w:szCs w:val="16"/>
               </w:rPr>
-              <w:t>内含子</w:t>
-            </w:r>
-            <w:proofErr w:type="gramStart"/>
-            <w:r>
-              <w:rPr>
-                <w:rFonts w:ascii="Times New Roman" w:eastAsia="思源黑体 CN Normal" w:hAnsi="Times New Roman" w:hint="eastAsia"/>
-                <w:color w:val="000000"/>
-                <w:sz w:val="16"/>
-                <w:szCs w:val="16"/>
-              </w:rPr>
-              <w:t>连接区</w:t>
-            </w:r>
-            <w:proofErr w:type="gramEnd"/>
+              <w:t>内含子连接区</w:t>
+            </w:r>
           </w:p>
         </w:tc>
         <w:tc>
@@ -21208,19 +16491,8 @@
                 <w:sz w:val="16"/>
                 <w:szCs w:val="16"/>
               </w:rPr>
-              <w:t>内含子</w:t>
-            </w:r>
-            <w:proofErr w:type="gramStart"/>
-            <w:r>
-              <w:rPr>
-                <w:rFonts w:ascii="Times New Roman" w:eastAsia="思源黑体 CN Normal" w:hAnsi="Times New Roman" w:hint="eastAsia"/>
-                <w:color w:val="000000"/>
-                <w:sz w:val="16"/>
-                <w:szCs w:val="16"/>
-              </w:rPr>
-              <w:t>连接区</w:t>
-            </w:r>
-            <w:proofErr w:type="gramEnd"/>
+              <w:t>内含子连接区</w:t>
+            </w:r>
           </w:p>
         </w:tc>
         <w:tc>
@@ -21413,19 +16685,8 @@
                 <w:sz w:val="16"/>
                 <w:szCs w:val="16"/>
               </w:rPr>
-              <w:t>内含子</w:t>
-            </w:r>
-            <w:proofErr w:type="gramStart"/>
-            <w:r>
-              <w:rPr>
-                <w:rFonts w:ascii="Times New Roman" w:eastAsia="思源黑体 CN Normal" w:hAnsi="Times New Roman" w:hint="eastAsia"/>
-                <w:color w:val="000000"/>
-                <w:sz w:val="16"/>
-                <w:szCs w:val="16"/>
-              </w:rPr>
-              <w:t>连接区</w:t>
-            </w:r>
-            <w:proofErr w:type="gramEnd"/>
+              <w:t>内含子连接区</w:t>
+            </w:r>
           </w:p>
         </w:tc>
         <w:tc>
@@ -21618,19 +16879,8 @@
                 <w:sz w:val="16"/>
                 <w:szCs w:val="16"/>
               </w:rPr>
-              <w:t>内含子</w:t>
-            </w:r>
-            <w:proofErr w:type="gramStart"/>
-            <w:r>
-              <w:rPr>
-                <w:rFonts w:ascii="Times New Roman" w:eastAsia="思源黑体 CN Normal" w:hAnsi="Times New Roman" w:hint="eastAsia"/>
-                <w:color w:val="000000"/>
-                <w:sz w:val="16"/>
-                <w:szCs w:val="16"/>
-              </w:rPr>
-              <w:t>连接区</w:t>
-            </w:r>
-            <w:proofErr w:type="gramEnd"/>
+              <w:t>内含子连接区</w:t>
+            </w:r>
           </w:p>
         </w:tc>
         <w:tc>
@@ -21999,19 +17249,8 @@
                 <w:sz w:val="16"/>
                 <w:szCs w:val="16"/>
               </w:rPr>
-              <w:t>内含子</w:t>
-            </w:r>
-            <w:proofErr w:type="gramStart"/>
-            <w:r>
-              <w:rPr>
-                <w:rFonts w:ascii="Times New Roman" w:eastAsia="思源黑体 CN Normal" w:hAnsi="Times New Roman" w:hint="eastAsia"/>
-                <w:color w:val="000000"/>
-                <w:sz w:val="16"/>
-                <w:szCs w:val="16"/>
-              </w:rPr>
-              <w:t>连接区</w:t>
-            </w:r>
-            <w:proofErr w:type="gramEnd"/>
+              <w:t>内含子连接区</w:t>
+            </w:r>
           </w:p>
         </w:tc>
         <w:tc>
@@ -22204,19 +17443,8 @@
                 <w:sz w:val="16"/>
                 <w:szCs w:val="16"/>
               </w:rPr>
-              <w:t>内含子</w:t>
-            </w:r>
-            <w:proofErr w:type="gramStart"/>
-            <w:r>
-              <w:rPr>
-                <w:rFonts w:ascii="Times New Roman" w:eastAsia="思源黑体 CN Normal" w:hAnsi="Times New Roman" w:hint="eastAsia"/>
-                <w:color w:val="000000"/>
-                <w:sz w:val="16"/>
-                <w:szCs w:val="16"/>
-              </w:rPr>
-              <w:t>连接区</w:t>
-            </w:r>
-            <w:proofErr w:type="gramEnd"/>
+              <w:t>内含子连接区</w:t>
+            </w:r>
           </w:p>
         </w:tc>
         <w:tc>
@@ -22409,19 +17637,8 @@
                 <w:sz w:val="16"/>
                 <w:szCs w:val="16"/>
               </w:rPr>
-              <w:t>内含子</w:t>
-            </w:r>
-            <w:proofErr w:type="gramStart"/>
-            <w:r>
-              <w:rPr>
-                <w:rFonts w:ascii="Times New Roman" w:eastAsia="思源黑体 CN Normal" w:hAnsi="Times New Roman" w:hint="eastAsia"/>
-                <w:color w:val="000000"/>
-                <w:sz w:val="16"/>
-                <w:szCs w:val="16"/>
-              </w:rPr>
-              <w:t>连接区</w:t>
-            </w:r>
-            <w:proofErr w:type="gramEnd"/>
+              <w:t>内含子连接区</w:t>
+            </w:r>
           </w:p>
         </w:tc>
         <w:tc>
@@ -22790,19 +18007,8 @@
                 <w:sz w:val="16"/>
                 <w:szCs w:val="16"/>
               </w:rPr>
-              <w:t>内含子</w:t>
-            </w:r>
-            <w:proofErr w:type="gramStart"/>
-            <w:r>
-              <w:rPr>
-                <w:rFonts w:ascii="Times New Roman" w:eastAsia="思源黑体 CN Normal" w:hAnsi="Times New Roman" w:hint="eastAsia"/>
-                <w:color w:val="000000"/>
-                <w:sz w:val="16"/>
-                <w:szCs w:val="16"/>
-              </w:rPr>
-              <w:t>连接区</w:t>
-            </w:r>
-            <w:proofErr w:type="gramEnd"/>
+              <w:t>内含子连接区</w:t>
+            </w:r>
           </w:p>
         </w:tc>
         <w:tc>
@@ -22995,19 +18201,8 @@
                 <w:sz w:val="16"/>
                 <w:szCs w:val="16"/>
               </w:rPr>
-              <w:t>内含子</w:t>
-            </w:r>
-            <w:proofErr w:type="gramStart"/>
-            <w:r>
-              <w:rPr>
-                <w:rFonts w:ascii="Times New Roman" w:eastAsia="思源黑体 CN Normal" w:hAnsi="Times New Roman" w:hint="eastAsia"/>
-                <w:color w:val="000000"/>
-                <w:sz w:val="16"/>
-                <w:szCs w:val="16"/>
-              </w:rPr>
-              <w:t>连接区</w:t>
-            </w:r>
-            <w:proofErr w:type="gramEnd"/>
+              <w:t>内含子连接区</w:t>
+            </w:r>
           </w:p>
         </w:tc>
         <w:tc>
@@ -23200,19 +18395,8 @@
                 <w:sz w:val="16"/>
                 <w:szCs w:val="16"/>
               </w:rPr>
-              <w:t>内含子</w:t>
-            </w:r>
-            <w:proofErr w:type="gramStart"/>
-            <w:r>
-              <w:rPr>
-                <w:rFonts w:ascii="Times New Roman" w:eastAsia="思源黑体 CN Normal" w:hAnsi="Times New Roman" w:hint="eastAsia"/>
-                <w:color w:val="000000"/>
-                <w:sz w:val="16"/>
-                <w:szCs w:val="16"/>
-              </w:rPr>
-              <w:t>连接区</w:t>
-            </w:r>
-            <w:proofErr w:type="gramEnd"/>
+              <w:t>内含子连接区</w:t>
+            </w:r>
           </w:p>
         </w:tc>
         <w:tc>
@@ -23405,19 +18589,8 @@
                 <w:sz w:val="16"/>
                 <w:szCs w:val="16"/>
               </w:rPr>
-              <w:t>内含子</w:t>
-            </w:r>
-            <w:proofErr w:type="gramStart"/>
-            <w:r>
-              <w:rPr>
-                <w:rFonts w:ascii="Times New Roman" w:eastAsia="思源黑体 CN Normal" w:hAnsi="Times New Roman" w:hint="eastAsia"/>
-                <w:color w:val="000000"/>
-                <w:sz w:val="16"/>
-                <w:szCs w:val="16"/>
-              </w:rPr>
-              <w:t>连接区</w:t>
-            </w:r>
-            <w:proofErr w:type="gramEnd"/>
+              <w:t>内含子连接区</w:t>
+            </w:r>
           </w:p>
         </w:tc>
         <w:tc>
@@ -23610,19 +18783,8 @@
                 <w:sz w:val="16"/>
                 <w:szCs w:val="16"/>
               </w:rPr>
-              <w:t>内含子</w:t>
-            </w:r>
-            <w:proofErr w:type="gramStart"/>
-            <w:r>
-              <w:rPr>
-                <w:rFonts w:ascii="Times New Roman" w:eastAsia="思源黑体 CN Normal" w:hAnsi="Times New Roman" w:hint="eastAsia"/>
-                <w:color w:val="000000"/>
-                <w:sz w:val="16"/>
-                <w:szCs w:val="16"/>
-              </w:rPr>
-              <w:t>连接区</w:t>
-            </w:r>
-            <w:proofErr w:type="gramEnd"/>
+              <w:t>内含子连接区</w:t>
+            </w:r>
           </w:p>
         </w:tc>
         <w:tc>
@@ -23815,19 +18977,8 @@
                 <w:sz w:val="16"/>
                 <w:szCs w:val="16"/>
               </w:rPr>
-              <w:t>内含子</w:t>
-            </w:r>
-            <w:proofErr w:type="gramStart"/>
-            <w:r>
-              <w:rPr>
-                <w:rFonts w:ascii="Times New Roman" w:eastAsia="思源黑体 CN Normal" w:hAnsi="Times New Roman" w:hint="eastAsia"/>
-                <w:color w:val="000000"/>
-                <w:sz w:val="16"/>
-                <w:szCs w:val="16"/>
-              </w:rPr>
-              <w:t>连接区</w:t>
-            </w:r>
-            <w:proofErr w:type="gramEnd"/>
+              <w:t>内含子连接区</w:t>
+            </w:r>
           </w:p>
         </w:tc>
         <w:tc>
@@ -24020,19 +19171,8 @@
                 <w:sz w:val="16"/>
                 <w:szCs w:val="16"/>
               </w:rPr>
-              <w:t>内含子</w:t>
-            </w:r>
-            <w:proofErr w:type="gramStart"/>
-            <w:r>
-              <w:rPr>
-                <w:rFonts w:ascii="Times New Roman" w:eastAsia="思源黑体 CN Normal" w:hAnsi="Times New Roman" w:hint="eastAsia"/>
-                <w:color w:val="000000"/>
-                <w:sz w:val="16"/>
-                <w:szCs w:val="16"/>
-              </w:rPr>
-              <w:t>连接区</w:t>
-            </w:r>
-            <w:proofErr w:type="gramEnd"/>
+              <w:t>内含子连接区</w:t>
+            </w:r>
           </w:p>
         </w:tc>
         <w:tc>
@@ -24226,19 +19366,8 @@
                 <w:sz w:val="16"/>
                 <w:szCs w:val="16"/>
               </w:rPr>
-              <w:t>内含子</w:t>
-            </w:r>
-            <w:proofErr w:type="gramStart"/>
-            <w:r>
-              <w:rPr>
-                <w:rFonts w:ascii="Times New Roman" w:eastAsia="思源黑体 CN Normal" w:hAnsi="Times New Roman" w:hint="eastAsia"/>
-                <w:color w:val="000000"/>
-                <w:sz w:val="16"/>
-                <w:szCs w:val="16"/>
-              </w:rPr>
-              <w:t>连接区</w:t>
-            </w:r>
-            <w:proofErr w:type="gramEnd"/>
+              <w:t>内含子连接区</w:t>
+            </w:r>
           </w:p>
         </w:tc>
         <w:tc>
@@ -24432,19 +19561,8 @@
                 <w:sz w:val="16"/>
                 <w:szCs w:val="16"/>
               </w:rPr>
-              <w:t>内含子</w:t>
-            </w:r>
-            <w:proofErr w:type="gramStart"/>
-            <w:r>
-              <w:rPr>
-                <w:rFonts w:ascii="Times New Roman" w:eastAsia="思源黑体 CN Normal" w:hAnsi="Times New Roman" w:hint="eastAsia"/>
-                <w:color w:val="000000"/>
-                <w:sz w:val="16"/>
-                <w:szCs w:val="16"/>
-              </w:rPr>
-              <w:t>连接区</w:t>
-            </w:r>
-            <w:proofErr w:type="gramEnd"/>
+              <w:t>内含子连接区</w:t>
+            </w:r>
           </w:p>
         </w:tc>
         <w:tc>
@@ -24637,19 +19755,8 @@
                 <w:sz w:val="16"/>
                 <w:szCs w:val="16"/>
               </w:rPr>
-              <w:t>内含子</w:t>
-            </w:r>
-            <w:proofErr w:type="gramStart"/>
-            <w:r>
-              <w:rPr>
-                <w:rFonts w:ascii="Times New Roman" w:eastAsia="思源黑体 CN Normal" w:hAnsi="Times New Roman" w:hint="eastAsia"/>
-                <w:color w:val="000000"/>
-                <w:sz w:val="16"/>
-                <w:szCs w:val="16"/>
-              </w:rPr>
-              <w:t>连接区</w:t>
-            </w:r>
-            <w:proofErr w:type="gramEnd"/>
+              <w:t>内含子连接区</w:t>
+            </w:r>
           </w:p>
         </w:tc>
         <w:tc>
@@ -24727,27 +19834,7 @@
           <w:szCs w:val="16"/>
         </w:rPr>
         <w:lastRenderedPageBreak/>
-        <w:t>注：以下基因外显子中部分区段由于覆盖</w:t>
-      </w:r>
-      <w:proofErr w:type="gramStart"/>
-      <w:r>
-        <w:rPr>
-          <w:rFonts w:ascii="思源黑体 CN Normal" w:eastAsia="思源黑体 CN Normal" w:hAnsi="思源黑体 CN Normal" w:hint="eastAsia"/>
-          <w:kern w:val="0"/>
-          <w:sz w:val="16"/>
-          <w:szCs w:val="16"/>
-        </w:rPr>
-        <w:t>度原因</w:t>
-      </w:r>
-      <w:proofErr w:type="gramEnd"/>
-      <w:r>
-        <w:rPr>
-          <w:rFonts w:ascii="思源黑体 CN Normal" w:eastAsia="思源黑体 CN Normal" w:hAnsi="思源黑体 CN Normal" w:hint="eastAsia"/>
-          <w:kern w:val="0"/>
-          <w:sz w:val="16"/>
-          <w:szCs w:val="16"/>
-        </w:rPr>
-        <w:t>不包含在检测范围中：</w:t>
+        <w:t>注：以下基因外显子中部分区段由于覆盖度原因不包含在检测范围中：</w:t>
       </w:r>
       <w:r>
         <w:rPr>
@@ -25148,19 +20235,8 @@
                 <w:sz w:val="16"/>
                 <w:szCs w:val="16"/>
               </w:rPr>
-              <w:t>内含子</w:t>
-            </w:r>
-            <w:proofErr w:type="gramStart"/>
-            <w:r>
-              <w:rPr>
-                <w:rFonts w:ascii="Times New Roman" w:eastAsia="思源黑体 CN Normal" w:hAnsi="Times New Roman" w:hint="eastAsia"/>
-                <w:color w:val="000000"/>
-                <w:sz w:val="16"/>
-                <w:szCs w:val="16"/>
-              </w:rPr>
-              <w:t>连接区</w:t>
-            </w:r>
-            <w:proofErr w:type="gramEnd"/>
+              <w:t>内含子连接区</w:t>
+            </w:r>
           </w:p>
         </w:tc>
         <w:tc>
@@ -25349,19 +20425,8 @@
                 <w:sz w:val="16"/>
                 <w:szCs w:val="16"/>
               </w:rPr>
-              <w:t>内含子</w:t>
-            </w:r>
-            <w:proofErr w:type="gramStart"/>
-            <w:r>
-              <w:rPr>
-                <w:rFonts w:ascii="Times New Roman" w:eastAsia="思源黑体 CN Normal" w:hAnsi="Times New Roman" w:hint="eastAsia"/>
-                <w:color w:val="000000"/>
-                <w:sz w:val="16"/>
-                <w:szCs w:val="16"/>
-              </w:rPr>
-              <w:t>连接区</w:t>
-            </w:r>
-            <w:proofErr w:type="gramEnd"/>
+              <w:t>内含子连接区</w:t>
+            </w:r>
           </w:p>
         </w:tc>
         <w:tc>
@@ -25551,19 +20616,8 @@
                 <w:sz w:val="16"/>
                 <w:szCs w:val="16"/>
               </w:rPr>
-              <w:t>内含子</w:t>
-            </w:r>
-            <w:proofErr w:type="gramStart"/>
-            <w:r>
-              <w:rPr>
-                <w:rFonts w:ascii="Times New Roman" w:eastAsia="思源黑体 CN Normal" w:hAnsi="Times New Roman" w:hint="eastAsia"/>
-                <w:color w:val="000000"/>
-                <w:sz w:val="16"/>
-                <w:szCs w:val="16"/>
-              </w:rPr>
-              <w:t>连接区</w:t>
-            </w:r>
-            <w:proofErr w:type="gramEnd"/>
+              <w:t>内含子连接区</w:t>
+            </w:r>
           </w:p>
         </w:tc>
         <w:tc>
@@ -25753,19 +20807,8 @@
                 <w:sz w:val="16"/>
                 <w:szCs w:val="16"/>
               </w:rPr>
-              <w:t>内含子</w:t>
-            </w:r>
-            <w:proofErr w:type="gramStart"/>
-            <w:r>
-              <w:rPr>
-                <w:rFonts w:ascii="Times New Roman" w:eastAsia="思源黑体 CN Normal" w:hAnsi="Times New Roman" w:hint="eastAsia"/>
-                <w:color w:val="000000"/>
-                <w:sz w:val="16"/>
-                <w:szCs w:val="16"/>
-              </w:rPr>
-              <w:t>连接区</w:t>
-            </w:r>
-            <w:proofErr w:type="gramEnd"/>
+              <w:t>内含子连接区</w:t>
+            </w:r>
           </w:p>
         </w:tc>
         <w:tc>
@@ -26566,19 +21609,8 @@
                 <w:sz w:val="16"/>
                 <w:szCs w:val="16"/>
               </w:rPr>
-              <w:t>内含子</w:t>
-            </w:r>
-            <w:proofErr w:type="gramStart"/>
-            <w:r>
-              <w:rPr>
-                <w:rFonts w:ascii="Times New Roman" w:eastAsia="思源黑体 CN Normal" w:hAnsi="Times New Roman" w:hint="eastAsia"/>
-                <w:color w:val="000000"/>
-                <w:sz w:val="16"/>
-                <w:szCs w:val="16"/>
-              </w:rPr>
-              <w:t>连接区</w:t>
-            </w:r>
-            <w:proofErr w:type="gramEnd"/>
+              <w:t>内含子连接区</w:t>
+            </w:r>
           </w:p>
         </w:tc>
         <w:tc>
@@ -26768,19 +21800,8 @@
                 <w:sz w:val="16"/>
                 <w:szCs w:val="16"/>
               </w:rPr>
-              <w:t>内含子</w:t>
-            </w:r>
-            <w:proofErr w:type="gramStart"/>
-            <w:r>
-              <w:rPr>
-                <w:rFonts w:ascii="Times New Roman" w:eastAsia="思源黑体 CN Normal" w:hAnsi="Times New Roman" w:hint="eastAsia"/>
-                <w:color w:val="000000"/>
-                <w:sz w:val="16"/>
-                <w:szCs w:val="16"/>
-              </w:rPr>
-              <w:t>连接区</w:t>
-            </w:r>
-            <w:proofErr w:type="gramEnd"/>
+              <w:t>内含子连接区</w:t>
+            </w:r>
           </w:p>
         </w:tc>
         <w:tc>
@@ -26970,19 +21991,8 @@
                 <w:sz w:val="16"/>
                 <w:szCs w:val="16"/>
               </w:rPr>
-              <w:t>内含子</w:t>
-            </w:r>
-            <w:proofErr w:type="gramStart"/>
-            <w:r>
-              <w:rPr>
-                <w:rFonts w:ascii="Times New Roman" w:eastAsia="思源黑体 CN Normal" w:hAnsi="Times New Roman" w:hint="eastAsia"/>
-                <w:color w:val="000000"/>
-                <w:sz w:val="16"/>
-                <w:szCs w:val="16"/>
-              </w:rPr>
-              <w:t>连接区</w:t>
-            </w:r>
-            <w:proofErr w:type="gramEnd"/>
+              <w:t>内含子连接区</w:t>
+            </w:r>
           </w:p>
         </w:tc>
         <w:tc>
@@ -27172,19 +22182,8 @@
                 <w:sz w:val="16"/>
                 <w:szCs w:val="16"/>
               </w:rPr>
-              <w:t>内含子</w:t>
-            </w:r>
-            <w:proofErr w:type="gramStart"/>
-            <w:r>
-              <w:rPr>
-                <w:rFonts w:ascii="Times New Roman" w:eastAsia="思源黑体 CN Normal" w:hAnsi="Times New Roman" w:hint="eastAsia"/>
-                <w:color w:val="000000"/>
-                <w:sz w:val="16"/>
-                <w:szCs w:val="16"/>
-              </w:rPr>
-              <w:t>连接区</w:t>
-            </w:r>
-            <w:proofErr w:type="gramEnd"/>
+              <w:t>内含子连接区</w:t>
+            </w:r>
           </w:p>
         </w:tc>
         <w:tc>
@@ -27374,19 +22373,8 @@
                 <w:sz w:val="16"/>
                 <w:szCs w:val="16"/>
               </w:rPr>
-              <w:t>内含子</w:t>
-            </w:r>
-            <w:proofErr w:type="gramStart"/>
-            <w:r>
-              <w:rPr>
-                <w:rFonts w:ascii="Times New Roman" w:eastAsia="思源黑体 CN Normal" w:hAnsi="Times New Roman" w:hint="eastAsia"/>
-                <w:color w:val="000000"/>
-                <w:sz w:val="16"/>
-                <w:szCs w:val="16"/>
-              </w:rPr>
-              <w:t>连接区</w:t>
-            </w:r>
-            <w:proofErr w:type="gramEnd"/>
+              <w:t>内含子连接区</w:t>
+            </w:r>
           </w:p>
         </w:tc>
         <w:tc>
@@ -27785,19 +22773,8 @@
                 <w:sz w:val="16"/>
                 <w:szCs w:val="16"/>
               </w:rPr>
-              <w:t>内含子</w:t>
-            </w:r>
-            <w:proofErr w:type="gramStart"/>
-            <w:r>
-              <w:rPr>
-                <w:rFonts w:ascii="Times New Roman" w:eastAsia="思源黑体 CN Normal" w:hAnsi="Times New Roman" w:hint="eastAsia"/>
-                <w:color w:val="000000"/>
-                <w:sz w:val="16"/>
-                <w:szCs w:val="16"/>
-              </w:rPr>
-              <w:t>连接区</w:t>
-            </w:r>
-            <w:proofErr w:type="gramEnd"/>
+              <w:t>内含子连接区</w:t>
+            </w:r>
           </w:p>
         </w:tc>
         <w:tc>
@@ -27987,19 +22964,8 @@
                 <w:sz w:val="16"/>
                 <w:szCs w:val="16"/>
               </w:rPr>
-              <w:t>内含子</w:t>
-            </w:r>
-            <w:proofErr w:type="gramStart"/>
-            <w:r>
-              <w:rPr>
-                <w:rFonts w:ascii="Times New Roman" w:eastAsia="思源黑体 CN Normal" w:hAnsi="Times New Roman" w:hint="eastAsia"/>
-                <w:color w:val="000000"/>
-                <w:sz w:val="16"/>
-                <w:szCs w:val="16"/>
-              </w:rPr>
-              <w:t>连接区</w:t>
-            </w:r>
-            <w:proofErr w:type="gramEnd"/>
+              <w:t>内含子连接区</w:t>
+            </w:r>
           </w:p>
         </w:tc>
         <w:tc>
@@ -28189,19 +23155,8 @@
                 <w:sz w:val="16"/>
                 <w:szCs w:val="16"/>
               </w:rPr>
-              <w:t>内含子</w:t>
-            </w:r>
-            <w:proofErr w:type="gramStart"/>
-            <w:r>
-              <w:rPr>
-                <w:rFonts w:ascii="Times New Roman" w:eastAsia="思源黑体 CN Normal" w:hAnsi="Times New Roman" w:hint="eastAsia"/>
-                <w:color w:val="000000"/>
-                <w:sz w:val="16"/>
-                <w:szCs w:val="16"/>
-              </w:rPr>
-              <w:t>连接区</w:t>
-            </w:r>
-            <w:proofErr w:type="gramEnd"/>
+              <w:t>内含子连接区</w:t>
+            </w:r>
           </w:p>
         </w:tc>
         <w:tc>
@@ -28391,19 +23346,8 @@
                 <w:sz w:val="16"/>
                 <w:szCs w:val="16"/>
               </w:rPr>
-              <w:t>内含子</w:t>
-            </w:r>
-            <w:proofErr w:type="gramStart"/>
-            <w:r>
-              <w:rPr>
-                <w:rFonts w:ascii="Times New Roman" w:eastAsia="思源黑体 CN Normal" w:hAnsi="Times New Roman" w:hint="eastAsia"/>
-                <w:color w:val="000000"/>
-                <w:sz w:val="16"/>
-                <w:szCs w:val="16"/>
-              </w:rPr>
-              <w:t>连接区</w:t>
-            </w:r>
-            <w:proofErr w:type="gramEnd"/>
+              <w:t>内含子连接区</w:t>
+            </w:r>
           </w:p>
         </w:tc>
         <w:tc>
@@ -28593,19 +23537,8 @@
                 <w:sz w:val="16"/>
                 <w:szCs w:val="16"/>
               </w:rPr>
-              <w:t>内含子</w:t>
-            </w:r>
-            <w:proofErr w:type="gramStart"/>
-            <w:r>
-              <w:rPr>
-                <w:rFonts w:ascii="Times New Roman" w:eastAsia="思源黑体 CN Normal" w:hAnsi="Times New Roman" w:hint="eastAsia"/>
-                <w:color w:val="000000"/>
-                <w:sz w:val="16"/>
-                <w:szCs w:val="16"/>
-              </w:rPr>
-              <w:t>连接区</w:t>
-            </w:r>
-            <w:proofErr w:type="gramEnd"/>
+              <w:t>内含子连接区</w:t>
+            </w:r>
           </w:p>
         </w:tc>
         <w:tc>
@@ -28977,19 +23910,8 @@
                 <w:sz w:val="16"/>
                 <w:szCs w:val="16"/>
               </w:rPr>
-              <w:t>内含子</w:t>
-            </w:r>
-            <w:proofErr w:type="gramStart"/>
-            <w:r>
-              <w:rPr>
-                <w:rFonts w:ascii="Times New Roman" w:eastAsia="思源黑体 CN Normal" w:hAnsi="Times New Roman" w:hint="eastAsia"/>
-                <w:color w:val="000000"/>
-                <w:sz w:val="16"/>
-                <w:szCs w:val="16"/>
-              </w:rPr>
-              <w:t>连接区</w:t>
-            </w:r>
-            <w:proofErr w:type="gramEnd"/>
+              <w:t>内含子连接区</w:t>
+            </w:r>
           </w:p>
         </w:tc>
         <w:tc>
@@ -29179,19 +24101,8 @@
                 <w:sz w:val="16"/>
                 <w:szCs w:val="16"/>
               </w:rPr>
-              <w:t>内含子</w:t>
-            </w:r>
-            <w:proofErr w:type="gramStart"/>
-            <w:r>
-              <w:rPr>
-                <w:rFonts w:ascii="Times New Roman" w:eastAsia="思源黑体 CN Normal" w:hAnsi="Times New Roman" w:hint="eastAsia"/>
-                <w:color w:val="000000"/>
-                <w:sz w:val="16"/>
-                <w:szCs w:val="16"/>
-              </w:rPr>
-              <w:t>连接区</w:t>
-            </w:r>
-            <w:proofErr w:type="gramEnd"/>
+              <w:t>内含子连接区</w:t>
+            </w:r>
           </w:p>
         </w:tc>
         <w:tc>
@@ -29554,19 +24465,8 @@
                 <w:sz w:val="16"/>
                 <w:szCs w:val="16"/>
               </w:rPr>
-              <w:t>内含子</w:t>
-            </w:r>
-            <w:proofErr w:type="gramStart"/>
-            <w:r>
-              <w:rPr>
-                <w:rFonts w:ascii="Times New Roman" w:eastAsia="思源黑体 CN Normal" w:hAnsi="Times New Roman" w:hint="eastAsia"/>
-                <w:color w:val="000000"/>
-                <w:sz w:val="16"/>
-                <w:szCs w:val="16"/>
-              </w:rPr>
-              <w:t>连接区</w:t>
-            </w:r>
-            <w:proofErr w:type="gramEnd"/>
+              <w:t>内含子连接区</w:t>
+            </w:r>
           </w:p>
         </w:tc>
         <w:tc>
@@ -29929,19 +24829,8 @@
                 <w:sz w:val="16"/>
                 <w:szCs w:val="16"/>
               </w:rPr>
-              <w:t>内含子</w:t>
-            </w:r>
-            <w:proofErr w:type="gramStart"/>
-            <w:r>
-              <w:rPr>
-                <w:rFonts w:ascii="Times New Roman" w:eastAsia="思源黑体 CN Normal" w:hAnsi="Times New Roman" w:hint="eastAsia"/>
-                <w:color w:val="000000"/>
-                <w:sz w:val="16"/>
-                <w:szCs w:val="16"/>
-              </w:rPr>
-              <w:t>连接区</w:t>
-            </w:r>
-            <w:proofErr w:type="gramEnd"/>
+              <w:t>内含子连接区</w:t>
+            </w:r>
           </w:p>
         </w:tc>
         <w:tc>
@@ -30131,19 +25020,8 @@
                 <w:sz w:val="16"/>
                 <w:szCs w:val="16"/>
               </w:rPr>
-              <w:t>内含子</w:t>
-            </w:r>
-            <w:proofErr w:type="gramStart"/>
-            <w:r>
-              <w:rPr>
-                <w:rFonts w:ascii="Times New Roman" w:eastAsia="思源黑体 CN Normal" w:hAnsi="Times New Roman" w:hint="eastAsia"/>
-                <w:color w:val="000000"/>
-                <w:sz w:val="16"/>
-                <w:szCs w:val="16"/>
-              </w:rPr>
-              <w:t>连接区</w:t>
-            </w:r>
-            <w:proofErr w:type="gramEnd"/>
+              <w:t>内含子连接区</w:t>
+            </w:r>
           </w:p>
         </w:tc>
         <w:tc>
@@ -30333,19 +25211,8 @@
                 <w:sz w:val="16"/>
                 <w:szCs w:val="16"/>
               </w:rPr>
-              <w:t>内含子</w:t>
-            </w:r>
-            <w:proofErr w:type="gramStart"/>
-            <w:r>
-              <w:rPr>
-                <w:rFonts w:ascii="Times New Roman" w:eastAsia="思源黑体 CN Normal" w:hAnsi="Times New Roman" w:hint="eastAsia"/>
-                <w:color w:val="000000"/>
-                <w:sz w:val="16"/>
-                <w:szCs w:val="16"/>
-              </w:rPr>
-              <w:t>连接区</w:t>
-            </w:r>
-            <w:proofErr w:type="gramEnd"/>
+              <w:t>内含子连接区</w:t>
+            </w:r>
           </w:p>
         </w:tc>
         <w:tc>
@@ -30535,19 +25402,8 @@
                 <w:sz w:val="16"/>
                 <w:szCs w:val="16"/>
               </w:rPr>
-              <w:t>内含子</w:t>
-            </w:r>
-            <w:proofErr w:type="gramStart"/>
-            <w:r>
-              <w:rPr>
-                <w:rFonts w:ascii="Times New Roman" w:eastAsia="思源黑体 CN Normal" w:hAnsi="Times New Roman" w:hint="eastAsia"/>
-                <w:color w:val="000000"/>
-                <w:sz w:val="16"/>
-                <w:szCs w:val="16"/>
-              </w:rPr>
-              <w:t>连接区</w:t>
-            </w:r>
-            <w:proofErr w:type="gramEnd"/>
+              <w:t>内含子连接区</w:t>
+            </w:r>
           </w:p>
         </w:tc>
         <w:tc>
@@ -30755,19 +25611,8 @@
                 <w:sz w:val="16"/>
                 <w:szCs w:val="16"/>
               </w:rPr>
-              <w:t>内含子</w:t>
-            </w:r>
-            <w:proofErr w:type="gramStart"/>
-            <w:r>
-              <w:rPr>
-                <w:rFonts w:ascii="Times New Roman" w:eastAsia="思源黑体 CN Normal" w:hAnsi="Times New Roman" w:hint="eastAsia"/>
-                <w:color w:val="000000"/>
-                <w:sz w:val="16"/>
-                <w:szCs w:val="16"/>
-              </w:rPr>
-              <w:t>连接区</w:t>
-            </w:r>
-            <w:proofErr w:type="gramEnd"/>
+              <w:t>内含子连接区</w:t>
+            </w:r>
           </w:p>
         </w:tc>
         <w:tc>
@@ -30957,19 +25802,8 @@
                 <w:sz w:val="16"/>
                 <w:szCs w:val="16"/>
               </w:rPr>
-              <w:t>内含子</w:t>
-            </w:r>
-            <w:proofErr w:type="gramStart"/>
-            <w:r>
-              <w:rPr>
-                <w:rFonts w:ascii="Times New Roman" w:eastAsia="思源黑体 CN Normal" w:hAnsi="Times New Roman" w:hint="eastAsia"/>
-                <w:color w:val="000000"/>
-                <w:sz w:val="16"/>
-                <w:szCs w:val="16"/>
-              </w:rPr>
-              <w:t>连接区</w:t>
-            </w:r>
-            <w:proofErr w:type="gramEnd"/>
+              <w:t>内含子连接区</w:t>
+            </w:r>
           </w:p>
         </w:tc>
         <w:tc>
@@ -31159,19 +25993,8 @@
                 <w:sz w:val="16"/>
                 <w:szCs w:val="16"/>
               </w:rPr>
-              <w:t>内含子</w:t>
-            </w:r>
-            <w:proofErr w:type="gramStart"/>
-            <w:r>
-              <w:rPr>
-                <w:rFonts w:ascii="Times New Roman" w:eastAsia="思源黑体 CN Normal" w:hAnsi="Times New Roman" w:hint="eastAsia"/>
-                <w:color w:val="000000"/>
-                <w:sz w:val="16"/>
-                <w:szCs w:val="16"/>
-              </w:rPr>
-              <w:t>连接区</w:t>
-            </w:r>
-            <w:proofErr w:type="gramEnd"/>
+              <w:t>内含子连接区</w:t>
+            </w:r>
           </w:p>
         </w:tc>
         <w:tc>
@@ -31361,19 +26184,8 @@
                 <w:sz w:val="16"/>
                 <w:szCs w:val="16"/>
               </w:rPr>
-              <w:t>内含子</w:t>
-            </w:r>
-            <w:proofErr w:type="gramStart"/>
-            <w:r>
-              <w:rPr>
-                <w:rFonts w:ascii="Times New Roman" w:eastAsia="思源黑体 CN Normal" w:hAnsi="Times New Roman" w:hint="eastAsia"/>
-                <w:color w:val="000000"/>
-                <w:sz w:val="16"/>
-                <w:szCs w:val="16"/>
-              </w:rPr>
-              <w:t>连接区</w:t>
-            </w:r>
-            <w:proofErr w:type="gramEnd"/>
+              <w:t>内含子连接区</w:t>
+            </w:r>
           </w:p>
         </w:tc>
         <w:tc>
@@ -31450,27 +26262,7 @@
           <w:sz w:val="16"/>
           <w:szCs w:val="16"/>
         </w:rPr>
-        <w:t>注：以下基因外显子中部分区段由于覆盖</w:t>
-      </w:r>
-      <w:proofErr w:type="gramStart"/>
-      <w:r>
-        <w:rPr>
-          <w:rFonts w:ascii="思源黑体 CN Normal" w:eastAsia="思源黑体 CN Normal" w:hAnsi="思源黑体 CN Normal" w:hint="eastAsia"/>
-          <w:kern w:val="0"/>
-          <w:sz w:val="16"/>
-          <w:szCs w:val="16"/>
-        </w:rPr>
-        <w:t>度原因</w:t>
-      </w:r>
-      <w:proofErr w:type="gramEnd"/>
-      <w:r>
-        <w:rPr>
-          <w:rFonts w:ascii="思源黑体 CN Normal" w:eastAsia="思源黑体 CN Normal" w:hAnsi="思源黑体 CN Normal" w:hint="eastAsia"/>
-          <w:kern w:val="0"/>
-          <w:sz w:val="16"/>
-          <w:szCs w:val="16"/>
-        </w:rPr>
-        <w:t>不包含在检测范围中：</w:t>
+        <w:t>注：以下基因外显子中部分区段由于覆盖度原因不包含在检测范围中：</w:t>
       </w:r>
       <w:r>
         <w:rPr>
@@ -31946,59 +26738,31 @@
           <w:sz w:val="16"/>
           <w:szCs w:val="16"/>
         </w:rPr>
-        <w:t>3</w:t>
-      </w:r>
-      <w:proofErr w:type="gramStart"/>
+        <w:t>3’</w:t>
+      </w:r>
+      <w:r>
+        <w:rPr>
+          <w:rFonts w:ascii="Times New Roman" w:eastAsia="思源黑体 CN Normal" w:hAnsi="Times New Roman" w:hint="eastAsia"/>
+          <w:sz w:val="16"/>
+          <w:szCs w:val="16"/>
+        </w:rPr>
+        <w:t>末端单链入侵、</w:t>
+      </w:r>
       <w:r>
         <w:rPr>
           <w:rFonts w:ascii="Times New Roman" w:eastAsia="思源黑体 CN Normal" w:hAnsi="Times New Roman"/>
           <w:sz w:val="16"/>
           <w:szCs w:val="16"/>
         </w:rPr>
-        <w:t>’</w:t>
-      </w:r>
-      <w:proofErr w:type="gramEnd"/>
+        <w:t>Holliday</w:t>
+      </w:r>
       <w:r>
         <w:rPr>
           <w:rFonts w:ascii="Times New Roman" w:eastAsia="思源黑体 CN Normal" w:hAnsi="Times New Roman" w:hint="eastAsia"/>
           <w:sz w:val="16"/>
           <w:szCs w:val="16"/>
         </w:rPr>
-        <w:t>末端单链入侵、</w:t>
-      </w:r>
-      <w:r>
-        <w:rPr>
-          <w:rFonts w:ascii="Times New Roman" w:eastAsia="思源黑体 CN Normal" w:hAnsi="Times New Roman"/>
-          <w:sz w:val="16"/>
-          <w:szCs w:val="16"/>
-        </w:rPr>
-        <w:t>Holliday</w:t>
-      </w:r>
-      <w:r>
-        <w:rPr>
-          <w:rFonts w:ascii="Times New Roman" w:eastAsia="思源黑体 CN Normal" w:hAnsi="Times New Roman" w:hint="eastAsia"/>
-          <w:sz w:val="16"/>
-          <w:szCs w:val="16"/>
-        </w:rPr>
-        <w:t>连接体的形成和解离。</w:t>
-      </w:r>
-      <w:proofErr w:type="gramStart"/>
-      <w:r>
-        <w:rPr>
-          <w:rFonts w:ascii="Times New Roman" w:eastAsia="思源黑体 CN Normal" w:hAnsi="Times New Roman" w:hint="eastAsia"/>
-          <w:sz w:val="16"/>
-          <w:szCs w:val="16"/>
-        </w:rPr>
-        <w:t>当相关</w:t>
-      </w:r>
-      <w:proofErr w:type="gramEnd"/>
-      <w:r>
-        <w:rPr>
-          <w:rFonts w:ascii="Times New Roman" w:eastAsia="思源黑体 CN Normal" w:hAnsi="Times New Roman" w:hint="eastAsia"/>
-          <w:sz w:val="16"/>
-          <w:szCs w:val="16"/>
-        </w:rPr>
-        <w:t>基因发生突变时，同源重组修复途径被破坏，就会发生同源重组缺陷（</w:t>
+        <w:t>连接体的形成和解离。当相关基因发生突变时，同源重组修复途径被破坏，就会发生同源重组缺陷（</w:t>
       </w:r>
       <w:r>
         <w:rPr>
@@ -32635,18 +27399,8 @@
           <w:sz w:val="16"/>
           <w:szCs w:val="16"/>
         </w:rPr>
-        <w:t>抑制剂是一种</w:t>
-      </w:r>
-      <w:proofErr w:type="gramStart"/>
-      <w:r>
-        <w:rPr>
-          <w:rFonts w:ascii="Times New Roman" w:eastAsia="思源黑体 CN Normal" w:hAnsi="Times New Roman" w:hint="eastAsia"/>
-          <w:sz w:val="16"/>
-          <w:szCs w:val="16"/>
-        </w:rPr>
-        <w:t>靶向聚</w:t>
-      </w:r>
-      <w:proofErr w:type="gramEnd"/>
+        <w:t>抑制剂是一种靶向聚</w:t>
+      </w:r>
       <w:r>
         <w:rPr>
           <w:rFonts w:ascii="Times New Roman" w:eastAsia="思源黑体 CN Normal" w:hAnsi="Times New Roman"/>
@@ -32855,23 +27609,29 @@
         </w:rPr>
         <w:t>PARP</w:t>
       </w:r>
-      <w:proofErr w:type="gramStart"/>
       <w:r>
         <w:rPr>
           <w:rFonts w:ascii="Times New Roman" w:eastAsia="思源黑体 CN Normal" w:hAnsi="Times New Roman" w:hint="eastAsia"/>
           <w:sz w:val="16"/>
           <w:szCs w:val="16"/>
         </w:rPr>
-        <w:t>介</w:t>
-      </w:r>
-      <w:proofErr w:type="gramEnd"/>
+        <w:t>介导的</w:t>
+      </w:r>
+      <w:r>
+        <w:rPr>
+          <w:rFonts w:ascii="Times New Roman" w:eastAsia="思源黑体 CN Normal" w:hAnsi="Times New Roman"/>
+          <w:sz w:val="16"/>
+          <w:szCs w:val="16"/>
+        </w:rPr>
+        <w:t>DNA</w:t>
+      </w:r>
       <w:r>
         <w:rPr>
           <w:rFonts w:ascii="Times New Roman" w:eastAsia="思源黑体 CN Normal" w:hAnsi="Times New Roman" w:hint="eastAsia"/>
           <w:sz w:val="16"/>
           <w:szCs w:val="16"/>
         </w:rPr>
-        <w:t>导的</w:t>
+        <w:t>修复通路。使用</w:t>
       </w:r>
       <w:r>
         <w:rPr>
@@ -32879,6 +27639,22 @@
           <w:sz w:val="16"/>
           <w:szCs w:val="16"/>
         </w:rPr>
+        <w:t>PARP</w:t>
+      </w:r>
+      <w:r>
+        <w:rPr>
+          <w:rFonts w:ascii="Times New Roman" w:eastAsia="思源黑体 CN Normal" w:hAnsi="Times New Roman" w:hint="eastAsia"/>
+          <w:sz w:val="16"/>
+          <w:szCs w:val="16"/>
+        </w:rPr>
+        <w:t>抑制剂后，单链</w:t>
+      </w:r>
+      <w:r>
+        <w:rPr>
+          <w:rFonts w:ascii="Times New Roman" w:eastAsia="思源黑体 CN Normal" w:hAnsi="Times New Roman"/>
+          <w:sz w:val="16"/>
+          <w:szCs w:val="16"/>
+        </w:rPr>
         <w:t>DNA</w:t>
       </w:r>
       <w:r>
@@ -32887,7 +27663,7 @@
           <w:sz w:val="16"/>
           <w:szCs w:val="16"/>
         </w:rPr>
-        <w:t>修复通路。使用</w:t>
+        <w:t>断裂损伤不能被修复，不断累积，增加双链</w:t>
       </w:r>
       <w:r>
         <w:rPr>
@@ -32895,7 +27671,7 @@
           <w:sz w:val="16"/>
           <w:szCs w:val="16"/>
         </w:rPr>
-        <w:t>PARP</w:t>
+        <w:t>DNA</w:t>
       </w:r>
       <w:r>
         <w:rPr>
@@ -32903,7 +27679,7 @@
           <w:sz w:val="16"/>
           <w:szCs w:val="16"/>
         </w:rPr>
-        <w:t>抑制剂后，单链</w:t>
+        <w:t>断裂的发生。</w:t>
       </w:r>
       <w:r>
         <w:rPr>
@@ -32919,7 +27695,7 @@
           <w:sz w:val="16"/>
           <w:szCs w:val="16"/>
         </w:rPr>
-        <w:t>断裂损伤不能被修复，不断累积，增加双链</w:t>
+        <w:t>复制叉停止，细胞毒性产生，导致合成致死。</w:t>
       </w:r>
       <w:r>
         <w:rPr>
@@ -32927,7 +27703,7 @@
           <w:sz w:val="16"/>
           <w:szCs w:val="16"/>
         </w:rPr>
-        <w:t>DNA</w:t>
+        <w:t>BRCA1</w:t>
       </w:r>
       <w:r>
         <w:rPr>
@@ -32935,7 +27711,7 @@
           <w:sz w:val="16"/>
           <w:szCs w:val="16"/>
         </w:rPr>
-        <w:t>断裂的发生。</w:t>
+        <w:t>、</w:t>
       </w:r>
       <w:r>
         <w:rPr>
@@ -32943,7 +27719,7 @@
           <w:sz w:val="16"/>
           <w:szCs w:val="16"/>
         </w:rPr>
-        <w:t>DNA</w:t>
+        <w:t>BRCA2</w:t>
       </w:r>
       <w:r>
         <w:rPr>
@@ -32951,7 +27727,7 @@
           <w:sz w:val="16"/>
           <w:szCs w:val="16"/>
         </w:rPr>
-        <w:t>复制叉停止，细胞毒性产生，导致合成致死。</w:t>
+        <w:t>和其它称为</w:t>
       </w:r>
       <w:r>
         <w:rPr>
@@ -32959,7 +27735,7 @@
           <w:sz w:val="16"/>
           <w:szCs w:val="16"/>
         </w:rPr>
-        <w:t>BRCA1</w:t>
+        <w:t>“</w:t>
       </w:r>
       <w:r>
         <w:rPr>
@@ -32967,7 +27743,7 @@
           <w:sz w:val="16"/>
           <w:szCs w:val="16"/>
         </w:rPr>
-        <w:t>、</w:t>
+        <w:t>类</w:t>
       </w:r>
       <w:r>
         <w:rPr>
@@ -32975,57 +27751,7 @@
           <w:sz w:val="16"/>
           <w:szCs w:val="16"/>
         </w:rPr>
-        <w:t>BRCA2</w:t>
-      </w:r>
-      <w:r>
-        <w:rPr>
-          <w:rFonts w:ascii="Times New Roman" w:eastAsia="思源黑体 CN Normal" w:hAnsi="Times New Roman" w:hint="eastAsia"/>
-          <w:sz w:val="16"/>
-          <w:szCs w:val="16"/>
-        </w:rPr>
-        <w:t>和其它称为</w:t>
-      </w:r>
-      <w:r>
-        <w:rPr>
-          <w:rFonts w:ascii="Times New Roman" w:eastAsia="思源黑体 CN Normal" w:hAnsi="Times New Roman"/>
-          <w:sz w:val="16"/>
-          <w:szCs w:val="16"/>
-        </w:rPr>
-        <w:t>“</w:t>
-      </w:r>
-      <w:r>
-        <w:rPr>
-          <w:rFonts w:ascii="Times New Roman" w:eastAsia="思源黑体 CN Normal" w:hAnsi="Times New Roman" w:hint="eastAsia"/>
-          <w:sz w:val="16"/>
-          <w:szCs w:val="16"/>
-        </w:rPr>
-        <w:t>类</w:t>
-      </w:r>
-      <w:r>
-        <w:rPr>
-          <w:rFonts w:ascii="Times New Roman" w:eastAsia="思源黑体 CN Normal" w:hAnsi="Times New Roman"/>
-          <w:sz w:val="16"/>
-          <w:szCs w:val="16"/>
-        </w:rPr>
-        <w:t>BRCA” (</w:t>
-      </w:r>
-      <w:proofErr w:type="spellStart"/>
-      <w:r>
-        <w:rPr>
-          <w:rFonts w:ascii="Times New Roman" w:eastAsia="思源黑体 CN Normal" w:hAnsi="Times New Roman"/>
-          <w:sz w:val="16"/>
-          <w:szCs w:val="16"/>
-        </w:rPr>
-        <w:t>BRCAness</w:t>
-      </w:r>
-      <w:proofErr w:type="spellEnd"/>
-      <w:r>
-        <w:rPr>
-          <w:rFonts w:ascii="Times New Roman" w:eastAsia="思源黑体 CN Normal" w:hAnsi="Times New Roman"/>
-          <w:sz w:val="16"/>
-          <w:szCs w:val="16"/>
-        </w:rPr>
-        <w:t xml:space="preserve">) </w:t>
+        <w:t xml:space="preserve">BRCA” (BRCAness) </w:t>
       </w:r>
       <w:r>
         <w:rPr>
@@ -33137,7 +27863,6 @@
         </w:rPr>
         <w:t>）也会引起同源重组缺陷，并且同样对</w:t>
       </w:r>
-      <w:proofErr w:type="spellStart"/>
       <w:r>
         <w:rPr>
           <w:rFonts w:ascii="Times New Roman" w:eastAsia="思源黑体 CN Normal" w:hAnsi="Times New Roman"/>
@@ -33146,7 +27871,6 @@
         </w:rPr>
         <w:t>PARPi</w:t>
       </w:r>
-      <w:proofErr w:type="spellEnd"/>
       <w:r>
         <w:rPr>
           <w:rFonts w:ascii="Times New Roman" w:eastAsia="思源黑体 CN Normal" w:hAnsi="Times New Roman" w:hint="eastAsia"/>
@@ -33508,27 +28232,7 @@
           <w:sz w:val="16"/>
           <w:szCs w:val="16"/>
         </w:rPr>
-        <w:t>检测的靶</w:t>
-      </w:r>
-      <w:proofErr w:type="gramStart"/>
-      <w:r>
-        <w:rPr>
-          <w:rFonts w:ascii="Times New Roman" w:eastAsia="思源黑体 CN Normal" w:hAnsi="Times New Roman" w:hint="eastAsia"/>
-          <w:b/>
-          <w:sz w:val="16"/>
-          <w:szCs w:val="16"/>
-        </w:rPr>
-        <w:t>向治疗</w:t>
-      </w:r>
-      <w:proofErr w:type="gramEnd"/>
-      <w:r>
-        <w:rPr>
-          <w:rFonts w:ascii="Times New Roman" w:eastAsia="思源黑体 CN Normal" w:hAnsi="Times New Roman" w:hint="eastAsia"/>
-          <w:b/>
-          <w:sz w:val="16"/>
-          <w:szCs w:val="16"/>
-        </w:rPr>
-        <w:t>指导意义</w:t>
+        <w:t>检测的靶向治疗指导意义</w:t>
       </w:r>
     </w:p>
     <w:p>
@@ -33659,43 +28363,55 @@
           <w:sz w:val="16"/>
           <w:szCs w:val="16"/>
         </w:rPr>
-        <w:t>）、他拉</w:t>
-      </w:r>
-      <w:proofErr w:type="gramStart"/>
+        <w:t>）、他拉唑帕利（</w:t>
+      </w:r>
+      <w:r>
+        <w:rPr>
+          <w:rFonts w:ascii="Times New Roman" w:eastAsia="思源黑体 CN Normal" w:hAnsi="Times New Roman"/>
+          <w:sz w:val="16"/>
+          <w:szCs w:val="16"/>
+        </w:rPr>
+        <w:t>Talazoparib</w:t>
+      </w:r>
       <w:r>
         <w:rPr>
           <w:rFonts w:ascii="Times New Roman" w:eastAsia="思源黑体 CN Normal" w:hAnsi="Times New Roman" w:hint="eastAsia"/>
           <w:sz w:val="16"/>
           <w:szCs w:val="16"/>
         </w:rPr>
-        <w:t>唑</w:t>
-      </w:r>
-      <w:proofErr w:type="gramEnd"/>
+        <w:t>）以及近期由</w:t>
+      </w:r>
+      <w:r>
+        <w:rPr>
+          <w:rFonts w:ascii="Times New Roman" w:eastAsia="思源黑体 CN Normal" w:hAnsi="Times New Roman"/>
+          <w:sz w:val="16"/>
+          <w:szCs w:val="16"/>
+        </w:rPr>
+        <w:t>NMPA</w:t>
+      </w:r>
       <w:r>
         <w:rPr>
           <w:rFonts w:ascii="Times New Roman" w:eastAsia="思源黑体 CN Normal" w:hAnsi="Times New Roman" w:hint="eastAsia"/>
           <w:sz w:val="16"/>
           <w:szCs w:val="16"/>
         </w:rPr>
-        <w:t>帕利（</w:t>
-      </w:r>
-      <w:proofErr w:type="spellStart"/>
+        <w:t>批准的氟唑帕利（</w:t>
+      </w:r>
       <w:r>
         <w:rPr>
           <w:rFonts w:ascii="Times New Roman" w:eastAsia="思源黑体 CN Normal" w:hAnsi="Times New Roman"/>
           <w:sz w:val="16"/>
           <w:szCs w:val="16"/>
         </w:rPr>
-        <w:t>Talazoparib</w:t>
-      </w:r>
-      <w:proofErr w:type="spellEnd"/>
+        <w:t>Fluzoparib</w:t>
+      </w:r>
       <w:r>
         <w:rPr>
           <w:rFonts w:ascii="Times New Roman" w:eastAsia="思源黑体 CN Normal" w:hAnsi="Times New Roman" w:hint="eastAsia"/>
           <w:sz w:val="16"/>
           <w:szCs w:val="16"/>
         </w:rPr>
-        <w:t>）以及近期由</w:t>
+        <w:t>）和帕米帕利（</w:t>
       </w:r>
       <w:r>
         <w:rPr>
@@ -33703,7 +28419,7 @@
           <w:sz w:val="16"/>
           <w:szCs w:val="16"/>
         </w:rPr>
-        <w:t>NMPA</w:t>
+        <w:t>Pamiparib</w:t>
       </w:r>
       <w:r>
         <w:rPr>
@@ -33711,61 +28427,71 @@
           <w:sz w:val="16"/>
           <w:szCs w:val="16"/>
         </w:rPr>
-        <w:t>批准的氟</w:t>
-      </w:r>
-      <w:proofErr w:type="gramStart"/>
+        <w:t>）等，已经相继在卵巢癌、前列腺癌、乳腺癌、胰腺癌等肿瘤中获批诸多适应症，其中也包括以</w:t>
+      </w:r>
+      <w:r>
+        <w:rPr>
+          <w:rFonts w:ascii="Times New Roman" w:eastAsia="思源黑体 CN Normal" w:hAnsi="Times New Roman"/>
+          <w:sz w:val="16"/>
+          <w:szCs w:val="16"/>
+        </w:rPr>
+        <w:t>HRR</w:t>
+      </w:r>
       <w:r>
         <w:rPr>
           <w:rFonts w:ascii="Times New Roman" w:eastAsia="思源黑体 CN Normal" w:hAnsi="Times New Roman" w:hint="eastAsia"/>
           <w:sz w:val="16"/>
           <w:szCs w:val="16"/>
         </w:rPr>
-        <w:t>唑</w:t>
-      </w:r>
-      <w:proofErr w:type="gramEnd"/>
+        <w:t>基因突变和</w:t>
+      </w:r>
+      <w:r>
+        <w:rPr>
+          <w:rFonts w:ascii="Times New Roman" w:eastAsia="思源黑体 CN Normal" w:hAnsi="Times New Roman"/>
+          <w:sz w:val="16"/>
+          <w:szCs w:val="16"/>
+        </w:rPr>
+        <w:t>HRD</w:t>
+      </w:r>
       <w:r>
         <w:rPr>
           <w:rFonts w:ascii="Times New Roman" w:eastAsia="思源黑体 CN Normal" w:hAnsi="Times New Roman" w:hint="eastAsia"/>
           <w:sz w:val="16"/>
           <w:szCs w:val="16"/>
         </w:rPr>
-        <w:t>帕利（</w:t>
-      </w:r>
-      <w:proofErr w:type="spellStart"/>
+        <w:t>作为生物标志物的适应症获批。</w:t>
+      </w:r>
       <w:r>
         <w:rPr>
           <w:rFonts w:ascii="Times New Roman" w:eastAsia="思源黑体 CN Normal" w:hAnsi="Times New Roman"/>
           <w:sz w:val="16"/>
           <w:szCs w:val="16"/>
         </w:rPr>
-        <w:t>Fluzoparib</w:t>
-      </w:r>
-      <w:proofErr w:type="spellEnd"/>
+        <w:t>HRD</w:t>
+      </w:r>
       <w:r>
         <w:rPr>
           <w:rFonts w:ascii="Times New Roman" w:eastAsia="思源黑体 CN Normal" w:hAnsi="Times New Roman" w:hint="eastAsia"/>
           <w:sz w:val="16"/>
           <w:szCs w:val="16"/>
         </w:rPr>
-        <w:t>）和帕米帕利（</w:t>
-      </w:r>
-      <w:proofErr w:type="spellStart"/>
+        <w:t>检测在</w:t>
+      </w:r>
       <w:r>
         <w:rPr>
           <w:rFonts w:ascii="Times New Roman" w:eastAsia="思源黑体 CN Normal" w:hAnsi="Times New Roman"/>
           <w:sz w:val="16"/>
           <w:szCs w:val="16"/>
         </w:rPr>
-        <w:t>Pamiparib</w:t>
-      </w:r>
-      <w:proofErr w:type="spellEnd"/>
+        <w:t>PARP</w:t>
+      </w:r>
       <w:r>
         <w:rPr>
           <w:rFonts w:ascii="Times New Roman" w:eastAsia="思源黑体 CN Normal" w:hAnsi="Times New Roman" w:hint="eastAsia"/>
           <w:sz w:val="16"/>
           <w:szCs w:val="16"/>
         </w:rPr>
-        <w:t>）等，已经相继在卵巢癌、前列腺癌、乳腺癌、胰腺癌等肿瘤中获批诸多适应症，其中也包括以</w:t>
+        <w:t>抑制剂治疗卵巢癌中具有重要的应用价值；在乳腺癌、胰腺癌、前列腺癌中，其对</w:t>
       </w:r>
       <w:r>
         <w:rPr>
@@ -33773,7 +28499,7 @@
           <w:sz w:val="16"/>
           <w:szCs w:val="16"/>
         </w:rPr>
-        <w:t>HRR</w:t>
+        <w:t>PARP</w:t>
       </w:r>
       <w:r>
         <w:rPr>
@@ -33781,87 +28507,7 @@
           <w:sz w:val="16"/>
           <w:szCs w:val="16"/>
         </w:rPr>
-        <w:t>基因突变和</w:t>
-      </w:r>
-      <w:r>
-        <w:rPr>
-          <w:rFonts w:ascii="Times New Roman" w:eastAsia="思源黑体 CN Normal" w:hAnsi="Times New Roman"/>
-          <w:sz w:val="16"/>
-          <w:szCs w:val="16"/>
-        </w:rPr>
-        <w:t>HRD</w:t>
-      </w:r>
-      <w:r>
-        <w:rPr>
-          <w:rFonts w:ascii="Times New Roman" w:eastAsia="思源黑体 CN Normal" w:hAnsi="Times New Roman" w:hint="eastAsia"/>
-          <w:sz w:val="16"/>
-          <w:szCs w:val="16"/>
-        </w:rPr>
-        <w:t>作为生物标志物的适应症获批。</w:t>
-      </w:r>
-      <w:r>
-        <w:rPr>
-          <w:rFonts w:ascii="Times New Roman" w:eastAsia="思源黑体 CN Normal" w:hAnsi="Times New Roman"/>
-          <w:sz w:val="16"/>
-          <w:szCs w:val="16"/>
-        </w:rPr>
-        <w:t>HRD</w:t>
-      </w:r>
-      <w:r>
-        <w:rPr>
-          <w:rFonts w:ascii="Times New Roman" w:eastAsia="思源黑体 CN Normal" w:hAnsi="Times New Roman" w:hint="eastAsia"/>
-          <w:sz w:val="16"/>
-          <w:szCs w:val="16"/>
-        </w:rPr>
-        <w:t>检测在</w:t>
-      </w:r>
-      <w:r>
-        <w:rPr>
-          <w:rFonts w:ascii="Times New Roman" w:eastAsia="思源黑体 CN Normal" w:hAnsi="Times New Roman"/>
-          <w:sz w:val="16"/>
-          <w:szCs w:val="16"/>
-        </w:rPr>
-        <w:t>PARP</w:t>
-      </w:r>
-      <w:r>
-        <w:rPr>
-          <w:rFonts w:ascii="Times New Roman" w:eastAsia="思源黑体 CN Normal" w:hAnsi="Times New Roman" w:hint="eastAsia"/>
-          <w:sz w:val="16"/>
-          <w:szCs w:val="16"/>
-        </w:rPr>
-        <w:t>抑制剂治疗卵巢癌中具有重要的应用价值；在乳腺癌、胰腺癌、前列腺癌中，其对</w:t>
-      </w:r>
-      <w:r>
-        <w:rPr>
-          <w:rFonts w:ascii="Times New Roman" w:eastAsia="思源黑体 CN Normal" w:hAnsi="Times New Roman"/>
-          <w:sz w:val="16"/>
-          <w:szCs w:val="16"/>
-        </w:rPr>
-        <w:t>PARP</w:t>
-      </w:r>
-      <w:r>
-        <w:rPr>
-          <w:rFonts w:ascii="Times New Roman" w:eastAsia="思源黑体 CN Normal" w:hAnsi="Times New Roman" w:hint="eastAsia"/>
-          <w:sz w:val="16"/>
-          <w:szCs w:val="16"/>
-        </w:rPr>
-        <w:t>抑制剂或含铂类</w:t>
-      </w:r>
-      <w:r>
-        <w:rPr>
-          <w:rFonts w:ascii="Times New Roman" w:eastAsia="思源黑体 CN Normal" w:hAnsi="Times New Roman"/>
-          <w:sz w:val="16"/>
-          <w:szCs w:val="16"/>
-        </w:rPr>
-        <w:t xml:space="preserve"> </w:t>
-      </w:r>
-      <w:r>
-        <w:rPr>
-          <w:rFonts w:ascii="Times New Roman" w:eastAsia="思源黑体 CN Normal" w:hAnsi="Times New Roman" w:hint="eastAsia"/>
-          <w:sz w:val="16"/>
-          <w:szCs w:val="16"/>
-        </w:rPr>
-        <w:t>药物的临床应用可能也具有潜在的指导价值。</w:t>
+        <w:t>抑制剂或含铂类药物的临床应用可能也具有潜在的指导价值。</w:t>
       </w:r>
     </w:p>
     <w:p>
@@ -38350,6 +32996,10 @@
 </file>
 
 <file path=customXml/item1.xml><?xml version="1.0" encoding="utf-8"?>
+<b:Sources xmlns:b="http://schemas.openxmlformats.org/officeDocument/2006/bibliography" xmlns="http://schemas.openxmlformats.org/officeDocument/2006/bibliography" SelectedStyle="\APA.XSL" StyleName="APA Fifth Edition"/>
+</file>
+
+<file path=customXml/item2.xml><?xml version="1.0" encoding="utf-8"?>
 <s:customData xmlns="http://www.wps.cn/officeDocument/2013/wpsCustomData" xmlns:s="http://www.wps.cn/officeDocument/2013/wpsCustomData">
   <customSectProps>
     <customSectPr/>
@@ -38365,22 +33015,18 @@
 </s:customData>
 </file>
 
-<file path=customXml/item2.xml><?xml version="1.0" encoding="utf-8"?>
-<b:Sources xmlns:b="http://schemas.openxmlformats.org/officeDocument/2006/bibliography" xmlns="http://schemas.openxmlformats.org/officeDocument/2006/bibliography" SelectedStyle="\APA.XSL" StyleName="APA Fifth Edition"/>
+<file path=customXml/itemProps1.xml><?xml version="1.0" encoding="utf-8"?>
+<ds:datastoreItem xmlns:ds="http://schemas.openxmlformats.org/officeDocument/2006/customXml" ds:itemID="{6BB57EAD-F007-432F-A742-9790F1A97A8A}">
+  <ds:schemaRefs>
+    <ds:schemaRef ds:uri="http://schemas.openxmlformats.org/officeDocument/2006/bibliography"/>
+  </ds:schemaRefs>
+</ds:datastoreItem>
 </file>
 
-<file path=customXml/itemProps1.xml><?xml version="1.0" encoding="utf-8"?>
+<file path=customXml/itemProps2.xml><?xml version="1.0" encoding="utf-8"?>
 <ds:datastoreItem xmlns:ds="http://schemas.openxmlformats.org/officeDocument/2006/customXml" ds:itemID="{B1977F7D-205B-4081-913C-38D41E755F92}">
   <ds:schemaRefs>
     <ds:schemaRef ds:uri="http://www.wps.cn/officeDocument/2013/wpsCustomData"/>
   </ds:schemaRefs>
 </ds:datastoreItem>
-</file>
-
-<file path=customXml/itemProps2.xml><?xml version="1.0" encoding="utf-8"?>
-<ds:datastoreItem xmlns:ds="http://schemas.openxmlformats.org/officeDocument/2006/customXml" ds:itemID="{6BB57EAD-F007-432F-A742-9790F1A97A8A}">
-  <ds:schemaRefs>
-    <ds:schemaRef ds:uri="http://schemas.openxmlformats.org/officeDocument/2006/bibliography"/>
-  </ds:schemaRefs>
-</ds:datastoreItem>
 </file>